--- a/Toolbox-Dokumente/Projektdokumentation.docx
+++ b/Toolbox-Dokumente/Projektdokumentation.docx
@@ -99,12 +99,8 @@
     <w:p>
       <w:pPr>
         <w:sectPr>
-          <w:headerReference w:type="even" r:id="rId16"/>
-          <w:headerReference w:type="default" r:id="rId17"/>
-          <w:footerReference w:type="even" r:id="rId18"/>
-          <w:footerReference w:type="default" r:id="rId19"/>
-          <w:headerReference w:type="first" r:id="rId20"/>
-          <w:footerReference w:type="first" r:id="rId21"/>
+          <w:headerReference w:type="default" r:id="rId16"/>
+          <w:footerReference w:type="default" r:id="rId17"/>
           <w:pgSz w:w="11906" w:h="16838"/>
           <w:pgMar w:top="1417" w:right="1417" w:bottom="1134" w:left="1417" w:header="283" w:footer="283" w:gutter="0"/>
           <w:cols w:space="708"/>
@@ -370,9 +366,6 @@
         <w:p>
           <w:pPr>
             <w:pStyle w:val="Inhaltsverzeichnisberschrift"/>
-            <w:rPr>
-              <w:rFonts w:hint="eastAsia"/>
-            </w:rPr>
           </w:pPr>
           <w:r>
             <w:t>Inhaltsverzeichnis</w:t>
@@ -5641,7 +5634,7 @@
           <w:highlight w:val="lightGray"/>
         </w:rPr>
         <w:sectPr>
-          <w:footerReference w:type="default" r:id="rId22"/>
+          <w:footerReference w:type="default" r:id="rId18"/>
           <w:pgSz w:w="11906" w:h="16838"/>
           <w:pgMar w:top="1417" w:right="1417" w:bottom="1134" w:left="1417" w:header="283" w:footer="283" w:gutter="0"/>
           <w:cols w:space="708"/>
@@ -12375,7 +12368,7 @@
             <wp:cNvGraphicFramePr/>
             <a:graphic xmlns:a="http://schemas.openxmlformats.org/drawingml/2006/main">
               <a:graphicData uri="http://schemas.openxmlformats.org/drawingml/2006/chart">
-                <c:chart xmlns:c="http://schemas.openxmlformats.org/drawingml/2006/chart" xmlns:r="http://schemas.openxmlformats.org/officeDocument/2006/relationships" r:id="rId23"/>
+                <c:chart xmlns:c="http://schemas.openxmlformats.org/drawingml/2006/chart" xmlns:r="http://schemas.openxmlformats.org/officeDocument/2006/relationships" r:id="rId19"/>
               </a:graphicData>
             </a:graphic>
           </wp:inline>
@@ -12412,7 +12405,7 @@
             <wp:cNvGraphicFramePr/>
             <a:graphic xmlns:a="http://schemas.openxmlformats.org/drawingml/2006/main">
               <a:graphicData uri="http://schemas.openxmlformats.org/drawingml/2006/chart">
-                <c:chart xmlns:c="http://schemas.openxmlformats.org/drawingml/2006/chart" xmlns:r="http://schemas.openxmlformats.org/officeDocument/2006/relationships" r:id="rId24"/>
+                <c:chart xmlns:c="http://schemas.openxmlformats.org/drawingml/2006/chart" xmlns:r="http://schemas.openxmlformats.org/officeDocument/2006/relationships" r:id="rId20"/>
               </a:graphicData>
             </a:graphic>
           </wp:inline>
@@ -12423,7 +12416,7 @@
       <w:pPr>
         <w:pStyle w:val="MeinAnhang3"/>
         <w:sectPr>
-          <w:footerReference w:type="default" r:id="rId25"/>
+          <w:footerReference w:type="default" r:id="rId21"/>
           <w:pgSz w:w="11906" w:h="16838"/>
           <w:pgMar w:top="1417" w:right="1417" w:bottom="1134" w:left="1417" w:header="283" w:footer="283" w:gutter="0"/>
           <w:pgNumType w:start="1"/>
@@ -12501,7 +12494,7 @@
                     </pic:cNvPicPr>
                   </pic:nvPicPr>
                   <pic:blipFill>
-                    <a:blip r:embed="rId26" cstate="print">
+                    <a:blip r:embed="rId22" cstate="print">
                       <a:extLst>
                         <a:ext uri="{28A0092B-C50C-407E-A947-70E740481C1C}">
                           <a14:useLocalDpi xmlns:a14="http://schemas.microsoft.com/office/drawing/2010/main" val="0"/>
@@ -12608,7 +12601,7 @@
                     <pic:cNvPicPr/>
                   </pic:nvPicPr>
                   <pic:blipFill>
-                    <a:blip r:embed="rId27"/>
+                    <a:blip r:embed="rId23"/>
                     <a:stretch>
                       <a:fillRect/>
                     </a:stretch>
@@ -12646,7 +12639,7 @@
         <w:sectPr>
           <w:pgSz w:w="16838" w:h="11906" w:orient="landscape"/>
           <w:pgMar w:top="1417" w:right="1417" w:bottom="1417" w:left="1134" w:header="283" w:footer="283" w:gutter="0"/>
-          <w:pgNumType w:start="1"/>
+          <w:pgNumType w:chapStyle="1"/>
           <w:cols w:space="708"/>
           <w:docGrid w:linePitch="360"/>
         </w:sectPr>
@@ -12689,7 +12682,7 @@
                     <pic:cNvPicPr/>
                   </pic:nvPicPr>
                   <pic:blipFill>
-                    <a:blip r:embed="rId28"/>
+                    <a:blip r:embed="rId24"/>
                     <a:stretch>
                       <a:fillRect/>
                     </a:stretch>
@@ -12754,7 +12747,7 @@
                     <pic:cNvPicPr/>
                   </pic:nvPicPr>
                   <pic:blipFill rotWithShape="1">
-                    <a:blip r:embed="rId29">
+                    <a:blip r:embed="rId25">
                       <a:extLst>
                         <a:ext uri="{28A0092B-C50C-407E-A947-70E740481C1C}">
                           <a14:useLocalDpi xmlns:a14="http://schemas.microsoft.com/office/drawing/2010/main" val="0"/>
@@ -12833,7 +12826,7 @@
                     <pic:cNvPicPr/>
                   </pic:nvPicPr>
                   <pic:blipFill>
-                    <a:blip r:embed="rId30"/>
+                    <a:blip r:embed="rId26"/>
                     <a:stretch>
                       <a:fillRect/>
                     </a:stretch>
@@ -12866,7 +12859,6 @@
     <w:sectPr>
       <w:pgSz w:w="11906" w:h="16838"/>
       <w:pgMar w:top="1417" w:right="1417" w:bottom="1134" w:left="1417" w:header="283" w:footer="283" w:gutter="0"/>
-      <w:pgNumType w:start="1"/>
       <w:cols w:space="708"/>
       <w:docGrid w:linePitch="360"/>
     </w:sectPr>
@@ -14590,8 +14582,31 @@
 <w:ftr xmlns:wpc="http://schemas.microsoft.com/office/word/2010/wordprocessingCanvas" xmlns:cx="http://schemas.microsoft.com/office/drawing/2014/chartex" xmlns:cx1="http://schemas.microsoft.com/office/drawing/2015/9/8/chartex" xmlns:cx2="http://schemas.microsoft.com/office/drawing/2015/10/21/chartex" xmlns:cx3="http://schemas.microsoft.com/office/drawing/2016/5/9/chartex" xmlns:cx4="http://schemas.microsoft.com/office/drawing/2016/5/10/chartex" xmlns:cx5="http://schemas.microsoft.com/office/drawing/2016/5/11/chartex" xmlns:cx6="http://schemas.microsoft.com/office/drawing/2016/5/12/chartex" xmlns:cx7="http://schemas.microsoft.com/office/drawing/2016/5/13/chartex" xmlns:cx8="http://schemas.microsoft.com/office/drawing/2016/5/14/chartex" xmlns:mc="http://schemas.openxmlformats.org/markup-compatibility/2006" xmlns:aink="http://schemas.microsoft.com/office/drawing/2016/ink" xmlns:am3d="http://schemas.microsoft.com/office/drawing/2017/model3d" xmlns:o="urn:schemas-microsoft-com:office:office" xmlns:oel="http://schemas.microsoft.com/office/2019/extlst" xmlns:r="http://schemas.openxmlformats.org/officeDocument/2006/relationships" xmlns:m="http://schemas.openxmlformats.org/officeDocument/2006/math" xmlns:v="urn:schemas-microsoft-com:vml" xmlns:wp14="http://schemas.microsoft.com/office/word/2010/wordprocessingDrawing" xmlns:wp="http://schemas.openxmlformats.org/drawingml/2006/wordprocessingDrawing" xmlns:w10="urn:schemas-microsoft-com:office:word" xmlns:w="http://schemas.openxmlformats.org/wordprocessingml/2006/main" xmlns:w14="http://schemas.microsoft.com/office/word/2010/wordml" xmlns:w15="http://schemas.microsoft.com/office/word/2012/wordml" xmlns:w16cex="http://schemas.microsoft.com/office/word/2018/wordml/cex" xmlns:w16cid="http://schemas.microsoft.com/office/word/2016/wordml/cid" xmlns:w16="http://schemas.microsoft.com/office/word/2018/wordml" xmlns:w16du="http://schemas.microsoft.com/office/word/2023/wordml/word16du" xmlns:w16sdtdh="http://schemas.microsoft.com/office/word/2020/wordml/sdtdatahash" xmlns:w16sdtfl="http://schemas.microsoft.com/office/word/2024/wordml/sdtformatlock" xmlns:w16se="http://schemas.microsoft.com/office/word/2015/wordml/symex" xmlns:wpg="http://schemas.microsoft.com/office/word/2010/wordprocessingGroup" xmlns:wpi="http://schemas.microsoft.com/office/word/2010/wordprocessingInk" xmlns:wne="http://schemas.microsoft.com/office/word/2006/wordml" xmlns:wps="http://schemas.microsoft.com/office/word/2010/wordprocessingShape" mc:Ignorable="w14 w15 w16se w16cid w16 w16cex w16sdtdh w16sdtfl w16du wp14">
   <w:p>
     <w:pPr>
-      <w:pStyle w:val="Fuzeile"/>
+      <w:pStyle w:val="4SProjektinfo"/>
+      <w:tabs>
+        <w:tab w:val="clear" w:pos="1985"/>
+        <w:tab w:val="right" w:pos="9072"/>
+      </w:tabs>
+      <w:ind w:left="0" w:firstLine="0"/>
+      <w:rPr>
+        <w:b/>
+        <w:bCs/>
+      </w:rPr>
     </w:pPr>
+    <w:r>
+      <w:rPr>
+        <w:b/>
+        <w:bCs/>
+      </w:rPr>
+      <w:t>© Benjamin Biber</w:t>
+    </w:r>
+    <w:r>
+      <w:rPr>
+        <w:b/>
+        <w:bCs/>
+      </w:rPr>
+      <w:tab/>
+    </w:r>
   </w:p>
 </w:ftr>
 </file>
@@ -14630,49 +14645,6 @@
 </file>
 
 <file path=word/footer3.xml><?xml version="1.0" encoding="utf-8"?>
-<w:ftr xmlns:wpc="http://schemas.microsoft.com/office/word/2010/wordprocessingCanvas" xmlns:cx="http://schemas.microsoft.com/office/drawing/2014/chartex" xmlns:cx1="http://schemas.microsoft.com/office/drawing/2015/9/8/chartex" xmlns:cx2="http://schemas.microsoft.com/office/drawing/2015/10/21/chartex" xmlns:cx3="http://schemas.microsoft.com/office/drawing/2016/5/9/chartex" xmlns:cx4="http://schemas.microsoft.com/office/drawing/2016/5/10/chartex" xmlns:cx5="http://schemas.microsoft.com/office/drawing/2016/5/11/chartex" xmlns:cx6="http://schemas.microsoft.com/office/drawing/2016/5/12/chartex" xmlns:cx7="http://schemas.microsoft.com/office/drawing/2016/5/13/chartex" xmlns:cx8="http://schemas.microsoft.com/office/drawing/2016/5/14/chartex" xmlns:mc="http://schemas.openxmlformats.org/markup-compatibility/2006" xmlns:aink="http://schemas.microsoft.com/office/drawing/2016/ink" xmlns:am3d="http://schemas.microsoft.com/office/drawing/2017/model3d" xmlns:o="urn:schemas-microsoft-com:office:office" xmlns:oel="http://schemas.microsoft.com/office/2019/extlst" xmlns:r="http://schemas.openxmlformats.org/officeDocument/2006/relationships" xmlns:m="http://schemas.openxmlformats.org/officeDocument/2006/math" xmlns:v="urn:schemas-microsoft-com:vml" xmlns:wp14="http://schemas.microsoft.com/office/word/2010/wordprocessingDrawing" xmlns:wp="http://schemas.openxmlformats.org/drawingml/2006/wordprocessingDrawing" xmlns:w10="urn:schemas-microsoft-com:office:word" xmlns:w="http://schemas.openxmlformats.org/wordprocessingml/2006/main" xmlns:w14="http://schemas.microsoft.com/office/word/2010/wordml" xmlns:w15="http://schemas.microsoft.com/office/word/2012/wordml" xmlns:w16cex="http://schemas.microsoft.com/office/word/2018/wordml/cex" xmlns:w16cid="http://schemas.microsoft.com/office/word/2016/wordml/cid" xmlns:w16="http://schemas.microsoft.com/office/word/2018/wordml" xmlns:w16du="http://schemas.microsoft.com/office/word/2023/wordml/word16du" xmlns:w16sdtdh="http://schemas.microsoft.com/office/word/2020/wordml/sdtdatahash" xmlns:w16sdtfl="http://schemas.microsoft.com/office/word/2024/wordml/sdtformatlock" xmlns:w16se="http://schemas.microsoft.com/office/word/2015/wordml/symex" xmlns:wpg="http://schemas.microsoft.com/office/word/2010/wordprocessingGroup" xmlns:wpi="http://schemas.microsoft.com/office/word/2010/wordprocessingInk" xmlns:wne="http://schemas.microsoft.com/office/word/2006/wordml" xmlns:wps="http://schemas.microsoft.com/office/word/2010/wordprocessingShape" mc:Ignorable="w14 w15 w16se w16cid w16 w16cex w16sdtdh w16sdtfl w16du wp14">
-  <w:p>
-    <w:pPr>
-      <w:pStyle w:val="Fuzeile"/>
-    </w:pPr>
-  </w:p>
-</w:ftr>
-</file>
-
-<file path=word/footer4.xml><?xml version="1.0" encoding="utf-8"?>
-<w:ftr xmlns:wpc="http://schemas.microsoft.com/office/word/2010/wordprocessingCanvas" xmlns:cx="http://schemas.microsoft.com/office/drawing/2014/chartex" xmlns:cx1="http://schemas.microsoft.com/office/drawing/2015/9/8/chartex" xmlns:cx2="http://schemas.microsoft.com/office/drawing/2015/10/21/chartex" xmlns:cx3="http://schemas.microsoft.com/office/drawing/2016/5/9/chartex" xmlns:cx4="http://schemas.microsoft.com/office/drawing/2016/5/10/chartex" xmlns:cx5="http://schemas.microsoft.com/office/drawing/2016/5/11/chartex" xmlns:cx6="http://schemas.microsoft.com/office/drawing/2016/5/12/chartex" xmlns:cx7="http://schemas.microsoft.com/office/drawing/2016/5/13/chartex" xmlns:cx8="http://schemas.microsoft.com/office/drawing/2016/5/14/chartex" xmlns:mc="http://schemas.openxmlformats.org/markup-compatibility/2006" xmlns:aink="http://schemas.microsoft.com/office/drawing/2016/ink" xmlns:am3d="http://schemas.microsoft.com/office/drawing/2017/model3d" xmlns:o="urn:schemas-microsoft-com:office:office" xmlns:oel="http://schemas.microsoft.com/office/2019/extlst" xmlns:r="http://schemas.openxmlformats.org/officeDocument/2006/relationships" xmlns:m="http://schemas.openxmlformats.org/officeDocument/2006/math" xmlns:v="urn:schemas-microsoft-com:vml" xmlns:wp14="http://schemas.microsoft.com/office/word/2010/wordprocessingDrawing" xmlns:wp="http://schemas.openxmlformats.org/drawingml/2006/wordprocessingDrawing" xmlns:w10="urn:schemas-microsoft-com:office:word" xmlns:w="http://schemas.openxmlformats.org/wordprocessingml/2006/main" xmlns:w14="http://schemas.microsoft.com/office/word/2010/wordml" xmlns:w15="http://schemas.microsoft.com/office/word/2012/wordml" xmlns:w16cex="http://schemas.microsoft.com/office/word/2018/wordml/cex" xmlns:w16cid="http://schemas.microsoft.com/office/word/2016/wordml/cid" xmlns:w16="http://schemas.microsoft.com/office/word/2018/wordml" xmlns:w16du="http://schemas.microsoft.com/office/word/2023/wordml/word16du" xmlns:w16sdtdh="http://schemas.microsoft.com/office/word/2020/wordml/sdtdatahash" xmlns:w16sdtfl="http://schemas.microsoft.com/office/word/2024/wordml/sdtformatlock" xmlns:w16se="http://schemas.microsoft.com/office/word/2015/wordml/symex" xmlns:wpg="http://schemas.microsoft.com/office/word/2010/wordprocessingGroup" xmlns:wpi="http://schemas.microsoft.com/office/word/2010/wordprocessingInk" xmlns:wne="http://schemas.microsoft.com/office/word/2006/wordml" xmlns:wps="http://schemas.microsoft.com/office/word/2010/wordprocessingShape" mc:Ignorable="w14 w15 w16se w16cid w16 w16cex w16sdtdh w16sdtfl w16du wp14">
-  <w:p>
-    <w:pPr>
-      <w:pStyle w:val="4SProjektinfo"/>
-      <w:tabs>
-        <w:tab w:val="clear" w:pos="1985"/>
-        <w:tab w:val="right" w:pos="9072"/>
-      </w:tabs>
-      <w:ind w:left="0" w:firstLine="0"/>
-      <w:rPr>
-        <w:b/>
-        <w:bCs/>
-      </w:rPr>
-    </w:pPr>
-    <w:r>
-      <w:rPr>
-        <w:b/>
-        <w:bCs/>
-      </w:rPr>
-      <w:t>© Benjamin Biber</w:t>
-    </w:r>
-    <w:r>
-      <w:rPr>
-        <w:b/>
-        <w:bCs/>
-      </w:rPr>
-      <w:tab/>
-    </w:r>
-  </w:p>
-</w:ftr>
-</file>
-
-<file path=word/footer5.xml><?xml version="1.0" encoding="utf-8"?>
 <w:ftr xmlns:wpc="http://schemas.microsoft.com/office/word/2010/wordprocessingCanvas" xmlns:cx="http://schemas.microsoft.com/office/drawing/2014/chartex" xmlns:cx1="http://schemas.microsoft.com/office/drawing/2015/9/8/chartex" xmlns:cx2="http://schemas.microsoft.com/office/drawing/2015/10/21/chartex" xmlns:cx3="http://schemas.microsoft.com/office/drawing/2016/5/9/chartex" xmlns:cx4="http://schemas.microsoft.com/office/drawing/2016/5/10/chartex" xmlns:cx5="http://schemas.microsoft.com/office/drawing/2016/5/11/chartex" xmlns:cx6="http://schemas.microsoft.com/office/drawing/2016/5/12/chartex" xmlns:cx7="http://schemas.microsoft.com/office/drawing/2016/5/13/chartex" xmlns:cx8="http://schemas.microsoft.com/office/drawing/2016/5/14/chartex" xmlns:mc="http://schemas.openxmlformats.org/markup-compatibility/2006" xmlns:aink="http://schemas.microsoft.com/office/drawing/2016/ink" xmlns:am3d="http://schemas.microsoft.com/office/drawing/2017/model3d" xmlns:o="urn:schemas-microsoft-com:office:office" xmlns:oel="http://schemas.microsoft.com/office/2019/extlst" xmlns:r="http://schemas.openxmlformats.org/officeDocument/2006/relationships" xmlns:m="http://schemas.openxmlformats.org/officeDocument/2006/math" xmlns:v="urn:schemas-microsoft-com:vml" xmlns:wp14="http://schemas.microsoft.com/office/word/2010/wordprocessingDrawing" xmlns:wp="http://schemas.openxmlformats.org/drawingml/2006/wordprocessingDrawing" xmlns:w10="urn:schemas-microsoft-com:office:word" xmlns:w="http://schemas.openxmlformats.org/wordprocessingml/2006/main" xmlns:w14="http://schemas.microsoft.com/office/word/2010/wordml" xmlns:w15="http://schemas.microsoft.com/office/word/2012/wordml" xmlns:w16cex="http://schemas.microsoft.com/office/word/2018/wordml/cex" xmlns:w16cid="http://schemas.microsoft.com/office/word/2016/wordml/cid" xmlns:w16="http://schemas.microsoft.com/office/word/2018/wordml" xmlns:w16du="http://schemas.microsoft.com/office/word/2023/wordml/word16du" xmlns:w16sdtdh="http://schemas.microsoft.com/office/word/2020/wordml/sdtdatahash" xmlns:w16sdtfl="http://schemas.microsoft.com/office/word/2024/wordml/sdtformatlock" xmlns:w16se="http://schemas.microsoft.com/office/word/2015/wordml/symex" xmlns:wpg="http://schemas.microsoft.com/office/word/2010/wordprocessingGroup" xmlns:wpi="http://schemas.microsoft.com/office/word/2010/wordprocessingInk" xmlns:wne="http://schemas.microsoft.com/office/word/2006/wordml" xmlns:wps="http://schemas.microsoft.com/office/word/2010/wordprocessingShape" mc:Ignorable="w14 w15 w16se w16cid w16 w16cex w16sdtdh w16sdtfl w16du wp14">
   <w:p>
     <w:pPr>
@@ -14755,36 +14727,7 @@
         <w:b/>
         <w:bCs/>
       </w:rPr>
-      <w:fldChar w:fldCharType="begin"/>
-    </w:r>
-    <w:r>
-      <w:rPr>
-        <w:b/>
-        <w:bCs/>
-      </w:rPr>
-      <w:instrText xml:space="preserve"> SECTIONPAGES </w:instrText>
-    </w:r>
-    <w:r>
-      <w:rPr>
-        <w:b/>
-        <w:bCs/>
-      </w:rPr>
-      <w:fldChar w:fldCharType="separate"/>
-    </w:r>
-    <w:r>
-      <w:rPr>
-        <w:b/>
-        <w:bCs/>
-        <w:noProof/>
-      </w:rPr>
-      <w:t>20</w:t>
-    </w:r>
-    <w:r>
-      <w:rPr>
-        <w:b/>
-        <w:bCs/>
-      </w:rPr>
-      <w:fldChar w:fldCharType="end"/>
+      <w:t>24</w:t>
     </w:r>
   </w:p>
 </w:ftr>
@@ -14816,16 +14759,6 @@
 </file>
 
 <file path=word/header1.xml><?xml version="1.0" encoding="utf-8"?>
-<w:hdr xmlns:wpc="http://schemas.microsoft.com/office/word/2010/wordprocessingCanvas" xmlns:cx="http://schemas.microsoft.com/office/drawing/2014/chartex" xmlns:cx1="http://schemas.microsoft.com/office/drawing/2015/9/8/chartex" xmlns:cx2="http://schemas.microsoft.com/office/drawing/2015/10/21/chartex" xmlns:cx3="http://schemas.microsoft.com/office/drawing/2016/5/9/chartex" xmlns:cx4="http://schemas.microsoft.com/office/drawing/2016/5/10/chartex" xmlns:cx5="http://schemas.microsoft.com/office/drawing/2016/5/11/chartex" xmlns:cx6="http://schemas.microsoft.com/office/drawing/2016/5/12/chartex" xmlns:cx7="http://schemas.microsoft.com/office/drawing/2016/5/13/chartex" xmlns:cx8="http://schemas.microsoft.com/office/drawing/2016/5/14/chartex" xmlns:mc="http://schemas.openxmlformats.org/markup-compatibility/2006" xmlns:aink="http://schemas.microsoft.com/office/drawing/2016/ink" xmlns:am3d="http://schemas.microsoft.com/office/drawing/2017/model3d" xmlns:o="urn:schemas-microsoft-com:office:office" xmlns:oel="http://schemas.microsoft.com/office/2019/extlst" xmlns:r="http://schemas.openxmlformats.org/officeDocument/2006/relationships" xmlns:m="http://schemas.openxmlformats.org/officeDocument/2006/math" xmlns:v="urn:schemas-microsoft-com:vml" xmlns:wp14="http://schemas.microsoft.com/office/word/2010/wordprocessingDrawing" xmlns:wp="http://schemas.openxmlformats.org/drawingml/2006/wordprocessingDrawing" xmlns:w10="urn:schemas-microsoft-com:office:word" xmlns:w="http://schemas.openxmlformats.org/wordprocessingml/2006/main" xmlns:w14="http://schemas.microsoft.com/office/word/2010/wordml" xmlns:w15="http://schemas.microsoft.com/office/word/2012/wordml" xmlns:w16cex="http://schemas.microsoft.com/office/word/2018/wordml/cex" xmlns:w16cid="http://schemas.microsoft.com/office/word/2016/wordml/cid" xmlns:w16="http://schemas.microsoft.com/office/word/2018/wordml" xmlns:w16du="http://schemas.microsoft.com/office/word/2023/wordml/word16du" xmlns:w16sdtdh="http://schemas.microsoft.com/office/word/2020/wordml/sdtdatahash" xmlns:w16sdtfl="http://schemas.microsoft.com/office/word/2024/wordml/sdtformatlock" xmlns:w16se="http://schemas.microsoft.com/office/word/2015/wordml/symex" xmlns:wpg="http://schemas.microsoft.com/office/word/2010/wordprocessingGroup" xmlns:wpi="http://schemas.microsoft.com/office/word/2010/wordprocessingInk" xmlns:wne="http://schemas.microsoft.com/office/word/2006/wordml" xmlns:wps="http://schemas.microsoft.com/office/word/2010/wordprocessingShape" mc:Ignorable="w14 w15 w16se w16cid w16 w16cex w16sdtdh w16sdtfl w16du wp14">
-  <w:p>
-    <w:pPr>
-      <w:pStyle w:val="Kopfzeile"/>
-    </w:pPr>
-  </w:p>
-</w:hdr>
-</file>
-
-<file path=word/header2.xml><?xml version="1.0" encoding="utf-8"?>
 <w:hdr xmlns:wpc="http://schemas.microsoft.com/office/word/2010/wordprocessingCanvas" xmlns:cx="http://schemas.microsoft.com/office/drawing/2014/chartex" xmlns:cx1="http://schemas.microsoft.com/office/drawing/2015/9/8/chartex" xmlns:cx2="http://schemas.microsoft.com/office/drawing/2015/10/21/chartex" xmlns:cx3="http://schemas.microsoft.com/office/drawing/2016/5/9/chartex" xmlns:cx4="http://schemas.microsoft.com/office/drawing/2016/5/10/chartex" xmlns:cx5="http://schemas.microsoft.com/office/drawing/2016/5/11/chartex" xmlns:cx6="http://schemas.microsoft.com/office/drawing/2016/5/12/chartex" xmlns:cx7="http://schemas.microsoft.com/office/drawing/2016/5/13/chartex" xmlns:cx8="http://schemas.microsoft.com/office/drawing/2016/5/14/chartex" xmlns:mc="http://schemas.openxmlformats.org/markup-compatibility/2006" xmlns:aink="http://schemas.microsoft.com/office/drawing/2016/ink" xmlns:am3d="http://schemas.microsoft.com/office/drawing/2017/model3d" xmlns:o="urn:schemas-microsoft-com:office:office" xmlns:oel="http://schemas.microsoft.com/office/2019/extlst" xmlns:r="http://schemas.openxmlformats.org/officeDocument/2006/relationships" xmlns:m="http://schemas.openxmlformats.org/officeDocument/2006/math" xmlns:v="urn:schemas-microsoft-com:vml" xmlns:wp14="http://schemas.microsoft.com/office/word/2010/wordprocessingDrawing" xmlns:wp="http://schemas.openxmlformats.org/drawingml/2006/wordprocessingDrawing" xmlns:w10="urn:schemas-microsoft-com:office:word" xmlns:w="http://schemas.openxmlformats.org/wordprocessingml/2006/main" xmlns:w14="http://schemas.microsoft.com/office/word/2010/wordml" xmlns:w15="http://schemas.microsoft.com/office/word/2012/wordml" xmlns:w16cex="http://schemas.microsoft.com/office/word/2018/wordml/cex" xmlns:w16cid="http://schemas.microsoft.com/office/word/2016/wordml/cid" xmlns:w16="http://schemas.microsoft.com/office/word/2018/wordml" xmlns:w16du="http://schemas.microsoft.com/office/word/2023/wordml/word16du" xmlns:w16sdtdh="http://schemas.microsoft.com/office/word/2020/wordml/sdtdatahash" xmlns:w16sdtfl="http://schemas.microsoft.com/office/word/2024/wordml/sdtformatlock" xmlns:w16se="http://schemas.microsoft.com/office/word/2015/wordml/symex" xmlns:wpg="http://schemas.microsoft.com/office/word/2010/wordprocessingGroup" xmlns:wpi="http://schemas.microsoft.com/office/word/2010/wordprocessingInk" xmlns:wne="http://schemas.microsoft.com/office/word/2006/wordml" xmlns:wps="http://schemas.microsoft.com/office/word/2010/wordprocessingShape" mc:Ignorable="w14 w15 w16se w16cid w16 w16cex w16sdtdh w16sdtfl w16du wp14">
   <w:p>
     <w:pPr>
@@ -14903,16 +14836,6 @@
         </wp:anchor>
       </w:drawing>
     </w:r>
-  </w:p>
-</w:hdr>
-</file>
-
-<file path=word/header3.xml><?xml version="1.0" encoding="utf-8"?>
-<w:hdr xmlns:wpc="http://schemas.microsoft.com/office/word/2010/wordprocessingCanvas" xmlns:cx="http://schemas.microsoft.com/office/drawing/2014/chartex" xmlns:cx1="http://schemas.microsoft.com/office/drawing/2015/9/8/chartex" xmlns:cx2="http://schemas.microsoft.com/office/drawing/2015/10/21/chartex" xmlns:cx3="http://schemas.microsoft.com/office/drawing/2016/5/9/chartex" xmlns:cx4="http://schemas.microsoft.com/office/drawing/2016/5/10/chartex" xmlns:cx5="http://schemas.microsoft.com/office/drawing/2016/5/11/chartex" xmlns:cx6="http://schemas.microsoft.com/office/drawing/2016/5/12/chartex" xmlns:cx7="http://schemas.microsoft.com/office/drawing/2016/5/13/chartex" xmlns:cx8="http://schemas.microsoft.com/office/drawing/2016/5/14/chartex" xmlns:mc="http://schemas.openxmlformats.org/markup-compatibility/2006" xmlns:aink="http://schemas.microsoft.com/office/drawing/2016/ink" xmlns:am3d="http://schemas.microsoft.com/office/drawing/2017/model3d" xmlns:o="urn:schemas-microsoft-com:office:office" xmlns:oel="http://schemas.microsoft.com/office/2019/extlst" xmlns:r="http://schemas.openxmlformats.org/officeDocument/2006/relationships" xmlns:m="http://schemas.openxmlformats.org/officeDocument/2006/math" xmlns:v="urn:schemas-microsoft-com:vml" xmlns:wp14="http://schemas.microsoft.com/office/word/2010/wordprocessingDrawing" xmlns:wp="http://schemas.openxmlformats.org/drawingml/2006/wordprocessingDrawing" xmlns:w10="urn:schemas-microsoft-com:office:word" xmlns:w="http://schemas.openxmlformats.org/wordprocessingml/2006/main" xmlns:w14="http://schemas.microsoft.com/office/word/2010/wordml" xmlns:w15="http://schemas.microsoft.com/office/word/2012/wordml" xmlns:w16cex="http://schemas.microsoft.com/office/word/2018/wordml/cex" xmlns:w16cid="http://schemas.microsoft.com/office/word/2016/wordml/cid" xmlns:w16="http://schemas.microsoft.com/office/word/2018/wordml" xmlns:w16du="http://schemas.microsoft.com/office/word/2023/wordml/word16du" xmlns:w16sdtdh="http://schemas.microsoft.com/office/word/2020/wordml/sdtdatahash" xmlns:w16sdtfl="http://schemas.microsoft.com/office/word/2024/wordml/sdtformatlock" xmlns:w16se="http://schemas.microsoft.com/office/word/2015/wordml/symex" xmlns:wpg="http://schemas.microsoft.com/office/word/2010/wordprocessingGroup" xmlns:wpi="http://schemas.microsoft.com/office/word/2010/wordprocessingInk" xmlns:wne="http://schemas.microsoft.com/office/word/2006/wordml" xmlns:wps="http://schemas.microsoft.com/office/word/2010/wordprocessingShape" mc:Ignorable="w14 w15 w16se w16cid w16 w16cex w16sdtdh w16sdtfl w16du wp14">
-  <w:p>
-    <w:pPr>
-      <w:pStyle w:val="Kopfzeile"/>
-    </w:pPr>
   </w:p>
 </w:hdr>
 </file>
@@ -19823,6 +19746,14 @@
 </file>
 
 <file path=customXml/item1.xml><?xml version="1.0" encoding="utf-8"?>
+<p:properties xmlns:p="http://schemas.microsoft.com/office/2006/metadata/properties" xmlns:xsi="http://www.w3.org/2001/XMLSchema-instance" xmlns:pc="http://schemas.microsoft.com/office/infopath/2007/PartnerControls">
+  <documentManagement>
+    <_activity xmlns="347529af-33c5-41f4-b4a2-e66398ba8c70" xsi:nil="true"/>
+  </documentManagement>
+</p:properties>
+</file>
+
+<file path=customXml/item2.xml><?xml version="1.0" encoding="utf-8"?>
 <?mso-contentType ?>
 <FormTemplates xmlns="http://schemas.microsoft.com/sharepoint/v3/contenttype/forms">
   <Display>DocumentLibraryForm</Display>
@@ -19831,19 +19762,7 @@
 </FormTemplates>
 </file>
 
-<file path=customXml/item2.xml><?xml version="1.0" encoding="utf-8"?>
-<p:properties xmlns:p="http://schemas.microsoft.com/office/2006/metadata/properties" xmlns:xsi="http://www.w3.org/2001/XMLSchema-instance" xmlns:pc="http://schemas.microsoft.com/office/infopath/2007/PartnerControls">
-  <documentManagement>
-    <_activity xmlns="347529af-33c5-41f4-b4a2-e66398ba8c70" xsi:nil="true"/>
-  </documentManagement>
-</p:properties>
-</file>
-
 <file path=customXml/item3.xml><?xml version="1.0" encoding="utf-8"?>
-<b:Sources xmlns:b="http://schemas.openxmlformats.org/officeDocument/2006/bibliography" xmlns="http://schemas.openxmlformats.org/officeDocument/2006/bibliography" SelectedStyle="\MLASeventhEditionOfficeOnline.xsl" StyleName="MLA" Version="7"/>
-</file>
-
-<file path=customXml/item4.xml><?xml version="1.0" encoding="utf-8"?>
 <ct:contentTypeSchema xmlns:ct="http://schemas.microsoft.com/office/2006/metadata/contentType" xmlns:ma="http://schemas.microsoft.com/office/2006/metadata/properties/metaAttributes" ct:_="" ma:_="" ma:contentTypeName="Dokument" ma:contentTypeID="0x0101006033A671682EE44F862F72DBD7694B8A" ma:contentTypeVersion="15" ma:contentTypeDescription="Ein neues Dokument erstellen." ma:contentTypeScope="" ma:versionID="275aa96b5fe7bdfe65a6409653d51a49">
   <xsd:schema xmlns:xsd="http://www.w3.org/2001/XMLSchema" xmlns:xs="http://www.w3.org/2001/XMLSchema" xmlns:p="http://schemas.microsoft.com/office/2006/metadata/properties" xmlns:ns3="347529af-33c5-41f4-b4a2-e66398ba8c70" xmlns:ns4="76e8f945-5312-4f16-b42f-0d7a5a62c7a9" targetNamespace="http://schemas.microsoft.com/office/2006/metadata/properties" ma:root="true" ma:fieldsID="a3e2d102ad87769198e0275fed5a450b" ns3:_="" ns4:_="">
     <xsd:import namespace="347529af-33c5-41f4-b4a2-e66398ba8c70"/>
@@ -20076,15 +19995,11 @@
 </ct:contentTypeSchema>
 </file>
 
-<file path=customXml/itemProps1.xml><?xml version="1.0" encoding="utf-8"?>
-<ds:datastoreItem xmlns:ds="http://schemas.openxmlformats.org/officeDocument/2006/customXml" ds:itemID="{FF321111-E10B-4EDA-A3F0-444476743371}">
-  <ds:schemaRefs>
-    <ds:schemaRef ds:uri="http://schemas.microsoft.com/sharepoint/v3/contenttype/forms"/>
-  </ds:schemaRefs>
-</ds:datastoreItem>
+<file path=customXml/item4.xml><?xml version="1.0" encoding="utf-8"?>
+<b:Sources xmlns:b="http://schemas.openxmlformats.org/officeDocument/2006/bibliography" xmlns="http://schemas.openxmlformats.org/officeDocument/2006/bibliography" SelectedStyle="\MLASeventhEditionOfficeOnline.xsl" StyleName="MLA" Version="7"/>
 </file>
 
-<file path=customXml/itemProps2.xml><?xml version="1.0" encoding="utf-8"?>
+<file path=customXml/itemProps1.xml><?xml version="1.0" encoding="utf-8"?>
 <ds:datastoreItem xmlns:ds="http://schemas.openxmlformats.org/officeDocument/2006/customXml" ds:itemID="{4A7EE073-9809-4183-97A8-0E7276A67472}">
   <ds:schemaRefs>
     <ds:schemaRef ds:uri="http://schemas.microsoft.com/office/2006/metadata/properties"/>
@@ -20094,15 +20009,15 @@
 </ds:datastoreItem>
 </file>
 
-<file path=customXml/itemProps3.xml><?xml version="1.0" encoding="utf-8"?>
-<ds:datastoreItem xmlns:ds="http://schemas.openxmlformats.org/officeDocument/2006/customXml" ds:itemID="{FD3DC299-5556-406E-ABF3-9F2B3B21FDB7}">
+<file path=customXml/itemProps2.xml><?xml version="1.0" encoding="utf-8"?>
+<ds:datastoreItem xmlns:ds="http://schemas.openxmlformats.org/officeDocument/2006/customXml" ds:itemID="{FF321111-E10B-4EDA-A3F0-444476743371}">
   <ds:schemaRefs>
-    <ds:schemaRef ds:uri="http://schemas.openxmlformats.org/officeDocument/2006/bibliography"/>
+    <ds:schemaRef ds:uri="http://schemas.microsoft.com/sharepoint/v3/contenttype/forms"/>
   </ds:schemaRefs>
 </ds:datastoreItem>
 </file>
 
-<file path=customXml/itemProps4.xml><?xml version="1.0" encoding="utf-8"?>
+<file path=customXml/itemProps3.xml><?xml version="1.0" encoding="utf-8"?>
 <ds:datastoreItem xmlns:ds="http://schemas.openxmlformats.org/officeDocument/2006/customXml" ds:itemID="{5DDC0F4B-42B2-48ED-9C7D-23EFA92EA681}">
   <ds:schemaRefs>
     <ds:schemaRef ds:uri="http://schemas.microsoft.com/office/2006/metadata/contentType"/>
@@ -20119,4 +20034,12 @@
     <ds:schemaRef ds:uri="http://schemas.microsoft.com/internal/obd"/>
   </ds:schemaRefs>
 </ds:datastoreItem>
+</file>
+
+<file path=customXml/itemProps4.xml><?xml version="1.0" encoding="utf-8"?>
+<ds:datastoreItem xmlns:ds="http://schemas.openxmlformats.org/officeDocument/2006/customXml" ds:itemID="{FD3DC299-5556-406E-ABF3-9F2B3B21FDB7}">
+  <ds:schemaRefs>
+    <ds:schemaRef ds:uri="http://schemas.openxmlformats.org/officeDocument/2006/bibliography"/>
+  </ds:schemaRefs>
+</ds:datastoreItem>
 </file>
--- a/Toolbox-Dokumente/Projektdokumentation.docx
+++ b/Toolbox-Dokumente/Projektdokumentation.docx
@@ -75,32 +75,16 @@
         </w:rPr>
         <w:t>n</w:t>
       </w:r>
-      <w:commentRangeStart w:id="0"/>
-      <w:commentRangeStart w:id="1"/>
-      <w:commentRangeEnd w:id="1"/>
-      <w:r>
-        <w:rPr>
-          <w:rStyle w:val="Kommentarzeichen"/>
-          <w:sz w:val="24"/>
-          <w:szCs w:val="24"/>
-        </w:rPr>
-        <w:commentReference w:id="1"/>
-      </w:r>
-      <w:commentRangeEnd w:id="0"/>
-      <w:r>
-        <w:rPr>
-          <w:rStyle w:val="Kommentarzeichen"/>
-          <w:sz w:val="24"/>
-          <w:szCs w:val="24"/>
-        </w:rPr>
-        <w:commentReference w:id="0"/>
-      </w:r>
     </w:p>
     <w:p>
       <w:pPr>
         <w:sectPr>
-          <w:headerReference w:type="default" r:id="rId16"/>
-          <w:footerReference w:type="default" r:id="rId17"/>
+          <w:headerReference w:type="even" r:id="rId12"/>
+          <w:headerReference w:type="default" r:id="rId13"/>
+          <w:footerReference w:type="even" r:id="rId14"/>
+          <w:footerReference w:type="default" r:id="rId15"/>
+          <w:headerReference w:type="first" r:id="rId16"/>
+          <w:footerReference w:type="first" r:id="rId17"/>
           <w:pgSz w:w="11906" w:h="16838"/>
           <w:pgMar w:top="1417" w:right="1417" w:bottom="1134" w:left="1417" w:header="283" w:footer="283" w:gutter="0"/>
           <w:cols w:space="708"/>
@@ -178,7 +162,16 @@
                                 <w:bCs/>
                                 <w:color w:val="0F4761" w:themeColor="accent1" w:themeShade="BF"/>
                               </w:rPr>
-                              <w:t>20</w:t>
+                              <w:t>2</w:t>
+                            </w:r>
+                            <w:r>
+                              <w:rPr>
+                                <w:rFonts w:ascii="Arial" w:hAnsi="Arial" w:cs="Arial"/>
+                                <w:b/>
+                                <w:bCs/>
+                                <w:color w:val="0F4761" w:themeColor="accent1" w:themeShade="BF"/>
+                              </w:rPr>
+                              <w:t>1</w:t>
                             </w:r>
                             <w:r>
                               <w:rPr>
@@ -241,7 +234,16 @@
                           <w:bCs/>
                           <w:color w:val="0F4761" w:themeColor="accent1" w:themeShade="BF"/>
                         </w:rPr>
-                        <w:t>20</w:t>
+                        <w:t>2</w:t>
+                      </w:r>
+                      <w:r>
+                        <w:rPr>
+                          <w:rFonts w:ascii="Arial" w:hAnsi="Arial" w:cs="Arial"/>
+                          <w:b/>
+                          <w:bCs/>
+                          <w:color w:val="0F4761" w:themeColor="accent1" w:themeShade="BF"/>
+                        </w:rPr>
+                        <w:t>1</w:t>
                       </w:r>
                       <w:r>
                         <w:rPr>
@@ -393,7 +395,7 @@
           <w:r>
             <w:fldChar w:fldCharType="separate"/>
           </w:r>
-          <w:hyperlink w:anchor="_Toc230096725" w:history="1">
+          <w:hyperlink w:anchor="_Toc230268413" w:history="1">
             <w:r>
               <w:rPr>
                 <w:rStyle w:val="Hyperlink"/>
@@ -435,7 +437,7 @@
                 <w:noProof/>
                 <w:webHidden/>
               </w:rPr>
-              <w:instrText xml:space="preserve"> PAGEREF _Toc230096725 \h </w:instrText>
+              <w:instrText xml:space="preserve"> PAGEREF _Toc230268413 \h </w:instrText>
             </w:r>
             <w:r>
               <w:rPr>
@@ -479,7 +481,7 @@
               <w:lang w:eastAsia="de-DE"/>
             </w:rPr>
           </w:pPr>
-          <w:hyperlink w:anchor="_Toc230096726" w:history="1">
+          <w:hyperlink w:anchor="_Toc230268414" w:history="1">
             <w:r>
               <w:rPr>
                 <w:rStyle w:val="Hyperlink"/>
@@ -521,7 +523,7 @@
                 <w:noProof/>
                 <w:webHidden/>
               </w:rPr>
-              <w:instrText xml:space="preserve"> PAGEREF _Toc230096726 \h </w:instrText>
+              <w:instrText xml:space="preserve"> PAGEREF _Toc230268414 \h </w:instrText>
             </w:r>
             <w:r>
               <w:rPr>
@@ -565,7 +567,7 @@
               <w:lang w:eastAsia="de-DE"/>
             </w:rPr>
           </w:pPr>
-          <w:hyperlink w:anchor="_Toc230096727" w:history="1">
+          <w:hyperlink w:anchor="_Toc230268415" w:history="1">
             <w:r>
               <w:rPr>
                 <w:rStyle w:val="Hyperlink"/>
@@ -607,7 +609,7 @@
                 <w:noProof/>
                 <w:webHidden/>
               </w:rPr>
-              <w:instrText xml:space="preserve"> PAGEREF _Toc230096727 \h </w:instrText>
+              <w:instrText xml:space="preserve"> PAGEREF _Toc230268415 \h </w:instrText>
             </w:r>
             <w:r>
               <w:rPr>
@@ -651,7 +653,7 @@
               <w:lang w:eastAsia="de-DE"/>
             </w:rPr>
           </w:pPr>
-          <w:hyperlink w:anchor="_Toc230096728" w:history="1">
+          <w:hyperlink w:anchor="_Toc230268416" w:history="1">
             <w:r>
               <w:rPr>
                 <w:rStyle w:val="Hyperlink"/>
@@ -693,7 +695,7 @@
                 <w:noProof/>
                 <w:webHidden/>
               </w:rPr>
-              <w:instrText xml:space="preserve"> PAGEREF _Toc230096728 \h </w:instrText>
+              <w:instrText xml:space="preserve"> PAGEREF _Toc230268416 \h </w:instrText>
             </w:r>
             <w:r>
               <w:rPr>
@@ -737,7 +739,7 @@
               <w:lang w:eastAsia="de-DE"/>
             </w:rPr>
           </w:pPr>
-          <w:hyperlink w:anchor="_Toc230096729" w:history="1">
+          <w:hyperlink w:anchor="_Toc230268417" w:history="1">
             <w:r>
               <w:rPr>
                 <w:rStyle w:val="Hyperlink"/>
@@ -779,7 +781,7 @@
                 <w:noProof/>
                 <w:webHidden/>
               </w:rPr>
-              <w:instrText xml:space="preserve"> PAGEREF _Toc230096729 \h </w:instrText>
+              <w:instrText xml:space="preserve"> PAGEREF _Toc230268417 \h </w:instrText>
             </w:r>
             <w:r>
               <w:rPr>
@@ -823,7 +825,7 @@
               <w:lang w:eastAsia="de-DE"/>
             </w:rPr>
           </w:pPr>
-          <w:hyperlink w:anchor="_Toc230096730" w:history="1">
+          <w:hyperlink w:anchor="_Toc230268418" w:history="1">
             <w:r>
               <w:rPr>
                 <w:rStyle w:val="Hyperlink"/>
@@ -865,7 +867,7 @@
                 <w:noProof/>
                 <w:webHidden/>
               </w:rPr>
-              <w:instrText xml:space="preserve"> PAGEREF _Toc230096730 \h </w:instrText>
+              <w:instrText xml:space="preserve"> PAGEREF _Toc230268418 \h </w:instrText>
             </w:r>
             <w:r>
               <w:rPr>
@@ -909,7 +911,7 @@
               <w:lang w:eastAsia="de-DE"/>
             </w:rPr>
           </w:pPr>
-          <w:hyperlink w:anchor="_Toc230096731" w:history="1">
+          <w:hyperlink w:anchor="_Toc230268419" w:history="1">
             <w:r>
               <w:rPr>
                 <w:rStyle w:val="Hyperlink"/>
@@ -951,7 +953,7 @@
                 <w:noProof/>
                 <w:webHidden/>
               </w:rPr>
-              <w:instrText xml:space="preserve"> PAGEREF _Toc230096731 \h </w:instrText>
+              <w:instrText xml:space="preserve"> PAGEREF _Toc230268419 \h </w:instrText>
             </w:r>
             <w:r>
               <w:rPr>
@@ -995,7 +997,7 @@
               <w:lang w:eastAsia="de-DE"/>
             </w:rPr>
           </w:pPr>
-          <w:hyperlink w:anchor="_Toc230096732" w:history="1">
+          <w:hyperlink w:anchor="_Toc230268420" w:history="1">
             <w:r>
               <w:rPr>
                 <w:rStyle w:val="Hyperlink"/>
@@ -1037,7 +1039,7 @@
                 <w:noProof/>
                 <w:webHidden/>
               </w:rPr>
-              <w:instrText xml:space="preserve"> PAGEREF _Toc230096732 \h </w:instrText>
+              <w:instrText xml:space="preserve"> PAGEREF _Toc230268420 \h </w:instrText>
             </w:r>
             <w:r>
               <w:rPr>
@@ -1081,7 +1083,7 @@
               <w:lang w:eastAsia="de-DE"/>
             </w:rPr>
           </w:pPr>
-          <w:hyperlink w:anchor="_Toc230096733" w:history="1">
+          <w:hyperlink w:anchor="_Toc230268421" w:history="1">
             <w:r>
               <w:rPr>
                 <w:rStyle w:val="Hyperlink"/>
@@ -1123,7 +1125,7 @@
                 <w:noProof/>
                 <w:webHidden/>
               </w:rPr>
-              <w:instrText xml:space="preserve"> PAGEREF _Toc230096733 \h </w:instrText>
+              <w:instrText xml:space="preserve"> PAGEREF _Toc230268421 \h </w:instrText>
             </w:r>
             <w:r>
               <w:rPr>
@@ -1167,7 +1169,7 @@
               <w:lang w:eastAsia="de-DE"/>
             </w:rPr>
           </w:pPr>
-          <w:hyperlink w:anchor="_Toc230096734" w:history="1">
+          <w:hyperlink w:anchor="_Toc230268422" w:history="1">
             <w:r>
               <w:rPr>
                 <w:rStyle w:val="Hyperlink"/>
@@ -1209,7 +1211,7 @@
                 <w:noProof/>
                 <w:webHidden/>
               </w:rPr>
-              <w:instrText xml:space="preserve"> PAGEREF _Toc230096734 \h </w:instrText>
+              <w:instrText xml:space="preserve"> PAGEREF _Toc230268422 \h </w:instrText>
             </w:r>
             <w:r>
               <w:rPr>
@@ -1253,7 +1255,7 @@
               <w:lang w:eastAsia="de-DE"/>
             </w:rPr>
           </w:pPr>
-          <w:hyperlink w:anchor="_Toc230096735" w:history="1">
+          <w:hyperlink w:anchor="_Toc230268423" w:history="1">
             <w:r>
               <w:rPr>
                 <w:rStyle w:val="Hyperlink"/>
@@ -1295,7 +1297,7 @@
                 <w:noProof/>
                 <w:webHidden/>
               </w:rPr>
-              <w:instrText xml:space="preserve"> PAGEREF _Toc230096735 \h </w:instrText>
+              <w:instrText xml:space="preserve"> PAGEREF _Toc230268423 \h </w:instrText>
             </w:r>
             <w:r>
               <w:rPr>
@@ -1339,7 +1341,7 @@
               <w:lang w:eastAsia="de-DE"/>
             </w:rPr>
           </w:pPr>
-          <w:hyperlink w:anchor="_Toc230096736" w:history="1">
+          <w:hyperlink w:anchor="_Toc230268424" w:history="1">
             <w:r>
               <w:rPr>
                 <w:rStyle w:val="Hyperlink"/>
@@ -1381,7 +1383,7 @@
                 <w:noProof/>
                 <w:webHidden/>
               </w:rPr>
-              <w:instrText xml:space="preserve"> PAGEREF _Toc230096736 \h </w:instrText>
+              <w:instrText xml:space="preserve"> PAGEREF _Toc230268424 \h </w:instrText>
             </w:r>
             <w:r>
               <w:rPr>
@@ -1425,7 +1427,7 @@
               <w:lang w:eastAsia="de-DE"/>
             </w:rPr>
           </w:pPr>
-          <w:hyperlink w:anchor="_Toc230096737" w:history="1">
+          <w:hyperlink w:anchor="_Toc230268425" w:history="1">
             <w:r>
               <w:rPr>
                 <w:rStyle w:val="Hyperlink"/>
@@ -1467,7 +1469,7 @@
                 <w:noProof/>
                 <w:webHidden/>
               </w:rPr>
-              <w:instrText xml:space="preserve"> PAGEREF _Toc230096737 \h </w:instrText>
+              <w:instrText xml:space="preserve"> PAGEREF _Toc230268425 \h </w:instrText>
             </w:r>
             <w:r>
               <w:rPr>
@@ -1511,7 +1513,7 @@
               <w:lang w:eastAsia="de-DE"/>
             </w:rPr>
           </w:pPr>
-          <w:hyperlink w:anchor="_Toc230096738" w:history="1">
+          <w:hyperlink w:anchor="_Toc230268426" w:history="1">
             <w:r>
               <w:rPr>
                 <w:rStyle w:val="Hyperlink"/>
@@ -1553,7 +1555,7 @@
                 <w:noProof/>
                 <w:webHidden/>
               </w:rPr>
-              <w:instrText xml:space="preserve"> PAGEREF _Toc230096738 \h </w:instrText>
+              <w:instrText xml:space="preserve"> PAGEREF _Toc230268426 \h </w:instrText>
             </w:r>
             <w:r>
               <w:rPr>
@@ -1597,7 +1599,7 @@
               <w:lang w:eastAsia="de-DE"/>
             </w:rPr>
           </w:pPr>
-          <w:hyperlink w:anchor="_Toc230096739" w:history="1">
+          <w:hyperlink w:anchor="_Toc230268427" w:history="1">
             <w:r>
               <w:rPr>
                 <w:rStyle w:val="Hyperlink"/>
@@ -1639,7 +1641,7 @@
                 <w:noProof/>
                 <w:webHidden/>
               </w:rPr>
-              <w:instrText xml:space="preserve"> PAGEREF _Toc230096739 \h </w:instrText>
+              <w:instrText xml:space="preserve"> PAGEREF _Toc230268427 \h </w:instrText>
             </w:r>
             <w:r>
               <w:rPr>
@@ -1683,7 +1685,7 @@
               <w:lang w:eastAsia="de-DE"/>
             </w:rPr>
           </w:pPr>
-          <w:hyperlink w:anchor="_Toc230096740" w:history="1">
+          <w:hyperlink w:anchor="_Toc230268428" w:history="1">
             <w:r>
               <w:rPr>
                 <w:rStyle w:val="Hyperlink"/>
@@ -1725,7 +1727,7 @@
                 <w:noProof/>
                 <w:webHidden/>
               </w:rPr>
-              <w:instrText xml:space="preserve"> PAGEREF _Toc230096740 \h </w:instrText>
+              <w:instrText xml:space="preserve"> PAGEREF _Toc230268428 \h </w:instrText>
             </w:r>
             <w:r>
               <w:rPr>
@@ -1769,7 +1771,7 @@
               <w:lang w:eastAsia="de-DE"/>
             </w:rPr>
           </w:pPr>
-          <w:hyperlink w:anchor="_Toc230096741" w:history="1">
+          <w:hyperlink w:anchor="_Toc230268429" w:history="1">
             <w:r>
               <w:rPr>
                 <w:rStyle w:val="Hyperlink"/>
@@ -1811,7 +1813,7 @@
                 <w:noProof/>
                 <w:webHidden/>
               </w:rPr>
-              <w:instrText xml:space="preserve"> PAGEREF _Toc230096741 \h </w:instrText>
+              <w:instrText xml:space="preserve"> PAGEREF _Toc230268429 \h </w:instrText>
             </w:r>
             <w:r>
               <w:rPr>
@@ -1855,7 +1857,7 @@
               <w:lang w:eastAsia="de-DE"/>
             </w:rPr>
           </w:pPr>
-          <w:hyperlink w:anchor="_Toc230096742" w:history="1">
+          <w:hyperlink w:anchor="_Toc230268430" w:history="1">
             <w:r>
               <w:rPr>
                 <w:rStyle w:val="Hyperlink"/>
@@ -1897,7 +1899,7 @@
                 <w:noProof/>
                 <w:webHidden/>
               </w:rPr>
-              <w:instrText xml:space="preserve"> PAGEREF _Toc230096742 \h </w:instrText>
+              <w:instrText xml:space="preserve"> PAGEREF _Toc230268430 \h </w:instrText>
             </w:r>
             <w:r>
               <w:rPr>
@@ -1932,6 +1934,7 @@
           <w:pPr>
             <w:pStyle w:val="Verzeichnis2"/>
             <w:tabs>
+              <w:tab w:val="left" w:pos="960"/>
               <w:tab w:val="right" w:leader="dot" w:pos="9062"/>
             </w:tabs>
             <w:rPr>
@@ -1940,12 +1943,27 @@
               <w:lang w:eastAsia="de-DE"/>
             </w:rPr>
           </w:pPr>
-          <w:hyperlink w:anchor="_Toc230096743" w:history="1">
+          <w:hyperlink w:anchor="_Toc230268431" w:history="1">
             <w:r>
               <w:rPr>
                 <w:rStyle w:val="Hyperlink"/>
                 <w:noProof/>
               </w:rPr>
+              <w:t>3.2.</w:t>
+            </w:r>
+            <w:r>
+              <w:rPr>
+                <w:rFonts w:eastAsiaTheme="minorEastAsia"/>
+                <w:noProof/>
+                <w:lang w:eastAsia="de-DE"/>
+              </w:rPr>
+              <w:tab/>
+            </w:r>
+            <w:r>
+              <w:rPr>
+                <w:rStyle w:val="Hyperlink"/>
+                <w:noProof/>
+              </w:rPr>
               <w:t>Technologien</w:t>
             </w:r>
             <w:r>
@@ -1967,7 +1985,7 @@
                 <w:noProof/>
                 <w:webHidden/>
               </w:rPr>
-              <w:instrText xml:space="preserve"> PAGEREF _Toc230096743 \h </w:instrText>
+              <w:instrText xml:space="preserve"> PAGEREF _Toc230268431 \h </w:instrText>
             </w:r>
             <w:r>
               <w:rPr>
@@ -2011,13 +2029,13 @@
               <w:lang w:eastAsia="de-DE"/>
             </w:rPr>
           </w:pPr>
-          <w:hyperlink w:anchor="_Toc230096744" w:history="1">
+          <w:hyperlink w:anchor="_Toc230268432" w:history="1">
             <w:r>
               <w:rPr>
                 <w:rStyle w:val="Hyperlink"/>
                 <w:noProof/>
               </w:rPr>
-              <w:t>3.1.1.</w:t>
+              <w:t>3.2.1.</w:t>
             </w:r>
             <w:r>
               <w:rPr>
@@ -2053,7 +2071,7 @@
                 <w:noProof/>
                 <w:webHidden/>
               </w:rPr>
-              <w:instrText xml:space="preserve"> PAGEREF _Toc230096744 \h </w:instrText>
+              <w:instrText xml:space="preserve"> PAGEREF _Toc230268432 \h </w:instrText>
             </w:r>
             <w:r>
               <w:rPr>
@@ -2097,13 +2115,13 @@
               <w:lang w:eastAsia="de-DE"/>
             </w:rPr>
           </w:pPr>
-          <w:hyperlink w:anchor="_Toc230096745" w:history="1">
+          <w:hyperlink w:anchor="_Toc230268433" w:history="1">
             <w:r>
               <w:rPr>
                 <w:rStyle w:val="Hyperlink"/>
                 <w:noProof/>
               </w:rPr>
-              <w:t>3.1.2.</w:t>
+              <w:t>3.2.2.</w:t>
             </w:r>
             <w:r>
               <w:rPr>
@@ -2139,7 +2157,7 @@
                 <w:noProof/>
                 <w:webHidden/>
               </w:rPr>
-              <w:instrText xml:space="preserve"> PAGEREF _Toc230096745 \h </w:instrText>
+              <w:instrText xml:space="preserve"> PAGEREF _Toc230268433 \h </w:instrText>
             </w:r>
             <w:r>
               <w:rPr>
@@ -2183,13 +2201,13 @@
               <w:lang w:eastAsia="de-DE"/>
             </w:rPr>
           </w:pPr>
-          <w:hyperlink w:anchor="_Toc230096746" w:history="1">
+          <w:hyperlink w:anchor="_Toc230268434" w:history="1">
             <w:r>
               <w:rPr>
                 <w:rStyle w:val="Hyperlink"/>
                 <w:noProof/>
               </w:rPr>
-              <w:t>3.1.3.</w:t>
+              <w:t>3.2.3.</w:t>
             </w:r>
             <w:r>
               <w:rPr>
@@ -2225,7 +2243,7 @@
                 <w:noProof/>
                 <w:webHidden/>
               </w:rPr>
-              <w:instrText xml:space="preserve"> PAGEREF _Toc230096746 \h </w:instrText>
+              <w:instrText xml:space="preserve"> PAGEREF _Toc230268434 \h </w:instrText>
             </w:r>
             <w:r>
               <w:rPr>
@@ -2269,13 +2287,13 @@
               <w:lang w:eastAsia="de-DE"/>
             </w:rPr>
           </w:pPr>
-          <w:hyperlink w:anchor="_Toc230096747" w:history="1">
+          <w:hyperlink w:anchor="_Toc230268435" w:history="1">
             <w:r>
               <w:rPr>
                 <w:rStyle w:val="Hyperlink"/>
                 <w:noProof/>
               </w:rPr>
-              <w:t>3.1.4.</w:t>
+              <w:t>3.2.4.</w:t>
             </w:r>
             <w:r>
               <w:rPr>
@@ -2311,7 +2329,7 @@
                 <w:noProof/>
                 <w:webHidden/>
               </w:rPr>
-              <w:instrText xml:space="preserve"> PAGEREF _Toc230096747 \h </w:instrText>
+              <w:instrText xml:space="preserve"> PAGEREF _Toc230268435 \h </w:instrText>
             </w:r>
             <w:r>
               <w:rPr>
@@ -2355,13 +2373,13 @@
               <w:lang w:eastAsia="de-DE"/>
             </w:rPr>
           </w:pPr>
-          <w:hyperlink w:anchor="_Toc230096748" w:history="1">
+          <w:hyperlink w:anchor="_Toc230268436" w:history="1">
             <w:r>
               <w:rPr>
                 <w:rStyle w:val="Hyperlink"/>
                 <w:noProof/>
               </w:rPr>
-              <w:t>3.2.</w:t>
+              <w:t>3.3.</w:t>
             </w:r>
             <w:r>
               <w:rPr>
@@ -2397,7 +2415,7 @@
                 <w:noProof/>
                 <w:webHidden/>
               </w:rPr>
-              <w:instrText xml:space="preserve"> PAGEREF _Toc230096748 \h </w:instrText>
+              <w:instrText xml:space="preserve"> PAGEREF _Toc230268436 \h </w:instrText>
             </w:r>
             <w:r>
               <w:rPr>
@@ -2441,7 +2459,7 @@
               <w:lang w:eastAsia="de-DE"/>
             </w:rPr>
           </w:pPr>
-          <w:hyperlink w:anchor="_Toc230096749" w:history="1">
+          <w:hyperlink w:anchor="_Toc230268437" w:history="1">
             <w:r>
               <w:rPr>
                 <w:rStyle w:val="Hyperlink"/>
@@ -2483,7 +2501,7 @@
                 <w:noProof/>
                 <w:webHidden/>
               </w:rPr>
-              <w:instrText xml:space="preserve"> PAGEREF _Toc230096749 \h </w:instrText>
+              <w:instrText xml:space="preserve"> PAGEREF _Toc230268437 \h </w:instrText>
             </w:r>
             <w:r>
               <w:rPr>
@@ -2527,7 +2545,7 @@
               <w:lang w:eastAsia="de-DE"/>
             </w:rPr>
           </w:pPr>
-          <w:hyperlink w:anchor="_Toc230096750" w:history="1">
+          <w:hyperlink w:anchor="_Toc230268438" w:history="1">
             <w:r>
               <w:rPr>
                 <w:rStyle w:val="Hyperlink"/>
@@ -2569,7 +2587,7 @@
                 <w:noProof/>
                 <w:webHidden/>
               </w:rPr>
-              <w:instrText xml:space="preserve"> PAGEREF _Toc230096750 \h </w:instrText>
+              <w:instrText xml:space="preserve"> PAGEREF _Toc230268438 \h </w:instrText>
             </w:r>
             <w:r>
               <w:rPr>
@@ -2613,7 +2631,7 @@
               <w:lang w:eastAsia="de-DE"/>
             </w:rPr>
           </w:pPr>
-          <w:hyperlink w:anchor="_Toc230096751" w:history="1">
+          <w:hyperlink w:anchor="_Toc230268439" w:history="1">
             <w:r>
               <w:rPr>
                 <w:rStyle w:val="Hyperlink"/>
@@ -2655,7 +2673,7 @@
                 <w:noProof/>
                 <w:webHidden/>
               </w:rPr>
-              <w:instrText xml:space="preserve"> PAGEREF _Toc230096751 \h </w:instrText>
+              <w:instrText xml:space="preserve"> PAGEREF _Toc230268439 \h </w:instrText>
             </w:r>
             <w:r>
               <w:rPr>
@@ -2699,7 +2717,7 @@
               <w:lang w:eastAsia="de-DE"/>
             </w:rPr>
           </w:pPr>
-          <w:hyperlink w:anchor="_Toc230096752" w:history="1">
+          <w:hyperlink w:anchor="_Toc230268440" w:history="1">
             <w:r>
               <w:rPr>
                 <w:rStyle w:val="Hyperlink"/>
@@ -2741,7 +2759,7 @@
                 <w:noProof/>
                 <w:webHidden/>
               </w:rPr>
-              <w:instrText xml:space="preserve"> PAGEREF _Toc230096752 \h </w:instrText>
+              <w:instrText xml:space="preserve"> PAGEREF _Toc230268440 \h </w:instrText>
             </w:r>
             <w:r>
               <w:rPr>
@@ -2785,7 +2803,7 @@
               <w:lang w:eastAsia="de-DE"/>
             </w:rPr>
           </w:pPr>
-          <w:hyperlink w:anchor="_Toc230096753" w:history="1">
+          <w:hyperlink w:anchor="_Toc230268441" w:history="1">
             <w:r>
               <w:rPr>
                 <w:rStyle w:val="Hyperlink"/>
@@ -2827,7 +2845,7 @@
                 <w:noProof/>
                 <w:webHidden/>
               </w:rPr>
-              <w:instrText xml:space="preserve"> PAGEREF _Toc230096753 \h </w:instrText>
+              <w:instrText xml:space="preserve"> PAGEREF _Toc230268441 \h </w:instrText>
             </w:r>
             <w:r>
               <w:rPr>
@@ -2871,7 +2889,7 @@
               <w:lang w:eastAsia="de-DE"/>
             </w:rPr>
           </w:pPr>
-          <w:hyperlink w:anchor="_Toc230096754" w:history="1">
+          <w:hyperlink w:anchor="_Toc230268442" w:history="1">
             <w:r>
               <w:rPr>
                 <w:rStyle w:val="Hyperlink"/>
@@ -2913,7 +2931,7 @@
                 <w:noProof/>
                 <w:webHidden/>
               </w:rPr>
-              <w:instrText xml:space="preserve"> PAGEREF _Toc230096754 \h </w:instrText>
+              <w:instrText xml:space="preserve"> PAGEREF _Toc230268442 \h </w:instrText>
             </w:r>
             <w:r>
               <w:rPr>
@@ -2957,7 +2975,7 @@
               <w:lang w:eastAsia="de-DE"/>
             </w:rPr>
           </w:pPr>
-          <w:hyperlink w:anchor="_Toc230096755" w:history="1">
+          <w:hyperlink w:anchor="_Toc230268443" w:history="1">
             <w:r>
               <w:rPr>
                 <w:rStyle w:val="Hyperlink"/>
@@ -2999,7 +3017,7 @@
                 <w:noProof/>
                 <w:webHidden/>
               </w:rPr>
-              <w:instrText xml:space="preserve"> PAGEREF _Toc230096755 \h </w:instrText>
+              <w:instrText xml:space="preserve"> PAGEREF _Toc230268443 \h </w:instrText>
             </w:r>
             <w:r>
               <w:rPr>
@@ -3043,7 +3061,7 @@
               <w:lang w:eastAsia="de-DE"/>
             </w:rPr>
           </w:pPr>
-          <w:hyperlink w:anchor="_Toc230096756" w:history="1">
+          <w:hyperlink w:anchor="_Toc230268444" w:history="1">
             <w:r>
               <w:rPr>
                 <w:rStyle w:val="Hyperlink"/>
@@ -3085,7 +3103,7 @@
                 <w:noProof/>
                 <w:webHidden/>
               </w:rPr>
-              <w:instrText xml:space="preserve"> PAGEREF _Toc230096756 \h </w:instrText>
+              <w:instrText xml:space="preserve"> PAGEREF _Toc230268444 \h </w:instrText>
             </w:r>
             <w:r>
               <w:rPr>
@@ -3129,7 +3147,7 @@
               <w:lang w:eastAsia="de-DE"/>
             </w:rPr>
           </w:pPr>
-          <w:hyperlink w:anchor="_Toc230096757" w:history="1">
+          <w:hyperlink w:anchor="_Toc230268445" w:history="1">
             <w:r>
               <w:rPr>
                 <w:rStyle w:val="Hyperlink"/>
@@ -3171,7 +3189,7 @@
                 <w:noProof/>
                 <w:webHidden/>
               </w:rPr>
-              <w:instrText xml:space="preserve"> PAGEREF _Toc230096757 \h </w:instrText>
+              <w:instrText xml:space="preserve"> PAGEREF _Toc230268445 \h </w:instrText>
             </w:r>
             <w:r>
               <w:rPr>
@@ -3215,7 +3233,7 @@
               <w:lang w:eastAsia="de-DE"/>
             </w:rPr>
           </w:pPr>
-          <w:hyperlink w:anchor="_Toc230096758" w:history="1">
+          <w:hyperlink w:anchor="_Toc230268446" w:history="1">
             <w:r>
               <w:rPr>
                 <w:rStyle w:val="Hyperlink"/>
@@ -3257,7 +3275,7 @@
                 <w:noProof/>
                 <w:webHidden/>
               </w:rPr>
-              <w:instrText xml:space="preserve"> PAGEREF _Toc230096758 \h </w:instrText>
+              <w:instrText xml:space="preserve"> PAGEREF _Toc230268446 \h </w:instrText>
             </w:r>
             <w:r>
               <w:rPr>
@@ -3301,7 +3319,7 @@
               <w:lang w:eastAsia="de-DE"/>
             </w:rPr>
           </w:pPr>
-          <w:hyperlink w:anchor="_Toc230096759" w:history="1">
+          <w:hyperlink w:anchor="_Toc230268447" w:history="1">
             <w:r>
               <w:rPr>
                 <w:rStyle w:val="Hyperlink"/>
@@ -3343,7 +3361,7 @@
                 <w:noProof/>
                 <w:webHidden/>
               </w:rPr>
-              <w:instrText xml:space="preserve"> PAGEREF _Toc230096759 \h </w:instrText>
+              <w:instrText xml:space="preserve"> PAGEREF _Toc230268447 \h </w:instrText>
             </w:r>
             <w:r>
               <w:rPr>
@@ -3387,7 +3405,7 @@
               <w:lang w:eastAsia="de-DE"/>
             </w:rPr>
           </w:pPr>
-          <w:hyperlink w:anchor="_Toc230096760" w:history="1">
+          <w:hyperlink w:anchor="_Toc230268448" w:history="1">
             <w:r>
               <w:rPr>
                 <w:rStyle w:val="Hyperlink"/>
@@ -3429,7 +3447,7 @@
                 <w:noProof/>
                 <w:webHidden/>
               </w:rPr>
-              <w:instrText xml:space="preserve"> PAGEREF _Toc230096760 \h </w:instrText>
+              <w:instrText xml:space="preserve"> PAGEREF _Toc230268448 \h </w:instrText>
             </w:r>
             <w:r>
               <w:rPr>
@@ -3473,7 +3491,7 @@
               <w:lang w:eastAsia="de-DE"/>
             </w:rPr>
           </w:pPr>
-          <w:hyperlink w:anchor="_Toc230096761" w:history="1">
+          <w:hyperlink w:anchor="_Toc230268449" w:history="1">
             <w:r>
               <w:rPr>
                 <w:rStyle w:val="Hyperlink"/>
@@ -3515,7 +3533,7 @@
                 <w:noProof/>
                 <w:webHidden/>
               </w:rPr>
-              <w:instrText xml:space="preserve"> PAGEREF _Toc230096761 \h </w:instrText>
+              <w:instrText xml:space="preserve"> PAGEREF _Toc230268449 \h </w:instrText>
             </w:r>
             <w:r>
               <w:rPr>
@@ -3559,7 +3577,7 @@
               <w:lang w:eastAsia="de-DE"/>
             </w:rPr>
           </w:pPr>
-          <w:hyperlink w:anchor="_Toc230096762" w:history="1">
+          <w:hyperlink w:anchor="_Toc230268450" w:history="1">
             <w:r>
               <w:rPr>
                 <w:rStyle w:val="Hyperlink"/>
@@ -3601,7 +3619,7 @@
                 <w:noProof/>
                 <w:webHidden/>
               </w:rPr>
-              <w:instrText xml:space="preserve"> PAGEREF _Toc230096762 \h </w:instrText>
+              <w:instrText xml:space="preserve"> PAGEREF _Toc230268450 \h </w:instrText>
             </w:r>
             <w:r>
               <w:rPr>
@@ -3645,7 +3663,7 @@
               <w:lang w:eastAsia="de-DE"/>
             </w:rPr>
           </w:pPr>
-          <w:hyperlink w:anchor="_Toc230096763" w:history="1">
+          <w:hyperlink w:anchor="_Toc230268451" w:history="1">
             <w:r>
               <w:rPr>
                 <w:rStyle w:val="Hyperlink"/>
@@ -3687,7 +3705,7 @@
                 <w:noProof/>
                 <w:webHidden/>
               </w:rPr>
-              <w:instrText xml:space="preserve"> PAGEREF _Toc230096763 \h </w:instrText>
+              <w:instrText xml:space="preserve"> PAGEREF _Toc230268451 \h </w:instrText>
             </w:r>
             <w:r>
               <w:rPr>
@@ -3731,7 +3749,7 @@
               <w:lang w:eastAsia="de-DE"/>
             </w:rPr>
           </w:pPr>
-          <w:hyperlink w:anchor="_Toc230096764" w:history="1">
+          <w:hyperlink w:anchor="_Toc230268452" w:history="1">
             <w:r>
               <w:rPr>
                 <w:rStyle w:val="Hyperlink"/>
@@ -3773,7 +3791,7 @@
                 <w:noProof/>
                 <w:webHidden/>
               </w:rPr>
-              <w:instrText xml:space="preserve"> PAGEREF _Toc230096764 \h </w:instrText>
+              <w:instrText xml:space="preserve"> PAGEREF _Toc230268452 \h </w:instrText>
             </w:r>
             <w:r>
               <w:rPr>
@@ -3817,7 +3835,7 @@
               <w:lang w:eastAsia="de-DE"/>
             </w:rPr>
           </w:pPr>
-          <w:hyperlink w:anchor="_Toc230096765" w:history="1">
+          <w:hyperlink w:anchor="_Toc230268453" w:history="1">
             <w:r>
               <w:rPr>
                 <w:rStyle w:val="Hyperlink"/>
@@ -3859,7 +3877,7 @@
                 <w:noProof/>
                 <w:webHidden/>
               </w:rPr>
-              <w:instrText xml:space="preserve"> PAGEREF _Toc230096765 \h </w:instrText>
+              <w:instrText xml:space="preserve"> PAGEREF _Toc230268453 \h </w:instrText>
             </w:r>
             <w:r>
               <w:rPr>
@@ -3903,7 +3921,7 @@
               <w:lang w:eastAsia="de-DE"/>
             </w:rPr>
           </w:pPr>
-          <w:hyperlink w:anchor="_Toc230096766" w:history="1">
+          <w:hyperlink w:anchor="_Toc230268454" w:history="1">
             <w:r>
               <w:rPr>
                 <w:rStyle w:val="Hyperlink"/>
@@ -3945,7 +3963,7 @@
                 <w:noProof/>
                 <w:webHidden/>
               </w:rPr>
-              <w:instrText xml:space="preserve"> PAGEREF _Toc230096766 \h </w:instrText>
+              <w:instrText xml:space="preserve"> PAGEREF _Toc230268454 \h </w:instrText>
             </w:r>
             <w:r>
               <w:rPr>
@@ -3989,7 +4007,7 @@
               <w:lang w:eastAsia="de-DE"/>
             </w:rPr>
           </w:pPr>
-          <w:hyperlink w:anchor="_Toc230096767" w:history="1">
+          <w:hyperlink w:anchor="_Toc230268455" w:history="1">
             <w:r>
               <w:rPr>
                 <w:rStyle w:val="Hyperlink"/>
@@ -4031,7 +4049,7 @@
                 <w:noProof/>
                 <w:webHidden/>
               </w:rPr>
-              <w:instrText xml:space="preserve"> PAGEREF _Toc230096767 \h </w:instrText>
+              <w:instrText xml:space="preserve"> PAGEREF _Toc230268455 \h </w:instrText>
             </w:r>
             <w:r>
               <w:rPr>
@@ -4075,7 +4093,7 @@
               <w:lang w:eastAsia="de-DE"/>
             </w:rPr>
           </w:pPr>
-          <w:hyperlink w:anchor="_Toc230096768" w:history="1">
+          <w:hyperlink w:anchor="_Toc230268456" w:history="1">
             <w:r>
               <w:rPr>
                 <w:rStyle w:val="Hyperlink"/>
@@ -4117,7 +4135,7 @@
                 <w:noProof/>
                 <w:webHidden/>
               </w:rPr>
-              <w:instrText xml:space="preserve"> PAGEREF _Toc230096768 \h </w:instrText>
+              <w:instrText xml:space="preserve"> PAGEREF _Toc230268456 \h </w:instrText>
             </w:r>
             <w:r>
               <w:rPr>
@@ -4161,7 +4179,7 @@
               <w:lang w:eastAsia="de-DE"/>
             </w:rPr>
           </w:pPr>
-          <w:hyperlink w:anchor="_Toc230096769" w:history="1">
+          <w:hyperlink w:anchor="_Toc230268457" w:history="1">
             <w:r>
               <w:rPr>
                 <w:rStyle w:val="Hyperlink"/>
@@ -4203,7 +4221,7 @@
                 <w:noProof/>
                 <w:webHidden/>
               </w:rPr>
-              <w:instrText xml:space="preserve"> PAGEREF _Toc230096769 \h </w:instrText>
+              <w:instrText xml:space="preserve"> PAGEREF _Toc230268457 \h </w:instrText>
             </w:r>
             <w:r>
               <w:rPr>
@@ -4247,7 +4265,7 @@
               <w:lang w:eastAsia="de-DE"/>
             </w:rPr>
           </w:pPr>
-          <w:hyperlink w:anchor="_Toc230096770" w:history="1">
+          <w:hyperlink w:anchor="_Toc230268458" w:history="1">
             <w:r>
               <w:rPr>
                 <w:rStyle w:val="Hyperlink"/>
@@ -4289,7 +4307,7 @@
                 <w:noProof/>
                 <w:webHidden/>
               </w:rPr>
-              <w:instrText xml:space="preserve"> PAGEREF _Toc230096770 \h </w:instrText>
+              <w:instrText xml:space="preserve"> PAGEREF _Toc230268458 \h </w:instrText>
             </w:r>
             <w:r>
               <w:rPr>
@@ -4333,7 +4351,7 @@
               <w:lang w:eastAsia="de-DE"/>
             </w:rPr>
           </w:pPr>
-          <w:hyperlink w:anchor="_Toc230096771" w:history="1">
+          <w:hyperlink w:anchor="_Toc230268459" w:history="1">
             <w:r>
               <w:rPr>
                 <w:rStyle w:val="Hyperlink"/>
@@ -4375,7 +4393,7 @@
                 <w:noProof/>
                 <w:webHidden/>
               </w:rPr>
-              <w:instrText xml:space="preserve"> PAGEREF _Toc230096771 \h </w:instrText>
+              <w:instrText xml:space="preserve"> PAGEREF _Toc230268459 \h </w:instrText>
             </w:r>
             <w:r>
               <w:rPr>
@@ -4419,7 +4437,7 @@
               <w:lang w:eastAsia="de-DE"/>
             </w:rPr>
           </w:pPr>
-          <w:hyperlink w:anchor="_Toc230096772" w:history="1">
+          <w:hyperlink w:anchor="_Toc230268460" w:history="1">
             <w:r>
               <w:rPr>
                 <w:rStyle w:val="Hyperlink"/>
@@ -4461,7 +4479,7 @@
                 <w:noProof/>
                 <w:webHidden/>
               </w:rPr>
-              <w:instrText xml:space="preserve"> PAGEREF _Toc230096772 \h </w:instrText>
+              <w:instrText xml:space="preserve"> PAGEREF _Toc230268460 \h </w:instrText>
             </w:r>
             <w:r>
               <w:rPr>
@@ -4505,7 +4523,7 @@
               <w:lang w:eastAsia="de-DE"/>
             </w:rPr>
           </w:pPr>
-          <w:hyperlink w:anchor="_Toc230096773" w:history="1">
+          <w:hyperlink w:anchor="_Toc230268461" w:history="1">
             <w:r>
               <w:rPr>
                 <w:rStyle w:val="Hyperlink"/>
@@ -4547,7 +4565,7 @@
                 <w:noProof/>
                 <w:webHidden/>
               </w:rPr>
-              <w:instrText xml:space="preserve"> PAGEREF _Toc230096773 \h </w:instrText>
+              <w:instrText xml:space="preserve"> PAGEREF _Toc230268461 \h </w:instrText>
             </w:r>
             <w:r>
               <w:rPr>
@@ -4591,7 +4609,7 @@
               <w:lang w:eastAsia="de-DE"/>
             </w:rPr>
           </w:pPr>
-          <w:hyperlink w:anchor="_Toc230096774" w:history="1">
+          <w:hyperlink w:anchor="_Toc230268462" w:history="1">
             <w:r>
               <w:rPr>
                 <w:rStyle w:val="Hyperlink"/>
@@ -4633,7 +4651,7 @@
                 <w:noProof/>
                 <w:webHidden/>
               </w:rPr>
-              <w:instrText xml:space="preserve"> PAGEREF _Toc230096774 \h </w:instrText>
+              <w:instrText xml:space="preserve"> PAGEREF _Toc230268462 \h </w:instrText>
             </w:r>
             <w:r>
               <w:rPr>
@@ -4677,7 +4695,7 @@
               <w:lang w:eastAsia="de-DE"/>
             </w:rPr>
           </w:pPr>
-          <w:hyperlink w:anchor="_Toc230096775" w:history="1">
+          <w:hyperlink w:anchor="_Toc230268463" w:history="1">
             <w:r>
               <w:rPr>
                 <w:rStyle w:val="Hyperlink"/>
@@ -4719,7 +4737,7 @@
                 <w:noProof/>
                 <w:webHidden/>
               </w:rPr>
-              <w:instrText xml:space="preserve"> PAGEREF _Toc230096775 \h </w:instrText>
+              <w:instrText xml:space="preserve"> PAGEREF _Toc230268463 \h </w:instrText>
             </w:r>
             <w:r>
               <w:rPr>
@@ -4763,7 +4781,7 @@
               <w:lang w:eastAsia="de-DE"/>
             </w:rPr>
           </w:pPr>
-          <w:hyperlink w:anchor="_Toc230096776" w:history="1">
+          <w:hyperlink w:anchor="_Toc230268464" w:history="1">
             <w:r>
               <w:rPr>
                 <w:rStyle w:val="Hyperlink"/>
@@ -4805,7 +4823,7 @@
                 <w:noProof/>
                 <w:webHidden/>
               </w:rPr>
-              <w:instrText xml:space="preserve"> PAGEREF _Toc230096776 \h </w:instrText>
+              <w:instrText xml:space="preserve"> PAGEREF _Toc230268464 \h </w:instrText>
             </w:r>
             <w:r>
               <w:rPr>
@@ -4849,7 +4867,7 @@
               <w:lang w:eastAsia="de-DE"/>
             </w:rPr>
           </w:pPr>
-          <w:hyperlink w:anchor="_Toc230096777" w:history="1">
+          <w:hyperlink w:anchor="_Toc230268465" w:history="1">
             <w:r>
               <w:rPr>
                 <w:rStyle w:val="Hyperlink"/>
@@ -4891,7 +4909,7 @@
                 <w:noProof/>
                 <w:webHidden/>
               </w:rPr>
-              <w:instrText xml:space="preserve"> PAGEREF _Toc230096777 \h </w:instrText>
+              <w:instrText xml:space="preserve"> PAGEREF _Toc230268465 \h </w:instrText>
             </w:r>
             <w:r>
               <w:rPr>
@@ -4935,7 +4953,7 @@
               <w:lang w:eastAsia="de-DE"/>
             </w:rPr>
           </w:pPr>
-          <w:hyperlink w:anchor="_Toc230096778" w:history="1">
+          <w:hyperlink w:anchor="_Toc230268466" w:history="1">
             <w:r>
               <w:rPr>
                 <w:rStyle w:val="Hyperlink"/>
@@ -4977,7 +4995,7 @@
                 <w:noProof/>
                 <w:webHidden/>
               </w:rPr>
-              <w:instrText xml:space="preserve"> PAGEREF _Toc230096778 \h </w:instrText>
+              <w:instrText xml:space="preserve"> PAGEREF _Toc230268466 \h </w:instrText>
             </w:r>
             <w:r>
               <w:rPr>
@@ -5021,7 +5039,7 @@
               <w:lang w:eastAsia="de-DE"/>
             </w:rPr>
           </w:pPr>
-          <w:hyperlink w:anchor="_Toc230096779" w:history="1">
+          <w:hyperlink w:anchor="_Toc230268467" w:history="1">
             <w:r>
               <w:rPr>
                 <w:rStyle w:val="Hyperlink"/>
@@ -5063,7 +5081,7 @@
                 <w:noProof/>
                 <w:webHidden/>
               </w:rPr>
-              <w:instrText xml:space="preserve"> PAGEREF _Toc230096779 \h </w:instrText>
+              <w:instrText xml:space="preserve"> PAGEREF _Toc230268467 \h </w:instrText>
             </w:r>
             <w:r>
               <w:rPr>
@@ -5107,7 +5125,7 @@
               <w:lang w:eastAsia="de-DE"/>
             </w:rPr>
           </w:pPr>
-          <w:hyperlink w:anchor="_Toc230096780" w:history="1">
+          <w:hyperlink w:anchor="_Toc230268468" w:history="1">
             <w:r>
               <w:rPr>
                 <w:rStyle w:val="Hyperlink"/>
@@ -5149,7 +5167,7 @@
                 <w:noProof/>
                 <w:webHidden/>
               </w:rPr>
-              <w:instrText xml:space="preserve"> PAGEREF _Toc230096780 \h </w:instrText>
+              <w:instrText xml:space="preserve"> PAGEREF _Toc230268468 \h </w:instrText>
             </w:r>
             <w:r>
               <w:rPr>
@@ -5169,7 +5187,7 @@
                 <w:noProof/>
                 <w:webHidden/>
               </w:rPr>
-              <w:t>1</w:t>
+              <w:t>21</w:t>
             </w:r>
             <w:r>
               <w:rPr>
@@ -5193,7 +5211,7 @@
               <w:lang w:eastAsia="de-DE"/>
             </w:rPr>
           </w:pPr>
-          <w:hyperlink w:anchor="_Toc230096781" w:history="1">
+          <w:hyperlink w:anchor="_Toc230268469" w:history="1">
             <w:r>
               <w:rPr>
                 <w:rStyle w:val="Hyperlink"/>
@@ -5235,7 +5253,7 @@
                 <w:noProof/>
                 <w:webHidden/>
               </w:rPr>
-              <w:instrText xml:space="preserve"> PAGEREF _Toc230096781 \h </w:instrText>
+              <w:instrText xml:space="preserve"> PAGEREF _Toc230268469 \h </w:instrText>
             </w:r>
             <w:r>
               <w:rPr>
@@ -5255,7 +5273,7 @@
                 <w:noProof/>
                 <w:webHidden/>
               </w:rPr>
-              <w:t>1</w:t>
+              <w:t>21</w:t>
             </w:r>
             <w:r>
               <w:rPr>
@@ -5279,7 +5297,7 @@
               <w:lang w:eastAsia="de-DE"/>
             </w:rPr>
           </w:pPr>
-          <w:hyperlink w:anchor="_Toc230096782" w:history="1">
+          <w:hyperlink w:anchor="_Toc230268470" w:history="1">
             <w:r>
               <w:rPr>
                 <w:rStyle w:val="Hyperlink"/>
@@ -5321,7 +5339,7 @@
                 <w:noProof/>
                 <w:webHidden/>
               </w:rPr>
-              <w:instrText xml:space="preserve"> PAGEREF _Toc230096782 \h </w:instrText>
+              <w:instrText xml:space="preserve"> PAGEREF _Toc230268470 \h </w:instrText>
             </w:r>
             <w:r>
               <w:rPr>
@@ -5341,7 +5359,7 @@
                 <w:noProof/>
                 <w:webHidden/>
               </w:rPr>
-              <w:t>2</w:t>
+              <w:t>22</w:t>
             </w:r>
             <w:r>
               <w:rPr>
@@ -5365,7 +5383,7 @@
               <w:lang w:eastAsia="de-DE"/>
             </w:rPr>
           </w:pPr>
-          <w:hyperlink w:anchor="_Toc230096783" w:history="1">
+          <w:hyperlink w:anchor="_Toc230268471" w:history="1">
             <w:r>
               <w:rPr>
                 <w:rStyle w:val="Hyperlink"/>
@@ -5407,7 +5425,7 @@
                 <w:noProof/>
                 <w:webHidden/>
               </w:rPr>
-              <w:instrText xml:space="preserve"> PAGEREF _Toc230096783 \h </w:instrText>
+              <w:instrText xml:space="preserve"> PAGEREF _Toc230268471 \h </w:instrText>
             </w:r>
             <w:r>
               <w:rPr>
@@ -5427,7 +5445,7 @@
                 <w:noProof/>
                 <w:webHidden/>
               </w:rPr>
-              <w:t>1</w:t>
+              <w:t>23</w:t>
             </w:r>
             <w:r>
               <w:rPr>
@@ -5451,7 +5469,7 @@
               <w:lang w:eastAsia="de-DE"/>
             </w:rPr>
           </w:pPr>
-          <w:hyperlink w:anchor="_Toc230096784" w:history="1">
+          <w:hyperlink w:anchor="_Toc230268472" w:history="1">
             <w:r>
               <w:rPr>
                 <w:rStyle w:val="Hyperlink"/>
@@ -5493,7 +5511,7 @@
                 <w:noProof/>
                 <w:webHidden/>
               </w:rPr>
-              <w:instrText xml:space="preserve"> PAGEREF _Toc230096784 \h </w:instrText>
+              <w:instrText xml:space="preserve"> PAGEREF _Toc230268472 \h </w:instrText>
             </w:r>
             <w:r>
               <w:rPr>
@@ -5513,7 +5531,7 @@
                 <w:noProof/>
                 <w:webHidden/>
               </w:rPr>
-              <w:t>1</w:t>
+              <w:t>23</w:t>
             </w:r>
             <w:r>
               <w:rPr>
@@ -5537,7 +5555,7 @@
               <w:lang w:eastAsia="de-DE"/>
             </w:rPr>
           </w:pPr>
-          <w:hyperlink w:anchor="_Toc230096785" w:history="1">
+          <w:hyperlink w:anchor="_Toc230268473" w:history="1">
             <w:r>
               <w:rPr>
                 <w:rStyle w:val="Hyperlink"/>
@@ -5579,7 +5597,7 @@
                 <w:noProof/>
                 <w:webHidden/>
               </w:rPr>
-              <w:instrText xml:space="preserve"> PAGEREF _Toc230096785 \h </w:instrText>
+              <w:instrText xml:space="preserve"> PAGEREF _Toc230268473 \h </w:instrText>
             </w:r>
             <w:r>
               <w:rPr>
@@ -5599,7 +5617,7 @@
                 <w:noProof/>
                 <w:webHidden/>
               </w:rPr>
-              <w:t>2</w:t>
+              <w:t>24</w:t>
             </w:r>
             <w:r>
               <w:rPr>
@@ -5627,7 +5645,7 @@
         </w:p>
       </w:sdtContent>
     </w:sdt>
-    <w:bookmarkStart w:id="2" w:name="_Toc225757670" w:displacedByCustomXml="prev"/>
+    <w:bookmarkStart w:id="0" w:name="_Toc225757670" w:displacedByCustomXml="prev"/>
     <w:p>
       <w:pPr>
         <w:rPr>
@@ -5652,23 +5670,23 @@
       <w:pPr>
         <w:pStyle w:val="Meineberschrift1"/>
       </w:pPr>
-      <w:bookmarkStart w:id="3" w:name="_Toc230096725"/>
-      <w:bookmarkEnd w:id="2"/>
+      <w:bookmarkStart w:id="1" w:name="_Toc230268413"/>
+      <w:bookmarkEnd w:id="0"/>
       <w:r>
         <w:lastRenderedPageBreak/>
         <w:t>Projektbeschreibung</w:t>
       </w:r>
-      <w:bookmarkEnd w:id="3"/>
+      <w:bookmarkEnd w:id="1"/>
     </w:p>
     <w:p>
       <w:pPr>
         <w:pStyle w:val="Meineberschrift2"/>
       </w:pPr>
-      <w:bookmarkStart w:id="4" w:name="_Toc230096726"/>
+      <w:bookmarkStart w:id="2" w:name="_Toc230268414"/>
       <w:r>
         <w:t>Einleitung</w:t>
       </w:r>
-      <w:bookmarkEnd w:id="4"/>
+      <w:bookmarkEnd w:id="2"/>
     </w:p>
     <w:p>
       <w:pPr>
@@ -5697,41 +5715,28 @@
       <w:pPr>
         <w:pStyle w:val="Meineberschrift2"/>
       </w:pPr>
-      <w:bookmarkStart w:id="5" w:name="_Toc230096727"/>
+      <w:bookmarkStart w:id="3" w:name="_Toc230268415"/>
       <w:r>
         <w:t>Projektumfeld</w:t>
       </w:r>
-      <w:bookmarkEnd w:id="5"/>
+      <w:bookmarkEnd w:id="3"/>
     </w:p>
     <w:p>
       <w:pPr>
         <w:pStyle w:val="MeinAnhang3"/>
       </w:pPr>
-      <w:bookmarkStart w:id="6" w:name="_Toc230096728"/>
+      <w:bookmarkStart w:id="4" w:name="_Toc230268416"/>
       <w:r>
         <w:t>Die 4SELLERS GmbH</w:t>
       </w:r>
-      <w:bookmarkEnd w:id="6"/>
+      <w:bookmarkEnd w:id="4"/>
     </w:p>
     <w:p>
       <w:pPr>
         <w:pStyle w:val="MeinText2"/>
       </w:pPr>
       <w:r>
-        <w:t xml:space="preserve">Die 4SELLERS GmbH ist ein auf E-Commerce spezialisiertes Softwareunternehmen mit Hauptsitz in Rain am Lech und weiteren Standorten in Aachen, Leipzig sowie der </w:t>
-      </w:r>
-      <w:commentRangeStart w:id="7"/>
-      <w:r>
-        <w:t>Tochtergesellschaft</w:t>
-      </w:r>
-      <w:commentRangeEnd w:id="7"/>
-      <w:r>
-        <w:rPr>
-          <w:rStyle w:val="Kommentarzeichen"/>
-          <w:sz w:val="20"/>
-          <w:szCs w:val="20"/>
-        </w:rPr>
-        <w:commentReference w:id="7"/>
+        <w:t>Die 4SELLERS GmbH ist ein auf E-Commerce spezialisiertes Softwareunternehmen mit Hauptsitz in Rain am Lech und weiteren Standorten in Aachen, Leipzig sowie der Tochtergesellschaft</w:t>
       </w:r>
       <w:r>
         <w:t xml:space="preserve"> </w:t>
@@ -5772,41 +5777,18 @@
       <w:pPr>
         <w:pStyle w:val="MeinAnhang3"/>
       </w:pPr>
-      <w:bookmarkStart w:id="8" w:name="_Toc230096729"/>
-      <w:commentRangeStart w:id="9"/>
+      <w:bookmarkStart w:id="5" w:name="_Toc230268417"/>
       <w:r>
         <w:t>4SELLERS Shopsystem</w:t>
       </w:r>
-      <w:bookmarkEnd w:id="8"/>
-      <w:commentRangeEnd w:id="9"/>
-      <w:r>
-        <w:rPr>
-          <w:rStyle w:val="Kommentarzeichen"/>
-          <w:sz w:val="28"/>
-          <w:szCs w:val="32"/>
-        </w:rPr>
-        <w:commentReference w:id="9"/>
-      </w:r>
+      <w:bookmarkEnd w:id="5"/>
     </w:p>
     <w:p>
       <w:pPr>
         <w:pStyle w:val="MeinText2"/>
       </w:pPr>
       <w:r>
-        <w:t xml:space="preserve">Das 4SELLERS Shopsystem verbindet die </w:t>
-      </w:r>
-      <w:commentRangeStart w:id="10"/>
-      <w:r>
-        <w:t xml:space="preserve">SAGE </w:t>
-      </w:r>
-      <w:commentRangeEnd w:id="10"/>
-      <w:r>
-        <w:rPr>
-          <w:rStyle w:val="Kommentarzeichen"/>
-          <w:sz w:val="20"/>
-          <w:szCs w:val="20"/>
-        </w:rPr>
-        <w:commentReference w:id="10"/>
+        <w:t xml:space="preserve">Das 4SELLERS Shopsystem verbindet die SAGE </w:t>
       </w:r>
       <w:r>
         <w:t>100</w:t>
@@ -5830,11 +5812,11 @@
       <w:pPr>
         <w:pStyle w:val="MeinAnhang3"/>
       </w:pPr>
-      <w:bookmarkStart w:id="11" w:name="_Toc230096730"/>
+      <w:bookmarkStart w:id="6" w:name="_Toc230268418"/>
       <w:r>
         <w:t>Shop-Toolbox</w:t>
       </w:r>
-      <w:bookmarkEnd w:id="11"/>
+      <w:bookmarkEnd w:id="6"/>
     </w:p>
     <w:p>
       <w:pPr>
@@ -5852,11 +5834,11 @@
       <w:pPr>
         <w:pStyle w:val="Meineberschrift2"/>
       </w:pPr>
-      <w:bookmarkStart w:id="12" w:name="_Toc230096731"/>
+      <w:bookmarkStart w:id="7" w:name="_Toc230268419"/>
       <w:r>
         <w:t>Ist-Analyse</w:t>
       </w:r>
-      <w:bookmarkEnd w:id="12"/>
+      <w:bookmarkEnd w:id="7"/>
     </w:p>
     <w:p>
       <w:pPr>
@@ -5871,7 +5853,15 @@
         <w:pStyle w:val="MeinText2"/>
       </w:pPr>
       <w:r>
-        <w:t>Der Neustart einer Shop-Instanz erfordert mehrere aufeinanderfolgende Schritte: Zunächst wird der entsprechende Dienst im IIS-Manager manuell gestoppt. Anschließend ist abzuwarten, bis die CSS-Caches vollständig geleert sind, bevor der CSS-Bundler manuell entfernt werden kann. Erst danach wird der Dienst neu gestartet. Da diese Schritte in einer festen Reihenfolge ausgeführt werden müssen, ist der Prozess sowohl zeitintensiv als auch fehleranfällig.</w:t>
+        <w:t>Der Neustart einer Shop-Instanz erfordert mehrere aufeinanderfolgende Schritte: Zunächst wird der entsprechende Dienst im IIS-Manager manuell gestoppt. Anschließend ist abzuwarten, bis die CSS-Caches vollständig geleert sind, bevor der CSS-</w:t>
+      </w:r>
+      <w:proofErr w:type="spellStart"/>
+      <w:r>
+        <w:t>Bundler</w:t>
+      </w:r>
+      <w:proofErr w:type="spellEnd"/>
+      <w:r>
+        <w:t xml:space="preserve"> manuell entfernt werden kann. Erst danach wird der Dienst neu gestartet. Da diese Schritte in einer festen Reihenfolge ausgeführt werden müssen, ist der Prozess sowohl zeitintensiv als auch fehleranfällig.</w:t>
       </w:r>
     </w:p>
     <w:p>
@@ -5900,11 +5890,11 @@
       <w:pPr>
         <w:pStyle w:val="Meineberschrift2"/>
       </w:pPr>
-      <w:bookmarkStart w:id="13" w:name="_Toc230096732"/>
+      <w:bookmarkStart w:id="8" w:name="_Toc230268420"/>
       <w:r>
         <w:t>Soll-Konzept</w:t>
       </w:r>
-      <w:bookmarkEnd w:id="13"/>
+      <w:bookmarkEnd w:id="8"/>
     </w:p>
     <w:p>
       <w:pPr>
@@ -5914,20 +5904,7 @@
         <w:t xml:space="preserve">Ziel des Projekts ist die funktionale Erweiterung der bestehenden Shop-Toolbox um zwei zentrale Module, damit die Anzahl der parallel verwendeten Anwendungen im Entwicklungsprozess reduziert und somit zeitintensive Medienbrüche vermieden werden. </w:t>
       </w:r>
       <w:r>
-        <w:t>Durch die Zentralisierung administrativer Aufgaben wird der manuelle Aufwand minimiert, wodurch komplexe Abläufe im Shopsystem mit einer optimierten Anzahl an User-Interaktionen effizienter durchgeführt werde</w:t>
-      </w:r>
-      <w:commentRangeStart w:id="14"/>
-      <w:r>
-        <w:t>n können</w:t>
-      </w:r>
-      <w:commentRangeEnd w:id="14"/>
-      <w:r>
-        <w:rPr>
-          <w:rStyle w:val="Kommentarzeichen"/>
-          <w:sz w:val="20"/>
-          <w:szCs w:val="20"/>
-        </w:rPr>
-        <w:commentReference w:id="14"/>
+        <w:t>Durch die Zentralisierung administrativer Aufgaben wird der manuelle Aufwand minimiert, wodurch komplexe Abläufe im Shopsystem mit einer optimierten Anzahl an User-Interaktionen effizienter durchgeführt werden können</w:t>
       </w:r>
       <w:r>
         <w:t>.</w:t>
@@ -5986,6 +5963,7 @@
         </w:numPr>
       </w:pPr>
       <w:r>
+        <w:lastRenderedPageBreak/>
         <w:t>Erweiterbarkeit des Einstellungs-Datenmodells um neue Felder ohne größeren Aufwand.</w:t>
       </w:r>
     </w:p>
@@ -5993,11 +5971,11 @@
       <w:pPr>
         <w:pStyle w:val="MeinAnhang3"/>
       </w:pPr>
-      <w:bookmarkStart w:id="15" w:name="_Toc230096733"/>
+      <w:bookmarkStart w:id="9" w:name="_Toc230268421"/>
       <w:r>
         <w:t>Log-Analyse</w:t>
       </w:r>
-      <w:bookmarkEnd w:id="15"/>
+      <w:bookmarkEnd w:id="9"/>
     </w:p>
     <w:p>
       <w:pPr>
@@ -6020,53 +5998,23 @@
       <w:r>
         <w:t xml:space="preserve"> Nutzer relevante Informationen gezielt und ohne manuellen Mehraufwand identifizieren.</w:t>
       </w:r>
-      <w:commentRangeStart w:id="16"/>
-      <w:commentRangeEnd w:id="16"/>
-      <w:r>
-        <w:rPr>
-          <w:rStyle w:val="Kommentarzeichen"/>
-          <w:sz w:val="20"/>
-          <w:szCs w:val="20"/>
-        </w:rPr>
-        <w:commentReference w:id="16"/>
-      </w:r>
     </w:p>
     <w:p>
       <w:pPr>
         <w:pStyle w:val="MeinAnhang3"/>
       </w:pPr>
-      <w:bookmarkStart w:id="17" w:name="_Toc230096734"/>
+      <w:bookmarkStart w:id="10" w:name="_Toc230268422"/>
       <w:r>
         <w:t>IIS-Steuerung</w:t>
       </w:r>
-      <w:bookmarkEnd w:id="17"/>
+      <w:bookmarkEnd w:id="10"/>
     </w:p>
     <w:p>
       <w:pPr>
         <w:pStyle w:val="MeinText2"/>
       </w:pPr>
       <w:r>
-        <w:t>Die Shop-Toolbox soll um eine direkte Steuerungsmöglichkeit für die im I</w:t>
-      </w:r>
-      <w:commentRangeStart w:id="18"/>
-      <w:r>
-        <w:t>nternet Information Services (IIS)</w:t>
-      </w:r>
-      <w:commentRangeEnd w:id="18"/>
-      <w:r>
-        <w:rPr>
-          <w:rStyle w:val="Kommentarzeichen"/>
-          <w:sz w:val="20"/>
-          <w:szCs w:val="20"/>
-        </w:rPr>
-        <w:commentReference w:id="18"/>
-      </w:r>
-      <w:r>
-        <w:t xml:space="preserve"> gehosteten Shopsysteme erweitert werden. Hierfür sollen Schaltflächen zum Starten, Stoppen und </w:t>
-      </w:r>
-      <w:r>
-        <w:lastRenderedPageBreak/>
-        <w:t>Neustarten des entsprechenden IIS-Dienstes in die Oberfläche integriert werden, um administrative Eingriffe ohne den Umweg über den Server selbst durchführen zu können.</w:t>
+        <w:t>Die Shop-Toolbox soll um eine direkte Steuerungsmöglichkeit für die im Internet Information Services (IIS) gehosteten Shopsysteme erweitert werden. Hierfür sollen Schaltflächen zum Starten, Stoppen und Neustarten des entsprechenden IIS-Dienstes in die Oberfläche integriert werden, um administrative Eingriffe ohne den Umweg über den Server selbst durchführen zu können.</w:t>
       </w:r>
     </w:p>
     <w:p>
@@ -6074,18 +6022,26 @@
         <w:pStyle w:val="MeinText2"/>
       </w:pPr>
       <w:r>
-        <w:t>Um einen vollständigen und konsistenten Neustart des Shopsystems sicherzustellen, soll der Neustartvorgang zusätzlich eine automatisierte Leerung des CSS-Caches sowie eine Zurücksetzung des CSS-Bundlers umfassen. Dadurch wird gewährleistet, dass nach dem Neustart keine veralteten Stilinformationen im System verbleiben und der Shop in einem definierten, sauberen Zustand hochfährt.</w:t>
+        <w:t>Um einen vollständigen und konsistenten Neustart des Shopsystems sicherzustellen, soll der Neustartvorgang zusätzlich eine automatisierte Leerung des CSS-Caches sowie eine Zurücksetzung des CSS-</w:t>
+      </w:r>
+      <w:proofErr w:type="spellStart"/>
+      <w:r>
+        <w:t>Bundlers</w:t>
+      </w:r>
+      <w:proofErr w:type="spellEnd"/>
+      <w:r>
+        <w:t xml:space="preserve"> umfassen. Dadurch wird gewährleistet, dass nach dem Neustart keine veralteten Stilinformationen im System verbleiben und der Shop in einem definierten, sauberen Zustand hochfährt.</w:t>
       </w:r>
     </w:p>
     <w:p>
       <w:pPr>
         <w:pStyle w:val="MeinAnhang3"/>
       </w:pPr>
-      <w:bookmarkStart w:id="19" w:name="_Toc230096735"/>
+      <w:bookmarkStart w:id="11" w:name="_Toc230268423"/>
       <w:r>
         <w:t>Einstellungsdienst</w:t>
       </w:r>
-      <w:bookmarkEnd w:id="19"/>
+      <w:bookmarkEnd w:id="11"/>
     </w:p>
     <w:p>
       <w:pPr>
@@ -6099,41 +6055,28 @@
       <w:pPr>
         <w:pStyle w:val="Meineberschrift1"/>
       </w:pPr>
-      <w:bookmarkStart w:id="20" w:name="_Toc230096736"/>
+      <w:bookmarkStart w:id="12" w:name="_Toc230268424"/>
       <w:r>
         <w:t>Aufwand und Nutzen</w:t>
       </w:r>
-      <w:bookmarkEnd w:id="20"/>
+      <w:bookmarkEnd w:id="12"/>
     </w:p>
     <w:p>
       <w:pPr>
         <w:pStyle w:val="Meineberschrift2"/>
       </w:pPr>
-      <w:bookmarkStart w:id="21" w:name="_Toc230096737"/>
+      <w:bookmarkStart w:id="13" w:name="_Toc230268425"/>
       <w:r>
         <w:t>Der Nutzen für die Firma 4SELLERS GmbH</w:t>
       </w:r>
-      <w:bookmarkEnd w:id="21"/>
+      <w:bookmarkEnd w:id="13"/>
     </w:p>
     <w:p>
       <w:pPr>
         <w:pStyle w:val="MeinText2"/>
       </w:pPr>
       <w:r>
-        <w:t xml:space="preserve">Der 4SELLERS GmbH entstehen durch die Entwicklung des Moduls Kosten, welche jedoch durch die signifikant reduzierten Aufwände bei der Fehlersuche und Systemadministration amortisiert werden. Darüber hinaus kann das hier angewandte Automatisierungskonzept als Grundlage dienen, um weitere administrative Teilbereiche des Shopsystems zu optimieren und somit eine durchgehend höhere Qualität und Zeitersparnis zu </w:t>
-      </w:r>
-      <w:commentRangeStart w:id="22"/>
-      <w:r>
-        <w:t>erzielen</w:t>
-      </w:r>
-      <w:commentRangeEnd w:id="22"/>
-      <w:r>
-        <w:rPr>
-          <w:rStyle w:val="Kommentarzeichen"/>
-          <w:sz w:val="20"/>
-          <w:szCs w:val="20"/>
-        </w:rPr>
-        <w:commentReference w:id="22"/>
+        <w:t>Der 4SELLERS GmbH entstehen durch die Entwicklung des Moduls Kosten, welche jedoch durch die signifikant reduzierten Aufwände bei der Fehlersuche und Systemadministration amortisiert werden. Darüber hinaus kann das hier angewandte Automatisierungskonzept als Grundlage dienen, um weitere administrative Teilbereiche des Shopsystems zu optimieren und somit eine durchgehend höhere Qualität und Zeitersparnis zu erzielen</w:t>
       </w:r>
       <w:r>
         <w:t>.</w:t>
@@ -6143,31 +6086,11 @@
       <w:pPr>
         <w:pStyle w:val="Meineberschrift2"/>
       </w:pPr>
-      <w:bookmarkStart w:id="23" w:name="_Toc230096738"/>
-      <w:commentRangeStart w:id="24"/>
-      <w:commentRangeStart w:id="25"/>
+      <w:bookmarkStart w:id="14" w:name="_Toc230268426"/>
       <w:r>
         <w:t>Kosten</w:t>
       </w:r>
-      <w:bookmarkEnd w:id="23"/>
-      <w:commentRangeEnd w:id="24"/>
-      <w:r>
-        <w:rPr>
-          <w:rStyle w:val="Kommentarzeichen"/>
-          <w:sz w:val="32"/>
-          <w:szCs w:val="40"/>
-        </w:rPr>
-        <w:commentReference w:id="24"/>
-      </w:r>
-      <w:commentRangeEnd w:id="25"/>
-      <w:r>
-        <w:rPr>
-          <w:rStyle w:val="Kommentarzeichen"/>
-          <w:sz w:val="32"/>
-          <w:szCs w:val="40"/>
-        </w:rPr>
-        <w:commentReference w:id="25"/>
-      </w:r>
+      <w:bookmarkEnd w:id="14"/>
     </w:p>
     <w:p>
       <w:pPr>
@@ -6186,41 +6109,15 @@
         <w:t>, da diese der Vertraulichkeit unterliegen</w:t>
       </w:r>
       <w:r>
-        <w:t xml:space="preserve">. Stattdessen wird an dieser Stelle mit </w:t>
-      </w:r>
-      <w:commentRangeStart w:id="26"/>
-      <w:r>
-        <w:t>fiktiven Werten</w:t>
-      </w:r>
-      <w:commentRangeEnd w:id="26"/>
-      <w:r>
-        <w:rPr>
-          <w:rStyle w:val="Kommentarzeichen"/>
-          <w:sz w:val="20"/>
-          <w:szCs w:val="20"/>
-        </w:rPr>
-        <w:commentReference w:id="26"/>
-      </w:r>
-      <w:r>
-        <w:t xml:space="preserve"> gearbeitet. Der Stundensatz eines Auszubildenden beläuft sich auf 6 Euro, der eines Mitarbeiters auf 35 Euro.</w:t>
+        <w:t>. Stattdessen wird an dieser Stelle mit fiktiven Werten gearbeitet. Der Stundensatz eines Auszubildenden beläuft sich auf 6 Euro, der eines Mitarbeiters auf 35 Euro.</w:t>
       </w:r>
     </w:p>
     <w:p>
       <w:pPr>
         <w:pStyle w:val="MeinText2"/>
       </w:pPr>
-      <w:commentRangeStart w:id="27"/>
       <w:r>
         <w:t xml:space="preserve">Die Gemeinkosten wie Lizenz-, Strom-, Heizkosten etc. belaufen sich auf 10 Euro pro Stunde. </w:t>
-      </w:r>
-      <w:commentRangeEnd w:id="27"/>
-      <w:r>
-        <w:rPr>
-          <w:rStyle w:val="Kommentarzeichen"/>
-          <w:sz w:val="20"/>
-          <w:szCs w:val="20"/>
-        </w:rPr>
-        <w:commentReference w:id="27"/>
       </w:r>
     </w:p>
     <w:p>
@@ -6528,13 +6425,13 @@
       <w:pPr>
         <w:pStyle w:val="Meineberschrift2"/>
       </w:pPr>
-      <w:bookmarkStart w:id="28" w:name="_Toc89862024"/>
-      <w:bookmarkStart w:id="29" w:name="_Toc230096739"/>
+      <w:bookmarkStart w:id="15" w:name="_Toc89862024"/>
+      <w:bookmarkStart w:id="16" w:name="_Toc230268427"/>
       <w:r>
         <w:t>Kostendeckung der Entwicklung</w:t>
       </w:r>
-      <w:bookmarkEnd w:id="28"/>
-      <w:bookmarkEnd w:id="29"/>
+      <w:bookmarkEnd w:id="15"/>
+      <w:bookmarkEnd w:id="16"/>
     </w:p>
     <w:p>
       <w:pPr>
@@ -6642,19 +6539,9 @@
       <w:r>
         <w:t xml:space="preserve"> </w:t>
       </w:r>
-      <w:commentRangeStart w:id="30"/>
       <w:r>
         <w:t>Durch den Einsatz der Shop-Toolbox entfällt für die Nutzer der bislang erforderliche Wechsel zwischen verschiedenen Systemwerkzeugen, was sowohl den damit verbundenen Medienbruch als auch den resultierenden Zeitaufwand signifikant reduziert. Die eingesparte Zeit kann folglich für wertschöpfende Tätigkeiten im Entwicklungsprozess genutzt werden, wodurch sich die Investition in die Shop-Toolbox mittel- bis langfristig amortisiert.</w:t>
       </w:r>
-      <w:commentRangeEnd w:id="30"/>
-      <w:r>
-        <w:rPr>
-          <w:rStyle w:val="Kommentarzeichen"/>
-          <w:sz w:val="20"/>
-          <w:szCs w:val="20"/>
-        </w:rPr>
-        <w:commentReference w:id="30"/>
-      </w:r>
     </w:p>
     <w:p>
       <w:pPr>
@@ -6665,11 +6552,11 @@
       <w:pPr>
         <w:pStyle w:val="Meineberschrift2"/>
       </w:pPr>
-      <w:bookmarkStart w:id="31" w:name="_Toc230096740"/>
+      <w:bookmarkStart w:id="17" w:name="_Toc230268428"/>
       <w:r>
         <w:t>Nutzen für den Anwender</w:t>
       </w:r>
-      <w:bookmarkEnd w:id="31"/>
+      <w:bookmarkEnd w:id="17"/>
     </w:p>
     <w:p>
       <w:pPr>
@@ -6702,22 +6589,18 @@
       <w:pPr>
         <w:pStyle w:val="Meineberschrift1"/>
       </w:pPr>
-      <w:bookmarkStart w:id="32" w:name="_Toc230096741"/>
+      <w:bookmarkStart w:id="18" w:name="_Toc230268429"/>
       <w:r>
         <w:t>Projektplanung</w:t>
       </w:r>
-      <w:bookmarkEnd w:id="32"/>
+      <w:bookmarkEnd w:id="18"/>
     </w:p>
     <w:p>
       <w:pPr>
         <w:pStyle w:val="MeinText2"/>
       </w:pPr>
       <w:r>
-        <w:t xml:space="preserve">Der folgende Abschnitt handelt von der Planung des Projekts. </w:t>
-      </w:r>
-      <w:commentRangeStart w:id="33"/>
-      <w:r>
-        <w:t xml:space="preserve">Es wird erläutert, welche </w:t>
+        <w:t xml:space="preserve">Der folgende Abschnitt handelt von der Planung des Projekts. Es wird erläutert, welche </w:t>
       </w:r>
       <w:r>
         <w:t>Ressourcen für die Projektumsetzung</w:t>
@@ -6725,15 +6608,6 @@
       <w:r>
         <w:t xml:space="preserve"> nötig waren und wie diese eingesetzt wurden</w:t>
       </w:r>
-      <w:commentRangeEnd w:id="33"/>
-      <w:r>
-        <w:rPr>
-          <w:rStyle w:val="Kommentarzeichen"/>
-          <w:sz w:val="20"/>
-          <w:szCs w:val="20"/>
-        </w:rPr>
-        <w:commentReference w:id="33"/>
-      </w:r>
       <w:r>
         <w:t>. Zudem wird dargestellt</w:t>
       </w:r>
@@ -6743,19 +6617,9 @@
       <w:r>
         <w:t xml:space="preserve">wie bei der Technologieauswahl verschiedene Nutzwertanalysen angewandt wurden, </w:t>
       </w:r>
-      <w:commentRangeStart w:id="34"/>
       <w:r>
         <w:t>um d</w:t>
       </w:r>
-      <w:commentRangeEnd w:id="34"/>
-      <w:r>
-        <w:rPr>
-          <w:rStyle w:val="Kommentarzeichen"/>
-          <w:sz w:val="20"/>
-          <w:szCs w:val="20"/>
-        </w:rPr>
-        <w:commentReference w:id="34"/>
-      </w:r>
       <w:r>
         <w:t>ie jeweils geeignetste Lösung zu ermittel</w:t>
       </w:r>
@@ -6767,11 +6631,11 @@
       <w:pPr>
         <w:pStyle w:val="MeinAnhang2"/>
       </w:pPr>
-      <w:bookmarkStart w:id="35" w:name="_Toc230096742"/>
+      <w:bookmarkStart w:id="19" w:name="_Toc230268430"/>
       <w:r>
         <w:t>Projektphasen</w:t>
       </w:r>
-      <w:bookmarkEnd w:id="35"/>
+      <w:bookmarkEnd w:id="19"/>
     </w:p>
     <w:p>
       <w:pPr>
@@ -7148,36 +7012,22 @@
     <w:p>
       <w:pPr>
         <w:pStyle w:val="MeinAnhang2"/>
-        <w:numPr>
-          <w:ilvl w:val="0"/>
-          <w:numId w:val="0"/>
-        </w:numPr>
-      </w:pPr>
-      <w:bookmarkStart w:id="36" w:name="_Toc230096743"/>
-      <w:commentRangeStart w:id="37"/>
+      </w:pPr>
+      <w:bookmarkStart w:id="20" w:name="_Toc230268431"/>
       <w:r>
         <w:t>Technologien</w:t>
       </w:r>
-      <w:bookmarkEnd w:id="36"/>
-      <w:commentRangeEnd w:id="37"/>
-      <w:r>
-        <w:rPr>
-          <w:rStyle w:val="Kommentarzeichen"/>
-          <w:sz w:val="32"/>
-          <w:szCs w:val="40"/>
-        </w:rPr>
-        <w:commentReference w:id="37"/>
-      </w:r>
+      <w:bookmarkEnd w:id="20"/>
     </w:p>
     <w:p>
       <w:pPr>
         <w:pStyle w:val="MeinAnhang3"/>
       </w:pPr>
-      <w:bookmarkStart w:id="38" w:name="_Toc230096744"/>
+      <w:bookmarkStart w:id="21" w:name="_Toc230268432"/>
       <w:r>
         <w:t>Auswahl</w:t>
       </w:r>
-      <w:bookmarkEnd w:id="38"/>
+      <w:bookmarkEnd w:id="21"/>
     </w:p>
     <w:p>
       <w:pPr>
@@ -7198,21 +7048,8 @@
       <w:r>
         <w:t>Performance</w:t>
       </w:r>
-      <w:commentRangeStart w:id="39"/>
-      <w:r>
-        <w:t xml:space="preserve"> </w:t>
-      </w:r>
-      <w:commentRangeEnd w:id="39"/>
-      <w:r>
-        <w:rPr>
-          <w:rStyle w:val="Kommentarzeichen"/>
-          <w:sz w:val="20"/>
-          <w:szCs w:val="20"/>
-        </w:rPr>
-        <w:commentReference w:id="39"/>
-      </w:r>
-      <w:r>
-        <w:t>die Laufzeitanforderungen, und externe Abhängigkeiten bewerten das Risiko zusätzlicher Komponenten außerhalb der Anwendung.</w:t>
+      <w:r>
+        <w:t xml:space="preserve"> die Laufzeitanforderungen, und externe Abhängigkeiten bewerten das Risiko zusätzlicher Komponenten außerhalb der Anwendung.</w:t>
       </w:r>
     </w:p>
     <w:p>
@@ -7225,79 +7062,14 @@
       <w:r>
         <w:t>Performance</w:t>
       </w:r>
-      <w:commentRangeStart w:id="40"/>
-      <w:r>
-        <w:t xml:space="preserve"> </w:t>
-      </w:r>
-      <w:commentRangeEnd w:id="40"/>
-      <w:r>
-        <w:rPr>
-          <w:rStyle w:val="Kommentarzeichen"/>
-          <w:sz w:val="20"/>
-          <w:szCs w:val="20"/>
-        </w:rPr>
-        <w:commentReference w:id="40"/>
-      </w:r>
-      <w:r>
-        <w:t xml:space="preserve">bei kleinen Konfigurationsdaten). Die Bewertung jedes Kriteriums erfolgt auf einer </w:t>
-      </w:r>
-      <w:commentRangeStart w:id="41"/>
-      <w:r>
-        <w:t>Skala von 1 bis 5</w:t>
-      </w:r>
-      <w:commentRangeEnd w:id="41"/>
-      <w:r>
-        <w:rPr>
-          <w:rStyle w:val="Kommentarzeichen"/>
-          <w:sz w:val="20"/>
-          <w:szCs w:val="20"/>
-        </w:rPr>
-        <w:commentReference w:id="41"/>
-      </w:r>
-      <w:r>
-        <w:t xml:space="preserve">: 1 bedeutet „sehr ungeeignet / hoher Aufwand bzw. hohes Risiko“, </w:t>
+      <w:r>
+        <w:t xml:space="preserve"> bei kleinen Konfigurationsdaten). Die Bewertung jedes Kriteriums erfolgt auf einer Skala von 1 bis 5: 1 bedeutet „sehr ungeeignet / hoher Aufwand bzw. hohes Risiko“, </w:t>
       </w:r>
       <w:r>
         <w:t>2 „eher ungeeignet / erhöhter Aufwand bzw. erhöhtes Risiko“, 3 „neutral / akzeptabel“, 4 „gut geeignet / geringer Aufwand bzw. geringes Risiko</w:t>
       </w:r>
       <w:r>
-        <w:t xml:space="preserve">“ und 5 „sehr gut geeignet / minimaler Aufwand bzw. minimales Risiko“. Die Einstufung je Kriterium wurde anhand der </w:t>
-      </w:r>
-      <w:commentRangeStart w:id="42"/>
-      <w:commentRangeStart w:id="43"/>
-      <w:commentRangeStart w:id="44"/>
-      <w:r>
-        <w:t>Praxiserfahrung im bestehenden Projekt</w:t>
-      </w:r>
-      <w:commentRangeEnd w:id="42"/>
-      <w:r>
-        <w:rPr>
-          <w:rStyle w:val="Kommentarzeichen"/>
-          <w:sz w:val="20"/>
-          <w:szCs w:val="20"/>
-        </w:rPr>
-        <w:commentReference w:id="42"/>
-      </w:r>
-      <w:commentRangeEnd w:id="43"/>
-      <w:r>
-        <w:rPr>
-          <w:rStyle w:val="Kommentarzeichen"/>
-          <w:sz w:val="20"/>
-          <w:szCs w:val="20"/>
-        </w:rPr>
-        <w:commentReference w:id="43"/>
-      </w:r>
-      <w:commentRangeEnd w:id="44"/>
-      <w:r>
-        <w:rPr>
-          <w:rStyle w:val="Kommentarzeichen"/>
-          <w:sz w:val="20"/>
-          <w:szCs w:val="20"/>
-        </w:rPr>
-        <w:commentReference w:id="44"/>
-      </w:r>
-      <w:r>
-        <w:t>, der offiziellen Dokumentation der jeweiligen Technologien sowie Tests im Rahmen eines Prototyps vorgenommen.</w:t>
+        <w:t>“ und 5 „sehr gut geeignet / minimaler Aufwand bzw. minimales Risiko“. Die Einstufung je Kriterium wurde anhand der Praxiserfahrung im bestehenden Projekt, der offiziellen Dokumentation der jeweiligen Technologien sowie Tests im Rahmen eines Prototyps vorgenommen.</w:t>
       </w:r>
     </w:p>
     <w:p>
@@ -7321,10 +7093,23 @@
         <w:pStyle w:val="MeinText2"/>
       </w:pPr>
       <w:r>
-        <w:t xml:space="preserve">Die Verwaltung des Quellcodes erfolgt über das bereits vorhandene Git-Repository, </w:t>
-      </w:r>
-      <w:r>
-        <w:t>das eine strukturierte Versionsverwaltung und die vollständige Nachvollziehbarkeit aller Änderungen sicherstellt</w:t>
+        <w:t xml:space="preserve">Die Verwaltung des Quellcodes erfolgt über das bereits vorhandene </w:t>
+      </w:r>
+      <w:proofErr w:type="spellStart"/>
+      <w:r>
+        <w:t>Git</w:t>
+      </w:r>
+      <w:proofErr w:type="spellEnd"/>
+      <w:r>
+        <w:t xml:space="preserve">-Repository, </w:t>
+      </w:r>
+      <w:proofErr w:type="gramStart"/>
+      <w:r>
+        <w:t>das</w:t>
+      </w:r>
+      <w:proofErr w:type="gramEnd"/>
+      <w:r>
+        <w:t xml:space="preserve"> eine strukturierte Versionsverwaltung und die vollständige Nachvollziehbarkeit aller Änderungen sicherstellt</w:t>
       </w:r>
       <w:r>
         <w:t>.</w:t>
@@ -7349,18 +7134,42 @@
         <w:pStyle w:val="MeinText2"/>
       </w:pPr>
       <w:r>
-        <w:t>Für die Gestaltung des User-Interfaces wurde die in der Shop-Toolbox bereits eingesetzte MudBlazor-Komponentenbibliothek in Kombination mit dem CSS-Framework Bootstrap verwendet. Während MudBlazor eine einheitliche Komponentenbasis und ein modernes Erscheinungsbild innerhalb der bestehenden Anwendung sicherstellt, ermöglicht Bootstrap eine flexible und strukturierte Layoutgestaltung der Benutzeroberfläche. Das Risiko einer externen Abhängigkeit von der MudBlazor-Bibliothek wurde bewusst in Kauf genommen, da sie bereits produktiv eingesetzt wird und somit keine neue Abhängigkeit darstellt.</w:t>
+        <w:t xml:space="preserve">Für die Gestaltung des User-Interfaces wurde die in der Shop-Toolbox bereits eingesetzte </w:t>
+      </w:r>
+      <w:proofErr w:type="spellStart"/>
+      <w:r>
+        <w:t>MudBlazor</w:t>
+      </w:r>
+      <w:proofErr w:type="spellEnd"/>
+      <w:r>
+        <w:t xml:space="preserve">-Komponentenbibliothek in Kombination mit dem CSS-Framework Bootstrap verwendet. Während </w:t>
+      </w:r>
+      <w:proofErr w:type="spellStart"/>
+      <w:r>
+        <w:t>MudBlazor</w:t>
+      </w:r>
+      <w:proofErr w:type="spellEnd"/>
+      <w:r>
+        <w:t xml:space="preserve"> eine einheitliche Komponentenbasis und ein modernes Erscheinungsbild innerhalb der bestehenden Anwendung sicherstellt, ermöglicht Bootstrap eine flexible und strukturierte Layoutgestaltung der Benutzeroberfläche. Das Risiko einer externen Abhängigkeit von der </w:t>
+      </w:r>
+      <w:proofErr w:type="spellStart"/>
+      <w:r>
+        <w:t>MudBlazor</w:t>
+      </w:r>
+      <w:proofErr w:type="spellEnd"/>
+      <w:r>
+        <w:t>-Bibliothek wurde bewusst in Kauf genommen, da sie bereits produktiv eingesetzt wird und somit keine neue Abhängigkeit darstellt.</w:t>
       </w:r>
     </w:p>
     <w:p>
       <w:pPr>
         <w:pStyle w:val="MeinAnhang3"/>
       </w:pPr>
-      <w:bookmarkStart w:id="45" w:name="_Toc230096745"/>
+      <w:bookmarkStart w:id="22" w:name="_Toc230268433"/>
       <w:r>
         <w:t>Vergleich der Datenbankanbindung</w:t>
       </w:r>
-      <w:bookmarkEnd w:id="45"/>
+      <w:bookmarkEnd w:id="22"/>
       <w:r>
         <w:t xml:space="preserve"> </w:t>
       </w:r>
@@ -7966,11 +7775,7 @@
         <w:t>Da es sich bei den zu speichernden Daten ausschließlich um benutzerspezifische Konfigurationseinstellungen handelt und kein externer Datenbankserver erforderlich sein soll, überwiegen die Vorteile von EF Core mit SQLite gegenüber einem manuellen SQL-Ansatz deutlich. Ein weiterer entscheidender Vorteil liegt in der Wartbarkeit: Änderungen an der Datenbankstruktur werden über EF Core Migrationen verwaltet und gemeinsam mit dem Anwendungscode versioniert</w:t>
       </w:r>
       <w:r>
-        <w:t xml:space="preserve"> </w:t>
-      </w:r>
-      <w:commentRangeStart w:id="46"/>
-      <w:r>
-        <w:t xml:space="preserve">(siehe </w:t>
+        <w:t xml:space="preserve"> (siehe </w:t>
       </w:r>
       <w:hyperlink w:anchor="Ref_9_2_5" w:history="1">
         <w:r>
@@ -8066,19 +7871,7 @@
         <w:t>)</w:t>
       </w:r>
       <w:r>
-        <w:t xml:space="preserve">. </w:t>
-      </w:r>
-      <w:commentRangeEnd w:id="46"/>
-      <w:r>
-        <w:rPr>
-          <w:rStyle w:val="Kommentarzeichen"/>
-          <w:sz w:val="20"/>
-          <w:szCs w:val="20"/>
-        </w:rPr>
-        <w:commentReference w:id="46"/>
-      </w:r>
-      <w:r>
-        <w:t>Dadurch wird sichergestellt, dass Datenbankschema und Clientcode stets synchron sind und Anpassungen ausschließlich im Rahmen eines regulären Anwendungsupdates eingespielt werden.</w:t>
+        <w:t>. Dadurch wird sichergestellt, dass Datenbankschema und Clientcode stets synchron sind und Anpassungen ausschließlich im Rahmen eines regulären Anwendungsupdates eingespielt werden.</w:t>
       </w:r>
     </w:p>
     <w:p>
@@ -8092,26 +7885,10 @@
         </w:rPr>
       </w:pPr>
       <w:r>
-        <w:t xml:space="preserve">Dieser Aspekt ist besonders relevant, da der Einstellungsdienst explizit darauf ausgelegt ist, zukünftig um weitere Konfigurationsfelder ergänzt zu werden. Mit einem manuellen SQL-Ansatz würde jede solche Erweiterung eine separate </w:t>
-      </w:r>
-      <w:commentRangeStart w:id="47"/>
-      <w:r>
-        <w:t>Datenbank</w:t>
-      </w:r>
-      <w:r>
-        <w:t>migration</w:t>
-      </w:r>
-      <w:commentRangeEnd w:id="47"/>
-      <w:r>
-        <w:rPr>
-          <w:rStyle w:val="Kommentarzeichen"/>
-          <w:sz w:val="20"/>
-          <w:szCs w:val="20"/>
-        </w:rPr>
-        <w:commentReference w:id="47"/>
-      </w:r>
-      <w:r>
-        <w:t xml:space="preserve"> </w:t>
+        <w:t>Dieser Aspekt ist besonders relevant, da der Einstellungsdienst explizit darauf ausgelegt ist, zukünftig um weitere Konfigurationsfelder ergänzt zu werden. Mit einem manuellen SQL-Ansatz würde jede solche Erweiterung eine separate Datenbank</w:t>
+      </w:r>
+      <w:r>
+        <w:t xml:space="preserve">migration </w:t>
       </w:r>
       <w:r>
         <w:t>erfordern, die fehleranfällig ist und nicht automatisch mit dem Anwendungsupdate ausgeliefert werden kann. EF Core löst dieses Problem, indem Migrationen als Teil des Quellcodes versioniert und beim Anwendungsstart automatisch angewendet werden.</w:t>
@@ -8121,18 +7898,34 @@
       <w:pPr>
         <w:pStyle w:val="MeinAnhang3"/>
       </w:pPr>
-      <w:bookmarkStart w:id="48" w:name="_Toc230096746"/>
+      <w:bookmarkStart w:id="23" w:name="_Toc230268434"/>
       <w:r>
         <w:t>Vergleich der Windows-Ereignisprotokoll-APIs</w:t>
       </w:r>
-      <w:bookmarkEnd w:id="48"/>
+      <w:bookmarkEnd w:id="23"/>
     </w:p>
     <w:p>
       <w:pPr>
         <w:pStyle w:val="MeinText2"/>
       </w:pPr>
       <w:r>
-        <w:t>Für das Auslesen der Windows-Ereignisprotokolle stehen in .NET grundsätzlich zwei APIs zur Verfügung: die modernere EventLogReader-API sowie die ältere EventLog-API. Da die Wahl der API direkten Einfluss auf Performance und Zuverlässigkeit der Log-Funktion hat, wurden beide Ansätze systematisch gegenübergestellt.</w:t>
+        <w:t xml:space="preserve">Für das Auslesen der Windows-Ereignisprotokolle stehen in .NET grundsätzlich zwei APIs zur Verfügung: die modernere </w:t>
+      </w:r>
+      <w:proofErr w:type="spellStart"/>
+      <w:r>
+        <w:t>EventLogReader</w:t>
+      </w:r>
+      <w:proofErr w:type="spellEnd"/>
+      <w:r>
+        <w:t xml:space="preserve">-API sowie die ältere </w:t>
+      </w:r>
+      <w:proofErr w:type="spellStart"/>
+      <w:r>
+        <w:t>EventLog</w:t>
+      </w:r>
+      <w:proofErr w:type="spellEnd"/>
+      <w:r>
+        <w:t>-API. Da die Wahl der API direkten Einfluss auf Performance und Zuverlässigkeit der Log-Funktion hat, wurden beide Ansätze systematisch gegenübergestellt.</w:t>
       </w:r>
     </w:p>
     <w:tbl>
@@ -8197,9 +7990,11 @@
               <w:pStyle w:val="4SELLERSTabellentext"/>
               <w:jc w:val="center"/>
             </w:pPr>
+            <w:proofErr w:type="spellStart"/>
             <w:r>
               <w:t>EventLogReader</w:t>
             </w:r>
+            <w:proofErr w:type="spellEnd"/>
           </w:p>
         </w:tc>
         <w:tc>
@@ -8214,9 +8009,11 @@
               <w:pStyle w:val="4SELLERSTabellentext"/>
               <w:jc w:val="center"/>
             </w:pPr>
+            <w:proofErr w:type="spellStart"/>
             <w:r>
               <w:t>EventLog</w:t>
             </w:r>
+            <w:proofErr w:type="spellEnd"/>
           </w:p>
         </w:tc>
       </w:tr>
@@ -8724,7 +8521,23 @@
         <w:pStyle w:val="MeinText2"/>
       </w:pPr>
       <w:r>
-        <w:t>Die Gegenüberstellung zeigt, dass die EventLogReader-API in allen relevanten Kriterien überlegen ist und daher als primäre Lesemethode eingesetzt wird. Besonders bei großen Log-Mengen, wie sie im laufenden Entwicklungsbetrieb eines Shopsystems regelmäßig anfallen, ist die XPath-basierte Filterung direkt auf Systemebene ein entscheidender Vorteil gegenüber dem nachträglichen Filtern im Code.</w:t>
+        <w:t xml:space="preserve">Die Gegenüberstellung zeigt, dass die </w:t>
+      </w:r>
+      <w:proofErr w:type="spellStart"/>
+      <w:r>
+        <w:t>EventLogReader</w:t>
+      </w:r>
+      <w:proofErr w:type="spellEnd"/>
+      <w:r>
+        <w:t xml:space="preserve">-API in allen relevanten Kriterien überlegen ist und daher als primäre Lesemethode eingesetzt wird. Besonders bei großen Log-Mengen, wie sie im laufenden Entwicklungsbetrieb eines Shopsystems regelmäßig anfallen, ist die </w:t>
+      </w:r>
+      <w:proofErr w:type="spellStart"/>
+      <w:r>
+        <w:t>XPath</w:t>
+      </w:r>
+      <w:proofErr w:type="spellEnd"/>
+      <w:r>
+        <w:t>-basierte Filterung direkt auf Systemebene ein entscheidender Vorteil gegenüber dem nachträglichen Filtern im Code.</w:t>
       </w:r>
     </w:p>
     <w:p>
@@ -8732,10 +8545,34 @@
         <w:pStyle w:val="MeinText2"/>
       </w:pPr>
       <w:r>
-        <w:t>Da jedoch nicht auf allen Zielsystemen garantiert werden kann, dass diese API fehlerfrei zur Verfügung steht – etwa aufgrund eingeschränkter Berechtigungen oder abweichender Systemkonfigurationen – wird die ältere EventLog-API als automatischer Fallback implementiert. Dadurch wird sichergestellt, dass die Log-Funktion auch unter ungünstigen Systembedingungen zuverlässig funktioniert, ohne dass der Nutzer manuell eingreifen muss.</w:t>
-      </w:r>
-      <w:r>
-        <w:t xml:space="preserve"> Unter ungünstigen Systembedingungen sind dabei insbesondere fehlende Berechtigungen des ausführenden Benutzers auf das Windows-Ereignisprotokoll, ein deaktivierter oder nicht erreichbarer Windows-Ereignisprotokoll-Dienst, beschädigte oder gesperrte Logdateien sowie ältere Windows-Versionen ohne vollständige Unterstützung der EventLogReader-API zu verstehen.</w:t>
+        <w:t xml:space="preserve">Da jedoch nicht auf allen Zielsystemen garantiert werden kann, dass diese API fehlerfrei zur Verfügung steht – etwa aufgrund eingeschränkter Berechtigungen oder abweichender Systemkonfigurationen – wird die ältere </w:t>
+      </w:r>
+      <w:proofErr w:type="spellStart"/>
+      <w:r>
+        <w:t>EventLog</w:t>
+      </w:r>
+      <w:proofErr w:type="spellEnd"/>
+      <w:r>
+        <w:t xml:space="preserve">-API als automatischer </w:t>
+      </w:r>
+      <w:proofErr w:type="spellStart"/>
+      <w:r>
+        <w:t>Fallback</w:t>
+      </w:r>
+      <w:proofErr w:type="spellEnd"/>
+      <w:r>
+        <w:t xml:space="preserve"> implementiert. Dadurch wird sichergestellt, dass die Log-Funktion auch unter ungünstigen Systembedingungen zuverlässig funktioniert, ohne dass der Nutzer manuell eingreifen muss.</w:t>
+      </w:r>
+      <w:r>
+        <w:t xml:space="preserve"> Unter ungünstigen Systembedingungen sind dabei insbesondere fehlende Berechtigungen des ausführenden Benutzers auf das Windows-Ereignisprotokoll, ein deaktivierter oder nicht erreichbarer Windows-Ereignisprotokoll-Dienst, beschädigte oder gesperrte Logdateien sowie ältere Windows-Versionen ohne vollständige Unterstützung der </w:t>
+      </w:r>
+      <w:proofErr w:type="spellStart"/>
+      <w:r>
+        <w:t>EventLogReader</w:t>
+      </w:r>
+      <w:proofErr w:type="spellEnd"/>
+      <w:r>
+        <w:t>-API zu verstehen.</w:t>
       </w:r>
       <w:r>
         <w:t xml:space="preserve"> Dieses Fallback-Konzept folgt dem Prinzip der defensiven Programmierung und erhöht die Robustheit der Anwendung nachhaltig.</w:t>
@@ -8745,12 +8582,12 @@
       <w:pPr>
         <w:pStyle w:val="MeinAnhang3"/>
       </w:pPr>
-      <w:bookmarkStart w:id="49" w:name="_Toc230096747"/>
+      <w:bookmarkStart w:id="24" w:name="_Toc230268435"/>
       <w:r>
         <w:lastRenderedPageBreak/>
         <w:t>Auswahl des Speicherorts der Datenbankdatei</w:t>
       </w:r>
-      <w:bookmarkEnd w:id="49"/>
+      <w:bookmarkEnd w:id="24"/>
     </w:p>
     <w:p>
       <w:pPr>
@@ -8844,8 +8681,13 @@
               <w:pStyle w:val="4SELLERSTabellentext"/>
               <w:jc w:val="center"/>
             </w:pPr>
-            <w:r>
-              <w:t>AppData Roaming</w:t>
+            <w:proofErr w:type="spellStart"/>
+            <w:r>
+              <w:t>AppData</w:t>
+            </w:r>
+            <w:proofErr w:type="spellEnd"/>
+            <w:r>
+              <w:t xml:space="preserve"> Roaming</w:t>
             </w:r>
           </w:p>
         </w:tc>
@@ -9108,9 +8950,11 @@
             <w:pPr>
               <w:pStyle w:val="4SELLERSTabellentext"/>
             </w:pPr>
+            <w:proofErr w:type="spellStart"/>
             <w:r>
               <w:t>Synchronisierbarkeit</w:t>
             </w:r>
+            <w:proofErr w:type="spellEnd"/>
           </w:p>
         </w:tc>
         <w:tc>
@@ -9273,7 +9117,15 @@
         <w:pStyle w:val="MeinText2"/>
       </w:pPr>
       <w:r>
-        <w:t>Da die Shop-Toolbox regelmäßig aktualisiert wird, wurde der AppData-Ordner als Speicherort der Datenbankdatei gewählt. Dadurch wird sichergestellt, dass benutzerspezifische Einstellungen bei einem Update vollständig erhalten bleiben und nicht erneut konfiguriert werden müssen.</w:t>
+        <w:t xml:space="preserve">Da die Shop-Toolbox regelmäßig aktualisiert wird, wurde der </w:t>
+      </w:r>
+      <w:proofErr w:type="spellStart"/>
+      <w:r>
+        <w:t>AppData</w:t>
+      </w:r>
+      <w:proofErr w:type="spellEnd"/>
+      <w:r>
+        <w:t>-Ordner als Speicherort der Datenbankdatei gewählt. Dadurch wird sichergestellt, dass benutzerspezifische Einstellungen bei einem Update vollständig erhalten bleiben und nicht erneut konfiguriert werden müssen.</w:t>
       </w:r>
     </w:p>
     <w:p>
@@ -9289,25 +9141,41 @@
         <w:pStyle w:val="MeinText2"/>
       </w:pPr>
       <w:r>
-        <w:t>Darüber hinaus erfordert das App-Verzeichnis unter Umständen erhöhte Schreibrechte, was auf manchen Systemen zu Problemen führen kann. Der AppData-Ordner hingegen ist für jeden Nutzer ohne administrative Berechtigungen beschreibbar, was die Anwendung robuster und unkomplizierter im Einsatz macht.</w:t>
+        <w:t xml:space="preserve">Darüber hinaus erfordert das App-Verzeichnis unter Umständen erhöhte Schreibrechte, was auf manchen Systemen zu Problemen führen kann. Der </w:t>
+      </w:r>
+      <w:proofErr w:type="spellStart"/>
+      <w:r>
+        <w:t>AppData</w:t>
+      </w:r>
+      <w:proofErr w:type="spellEnd"/>
+      <w:r>
+        <w:t>-Ordner hingegen ist für jeden Nutzer ohne administrative Berechtigungen beschreibbar, was die Anwendung robuster und unkomplizierter im Einsatz macht.</w:t>
       </w:r>
     </w:p>
     <w:p>
       <w:pPr>
         <w:pStyle w:val="MeinAnhang2"/>
       </w:pPr>
-      <w:bookmarkStart w:id="50" w:name="_Toc230096748"/>
+      <w:bookmarkStart w:id="25" w:name="_Toc230268436"/>
       <w:r>
         <w:t>Ressourcenplanung</w:t>
       </w:r>
-      <w:bookmarkEnd w:id="50"/>
+      <w:bookmarkEnd w:id="25"/>
     </w:p>
     <w:p>
       <w:pPr>
         <w:pStyle w:val="MeinText2"/>
       </w:pPr>
       <w:r>
-        <w:t>Für die Durchführung des Projekts werden sowohl hardware- als auch softwareseitige Ressourcen benötigt. Als Arbeitsgrundlage dient eine Entwicklungsworkstation, auf der die integrierte Entwicklungsumgebung „JetBrains Rider 2025" sowie der Microsoft Webserver „Internetinformationsdienste" (IIS) installiert sind.</w:t>
+        <w:t>Für die Durchführung des Projekts werden sowohl hardware- als auch softwareseitige Ressourcen benötigt. Als Arbeitsgrundlage dient eine Entwicklungsworkstation, auf der die integrierte Entwicklungsumgebung „</w:t>
+      </w:r>
+      <w:proofErr w:type="spellStart"/>
+      <w:r>
+        <w:t>JetBrains</w:t>
+      </w:r>
+      <w:proofErr w:type="spellEnd"/>
+      <w:r>
+        <w:t xml:space="preserve"> Rider 2025" sowie der Microsoft Webserver „Internetinformationsdienste" (IIS) installiert sind.</w:t>
       </w:r>
     </w:p>
     <w:p>
@@ -9323,19 +9191,35 @@
         <w:pStyle w:val="MeinText2"/>
       </w:pPr>
       <w:r>
-        <w:t>Alle eingesetzten Softwarekomponenten, darunter JetBrains Rider, der IIS sowie die verwendeten NuGet-Pakete, standen im Rahmen der Ausbildung zur Verfügung und verursachten keine zusätzlichen Lizenzkosten, die über die bereits in der Kostenkalkulation berücksichtigten Gemeinkosten hinausgehen. Externe Hardware oder zusätzliche Dienste waren für die Durchführung des Projekts nicht erforderlich.</w:t>
+        <w:t xml:space="preserve">Alle eingesetzten Softwarekomponenten, darunter </w:t>
+      </w:r>
+      <w:proofErr w:type="spellStart"/>
+      <w:r>
+        <w:t>JetBrains</w:t>
+      </w:r>
+      <w:proofErr w:type="spellEnd"/>
+      <w:r>
+        <w:t xml:space="preserve"> Rider, der IIS sowie die verwendeten </w:t>
+      </w:r>
+      <w:proofErr w:type="spellStart"/>
+      <w:r>
+        <w:t>NuGet</w:t>
+      </w:r>
+      <w:proofErr w:type="spellEnd"/>
+      <w:r>
+        <w:t>-Pakete, standen im Rahmen der Ausbildung zur Verfügung und verursachten keine zusätzlichen Lizenzkosten, die über die bereits in der Kostenkalkulation berücksichtigten Gemeinkosten hinausgehen. Externe Hardware oder zusätzliche Dienste waren für die Durchführung des Projekts nicht erforderlich.</w:t>
       </w:r>
     </w:p>
     <w:p>
       <w:pPr>
         <w:pStyle w:val="MeinAnhang1"/>
       </w:pPr>
-      <w:bookmarkStart w:id="51" w:name="_Toc230096749"/>
+      <w:bookmarkStart w:id="26" w:name="_Toc230268437"/>
       <w:r>
         <w:lastRenderedPageBreak/>
         <w:t>Projektumsetzung</w:t>
       </w:r>
-      <w:bookmarkEnd w:id="51"/>
+      <w:bookmarkEnd w:id="26"/>
     </w:p>
     <w:p>
       <w:pPr>
@@ -9378,7 +9262,15 @@
         </w:numPr>
       </w:pPr>
       <w:r>
-        <w:t>Entwicklung des erweiterten Neustarts, der neben dem IIS-Dienst automatisch den CSS-Cache leert und den CSS-Bundler zurücksetzt, um einen konsistenten Systemzustand zu gewährleisten</w:t>
+        <w:t>Entwicklung des erweiterten Neustarts, der neben dem IIS-Dienst automatisch den CSS-Cache leert und den CSS-</w:t>
+      </w:r>
+      <w:proofErr w:type="spellStart"/>
+      <w:r>
+        <w:t>Bundler</w:t>
+      </w:r>
+      <w:proofErr w:type="spellEnd"/>
+      <w:r>
+        <w:t xml:space="preserve"> zurücksetzt, um einen konsistenten Systemzustand zu gewährleisten</w:t>
       </w:r>
     </w:p>
     <w:p>
@@ -9397,29 +9289,37 @@
       <w:pPr>
         <w:pStyle w:val="MeinAnhang2"/>
       </w:pPr>
-      <w:bookmarkStart w:id="52" w:name="_Toc230096750"/>
+      <w:bookmarkStart w:id="27" w:name="_Toc230268438"/>
       <w:r>
         <w:t>Architektur &amp; Projektstruktur</w:t>
       </w:r>
-      <w:bookmarkEnd w:id="52"/>
+      <w:bookmarkEnd w:id="27"/>
     </w:p>
     <w:p>
       <w:pPr>
         <w:pStyle w:val="MeinText2"/>
       </w:pPr>
       <w:r>
-        <w:t>Die Implementierung verteilt sich auf zwei bestehende Projekte der Shop-Toolbox. Das Projekt „Toolbox" enthält die Blazor-Komponenten und die Benutzeroberfläche, während das Projekt „Toolbox.Data" die Datenmodelle und Services bereitstellt.</w:t>
+        <w:t>Die Implementierung verteilt sich auf zwei bestehende Projekte der Shop-Toolbox. Das Projekt „Toolbox" enthält die Blazor-Komponenten und die Benutzeroberfläche, während das Projekt „</w:t>
+      </w:r>
+      <w:proofErr w:type="spellStart"/>
+      <w:r>
+        <w:t>Toolbox.Data</w:t>
+      </w:r>
+      <w:proofErr w:type="spellEnd"/>
+      <w:r>
+        <w:t>" die Datenmodelle und Services bereitstellt.</w:t>
       </w:r>
     </w:p>
     <w:p>
       <w:pPr>
         <w:pStyle w:val="MeinAnhang2"/>
       </w:pPr>
-      <w:bookmarkStart w:id="53" w:name="_Toc230096751"/>
+      <w:bookmarkStart w:id="28" w:name="_Toc230268439"/>
       <w:r>
         <w:t>Implementierung der Log-Funktion</w:t>
       </w:r>
-      <w:bookmarkEnd w:id="53"/>
+      <w:bookmarkEnd w:id="28"/>
     </w:p>
     <w:p>
       <w:pPr>
@@ -9430,7 +9330,15 @@
         </w:rPr>
       </w:pPr>
       <w:r>
-        <w:t xml:space="preserve">Die Log-Funktion wurde als zentrale Komponente der Startseite der Shop-Toolbox implementiert. Sie ermöglicht das automatische Auslesen der 4SELLERS-Einträge aus dem Windows-Ereignisprotokoll sowie deren strukturierte Darstellung und gezielte Durchsuchung innerhalb einer MudBlazor-Tabellenkomponente </w:t>
+        <w:t xml:space="preserve">Die Log-Funktion wurde als zentrale Komponente der Startseite der Shop-Toolbox implementiert. Sie ermöglicht das automatische Auslesen der 4SELLERS-Einträge aus dem Windows-Ereignisprotokoll sowie deren strukturierte Darstellung und gezielte Durchsuchung innerhalb einer </w:t>
+      </w:r>
+      <w:proofErr w:type="spellStart"/>
+      <w:r>
+        <w:t>MudBlazor</w:t>
+      </w:r>
+      <w:proofErr w:type="spellEnd"/>
+      <w:r>
+        <w:t xml:space="preserve">-Tabellenkomponente </w:t>
       </w:r>
       <w:r>
         <w:t xml:space="preserve">(siehe </w:t>
@@ -9456,50 +9364,77 @@
       <w:pPr>
         <w:pStyle w:val="MeinAnhang3"/>
       </w:pPr>
-      <w:bookmarkStart w:id="54" w:name="_Toc230096752"/>
-      <w:commentRangeStart w:id="55"/>
+      <w:bookmarkStart w:id="29" w:name="_Toc230268440"/>
       <w:r>
         <w:t>Aufbau einer Logmeldung</w:t>
       </w:r>
-      <w:bookmarkEnd w:id="54"/>
-      <w:commentRangeEnd w:id="55"/>
-      <w:r>
-        <w:rPr>
-          <w:rStyle w:val="Kommentarzeichen"/>
-          <w:sz w:val="28"/>
-          <w:szCs w:val="32"/>
-        </w:rPr>
-        <w:commentReference w:id="55"/>
-      </w:r>
+      <w:bookmarkEnd w:id="29"/>
     </w:p>
     <w:p>
       <w:pPr>
         <w:pStyle w:val="MeinText2"/>
       </w:pPr>
       <w:r>
-        <w:t xml:space="preserve">Zur strukturierten Verarbeitung der Log-Daten wurden mehrere Modellklassen implementiert. Die Klasse LogEntry repräsentiert einen einzelnen Log-Eintrag mit Zeitstempel, Schweregrad und Nachrichtentext. Identische aufeinanderfolgende Einträge werden dabei über das Count-Attribut gebündelt dargestellt, um die Übersichtlichkeit bei sich wiederholenden Meldungen zu erhöhen. Die Klasse LogMessage repräsentiert die geparste Struktur eines Eintrags und zerlegt den Rohtext in die Felder Origin, Metadata und Message, die dem im Shopsystem definierten Log-Format entsprechen. Der Schweregrad eines Eintrags wird über das Enum LogLevel abgebildet, </w:t>
-      </w:r>
-      <w:commentRangeStart w:id="56"/>
+        <w:t xml:space="preserve">Zur strukturierten Verarbeitung der Log-Daten wurden mehrere Modellklassen implementiert. Die Klasse </w:t>
+      </w:r>
+      <w:proofErr w:type="spellStart"/>
+      <w:r>
+        <w:t>LogEntry</w:t>
+      </w:r>
+      <w:proofErr w:type="spellEnd"/>
+      <w:r>
+        <w:t xml:space="preserve"> repräsentiert einen einzelnen Log-Eintrag mit Zeitstempel, Schweregrad und Nachrichtentext. Identische aufeinanderfolgende Einträge werden dabei über das Count-Attribut gebündelt dargestellt, um die Übersichtlichkeit bei sich wiederholenden Meldungen zu erhöhen. Die Klasse </w:t>
+      </w:r>
+      <w:proofErr w:type="spellStart"/>
+      <w:r>
+        <w:t>LogMessage</w:t>
+      </w:r>
+      <w:proofErr w:type="spellEnd"/>
+      <w:r>
+        <w:t xml:space="preserve"> repräsentiert die geparste Struktur eines Eintrags und zerlegt den Rohtext in die Felder Origin, </w:t>
+      </w:r>
+      <w:proofErr w:type="spellStart"/>
+      <w:r>
+        <w:t>Metadata</w:t>
+      </w:r>
+      <w:proofErr w:type="spellEnd"/>
+      <w:r>
+        <w:t xml:space="preserve"> und Message, die dem im Shopsystem definierten Log-Format entsprechen. Der Schweregrad eines Eintrags wird über das </w:t>
+      </w:r>
+      <w:proofErr w:type="spellStart"/>
+      <w:r>
+        <w:t>Enum</w:t>
+      </w:r>
+      <w:proofErr w:type="spellEnd"/>
+      <w:r>
+        <w:t xml:space="preserve"> </w:t>
+      </w:r>
+      <w:proofErr w:type="spellStart"/>
+      <w:r>
+        <w:t>LogLevel</w:t>
+      </w:r>
+      <w:proofErr w:type="spellEnd"/>
+      <w:r>
+        <w:t xml:space="preserve"> abgebildet, </w:t>
+      </w:r>
+      <w:proofErr w:type="gramStart"/>
       <w:r>
         <w:t>da</w:t>
       </w:r>
       <w:r>
         <w:t>s</w:t>
       </w:r>
-      <w:r>
-        <w:t xml:space="preserve"> </w:t>
-      </w:r>
-      <w:commentRangeEnd w:id="56"/>
-      <w:r>
-        <w:rPr>
-          <w:rStyle w:val="Kommentarzeichen"/>
-          <w:sz w:val="20"/>
-          <w:szCs w:val="20"/>
-        </w:rPr>
-        <w:commentReference w:id="56"/>
-      </w:r>
-      <w:r>
-        <w:t>die Stufen Information, Warning, Error und Critical unterscheidet.</w:t>
+      <w:proofErr w:type="gramEnd"/>
+      <w:r>
+        <w:t xml:space="preserve"> die Stufen Information, </w:t>
+      </w:r>
+      <w:proofErr w:type="spellStart"/>
+      <w:r>
+        <w:t>Warning</w:t>
+      </w:r>
+      <w:proofErr w:type="spellEnd"/>
+      <w:r>
+        <w:t>, Error und Critical unterscheidet.</w:t>
       </w:r>
       <w:r>
         <w:rPr>
@@ -9511,29 +9446,117 @@
         <w:t xml:space="preserve"> </w:t>
       </w:r>
       <w:r>
-        <w:t>Ergänzend kennzeichnet das Enum MessageType mit den Werten Default, ParseError und Loaded den Verarbeitungsstatus eines Eintrags und ermöglicht es, fehlerhaft geparste oder rein informative Systemeinträge in der Oberfläche gesondert zu behandeln. Für die Übergabe der Ergebnisse aus dem Log-Service an die Startseite wurde zusätzlich die Klasse LogBatch eingeführt, die neben der Liste der gelesenen Einträge auch die zuletzt verarbeitete Record-ID je Log-Quelle als Dictionary mit sich führt. Diese Trennung zwischen Nutzdaten und Cursor-Informationen vereinfacht das inkrementelle Nachladen, da der Aufrufer den Cursor nach jedem Aufruf einfach übernehmen und beim nächsten Aufruf wieder mitgeben kann, ohne sich um die Detaillogik des Service kümmern zu müssen. Über das Enum ReloadOption wird darüber hinaus gesteuert, ob beim Laden der vollständige Cache neu aufgebaut oder lediglich um neue Einträge ergänzt werden soll.</w:t>
+        <w:t xml:space="preserve">Ergänzend kennzeichnet das </w:t>
+      </w:r>
+      <w:proofErr w:type="spellStart"/>
+      <w:r>
+        <w:t>Enum</w:t>
+      </w:r>
+      <w:proofErr w:type="spellEnd"/>
+      <w:r>
+        <w:t xml:space="preserve"> </w:t>
+      </w:r>
+      <w:proofErr w:type="spellStart"/>
+      <w:r>
+        <w:t>MessageType</w:t>
+      </w:r>
+      <w:proofErr w:type="spellEnd"/>
+      <w:r>
+        <w:t xml:space="preserve"> mit den Werten Default, </w:t>
+      </w:r>
+      <w:proofErr w:type="spellStart"/>
+      <w:r>
+        <w:t>ParseError</w:t>
+      </w:r>
+      <w:proofErr w:type="spellEnd"/>
+      <w:r>
+        <w:t xml:space="preserve"> und </w:t>
+      </w:r>
+      <w:proofErr w:type="spellStart"/>
+      <w:r>
+        <w:t>Loaded</w:t>
+      </w:r>
+      <w:proofErr w:type="spellEnd"/>
+      <w:r>
+        <w:t xml:space="preserve"> den Verarbeitungsstatus eines Eintrags und ermöglicht es, fehlerhaft geparste oder rein informative Systemeinträge in der Oberfläche gesondert zu behandeln. Für die Übergabe der Ergebnisse aus dem Log-Service an die Startseite wurde zusätzlich die Klasse </w:t>
+      </w:r>
+      <w:proofErr w:type="spellStart"/>
+      <w:r>
+        <w:t>LogBatch</w:t>
+      </w:r>
+      <w:proofErr w:type="spellEnd"/>
+      <w:r>
+        <w:t xml:space="preserve"> eingeführt, die neben der Liste der gelesenen Einträge auch die zuletzt verarbeitete </w:t>
+      </w:r>
+      <w:proofErr w:type="spellStart"/>
+      <w:r>
+        <w:t>Record</w:t>
+      </w:r>
+      <w:proofErr w:type="spellEnd"/>
+      <w:r>
+        <w:t xml:space="preserve">-ID je Log-Quelle als Dictionary mit sich führt. Diese Trennung zwischen Nutzdaten und Cursor-Informationen vereinfacht das inkrementelle Nachladen, da der Aufrufer den Cursor nach jedem Aufruf einfach übernehmen und beim nächsten Aufruf wieder mitgeben kann, ohne sich um die Detaillogik des Service kümmern zu müssen. Über das </w:t>
+      </w:r>
+      <w:proofErr w:type="spellStart"/>
+      <w:r>
+        <w:t>Enum</w:t>
+      </w:r>
+      <w:proofErr w:type="spellEnd"/>
+      <w:r>
+        <w:t xml:space="preserve"> </w:t>
+      </w:r>
+      <w:proofErr w:type="spellStart"/>
+      <w:r>
+        <w:t>ReloadOption</w:t>
+      </w:r>
+      <w:proofErr w:type="spellEnd"/>
+      <w:r>
+        <w:t xml:space="preserve"> wird darüber hinaus gesteuert, ob beim Laden der vollständige Cache neu aufgebaut oder lediglich um neue Einträge ergänzt werden soll.</w:t>
       </w:r>
     </w:p>
     <w:p>
       <w:pPr>
         <w:pStyle w:val="MeinAnhang3"/>
       </w:pPr>
-      <w:bookmarkStart w:id="57" w:name="_Toc230096753"/>
+      <w:bookmarkStart w:id="30" w:name="_Toc230268441"/>
       <w:r>
         <w:lastRenderedPageBreak/>
         <w:t>Log-Service</w:t>
       </w:r>
-      <w:bookmarkEnd w:id="57"/>
+      <w:bookmarkEnd w:id="30"/>
     </w:p>
     <w:p>
       <w:pPr>
         <w:pStyle w:val="MeinText2"/>
       </w:pPr>
       <w:r>
-        <w:t>Der Log-Service bildet den Kern der Log-Funktion und ist für das Auslesen und Parsen der Windows-Ereignisprotokoll-Einträge zuständig. Er wird in der Startseite direkt instanziiert, da er mit dynamischen Log-Namen konfiguriert wird, die sich zur Laufzeit ändern können und daher nicht sinnvoll über den Dependency-Injection-Container verwaltet werden können.</w:t>
-      </w:r>
-      <w:r>
-        <w:t xml:space="preserve"> Konkret werden dem Log-Service beim Erzeugen ein Array der zu lesenden Windows-Ereignisprotokoll-Namen, der Zeitpunkt des letzten IIS-Neustarts als untere Zeitgrenze sowie eine optionale Anfangs-Record-ID je Log-Quelle übergeben. Da der Nutzer in den Einstellungen jederzeit weitere Log-Namen ergänzen oder bestehende entfernen kann, wird bei jeder Änderung dieser Konfiguration eine neue Service-Instanz erzeugt, sodass der interne Cache und die Cursor-Werte konsistent zur aktuellen Auswahl bleiben.</w:t>
+        <w:t xml:space="preserve">Der Log-Service bildet den Kern der Log-Funktion und ist für das Auslesen und Parsen der Windows-Ereignisprotokoll-Einträge zuständig. Er wird in der Startseite direkt instanziiert, da er mit dynamischen Log-Namen konfiguriert wird, die sich zur Laufzeit ändern können und daher nicht sinnvoll über den </w:t>
+      </w:r>
+      <w:proofErr w:type="spellStart"/>
+      <w:r>
+        <w:t>Dependency</w:t>
+      </w:r>
+      <w:proofErr w:type="spellEnd"/>
+      <w:r>
+        <w:t>-</w:t>
+      </w:r>
+      <w:proofErr w:type="spellStart"/>
+      <w:r>
+        <w:t>Injection</w:t>
+      </w:r>
+      <w:proofErr w:type="spellEnd"/>
+      <w:r>
+        <w:t>-Container verwaltet werden können.</w:t>
+      </w:r>
+      <w:r>
+        <w:t xml:space="preserve"> Konkret werden dem Log-Service beim Erzeugen ein Array der zu lesenden Windows-Ereignisprotokoll-Namen, der Zeitpunkt des letzten IIS-Neustarts als untere Zeitgrenze sowie eine optionale Anfangs-</w:t>
+      </w:r>
+      <w:proofErr w:type="spellStart"/>
+      <w:r>
+        <w:t>Record</w:t>
+      </w:r>
+      <w:proofErr w:type="spellEnd"/>
+      <w:r>
+        <w:t>-ID je Log-Quelle übergeben. Da der Nutzer in den Einstellungen jederzeit weitere Log-Namen ergänzen oder bestehende entfernen kann, wird bei jeder Änderung dieser Konfiguration eine neue Service-Instanz erzeugt, sodass der interne Cache und die Cursor-Werte konsistent zur aktuellen Auswahl bleiben.</w:t>
       </w:r>
     </w:p>
     <w:p>
@@ -9541,16 +9564,47 @@
         <w:pStyle w:val="MeinText2"/>
       </w:pPr>
       <w:r>
-        <w:t>Das Auslesen der Einträge erfolgt über die Methode GetLogsBatch(), welche die EventLogReader-API mit XPath-basierter Filterung direkt auf Betriebssystemebene verwendet: Statt alle Einträge in den Arbeitsspeicher zu laden und dort zu filtern, werden ausschließlich relevante Einträge nach Zeitraum, Schweregrad und Record-ID abgerufen. Das sichert hohe Performance auch bei großen Log-Mengen.</w:t>
-      </w:r>
-      <w:r>
-        <w:t xml:space="preserve"> </w:t>
-      </w:r>
-      <w:commentRangeStart w:id="58"/>
-      <w:commentRangeStart w:id="59"/>
-      <w:commentRangeStart w:id="60"/>
-      <w:r>
-        <w:t xml:space="preserve">Sollte </w:t>
+        <w:t xml:space="preserve">Das Auslesen der Einträge erfolgt über die Methode </w:t>
+      </w:r>
+      <w:proofErr w:type="spellStart"/>
+      <w:proofErr w:type="gramStart"/>
+      <w:r>
+        <w:t>GetLogsBatch</w:t>
+      </w:r>
+      <w:proofErr w:type="spellEnd"/>
+      <w:r>
+        <w:t>(</w:t>
+      </w:r>
+      <w:proofErr w:type="gramEnd"/>
+      <w:r>
+        <w:t xml:space="preserve">), welche die </w:t>
+      </w:r>
+      <w:proofErr w:type="spellStart"/>
+      <w:r>
+        <w:t>EventLogReader</w:t>
+      </w:r>
+      <w:proofErr w:type="spellEnd"/>
+      <w:r>
+        <w:t xml:space="preserve">-API mit </w:t>
+      </w:r>
+      <w:proofErr w:type="spellStart"/>
+      <w:r>
+        <w:t>XPath</w:t>
+      </w:r>
+      <w:proofErr w:type="spellEnd"/>
+      <w:r>
+        <w:t xml:space="preserve">-basierter Filterung direkt auf Betriebssystemebene verwendet: Statt alle Einträge in den Arbeitsspeicher zu laden und dort zu filtern, werden ausschließlich relevante Einträge nach Zeitraum, Schweregrad und </w:t>
+      </w:r>
+      <w:proofErr w:type="spellStart"/>
+      <w:r>
+        <w:t>Record</w:t>
+      </w:r>
+      <w:proofErr w:type="spellEnd"/>
+      <w:r>
+        <w:t>-ID abgerufen. Das sichert hohe Performance auch bei großen Log-Mengen.</w:t>
+      </w:r>
+      <w:r>
+        <w:t xml:space="preserve"> Sollte </w:t>
       </w:r>
       <w:r>
         <w:t>der</w:t>
@@ -9562,127 +9616,35 @@
         <w:t>-Call</w:t>
       </w:r>
       <w:r>
-        <w:t xml:space="preserve"> fehlschlagen</w:t>
-      </w:r>
-      <w:commentRangeEnd w:id="58"/>
-      <w:r>
-        <w:rPr>
-          <w:rStyle w:val="Kommentarzeichen"/>
-          <w:sz w:val="20"/>
-          <w:szCs w:val="20"/>
-        </w:rPr>
-        <w:commentReference w:id="58"/>
-      </w:r>
-      <w:commentRangeEnd w:id="59"/>
-      <w:r>
-        <w:rPr>
-          <w:rStyle w:val="Kommentarzeichen"/>
-          <w:sz w:val="20"/>
-          <w:szCs w:val="20"/>
-        </w:rPr>
-        <w:commentReference w:id="59"/>
-      </w:r>
-      <w:commentRangeEnd w:id="60"/>
-      <w:r>
-        <w:rPr>
-          <w:rStyle w:val="Kommentarzeichen"/>
-          <w:sz w:val="20"/>
-          <w:szCs w:val="20"/>
-        </w:rPr>
-        <w:commentReference w:id="60"/>
-      </w:r>
-      <w:r>
-        <w:t xml:space="preserve">, zum Beispiel </w:t>
-      </w:r>
-      <w:commentRangeStart w:id="61"/>
-      <w:r>
-        <w:t>we</w:t>
+        <w:t xml:space="preserve"> fehlschlagen, zum Beispiel we</w:t>
       </w:r>
       <w:r>
         <w:t>n</w:t>
       </w:r>
       <w:r>
-        <w:t xml:space="preserve">n </w:t>
-      </w:r>
-      <w:commentRangeEnd w:id="61"/>
-      <w:r>
-        <w:rPr>
-          <w:rStyle w:val="Kommentarzeichen"/>
-          <w:sz w:val="20"/>
-          <w:szCs w:val="20"/>
-        </w:rPr>
-        <w:commentReference w:id="61"/>
-      </w:r>
-      <w:r>
-        <w:t xml:space="preserve">die Anwendung ohne Administratorrechte ausgeführt wird oder die Systemkonfiguration des Zielrechners </w:t>
-      </w:r>
-      <w:commentRangeStart w:id="62"/>
-      <w:r>
-        <w:t>abweicht</w:t>
+        <w:t>n die Anwendung ohne Administratorrechte ausgeführt wird oder die Systemkonfiguration des Zielrechners abweicht</w:t>
       </w:r>
       <w:r>
         <w:t>,</w:t>
       </w:r>
       <w:r>
-        <w:t xml:space="preserve"> greift der Service automatisch</w:t>
-      </w:r>
-      <w:commentRangeEnd w:id="62"/>
-      <w:r>
-        <w:rPr>
-          <w:rStyle w:val="Kommentarzeichen"/>
-          <w:sz w:val="20"/>
-          <w:szCs w:val="20"/>
-        </w:rPr>
-        <w:commentReference w:id="62"/>
-      </w:r>
-      <w:r>
-        <w:t xml:space="preserve"> auf die ältere EventLog-API als Fallback zurück. Dieses Fallback-Konzept stellt sicher, dass die Log-Funktion auch unter </w:t>
-      </w:r>
-      <w:commentRangeStart w:id="63"/>
-      <w:commentRangeStart w:id="64"/>
-      <w:commentRangeStart w:id="65"/>
-      <w:commentRangeStart w:id="66"/>
-      <w:r>
-        <w:t>ungünstigen Systembedingungen</w:t>
-      </w:r>
-      <w:commentRangeEnd w:id="63"/>
-      <w:r>
-        <w:rPr>
-          <w:rStyle w:val="Kommentarzeichen"/>
-          <w:sz w:val="20"/>
-          <w:szCs w:val="20"/>
-        </w:rPr>
-        <w:commentReference w:id="63"/>
-      </w:r>
-      <w:commentRangeEnd w:id="64"/>
-      <w:r>
-        <w:rPr>
-          <w:rStyle w:val="Kommentarzeichen"/>
-          <w:sz w:val="20"/>
-          <w:szCs w:val="20"/>
-        </w:rPr>
-        <w:commentReference w:id="64"/>
-      </w:r>
-      <w:commentRangeEnd w:id="65"/>
-      <w:r>
-        <w:rPr>
-          <w:rStyle w:val="Kommentarzeichen"/>
-          <w:sz w:val="20"/>
-          <w:szCs w:val="20"/>
-        </w:rPr>
-        <w:commentReference w:id="65"/>
-      </w:r>
-      <w:commentRangeEnd w:id="66"/>
-      <w:r>
-        <w:rPr>
-          <w:rStyle w:val="Kommentarzeichen"/>
-          <w:sz w:val="20"/>
-          <w:szCs w:val="20"/>
-        </w:rPr>
-        <w:commentReference w:id="66"/>
-      </w:r>
-      <w:r>
-        <w:t xml:space="preserve"> zuverlässig funktioniert, ohne dass der Nutzer manuell eingreifen muss. </w:t>
+        <w:t xml:space="preserve"> greift der Service automatisch auf die ältere </w:t>
+      </w:r>
+      <w:proofErr w:type="spellStart"/>
+      <w:r>
+        <w:t>EventLog</w:t>
+      </w:r>
+      <w:proofErr w:type="spellEnd"/>
+      <w:r>
+        <w:t xml:space="preserve">-API als </w:t>
+      </w:r>
+      <w:proofErr w:type="spellStart"/>
+      <w:r>
+        <w:t>Fallback</w:t>
+      </w:r>
+      <w:proofErr w:type="spellEnd"/>
+      <w:r>
+        <w:t xml:space="preserve"> zurück. Dieses Fallback-Konzept stellt sicher, dass die Log-Funktion auch unter ungünstigen Systembedingungen zuverlässig funktioniert, ohne dass der Nutzer manuell eingreifen muss. </w:t>
       </w:r>
     </w:p>
     <w:p>
@@ -9697,21 +9659,82 @@
         </w:rPr>
       </w:pPr>
       <w:r>
-        <w:t>Um eine Doppelverarbeitung bereits bekannter Einträge zu vermeiden, unterstützt der Service ein inkrementelles Ladeverfahren über Record-IDs. Der Service merkt sich nach jedem Ladevorgang die höchste gelesene Record-ID je Log-Quelle; beim nächsten Ladevorgang – etwa durch den Auto-Refresh – werden ausschließlich Einträge mit einer höheren Record-ID abgerufen.</w:t>
-      </w:r>
-      <w:r>
-        <w:t xml:space="preserve"> Dadurch entfällt das wiederholte Durchsuchen bereits bekannter Einträge, was die Performance beim automatischen Neuladen erheblich verbessert und den Cache auf maximal 5.000 Einträge begrenzt hält. Die statische Methode ParseLog() zerlegt den Rohtext eines Eintrags per Regex in die strukturierten Felder Origin, Metadata und Message.</w:t>
+        <w:t xml:space="preserve">Um eine Doppelverarbeitung bereits bekannter Einträge zu vermeiden, unterstützt der Service ein inkrementelles Ladeverfahren über </w:t>
+      </w:r>
+      <w:proofErr w:type="spellStart"/>
+      <w:r>
+        <w:t>Record</w:t>
+      </w:r>
+      <w:proofErr w:type="spellEnd"/>
+      <w:r>
+        <w:t xml:space="preserve">-IDs. Der Service merkt sich nach jedem Ladevorgang die höchste gelesene </w:t>
+      </w:r>
+      <w:proofErr w:type="spellStart"/>
+      <w:r>
+        <w:t>Record</w:t>
+      </w:r>
+      <w:proofErr w:type="spellEnd"/>
+      <w:r>
+        <w:t xml:space="preserve">-ID je Log-Quelle; beim nächsten Ladevorgang – etwa durch den Auto-Refresh – werden ausschließlich Einträge mit einer höheren </w:t>
+      </w:r>
+      <w:proofErr w:type="spellStart"/>
+      <w:r>
+        <w:t>Record</w:t>
+      </w:r>
+      <w:proofErr w:type="spellEnd"/>
+      <w:r>
+        <w:t>-ID abgerufen.</w:t>
+      </w:r>
+      <w:r>
+        <w:t xml:space="preserve"> Dadurch entfällt das wiederholte Durchsuchen bereits bekannter Einträge, was die Performance beim automatischen </w:t>
+      </w:r>
+      <w:proofErr w:type="spellStart"/>
+      <w:r>
+        <w:t>Neuladen</w:t>
+      </w:r>
+      <w:proofErr w:type="spellEnd"/>
+      <w:r>
+        <w:t xml:space="preserve"> erheblich verbessert und den Cache auf maximal 5.000 Einträge begrenzt hält. Die statische Methode </w:t>
+      </w:r>
+      <w:proofErr w:type="spellStart"/>
+      <w:proofErr w:type="gramStart"/>
+      <w:r>
+        <w:t>ParseLog</w:t>
+      </w:r>
+      <w:proofErr w:type="spellEnd"/>
+      <w:r>
+        <w:t>(</w:t>
+      </w:r>
+      <w:proofErr w:type="gramEnd"/>
+      <w:r>
+        <w:t xml:space="preserve">) zerlegt den Rohtext eines Eintrags per </w:t>
+      </w:r>
+      <w:proofErr w:type="spellStart"/>
+      <w:r>
+        <w:t>Regex</w:t>
+      </w:r>
+      <w:proofErr w:type="spellEnd"/>
+      <w:r>
+        <w:t xml:space="preserve"> in die strukturierten Felder Origin, </w:t>
+      </w:r>
+      <w:proofErr w:type="spellStart"/>
+      <w:r>
+        <w:t>Metadata</w:t>
+      </w:r>
+      <w:proofErr w:type="spellEnd"/>
+      <w:r>
+        <w:t xml:space="preserve"> und Message.</w:t>
       </w:r>
     </w:p>
     <w:p>
       <w:pPr>
         <w:pStyle w:val="MeinAnhang3"/>
       </w:pPr>
-      <w:bookmarkStart w:id="67" w:name="_Toc230096754"/>
+      <w:bookmarkStart w:id="31" w:name="_Toc230268442"/>
       <w:r>
         <w:t>Anzeige der Logs</w:t>
       </w:r>
-      <w:bookmarkEnd w:id="67"/>
+      <w:bookmarkEnd w:id="31"/>
     </w:p>
     <w:p>
       <w:pPr>
@@ -9730,35 +9753,35 @@
         </w:rPr>
       </w:pPr>
       <w:r>
-        <w:t xml:space="preserve">Die geladenen Einträge werden in einer MudBlazor-Tabelle dargestellt, die eine Sortierung nach Zeitstempel sowie eine farbliche Kennzeichnung der Log-Level unterstützt. Über eine Suchleiste kann der Benutzer die angezeigten Einträge in Echtzeit durchsuchen, wobei ein Debounce-Mechanismus von 250 Millisekunden unnötige Neuberechnungen bei schneller Eingabe verhindert. </w:t>
+        <w:t xml:space="preserve">Die geladenen Einträge werden in einer </w:t>
+      </w:r>
+      <w:proofErr w:type="spellStart"/>
+      <w:r>
+        <w:t>MudBlazor</w:t>
+      </w:r>
+      <w:proofErr w:type="spellEnd"/>
+      <w:r>
+        <w:t xml:space="preserve">-Tabelle dargestellt, die eine Sortierung nach Zeitstempel sowie eine farbliche Kennzeichnung der Log-Level unterstützt. Über eine Suchleiste kann der Benutzer die angezeigten Einträge in Echtzeit durchsuchen, wobei ein Debounce-Mechanismus von 250 Millisekunden unnötige Neuberechnungen bei schneller Eingabe verhindert. </w:t>
       </w:r>
       <w:r>
         <w:t xml:space="preserve">Die Suche arbeitet ohne Beachtung der Groß- und Kleinschreibung und durchsucht alle drei strukturierten Felder eines Eintrags gleichzeitig, sodass der Nutzer ohne Vorwissen über das Log-Format gezielt nach Bestandteilen wie einem Klassennamen oder einem Bestellbezeichner suchen kann. </w:t>
       </w:r>
       <w:r>
-        <w:t>Suchtreffer werden in der Tabellenansicht durch farbliche Hervorhebung direkt im Text sichtbar</w:t>
-      </w:r>
-      <w:commentRangeStart w:id="68"/>
-      <w:r>
-        <w:t xml:space="preserve"> gemacht</w:t>
+        <w:t>Suchtreffer werden in der Tabellenansicht durch farbliche Hervorhebung direkt im Text sichtbar gemacht</w:t>
       </w:r>
       <w:r>
         <w:t>. T</w:t>
       </w:r>
       <w:r>
-        <w:t>echnisch wird der Treffertext dazu</w:t>
-      </w:r>
-      <w:commentRangeEnd w:id="68"/>
-      <w:r>
-        <w:rPr>
-          <w:rStyle w:val="Kommentarzeichen"/>
-          <w:sz w:val="20"/>
-          <w:szCs w:val="20"/>
-        </w:rPr>
-        <w:commentReference w:id="68"/>
-      </w:r>
-      <w:r>
-        <w:t xml:space="preserve"> in zusätzliche span-Elemente eingebettet, die per CSS-Klasse ausgezeichnet sind, ohne den ursprünglichen Inhalt zu verändern (siehe </w:t>
+        <w:t xml:space="preserve">echnisch wird der Treffertext dazu in zusätzliche </w:t>
+      </w:r>
+      <w:proofErr w:type="spellStart"/>
+      <w:r>
+        <w:t>span</w:t>
+      </w:r>
+      <w:proofErr w:type="spellEnd"/>
+      <w:r>
+        <w:t xml:space="preserve">-Elemente eingebettet, die per CSS-Klasse ausgezeichnet sind, ohne den ursprünglichen Inhalt zu verändern (siehe </w:t>
       </w:r>
       <w:hyperlink w:anchor="Ref_9_2_2" w:history="1">
         <w:r>
@@ -9867,67 +9890,63 @@
         <w:t>Zusätzlich steht ein Auto-Refresh-Mechanismus zur Verfügung, der die Log-Tabelle in einem konfigurierbaren Intervall automatisch aktualisiert. Dabei werden ausschließlich neue Einträge inkrementell nachgeladen, um die Performance zu optimieren. D</w:t>
       </w:r>
       <w:r>
-        <w:t>amit sich überlappende Ladevorgänge bei kurzen Intervallen oder einem manuell ausgelösten Refresh nicht gegenseitig stören, wird jeder laufende Vorgang über ein Sperrflag markiert. Weitere Refresh-Anfragen werden in diesem Fall verworfen, bis der aktuelle Vorgang abgeschlossen ist.</w:t>
+        <w:t xml:space="preserve">amit sich überlappende Ladevorgänge bei kurzen Intervallen oder einem manuell ausgelösten Refresh nicht gegenseitig stören, wird jeder laufende Vorgang über ein </w:t>
+      </w:r>
+      <w:proofErr w:type="spellStart"/>
+      <w:r>
+        <w:t>Sperrflag</w:t>
+      </w:r>
+      <w:proofErr w:type="spellEnd"/>
+      <w:r>
+        <w:t xml:space="preserve"> markiert. Weitere Refresh-Anfragen werden in diesem Fall verworfen, bis der aktuelle Vorgang abgeschlossen ist.</w:t>
       </w:r>
     </w:p>
     <w:p>
       <w:pPr>
         <w:pStyle w:val="MeinAnhang2"/>
       </w:pPr>
-      <w:bookmarkStart w:id="69" w:name="_Toc230096755"/>
-      <w:commentRangeStart w:id="70"/>
-      <w:commentRangeStart w:id="71"/>
+      <w:bookmarkStart w:id="32" w:name="_Toc230268443"/>
       <w:r>
         <w:lastRenderedPageBreak/>
         <w:t>Implementieren eines IIS-Services</w:t>
       </w:r>
-      <w:bookmarkEnd w:id="69"/>
-      <w:commentRangeEnd w:id="70"/>
-      <w:r>
-        <w:rPr>
-          <w:rStyle w:val="Kommentarzeichen"/>
-          <w:sz w:val="32"/>
-          <w:szCs w:val="40"/>
-        </w:rPr>
-        <w:commentReference w:id="70"/>
-      </w:r>
-      <w:commentRangeEnd w:id="71"/>
-      <w:r>
-        <w:rPr>
-          <w:rStyle w:val="Kommentarzeichen"/>
-          <w:sz w:val="32"/>
-          <w:szCs w:val="40"/>
-        </w:rPr>
-        <w:commentReference w:id="71"/>
-      </w:r>
+      <w:bookmarkEnd w:id="32"/>
     </w:p>
     <w:p>
       <w:pPr>
         <w:pStyle w:val="MeinText2"/>
       </w:pPr>
       <w:r>
-        <w:t>Die IIS-Steuerung wurde als weiteres zentrales Feature der Shop-Toolbox implementiert und ermöglicht das direkte Starten, Stoppen und Neustarten von IIS-Websites ohne den Umweg über den IIS-Manager. Dafür wird die Microsoft.Web.Administration-API über das gleichnamige NuGet-Paket eingebunden.</w:t>
+        <w:t xml:space="preserve">Die IIS-Steuerung wurde als weiteres zentrales Feature der Shop-Toolbox implementiert und ermöglicht das direkte Starten, Stoppen und Neustarten von IIS-Websites ohne den Umweg über den IIS-Manager. Dafür wird die </w:t>
+      </w:r>
+      <w:proofErr w:type="spellStart"/>
+      <w:proofErr w:type="gramStart"/>
+      <w:r>
+        <w:t>Microsoft.Web.Administration</w:t>
+      </w:r>
+      <w:proofErr w:type="spellEnd"/>
+      <w:proofErr w:type="gramEnd"/>
+      <w:r>
+        <w:t xml:space="preserve">-API über das gleichnamige </w:t>
+      </w:r>
+      <w:proofErr w:type="spellStart"/>
+      <w:r>
+        <w:t>NuGet</w:t>
+      </w:r>
+      <w:proofErr w:type="spellEnd"/>
+      <w:r>
+        <w:t>-Paket eingebunden.</w:t>
       </w:r>
     </w:p>
     <w:p>
       <w:pPr>
         <w:pStyle w:val="MeinAnhang3"/>
       </w:pPr>
-      <w:bookmarkStart w:id="72" w:name="_Toc230096756"/>
-      <w:commentRangeStart w:id="73"/>
+      <w:bookmarkStart w:id="33" w:name="_Toc230268444"/>
       <w:r>
         <w:t>IIS-Service</w:t>
       </w:r>
-      <w:bookmarkEnd w:id="72"/>
-      <w:commentRangeEnd w:id="73"/>
-      <w:r>
-        <w:rPr>
-          <w:rStyle w:val="Kommentarzeichen"/>
-          <w:sz w:val="28"/>
-          <w:szCs w:val="32"/>
-        </w:rPr>
-        <w:commentReference w:id="73"/>
-      </w:r>
+      <w:bookmarkEnd w:id="33"/>
     </w:p>
     <w:p>
       <w:pPr>
@@ -9940,26 +9959,47 @@
         <w:t>IIS-Service</w:t>
       </w:r>
       <w:r>
-        <w:t xml:space="preserve"> bildet den Kern der IIS-Steuerung und abstrahiert die Microsoft.Web.Administration-API hinter einer einheitlichen Schnittstelle. Er wird über den Dependency-Injection-Container als Scoped-Dienst bereitgestellt, wodurch bei jeder Blazor-Komponente eine eigene Instanz mit einer </w:t>
+        <w:t xml:space="preserve"> bildet den Kern der IIS-Steuerung und abstrahiert die </w:t>
+      </w:r>
+      <w:proofErr w:type="spellStart"/>
+      <w:proofErr w:type="gramStart"/>
+      <w:r>
+        <w:t>Microsoft.Web.Administration</w:t>
+      </w:r>
+      <w:proofErr w:type="spellEnd"/>
+      <w:proofErr w:type="gramEnd"/>
+      <w:r>
+        <w:t xml:space="preserve">-API hinter einer einheitlichen Schnittstelle. Er wird über den </w:t>
+      </w:r>
+      <w:proofErr w:type="spellStart"/>
+      <w:r>
+        <w:t>Dependency</w:t>
+      </w:r>
+      <w:proofErr w:type="spellEnd"/>
+      <w:r>
+        <w:t>-</w:t>
+      </w:r>
+      <w:proofErr w:type="spellStart"/>
+      <w:r>
+        <w:t>Injection</w:t>
+      </w:r>
+      <w:proofErr w:type="spellEnd"/>
+      <w:r>
+        <w:t xml:space="preserve">-Container als </w:t>
+      </w:r>
+      <w:proofErr w:type="spellStart"/>
+      <w:r>
+        <w:t>Scoped</w:t>
+      </w:r>
+      <w:proofErr w:type="spellEnd"/>
+      <w:r>
+        <w:t xml:space="preserve">-Dienst bereitgestellt, wodurch bei jeder Blazor-Komponente eine eigene Instanz mit einer </w:t>
       </w:r>
       <w:r>
         <w:t>neuen</w:t>
       </w:r>
-      <w:commentRangeStart w:id="74"/>
-      <w:r>
-        <w:t xml:space="preserve"> IIS-Verbindung</w:t>
-      </w:r>
-      <w:commentRangeEnd w:id="74"/>
-      <w:r>
-        <w:rPr>
-          <w:rStyle w:val="Kommentarzeichen"/>
-          <w:sz w:val="20"/>
-          <w:szCs w:val="20"/>
-        </w:rPr>
-        <w:commentReference w:id="74"/>
-      </w:r>
-      <w:r>
-        <w:t xml:space="preserve"> erstellt wird. </w:t>
+      <w:r>
+        <w:t xml:space="preserve"> IIS-Verbindung erstellt wird. </w:t>
       </w:r>
       <w:r>
         <w:t>Auf diese Weise wird</w:t>
@@ -9967,9 +10007,6 @@
       <w:r>
         <w:t xml:space="preserve"> der jeweils aktuelle Systemzustand korrekt gelesen und </w:t>
       </w:r>
-      <w:commentRangeStart w:id="75"/>
-      <w:commentRangeStart w:id="76"/>
-      <w:commentRangeStart w:id="77"/>
       <w:r>
         <w:t xml:space="preserve">es </w:t>
       </w:r>
@@ -9980,40 +10017,26 @@
         <w:t xml:space="preserve"> </w:t>
       </w:r>
       <w:r>
-        <w:t>keine veralteten Zustände aus einer gecachten Verbindung</w:t>
-      </w:r>
-      <w:commentRangeEnd w:id="76"/>
-      <w:r>
-        <w:rPr>
-          <w:rStyle w:val="Kommentarzeichen"/>
-          <w:sz w:val="20"/>
-          <w:szCs w:val="20"/>
-        </w:rPr>
-        <w:commentReference w:id="76"/>
-      </w:r>
-      <w:commentRangeEnd w:id="77"/>
-      <w:r>
-        <w:rPr>
-          <w:rStyle w:val="Kommentarzeichen"/>
-          <w:sz w:val="20"/>
-          <w:szCs w:val="20"/>
-        </w:rPr>
-        <w:commentReference w:id="77"/>
-      </w:r>
-      <w:commentRangeEnd w:id="75"/>
-      <w:r>
-        <w:rPr>
-          <w:rStyle w:val="Kommentarzeichen"/>
-          <w:sz w:val="20"/>
-          <w:szCs w:val="20"/>
-        </w:rPr>
-        <w:commentReference w:id="75"/>
-      </w:r>
-      <w:r>
-        <w:t>.</w:t>
-      </w:r>
-      <w:r>
-        <w:t xml:space="preserve"> Die Verbindung selbst wird intern über ein ServerManager-Objekt gehalten, das beim Erzeugen des Service initialisiert und beim Verwerfen der Komponente wieder freigegeben wird. Dieses Vorgehen vermeidet sowohl das wiederholte Öffnen einer neuen IIS-Verbindung bei jedem Methodenaufruf als auch das längerfristige Halten einer einzigen, gemeinsamen Verbindung über die gesamte Lebensdauer der Anwendung.</w:t>
+        <w:t xml:space="preserve">keine veralteten Zustände aus einer </w:t>
+      </w:r>
+      <w:proofErr w:type="spellStart"/>
+      <w:r>
+        <w:t>gecachten</w:t>
+      </w:r>
+      <w:proofErr w:type="spellEnd"/>
+      <w:r>
+        <w:t xml:space="preserve"> Verbindung.</w:t>
+      </w:r>
+      <w:r>
+        <w:t xml:space="preserve"> Die Verbindung selbst wird intern über ein </w:t>
+      </w:r>
+      <w:proofErr w:type="spellStart"/>
+      <w:r>
+        <w:t>ServerManager</w:t>
+      </w:r>
+      <w:proofErr w:type="spellEnd"/>
+      <w:r>
+        <w:t>-Objekt gehalten, das beim Erzeugen des Service initialisiert und beim Verwerfen der Komponente wieder freigegeben wird. Dieses Vorgehen vermeidet sowohl das wiederholte Öffnen einer neuen IIS-Verbindung bei jedem Methodenaufruf als auch das längerfristige Halten einer einzigen, gemeinsamen Verbindung über die gesamte Lebensdauer der Anwendung.</w:t>
       </w:r>
     </w:p>
     <w:p>
@@ -10021,21 +10044,29 @@
         <w:pStyle w:val="MeinText2"/>
       </w:pPr>
       <w:r>
-        <w:t>Die grundlegenden Steuerungsoperationen Start und Stop sind jeweils in zwei Varianten implementiert: eine parameterlose Variante, die die aktuell in den Einstellungen ausgewählte Site verwendet, sowie eine Kernvariante, die ein konkretes Site-Objekt entgegennimmt und auch von internen Abläufen wie dem Neustart genutzt wird. Alle Operationen sind mit einer Fehlerbehandlung versehen, die dem Nutzer über den bereits vorhandenen Benachrichtigungsdienst farblich differenzierte Toast-Benachrichtigungen mit entsprechenden Erfolgs- oder Fehlermeldungen anzeigt.</w:t>
+        <w:t xml:space="preserve">Die grundlegenden Steuerungsoperationen Start und </w:t>
+      </w:r>
+      <w:proofErr w:type="spellStart"/>
+      <w:r>
+        <w:t>Stop</w:t>
+      </w:r>
+      <w:proofErr w:type="spellEnd"/>
+      <w:r>
+        <w:t xml:space="preserve"> sind jeweils in zwei Varianten implementiert: eine parameterlose Variante, die die aktuell in den Einstellungen ausgewählte Site verwendet, sowie eine Kernvariante, die ein konkretes Site-Objekt entgegennimmt und auch von internen Abläufen wie dem Neustart genutzt wird. Alle Operationen sind mit einer Fehlerbehandlung versehen, die dem Nutzer über den bereits vorhandenen Benachrichtigungsdienst farblich differenzierte Toast-Benachrichtigungen mit entsprechenden Erfolgs- oder Fehlermeldungen anzeigt.</w:t>
       </w:r>
     </w:p>
     <w:p>
       <w:pPr>
         <w:pStyle w:val="MeinAnhang3"/>
       </w:pPr>
-      <w:bookmarkStart w:id="78" w:name="_Toc230096757"/>
-      <w:bookmarkStart w:id="79" w:name="_Ref_Anhang_923"/>
+      <w:bookmarkStart w:id="34" w:name="_Toc230268445"/>
+      <w:bookmarkStart w:id="35" w:name="_Ref_Anhang_923"/>
       <w:r>
         <w:t>Erweiterter Neustart</w:t>
       </w:r>
-      <w:bookmarkEnd w:id="78"/>
-    </w:p>
-    <w:bookmarkEnd w:id="79"/>
+      <w:bookmarkEnd w:id="34"/>
+    </w:p>
+    <w:bookmarkEnd w:id="35"/>
     <w:p>
       <w:pPr>
         <w:pStyle w:val="MeinText2"/>
@@ -10050,24 +10081,43 @@
       <w:r>
         <w:t>Webse</w:t>
       </w:r>
-      <w:commentRangeStart w:id="80"/>
-      <w:r>
-        <w:t xml:space="preserve">ite </w:t>
-      </w:r>
-      <w:commentRangeEnd w:id="80"/>
-      <w:r>
-        <w:rPr>
-          <w:rStyle w:val="Kommentarzeichen"/>
-          <w:sz w:val="20"/>
-          <w:szCs w:val="20"/>
-        </w:rPr>
-        <w:commentReference w:id="80"/>
-      </w:r>
-      <w:r>
-        <w:t xml:space="preserve">gestoppt, anschließend werden optional der CSS-Bundler sowie der Asset-Ordner der Site gelöscht, bevor der Application Pool recycelt wird. Nach einer konfigurierbaren Verzögerung </w:t>
-      </w:r>
-      <w:r>
-        <w:t>von standardmäßig zwei Sekunden, deren Wert über die Einstellungsseite zwischen 0 und 10 Sekunden angepasst werden kann, wird die Site neu gestartet. Diese Wartezeit dient dazu, dem IIS genügend Zeit zu geben, alle laufenden Worker-Prozesse vollständig zu beenden, bevor die neue Instanz startet – ohne diesen Puffer kann es vereinzelt zu Dateisperrungen kommen, die einen erfolgreichen Start verhindern. Abschließend wird der Zeitstempel des Neustarts in der Datenbank gespeichert, damit die Log-Funktion diesen Wert als neue Zeitgrenze verwenden kann. Die optionalen Bereinigungsschritte werden ausschließlich dann ausgeführt, wenn die zu neustartende Site auch tatsächlich als Shopsystem erkannt wird. Bei sonstigen Sites wird der Neustart auf Stop, Application-Pool-Recycle und Start reduziert</w:t>
+      <w:r>
+        <w:t>ite gestoppt, anschließend werden optional der CSS-</w:t>
+      </w:r>
+      <w:proofErr w:type="spellStart"/>
+      <w:r>
+        <w:t>Bundler</w:t>
+      </w:r>
+      <w:proofErr w:type="spellEnd"/>
+      <w:r>
+        <w:t xml:space="preserve"> sowie der Asset-Ordner der Site gelöscht, bevor der </w:t>
+      </w:r>
+      <w:proofErr w:type="spellStart"/>
+      <w:r>
+        <w:t>Application</w:t>
+      </w:r>
+      <w:proofErr w:type="spellEnd"/>
+      <w:r>
+        <w:t xml:space="preserve"> Pool recycelt wird. Nach einer konfigurierbaren Verzögerung </w:t>
+      </w:r>
+      <w:r>
+        <w:t xml:space="preserve">von standardmäßig zwei Sekunden, deren Wert über die Einstellungsseite zwischen 0 und 10 Sekunden angepasst werden kann, wird die Site neu gestartet. Diese Wartezeit dient dazu, dem IIS genügend Zeit zu geben, alle laufenden Worker-Prozesse vollständig zu beenden, bevor die neue Instanz startet – ohne diesen Puffer kann es vereinzelt zu Dateisperrungen kommen, die einen erfolgreichen Start verhindern. Abschließend wird der Zeitstempel des Neustarts in der Datenbank gespeichert, damit die Log-Funktion diesen Wert als neue Zeitgrenze verwenden kann. Die optionalen Bereinigungsschritte werden ausschließlich dann ausgeführt, wenn die zu neustartende Site auch tatsächlich als Shopsystem erkannt wird. Bei sonstigen Sites wird der Neustart auf </w:t>
+      </w:r>
+      <w:proofErr w:type="spellStart"/>
+      <w:r>
+        <w:t>Stop</w:t>
+      </w:r>
+      <w:proofErr w:type="spellEnd"/>
+      <w:r>
+        <w:t xml:space="preserve">, </w:t>
+      </w:r>
+      <w:proofErr w:type="spellStart"/>
+      <w:r>
+        <w:t>Application</w:t>
+      </w:r>
+      <w:proofErr w:type="spellEnd"/>
+      <w:r>
+        <w:t>-Pool-Recycle und Start reduziert</w:t>
       </w:r>
       <w:r>
         <w:t xml:space="preserve"> (siehe </w:t>
@@ -10183,28 +10233,27 @@
         <w:pStyle w:val="MeinText2"/>
       </w:pPr>
       <w:r>
-        <w:t xml:space="preserve">Während des Neustartvorgangs werden die einzelnen Teilschritte bewusst ohne eigene Toast-Benachrichtigungen ausgeführt, um den Benutzer nicht mit mehreren aufeinanderfolgenden Meldungen zu überfluten. Lediglich relevante Operationen wie das </w:t>
-      </w:r>
-      <w:commentRangeStart w:id="81"/>
-      <w:r>
-        <w:t xml:space="preserve">Recyceln </w:t>
-      </w:r>
-      <w:commentRangeEnd w:id="81"/>
-      <w:r>
-        <w:rPr>
-          <w:rStyle w:val="Kommentarzeichen"/>
-          <w:sz w:val="20"/>
-          <w:szCs w:val="20"/>
-        </w:rPr>
-        <w:commentReference w:id="81"/>
-      </w:r>
-      <w:r>
-        <w:t>des Application Pools oder das Löschen des Bundlers geben eine eigene Rückmeldung.</w:t>
+        <w:t xml:space="preserve">Während des Neustartvorgangs werden die einzelnen Teilschritte bewusst ohne eigene Toast-Benachrichtigungen ausgeführt, um den Benutzer nicht mit mehreren aufeinanderfolgenden Meldungen zu überfluten. Lediglich relevante Operationen wie das Recyceln des </w:t>
+      </w:r>
+      <w:proofErr w:type="spellStart"/>
+      <w:r>
+        <w:t>Application</w:t>
+      </w:r>
+      <w:proofErr w:type="spellEnd"/>
+      <w:r>
+        <w:t xml:space="preserve"> Pools oder das Löschen des </w:t>
+      </w:r>
+      <w:proofErr w:type="spellStart"/>
+      <w:r>
+        <w:t>Bundlers</w:t>
+      </w:r>
+      <w:proofErr w:type="spellEnd"/>
+      <w:r>
+        <w:t xml:space="preserve"> geben eine eigene Rückmeldung.</w:t>
       </w:r>
       <w:r>
         <w:t xml:space="preserve"> </w:t>
       </w:r>
-      <w:commentRangeStart w:id="82"/>
       <w:r>
         <w:t>Beim Recyceln beendet der IIS</w:t>
       </w:r>
@@ -10212,19 +10261,39 @@
         <w:t xml:space="preserve"> kontrolliert</w:t>
       </w:r>
       <w:r>
-        <w:t xml:space="preserve"> den aktuellen Worker-Prozess (w3wp.exe) des Application Pools </w:t>
-      </w:r>
-      <w:commentRangeEnd w:id="82"/>
-      <w:r>
-        <w:rPr>
-          <w:rStyle w:val="Kommentarzeichen"/>
-          <w:sz w:val="20"/>
-          <w:szCs w:val="20"/>
-        </w:rPr>
-        <w:commentReference w:id="82"/>
-      </w:r>
-      <w:r>
-        <w:t>und startet einen neuen. Dabei werden alle im Prozessspeicher gehaltenen Ressourcen – zwischengespeicherte Anwendungsdaten, geladene Assemblies und offene Dateihandles – freigegeben, während die Konfiguration des Application Pools und laufende Anfragen erhalten bleiben. Im Gegensatz zu Stop/Start ist die Erneuerung dadurch unterbrechungsarm.</w:t>
+        <w:t xml:space="preserve"> den aktuellen Worker-Prozess (w3wp.exe) des </w:t>
+      </w:r>
+      <w:proofErr w:type="spellStart"/>
+      <w:r>
+        <w:t>Application</w:t>
+      </w:r>
+      <w:proofErr w:type="spellEnd"/>
+      <w:r>
+        <w:t xml:space="preserve"> Pools und startet einen neuen. Dabei werden alle im Prozessspeicher gehaltenen Ressourcen – zwischengespeicherte Anwendungsdaten, geladene </w:t>
+      </w:r>
+      <w:proofErr w:type="spellStart"/>
+      <w:r>
+        <w:t>Assemblies</w:t>
+      </w:r>
+      <w:proofErr w:type="spellEnd"/>
+      <w:r>
+        <w:t xml:space="preserve"> und offene Dateihandles – freigegeben, während die Konfiguration des </w:t>
+      </w:r>
+      <w:proofErr w:type="spellStart"/>
+      <w:r>
+        <w:t>Application</w:t>
+      </w:r>
+      <w:proofErr w:type="spellEnd"/>
+      <w:r>
+        <w:t xml:space="preserve"> Pools und laufende Anfragen erhalten bleiben. Im Gegensatz zu </w:t>
+      </w:r>
+      <w:proofErr w:type="spellStart"/>
+      <w:r>
+        <w:t>Stop</w:t>
+      </w:r>
+      <w:proofErr w:type="spellEnd"/>
+      <w:r>
+        <w:t>/Start ist die Erneuerung dadurch unterbrechungsarm.</w:t>
       </w:r>
     </w:p>
     <w:p>
@@ -10232,7 +10301,46 @@
         <w:pStyle w:val="MeinText2"/>
       </w:pPr>
       <w:r>
-        <w:t>Um zu erkennen, ob eine Site ein Shopsystem ist und die shopspezifischen Bereinigungsschritte ausgeführt werden sollen, wurde die Erweiterungsmethode IsShop() implementiert. Diese prüft anhand des Dateisystempfads der Site, ob die charakteristischen Verzeichnisse und Dateien eines 4SELLERS-Shopsystems vorhanden sind, nämlich eine shop.yaml-Datei sowie ein Themes-Verzeichnis.</w:t>
+        <w:t xml:space="preserve">Um zu erkennen, ob eine Site ein Shopsystem ist und die </w:t>
+      </w:r>
+      <w:proofErr w:type="spellStart"/>
+      <w:r>
+        <w:t>shopspezifischen</w:t>
+      </w:r>
+      <w:proofErr w:type="spellEnd"/>
+      <w:r>
+        <w:t xml:space="preserve"> Bereinigungsschritte ausgeführt werden sollen, wurde die Erweiterungsmethode </w:t>
+      </w:r>
+      <w:proofErr w:type="spellStart"/>
+      <w:proofErr w:type="gramStart"/>
+      <w:r>
+        <w:t>IsShop</w:t>
+      </w:r>
+      <w:proofErr w:type="spellEnd"/>
+      <w:r>
+        <w:t>(</w:t>
+      </w:r>
+      <w:proofErr w:type="gramEnd"/>
+      <w:r>
+        <w:t xml:space="preserve">) implementiert. Diese prüft anhand des Dateisystempfads der Site, ob die charakteristischen Verzeichnisse und Dateien eines 4SELLERS-Shopsystems vorhanden sind, nämlich eine </w:t>
+      </w:r>
+      <w:proofErr w:type="spellStart"/>
+      <w:proofErr w:type="gramStart"/>
+      <w:r>
+        <w:t>shop.yaml</w:t>
+      </w:r>
+      <w:proofErr w:type="spellEnd"/>
+      <w:proofErr w:type="gramEnd"/>
+      <w:r>
+        <w:t xml:space="preserve">-Datei sowie ein </w:t>
+      </w:r>
+      <w:proofErr w:type="spellStart"/>
+      <w:r>
+        <w:t>Themes</w:t>
+      </w:r>
+      <w:proofErr w:type="spellEnd"/>
+      <w:r>
+        <w:t>-Verzeichnis.</w:t>
       </w:r>
       <w:r>
         <w:t xml:space="preserve"> </w:t>
@@ -10242,18 +10350,68 @@
       </w:r>
       <w:r>
         <w:lastRenderedPageBreak/>
-        <w:t>zugehörigen Bereinigungen werden über zwei Erweiterungsmethoden gekapselt: DeleteShopBundler() entfernt das vom CSS-Bundler erzeugte Verzeichnis, DeleteAssetFolder() leert das Asset-Cache-Verzeichnis der Site. Beide Methoden überspringen nicht vorhandene Verzeichnisse stillschweigend, weil der CSS-Bundler je nach IIS-Konfiguration nicht zwingend bei jedem Start ein eigenes Verzeichnis erzeugt.</w:t>
+        <w:t xml:space="preserve">zugehörigen Bereinigungen werden über zwei Erweiterungsmethoden gekapselt: </w:t>
+      </w:r>
+      <w:proofErr w:type="spellStart"/>
+      <w:proofErr w:type="gramStart"/>
+      <w:r>
+        <w:t>DeleteShopBundler</w:t>
+      </w:r>
+      <w:proofErr w:type="spellEnd"/>
+      <w:r>
+        <w:t>(</w:t>
+      </w:r>
+      <w:proofErr w:type="gramEnd"/>
+      <w:r>
+        <w:t>) entfernt das vom CSS-</w:t>
+      </w:r>
+      <w:proofErr w:type="spellStart"/>
+      <w:r>
+        <w:t>Bundler</w:t>
+      </w:r>
+      <w:proofErr w:type="spellEnd"/>
+      <w:r>
+        <w:t xml:space="preserve"> erzeugte Verzeichnis, </w:t>
+      </w:r>
+      <w:proofErr w:type="spellStart"/>
+      <w:proofErr w:type="gramStart"/>
+      <w:r>
+        <w:t>DeleteAssetFolder</w:t>
+      </w:r>
+      <w:proofErr w:type="spellEnd"/>
+      <w:r>
+        <w:t>(</w:t>
+      </w:r>
+      <w:proofErr w:type="gramEnd"/>
+      <w:r>
+        <w:t xml:space="preserve">) leert das Asset-Cache-Verzeichnis der Site. Beide Methoden überspringen nicht vorhandene Verzeichnisse </w:t>
+      </w:r>
+      <w:proofErr w:type="gramStart"/>
+      <w:r>
+        <w:t>stillschweigend</w:t>
+      </w:r>
+      <w:proofErr w:type="gramEnd"/>
+      <w:r>
+        <w:t>, weil der CSS-</w:t>
+      </w:r>
+      <w:proofErr w:type="spellStart"/>
+      <w:r>
+        <w:t>Bundler</w:t>
+      </w:r>
+      <w:proofErr w:type="spellEnd"/>
+      <w:r>
+        <w:t xml:space="preserve"> je nach IIS-Konfiguration nicht zwingend bei jedem Start ein eigenes Verzeichnis erzeugt.</w:t>
       </w:r>
     </w:p>
     <w:p>
       <w:pPr>
         <w:pStyle w:val="MeinAnhang3"/>
       </w:pPr>
-      <w:bookmarkStart w:id="83" w:name="_Toc230096758"/>
+      <w:bookmarkStart w:id="36" w:name="_Toc230268446"/>
       <w:r>
         <w:t>Bedienung der IIS-Funktionen</w:t>
       </w:r>
-      <w:bookmarkEnd w:id="83"/>
+      <w:bookmarkEnd w:id="36"/>
     </w:p>
     <w:p>
       <w:pPr>
@@ -10278,7 +10436,7 @@
       <w:pPr>
         <w:pStyle w:val="MeinAnhang2"/>
       </w:pPr>
-      <w:bookmarkStart w:id="84" w:name="_Toc230096759"/>
+      <w:bookmarkStart w:id="37" w:name="_Toc230268447"/>
       <w:r>
         <w:t xml:space="preserve">Implementieren eines </w:t>
       </w:r>
@@ -10288,7 +10446,7 @@
       <w:r>
         <w:t>-Services</w:t>
       </w:r>
-      <w:bookmarkEnd w:id="84"/>
+      <w:bookmarkEnd w:id="37"/>
     </w:p>
     <w:p>
       <w:pPr>
@@ -10440,11 +10598,11 @@
       <w:pPr>
         <w:pStyle w:val="MeinAnhang3"/>
       </w:pPr>
-      <w:bookmarkStart w:id="85" w:name="_Toc230096760"/>
+      <w:bookmarkStart w:id="38" w:name="_Toc230268448"/>
       <w:r>
         <w:t>Settings-Service</w:t>
       </w:r>
-      <w:bookmarkEnd w:id="85"/>
+      <w:bookmarkEnd w:id="38"/>
     </w:p>
     <w:p>
       <w:pPr>
@@ -10457,13 +10615,69 @@
         <w:t>-</w:t>
       </w:r>
       <w:r>
-        <w:t xml:space="preserve">Service kapselt den gesamten Datenbankzugriff und wird über den Dependency-Injection-Container als Scoped-Dienst bereitgestellt. </w:t>
-      </w:r>
-      <w:r>
-        <w:t xml:space="preserve">Die Registrierung erfolgt dabei nicht direkt mit der konkreten Klasse, sondern über das Interface ISettingsService. Auf diese Weise können die abhängigen Komponenten ausschließlich gegen das Interface programmiert werden, was die spätere Austauschbarkeit der Implementierung und insbesondere das Schreiben von Unit-Tests mit einer Mock-Implementierung deutlich vereinfacht. </w:t>
-      </w:r>
-      <w:r>
-        <w:t>Beim ersten Erstellen der Instanz lädt die Methode Load() die gespeicherten Einstellungen aus der SQLite-Datenbank und hält sie als gecachtes ToolboxSettings-Objekt im Arbeitsspeicher. Dadurch wird sichergestellt, dass alle Komponenten stets auf denselben, konsistenten Einstellungsstand zugreifen, ohne bei jedem Zugriff eine Datenbankabfrage auszuführen.</w:t>
+        <w:t xml:space="preserve">Service kapselt den gesamten Datenbankzugriff und wird über den </w:t>
+      </w:r>
+      <w:proofErr w:type="spellStart"/>
+      <w:r>
+        <w:t>Dependency</w:t>
+      </w:r>
+      <w:proofErr w:type="spellEnd"/>
+      <w:r>
+        <w:t>-</w:t>
+      </w:r>
+      <w:proofErr w:type="spellStart"/>
+      <w:r>
+        <w:t>Injection</w:t>
+      </w:r>
+      <w:proofErr w:type="spellEnd"/>
+      <w:r>
+        <w:t xml:space="preserve">-Container als </w:t>
+      </w:r>
+      <w:proofErr w:type="spellStart"/>
+      <w:r>
+        <w:t>Scoped</w:t>
+      </w:r>
+      <w:proofErr w:type="spellEnd"/>
+      <w:r>
+        <w:t xml:space="preserve">-Dienst bereitgestellt. </w:t>
+      </w:r>
+      <w:r>
+        <w:t xml:space="preserve">Die Registrierung erfolgt dabei nicht direkt mit der konkreten Klasse, sondern über das Interface </w:t>
+      </w:r>
+      <w:proofErr w:type="spellStart"/>
+      <w:r>
+        <w:t>ISettingsService</w:t>
+      </w:r>
+      <w:proofErr w:type="spellEnd"/>
+      <w:r>
+        <w:t xml:space="preserve">. Auf diese Weise können die abhängigen Komponenten ausschließlich gegen das Interface programmiert werden, was die spätere Austauschbarkeit der Implementierung und insbesondere das Schreiben von Unit-Tests mit einer Mock-Implementierung deutlich vereinfacht. </w:t>
+      </w:r>
+      <w:r>
+        <w:t xml:space="preserve">Beim ersten Erstellen der Instanz lädt die Methode </w:t>
+      </w:r>
+      <w:proofErr w:type="gramStart"/>
+      <w:r>
+        <w:t>Load(</w:t>
+      </w:r>
+      <w:proofErr w:type="gramEnd"/>
+      <w:r>
+        <w:t xml:space="preserve">) die gespeicherten Einstellungen aus der SQLite-Datenbank und hält sie als </w:t>
+      </w:r>
+      <w:proofErr w:type="spellStart"/>
+      <w:r>
+        <w:t>gecachtes</w:t>
+      </w:r>
+      <w:proofErr w:type="spellEnd"/>
+      <w:r>
+        <w:t xml:space="preserve"> </w:t>
+      </w:r>
+      <w:proofErr w:type="spellStart"/>
+      <w:r>
+        <w:t>ToolboxSettings</w:t>
+      </w:r>
+      <w:proofErr w:type="spellEnd"/>
+      <w:r>
+        <w:t>-Objekt im Arbeitsspeicher. Dadurch wird sichergestellt, dass alle Komponenten stets auf denselben, konsistenten Einstellungsstand zugreifen, ohne bei jedem Zugriff eine Datenbankabfrage auszuführen.</w:t>
       </w:r>
     </w:p>
     <w:p>
@@ -10471,26 +10685,60 @@
         <w:pStyle w:val="MeinText2"/>
       </w:pPr>
       <w:r>
-        <w:t>Da EF Core das geladene Objekt automatisch trackt, genügt es, Änderungen direkt am gecachten Objekt vorzunehmen und anschließend SaveChanges() aufzurufen, somit ist ein erneutes Laden aus der Datenbank nicht notwendig.</w:t>
+        <w:t xml:space="preserve">Da EF Core das geladene Objekt automatisch trackt, genügt es, Änderungen direkt am </w:t>
+      </w:r>
+      <w:proofErr w:type="spellStart"/>
+      <w:r>
+        <w:t>gecachten</w:t>
+      </w:r>
+      <w:proofErr w:type="spellEnd"/>
+      <w:r>
+        <w:t xml:space="preserve"> Objekt vorzunehmen und anschließend </w:t>
+      </w:r>
+      <w:proofErr w:type="spellStart"/>
+      <w:proofErr w:type="gramStart"/>
+      <w:r>
+        <w:t>SaveChanges</w:t>
+      </w:r>
+      <w:proofErr w:type="spellEnd"/>
+      <w:r>
+        <w:t>(</w:t>
+      </w:r>
+      <w:proofErr w:type="gramEnd"/>
+      <w:r>
+        <w:t>) aufzurufen, somit ist ein erneutes Laden aus der Datenbank nicht notwendig.</w:t>
       </w:r>
     </w:p>
     <w:p>
       <w:pPr>
         <w:pStyle w:val="MeinAnhang3"/>
       </w:pPr>
-      <w:bookmarkStart w:id="86" w:name="_Toc230096761"/>
+      <w:bookmarkStart w:id="39" w:name="_Toc230268449"/>
       <w:r>
         <w:lastRenderedPageBreak/>
         <w:t>Einstellungen speichern</w:t>
       </w:r>
-      <w:bookmarkEnd w:id="86"/>
+      <w:bookmarkEnd w:id="39"/>
     </w:p>
     <w:p>
       <w:pPr>
         <w:pStyle w:val="MeinText2"/>
       </w:pPr>
       <w:r>
-        <w:t xml:space="preserve">Für das Speichern von Einstellungsänderungen wurde die Methode SaveSettingChanges() implementiert, die ein Lambda als Parameter entgegennimmt. </w:t>
+        <w:t xml:space="preserve">Für das Speichern von Einstellungsänderungen wurde die Methode </w:t>
+      </w:r>
+      <w:proofErr w:type="spellStart"/>
+      <w:proofErr w:type="gramStart"/>
+      <w:r>
+        <w:t>SaveSettingChanges</w:t>
+      </w:r>
+      <w:proofErr w:type="spellEnd"/>
+      <w:r>
+        <w:t>(</w:t>
+      </w:r>
+      <w:proofErr w:type="gramEnd"/>
+      <w:r>
+        <w:t xml:space="preserve">) implementiert, die ein Lambda als Parameter entgegennimmt. </w:t>
       </w:r>
       <w:r>
         <w:t>Mit diesem</w:t>
@@ -10502,28 +10750,60 @@
         <w:t>lässt sich jede Einstellung kompakt in einer Zeile speicher</w:t>
       </w:r>
       <w:r>
-        <w:t>n aus der Benutzeroberfläche, ohne Code-Duplikation zu erzeugen. Der erste Parameter ist stets ein Lambda der Form x =&gt; x.Property = value, der zweite Parameter ist der Benachrichtigungsdienst, über den nach jedem erfolgreichen Speichervorgang eine Toast-Benachrichtigung ausgegeben wird.</w:t>
-      </w:r>
-      <w:r>
-        <w:t xml:space="preserve"> Die Methode kapselt damit drei Aspekte, die andernfalls in jeder Aufrufstelle wiederholt würden: das Anwenden der Änderung auf das gecachte Settings-Objekt, das anschließende Persistieren über EF Core sowie die Rückmeldung an den Nutzer. Tritt beim Speichervorgang ein Fehler auf, beispielsweise weil die Datenbankdatei temporär durch ein Backup-Werkzeug gesperrt ist, wird die Ausnahme abgefangen und stattdessen eine Fehler-Toast-Benachrichtigung ausgelöst, sodass die Oberfläche reaktionsfähig bleibt und der Nutzer den Vorgang gezielt wiederholen kann.</w:t>
+        <w:t xml:space="preserve">n aus der Benutzeroberfläche, ohne Code-Duplikation zu erzeugen. Der erste Parameter ist stets ein Lambda der Form x =&gt; </w:t>
+      </w:r>
+      <w:proofErr w:type="spellStart"/>
+      <w:r>
+        <w:t>x.Property</w:t>
+      </w:r>
+      <w:proofErr w:type="spellEnd"/>
+      <w:r>
+        <w:t xml:space="preserve"> = </w:t>
+      </w:r>
+      <w:proofErr w:type="spellStart"/>
+      <w:r>
+        <w:t>value</w:t>
+      </w:r>
+      <w:proofErr w:type="spellEnd"/>
+      <w:r>
+        <w:t>, der zweite Parameter ist der Benachrichtigungsdienst, über den nach jedem erfolgreichen Speichervorgang eine Toast-Benachrichtigung ausgegeben wird.</w:t>
+      </w:r>
+      <w:r>
+        <w:t xml:space="preserve"> Die Methode kapselt damit drei Aspekte, die andernfalls in jeder Aufrufstelle wiederholt würden: das Anwenden der Änderung auf das </w:t>
+      </w:r>
+      <w:proofErr w:type="spellStart"/>
+      <w:r>
+        <w:t>gecachte</w:t>
+      </w:r>
+      <w:proofErr w:type="spellEnd"/>
+      <w:r>
+        <w:t xml:space="preserve"> Settings-Objekt, das anschließende Persistieren über EF Core sowie die Rückmeldung an den Nutzer. Tritt beim Speichervorgang ein Fehler auf, beispielsweise weil die Datenbankdatei temporär durch ein Backup-Werkzeug gesperrt ist, wird die Ausnahme abgefangen und stattdessen eine Fehler-Toast-Benachrichtigung ausgelöst, sodass die Oberfläche reaktionsfähig bleibt und der Nutzer den Vorgang gezielt wiederholen kann.</w:t>
       </w:r>
     </w:p>
     <w:p>
       <w:pPr>
         <w:pStyle w:val="MeinAnhang3"/>
       </w:pPr>
-      <w:bookmarkStart w:id="87" w:name="_Toc230096762"/>
+      <w:bookmarkStart w:id="40" w:name="_Toc230268450"/>
       <w:r>
         <w:t>Einstellungsseite</w:t>
       </w:r>
-      <w:bookmarkEnd w:id="87"/>
+      <w:bookmarkEnd w:id="40"/>
     </w:p>
     <w:p>
       <w:pPr>
         <w:pStyle w:val="MeinText2"/>
       </w:pPr>
       <w:r>
-        <w:t xml:space="preserve">Die Einstellungen werden dem Nutzer über eine dedizierte Einstellungsseite zugänglich gemacht, die in mehrere thematische Unterabschnitte gegliedert ist. Die Log-Einstellungen ermöglichen die Konfiguration des Windows-Ereignisprotokoll-Namens, des Auto-Refresh-Intervalls sowie der Log-Bündelung. Die IIS-Einstellungen steuern die Neustart-Verzögerung sowie die shopspezifischen Bereinigungsoptionen. </w:t>
+        <w:t xml:space="preserve">Die Einstellungen werden dem Nutzer über eine dedizierte Einstellungsseite zugänglich gemacht, die in mehrere thematische Unterabschnitte gegliedert ist. Die Log-Einstellungen ermöglichen die Konfiguration des Windows-Ereignisprotokoll-Namens, des Auto-Refresh-Intervalls sowie der Log-Bündelung. Die IIS-Einstellungen steuern die Neustart-Verzögerung sowie die </w:t>
+      </w:r>
+      <w:proofErr w:type="spellStart"/>
+      <w:r>
+        <w:t>shopspezifischen</w:t>
+      </w:r>
+      <w:proofErr w:type="spellEnd"/>
+      <w:r>
+        <w:t xml:space="preserve"> Bereinigungsoptionen. </w:t>
       </w:r>
       <w:r>
         <w:t>Ergänzend erlaubt der Bereich „Shops" die Konfiguration der einzelnen Shop-spezifischen Pfade und Datenbankverbindungen dient. Ein eigener Abschnitt für die VMware-vCenter-Anbindung sowie eine Hilfeseite mit Erläuterungen zu allen Feldern runden die Einstellungsseite ab. Alle Änderungen werden direkt beim Verlassen eines Eingabefeldes gespeichert, sodass kein expliziter Speichern-Button erforderlich ist und der typische Bedienfehler eines Verlassens der Seite ohne Speichern damit konstruktiv ausgeschlossen wird</w:t>
@@ -10536,18 +10816,52 @@
       <w:pPr>
         <w:pStyle w:val="MeinAnhang3"/>
       </w:pPr>
-      <w:bookmarkStart w:id="88" w:name="_Toc230096763"/>
+      <w:bookmarkStart w:id="41" w:name="_Toc230268451"/>
+      <w:proofErr w:type="spellStart"/>
       <w:r>
         <w:t>ToolboxSettings</w:t>
       </w:r>
-      <w:bookmarkEnd w:id="88"/>
+      <w:bookmarkEnd w:id="41"/>
+      <w:proofErr w:type="spellEnd"/>
     </w:p>
     <w:p>
       <w:pPr>
         <w:pStyle w:val="MeinText2"/>
       </w:pPr>
       <w:r>
-        <w:t xml:space="preserve">Das Datenmodell ToolboxSettings folgt einem Singleton-Pattern: Es existiert stets genau ein Datensatz in der Datenbank. Technisch wird dies durch eine Datenbankconstraint (CK_AppSettings_Singleton) abgesichert, die auf Datenbankebene erzwingt, dass ausschließlich der Datensatz mit dem Primärschlüssel Id = 1 gespeichert werden darf. Jeder Versuch, einen zweiten Einstellungsdatensatz anzulegen, wird damit bereits von der Datenbank abgewiesen, noch bevor die Anwendungslogik eingreift. Das Modell enthält alle benutzerspezifischen Einstellungen der Shop-Toolbox, darunter die Log-Konfiguration, die IIS-Steuerungsparameter sowie allgemeine Pfadeinstellungen. Mehrwertige Felder wie Log-Namen oder Repository-Pfade werden als semikolongetrennte Zeichenketten gespeichert und über dedizierte Hilfsmethoden gelesen und geschrieben, um den Zugriff zu vereinheitlichen und fehleranfällige manuelle String-Operationen zu vermeiden. </w:t>
+        <w:t xml:space="preserve">Das Datenmodell </w:t>
+      </w:r>
+      <w:proofErr w:type="spellStart"/>
+      <w:r>
+        <w:t>ToolboxSettings</w:t>
+      </w:r>
+      <w:proofErr w:type="spellEnd"/>
+      <w:r>
+        <w:t xml:space="preserve"> folgt einem Singleton-Pattern: Es existiert stets genau ein Datensatz in der Datenbank. Technisch wird dies durch eine </w:t>
+      </w:r>
+      <w:proofErr w:type="spellStart"/>
+      <w:r>
+        <w:t>Datenbankconstraint</w:t>
+      </w:r>
+      <w:proofErr w:type="spellEnd"/>
+      <w:r>
+        <w:t xml:space="preserve"> (</w:t>
+      </w:r>
+      <w:proofErr w:type="spellStart"/>
+      <w:r>
+        <w:t>CK_AppSettings_Singleton</w:t>
+      </w:r>
+      <w:proofErr w:type="spellEnd"/>
+      <w:r>
+        <w:t xml:space="preserve">) abgesichert, die auf Datenbankebene erzwingt, dass ausschließlich der Datensatz mit dem Primärschlüssel </w:t>
+      </w:r>
+      <w:proofErr w:type="spellStart"/>
+      <w:r>
+        <w:t>Id</w:t>
+      </w:r>
+      <w:proofErr w:type="spellEnd"/>
+      <w:r>
+        <w:t xml:space="preserve"> = 1 gespeichert werden darf. Jeder Versuch, einen zweiten Einstellungsdatensatz anzulegen, wird damit bereits von der Datenbank abgewiesen, noch bevor die Anwendungslogik eingreift. Das Modell enthält alle benutzerspezifischen Einstellungen der Shop-Toolbox, darunter die Log-Konfiguration, die IIS-Steuerungsparameter sowie allgemeine Pfadeinstellungen. Mehrwertige Felder wie Log-Namen oder Repository-Pfade werden als semikolongetrennte Zeichenketten gespeichert und über dedizierte Hilfsmethoden gelesen und geschrieben, um den Zugriff zu vereinheitlichen und fehleranfällige manuelle String-Operationen zu vermeiden. </w:t>
       </w:r>
     </w:p>
     <w:p>
@@ -10555,18 +10869,26 @@
         <w:pStyle w:val="MeinText2"/>
       </w:pPr>
       <w:r>
-        <w:t>Um die Einstellungen über Updates hinaus zu erhalten, wird die Datenbankdatei im AppData-Verzeichnis des jeweiligen Nutzers abgelegt. Beim Anwendungsstart werden ausstehende EF Core Migrationen automatisch angewendet, sodass Erweiterungen des Datenmodells ohne manuellen Eingriff und ohne Datenverlust eingespielt werden.</w:t>
+        <w:t xml:space="preserve">Um die Einstellungen über Updates hinaus zu erhalten, wird die Datenbankdatei im </w:t>
+      </w:r>
+      <w:proofErr w:type="spellStart"/>
+      <w:r>
+        <w:t>AppData</w:t>
+      </w:r>
+      <w:proofErr w:type="spellEnd"/>
+      <w:r>
+        <w:t>-Verzeichnis des jeweiligen Nutzers abgelegt. Beim Anwendungsstart werden ausstehende EF Core Migrationen automatisch angewendet, sodass Erweiterungen des Datenmodells ohne manuellen Eingriff und ohne Datenverlust eingespielt werden.</w:t>
       </w:r>
     </w:p>
     <w:p>
       <w:pPr>
         <w:pStyle w:val="MeinAnhang1"/>
       </w:pPr>
-      <w:bookmarkStart w:id="89" w:name="_Toc230096764"/>
+      <w:bookmarkStart w:id="42" w:name="_Toc230268452"/>
       <w:r>
         <w:t>Testen</w:t>
       </w:r>
-      <w:bookmarkEnd w:id="89"/>
+      <w:bookmarkEnd w:id="42"/>
     </w:p>
     <w:p>
       <w:pPr>
@@ -10597,7 +10919,31 @@
         <w:t>Meldungen</w:t>
       </w:r>
       <w:r>
-        <w:t xml:space="preserve"> überprüft. Auch der automatische Fallback von der EventLogReader-API auf die ältere EventLog-API wurde gezielt getestet, indem die bevorzugte API durch eingeschränkte Berechtigungen zum Fehlschlagen gebracht wurde.</w:t>
+        <w:t xml:space="preserve"> überprüft. Auch der automatische </w:t>
+      </w:r>
+      <w:proofErr w:type="spellStart"/>
+      <w:r>
+        <w:t>Fallback</w:t>
+      </w:r>
+      <w:proofErr w:type="spellEnd"/>
+      <w:r>
+        <w:t xml:space="preserve"> von der </w:t>
+      </w:r>
+      <w:proofErr w:type="spellStart"/>
+      <w:r>
+        <w:t>EventLogReader</w:t>
+      </w:r>
+      <w:proofErr w:type="spellEnd"/>
+      <w:r>
+        <w:t xml:space="preserve">-API auf die ältere </w:t>
+      </w:r>
+      <w:proofErr w:type="spellStart"/>
+      <w:r>
+        <w:t>EventLog</w:t>
+      </w:r>
+      <w:proofErr w:type="spellEnd"/>
+      <w:r>
+        <w:t>-API wurde gezielt getestet, indem die bevorzugte API durch eingeschränkte Berechtigungen zum Fehlschlagen gebracht wurde.</w:t>
       </w:r>
     </w:p>
     <w:p>
@@ -10605,7 +10951,23 @@
         <w:pStyle w:val="MeinText2"/>
       </w:pPr>
       <w:r>
-        <w:t>Für die IIS-Steuerung wurden alle drei Grundoperationen Starten, Stoppen und Neustarten systematisch durchgeführt und auf korrekte Statusanzeige sowie entsprechende Toast-Benachrichtigungen geprüft. Der erweiterte Neustart wurde dabei besonders gründlich getestet: Es wurde verifiziert, dass der CSS-Bundler und der Asset-Ordner nach dem Vorgang tatsächlich nicht mehr vorhanden sind und der Shop anschließend in einem sauberen Zustand hochfährt. Ebenso wurde geprüft, dass die shopspezifischen Bereinigungsschritte ausschließlich dann ausgeführt werden, wenn die betreffende Site als Shopsystem erkannt wird.</w:t>
+        <w:t>Für die IIS-Steuerung wurden alle drei Grundoperationen Starten, Stoppen und Neustarten systematisch durchgeführt und auf korrekte Statusanzeige sowie entsprechende Toast-Benachrichtigungen geprüft. Der erweiterte Neustart wurde dabei besonders gründlich getestet: Es wurde verifiziert, dass der CSS-</w:t>
+      </w:r>
+      <w:proofErr w:type="spellStart"/>
+      <w:r>
+        <w:t>Bundler</w:t>
+      </w:r>
+      <w:proofErr w:type="spellEnd"/>
+      <w:r>
+        <w:t xml:space="preserve"> und der Asset-Ordner nach dem Vorgang tatsächlich nicht mehr vorhanden sind und der Shop anschließend in einem sauberen Zustand hochfährt. Ebenso wurde geprüft, dass die </w:t>
+      </w:r>
+      <w:proofErr w:type="spellStart"/>
+      <w:r>
+        <w:t>shopspezifischen</w:t>
+      </w:r>
+      <w:proofErr w:type="spellEnd"/>
+      <w:r>
+        <w:t xml:space="preserve"> Bereinigungsschritte ausschließlich dann ausgeführt werden, wenn die betreffende Site als Shopsystem erkannt wird.</w:t>
       </w:r>
     </w:p>
     <w:p>
@@ -10843,8 +11205,7 @@
       <w:pPr>
         <w:pStyle w:val="MeinAnhang2"/>
       </w:pPr>
-      <w:bookmarkStart w:id="90" w:name="_Toc230096765"/>
-      <w:commentRangeStart w:id="91"/>
+      <w:bookmarkStart w:id="43" w:name="_Toc230268453"/>
       <w:r>
         <w:t>Design</w:t>
       </w:r>
@@ -10854,16 +11215,7 @@
       <w:r>
         <w:t>nderungen</w:t>
       </w:r>
-      <w:bookmarkEnd w:id="90"/>
-      <w:commentRangeEnd w:id="91"/>
-      <w:r>
-        <w:rPr>
-          <w:rStyle w:val="Kommentarzeichen"/>
-          <w:sz w:val="32"/>
-          <w:szCs w:val="40"/>
-        </w:rPr>
-        <w:commentReference w:id="91"/>
-      </w:r>
+      <w:bookmarkEnd w:id="43"/>
     </w:p>
     <w:p>
       <w:pPr>
@@ -10877,38 +11229,46 @@
       <w:pPr>
         <w:pStyle w:val="MeinAnhang3"/>
       </w:pPr>
-      <w:bookmarkStart w:id="92" w:name="_Toc230096766"/>
-      <w:bookmarkStart w:id="93" w:name="_Ref_Kap_511"/>
-      <w:bookmarkStart w:id="94" w:name="Ref_5_1_1"/>
+      <w:bookmarkStart w:id="44" w:name="_Toc230268454"/>
+      <w:bookmarkStart w:id="45" w:name="_Ref_Kap_511"/>
+      <w:bookmarkStart w:id="46" w:name="Ref_5_1_1"/>
       <w:r>
         <w:t>Anzeige der Logmeldungen</w:t>
       </w:r>
-      <w:bookmarkEnd w:id="92"/>
-    </w:p>
-    <w:bookmarkEnd w:id="93"/>
-    <w:bookmarkEnd w:id="94"/>
+      <w:bookmarkEnd w:id="44"/>
+    </w:p>
+    <w:bookmarkEnd w:id="45"/>
+    <w:bookmarkEnd w:id="46"/>
     <w:p>
       <w:pPr>
         <w:pStyle w:val="MeinText2"/>
       </w:pPr>
       <w:r>
-        <w:t>Zur Darstellung der Log-Details wurde initial ein modaler Dialog eingesetzt. Da dieser den gesamten Arbeitsbereich blockiert und die Nutzerinteraktion unterbricht, wurde er durch ein Popover ersetzt. Dieses öffnet sich kontextnah neben dem auslösenden Element und erlaubt es, parallel mit der restlichen Oberfläche zu interagieren. Die Entscheidung verbessert die Übersichtlichkeit und reduziert den kognitiven Aufwand beim Wechsel zwischen Log-Ansicht und Hauptinhalt.</w:t>
+        <w:t xml:space="preserve">Zur Darstellung der Log-Details wurde initial ein modaler Dialog eingesetzt. Da dieser den gesamten Arbeitsbereich blockiert und die Nutzerinteraktion unterbricht, wurde er durch ein </w:t>
+      </w:r>
+      <w:proofErr w:type="spellStart"/>
+      <w:r>
+        <w:t>Popover</w:t>
+      </w:r>
+      <w:proofErr w:type="spellEnd"/>
+      <w:r>
+        <w:t xml:space="preserve"> ersetzt. Dieses öffnet sich kontextnah neben dem auslösenden Element und erlaubt es, parallel mit der restlichen Oberfläche zu interagieren. Die Entscheidung verbessert die Übersichtlichkeit und reduziert den kognitiven Aufwand beim Wechsel zwischen Log-Ansicht und Hauptinhalt.</w:t>
       </w:r>
     </w:p>
     <w:p>
       <w:pPr>
         <w:pStyle w:val="MeinAnhang3"/>
       </w:pPr>
-      <w:bookmarkStart w:id="95" w:name="_Toc230096767"/>
-      <w:bookmarkStart w:id="96" w:name="_Ref_Kap_512"/>
-      <w:bookmarkStart w:id="97" w:name="Ref_5_1_2"/>
+      <w:bookmarkStart w:id="47" w:name="_Toc230268455"/>
+      <w:bookmarkStart w:id="48" w:name="_Ref_Kap_512"/>
+      <w:bookmarkStart w:id="49" w:name="Ref_5_1_2"/>
       <w:r>
         <w:t>Verbessern der Ansicht für kleinere Bildschirme</w:t>
       </w:r>
-      <w:bookmarkEnd w:id="95"/>
-    </w:p>
-    <w:bookmarkEnd w:id="96"/>
-    <w:bookmarkEnd w:id="97"/>
+      <w:bookmarkEnd w:id="47"/>
+    </w:p>
+    <w:bookmarkEnd w:id="48"/>
+    <w:bookmarkEnd w:id="49"/>
     <w:p>
       <w:pPr>
         <w:pStyle w:val="MeinText2"/>
@@ -10921,29 +11281,37 @@
         </w:rPr>
       </w:pPr>
       <w:r>
-        <w:t>Die Benutzeroberfläche wurde mithilfe des Bootstrap-Frameworks responsiv gestaltet, sodass eine konsistente Darstellung auf unterschiedlichen Bildschirmgrößen gewährleistet wird. Für eine übersichtliche und flexible Layoutstruktur wurden relative Einheiten sowie das CSS-Flexbox-Modell eingesetzt. Bei kleineren Bildschirmgrößen werden Textbeschriftungen der Steuerungselemente automatisch ausgeblendet und durch kompakte Icon-Darstellungen ersetzt, um die Benutzeroberfläche auch auf eingeschränktem Anzeigeraum übersichtlich zu halten.</w:t>
+        <w:t>Die Benutzeroberfläche wurde mithilfe des Bootstrap-Frameworks responsiv gestaltet, sodass eine konsistente Darstellung auf unterschiedlichen Bildschirmgrößen gewährleistet wird. Für eine übersichtliche und flexible Layoutstruktur wurden relative Einheiten sowie das CSS-</w:t>
+      </w:r>
+      <w:proofErr w:type="spellStart"/>
+      <w:r>
+        <w:t>Flexbox</w:t>
+      </w:r>
+      <w:proofErr w:type="spellEnd"/>
+      <w:r>
+        <w:t>-Modell eingesetzt. Bei kleineren Bildschirmgrößen werden Textbeschriftungen der Steuerungselemente automatisch ausgeblendet und durch kompakte Icon-Darstellungen ersetzt, um die Benutzeroberfläche auch auf eingeschränktem Anzeigeraum übersichtlich zu halten.</w:t>
       </w:r>
     </w:p>
     <w:p>
       <w:pPr>
         <w:pStyle w:val="MeinAnhang1"/>
       </w:pPr>
-      <w:bookmarkStart w:id="98" w:name="_Toc230096768"/>
+      <w:bookmarkStart w:id="50" w:name="_Toc230268456"/>
       <w:r>
         <w:lastRenderedPageBreak/>
         <w:t>Fazit und Weiterentwicklung</w:t>
       </w:r>
-      <w:bookmarkEnd w:id="98"/>
+      <w:bookmarkEnd w:id="50"/>
     </w:p>
     <w:p>
       <w:pPr>
         <w:pStyle w:val="MeinAnhang2"/>
       </w:pPr>
-      <w:bookmarkStart w:id="99" w:name="_Toc230096769"/>
+      <w:bookmarkStart w:id="51" w:name="_Toc230268457"/>
       <w:r>
         <w:t>Fazit</w:t>
       </w:r>
-      <w:bookmarkEnd w:id="99"/>
+      <w:bookmarkEnd w:id="51"/>
     </w:p>
     <w:p>
       <w:pPr>
@@ -10973,11 +11341,11 @@
       <w:pPr>
         <w:pStyle w:val="MeinAnhang2"/>
       </w:pPr>
-      <w:bookmarkStart w:id="100" w:name="_Toc230096770"/>
+      <w:bookmarkStart w:id="52" w:name="_Toc230268458"/>
       <w:r>
         <w:t>Weiterentwicklung</w:t>
       </w:r>
-      <w:bookmarkEnd w:id="100"/>
+      <w:bookmarkEnd w:id="52"/>
     </w:p>
     <w:p>
       <w:pPr>
@@ -10991,80 +11359,162 @@
       <w:pPr>
         <w:pStyle w:val="MeinAnhang3"/>
       </w:pPr>
-      <w:bookmarkStart w:id="101" w:name="_Toc230096771"/>
-      <w:r>
-        <w:t>Verwaltung von Staging VMs</w:t>
-      </w:r>
-      <w:bookmarkEnd w:id="101"/>
+      <w:bookmarkStart w:id="53" w:name="_Toc230268459"/>
+      <w:r>
+        <w:t xml:space="preserve">Verwaltung von </w:t>
+      </w:r>
+      <w:proofErr w:type="spellStart"/>
+      <w:r>
+        <w:t>Staging</w:t>
+      </w:r>
+      <w:proofErr w:type="spellEnd"/>
+      <w:r>
+        <w:t xml:space="preserve"> VMs</w:t>
+      </w:r>
+      <w:bookmarkEnd w:id="53"/>
     </w:p>
     <w:p>
       <w:pPr>
         <w:pStyle w:val="MeinText2"/>
       </w:pPr>
       <w:r>
-        <w:t xml:space="preserve">Eine denkbare Erweiterung der Shop-Toolbox wäre die Integration einer VM-Verwaltung für Staging-Umgebungen. Über eine Anbindung an die vSphere REST API könnten Entwickler den Status ihrer Staging-VMs direkt in der Shop-Toolbox einsehen und grundlegende Power-Aktionen wie Starten, Stoppen oder Neustarten ausführen. Zusätzlich </w:t>
-      </w:r>
-      <w:commentRangeStart w:id="102"/>
-      <w:r>
-        <w:t>wäre</w:t>
+        <w:t xml:space="preserve">Eine denkbare Erweiterung der Shop-Toolbox wäre die Integration einer VM-Verwaltung für </w:t>
+      </w:r>
+      <w:proofErr w:type="spellStart"/>
+      <w:r>
+        <w:t>Staging</w:t>
+      </w:r>
+      <w:proofErr w:type="spellEnd"/>
+      <w:r>
+        <w:t xml:space="preserve">-Umgebungen. Über eine Anbindung an die vSphere REST API könnten Entwickler den Status ihrer </w:t>
+      </w:r>
+      <w:proofErr w:type="spellStart"/>
+      <w:r>
+        <w:t>Staging</w:t>
+      </w:r>
+      <w:proofErr w:type="spellEnd"/>
+      <w:r>
+        <w:t>-VMs direkt in der Shop-Toolbox einsehen und grundlegende Power-Aktionen wie Starten, Stoppen oder Neustarten ausführen. Zusätzlich wäre</w:t>
       </w:r>
       <w:r>
         <w:t>n</w:t>
       </w:r>
       <w:r>
-        <w:t xml:space="preserve"> </w:t>
-      </w:r>
-      <w:commentRangeEnd w:id="102"/>
-      <w:r>
-        <w:rPr>
-          <w:rStyle w:val="Kommentarzeichen"/>
-          <w:sz w:val="20"/>
-          <w:szCs w:val="20"/>
-        </w:rPr>
-        <w:commentReference w:id="102"/>
-      </w:r>
-      <w:r>
-        <w:t>die Verwaltung von Snapshots sowie das direkte Herstellen von RDP-Verbindungen denkbar, wodurch der Wechsel zwischen verschiedenen Werkzeugen im Staging-Betrieb weiter reduziert werden könnte.</w:t>
+        <w:t xml:space="preserve"> die Verwaltung von Snapshots sowie das direkte Herstellen von RDP-Verbindungen denkbar, wodurch der Wechsel zwischen verschiedenen Werkzeugen im </w:t>
+      </w:r>
+      <w:proofErr w:type="spellStart"/>
+      <w:r>
+        <w:t>Staging</w:t>
+      </w:r>
+      <w:proofErr w:type="spellEnd"/>
+      <w:r>
+        <w:t>-Betrieb weiter reduziert werden könnte.</w:t>
       </w:r>
     </w:p>
     <w:p>
       <w:pPr>
         <w:pStyle w:val="MeinAnhang3"/>
       </w:pPr>
-      <w:bookmarkStart w:id="103" w:name="_Toc230096772"/>
-      <w:r>
-        <w:t>Verwaltung von Shopsystem Extensions</w:t>
-      </w:r>
-      <w:bookmarkEnd w:id="103"/>
+      <w:bookmarkStart w:id="54" w:name="_Toc230268460"/>
+      <w:r>
+        <w:t xml:space="preserve">Verwaltung von Shopsystem </w:t>
+      </w:r>
+      <w:proofErr w:type="spellStart"/>
+      <w:r>
+        <w:t>Extensions</w:t>
+      </w:r>
+      <w:bookmarkEnd w:id="54"/>
+      <w:proofErr w:type="spellEnd"/>
     </w:p>
     <w:p>
       <w:pPr>
         <w:pStyle w:val="MeinText2"/>
       </w:pPr>
       <w:r>
-        <w:t>Darüber hinaus könnte die Shop-Toolbox um eine zentrale Verwaltung von Shopsystem-Extensions erweitert werden. Diese würde es Entwicklern ermöglichen, Extensions direkt aus der Anwendung heraus zu bauen, in die Shopdatenbank zu installieren und deren Versionsstände zu verwalten. Da diese Tätigkeiten aktuell manuell über separate Werkzeuge durchgeführt werden, würde eine Integration in die Shop-Toolbox den Entwicklungsprozess weiter vereinheitlichen und beschleunigen.</w:t>
+        <w:t>Darüber hinaus könnte die Shop-Toolbox um eine zentrale Verwaltung von Shopsystem-</w:t>
+      </w:r>
+      <w:proofErr w:type="spellStart"/>
+      <w:r>
+        <w:t>Extensions</w:t>
+      </w:r>
+      <w:proofErr w:type="spellEnd"/>
+      <w:r>
+        <w:t xml:space="preserve"> erweitert werden. Diese würde es Entwicklern ermöglichen, </w:t>
+      </w:r>
+      <w:proofErr w:type="spellStart"/>
+      <w:r>
+        <w:t>Extensions</w:t>
+      </w:r>
+      <w:proofErr w:type="spellEnd"/>
+      <w:r>
+        <w:t xml:space="preserve"> direkt aus der Anwendung heraus zu bauen, in die </w:t>
+      </w:r>
+      <w:proofErr w:type="spellStart"/>
+      <w:r>
+        <w:t>Shopdatenbank</w:t>
+      </w:r>
+      <w:proofErr w:type="spellEnd"/>
+      <w:r>
+        <w:t xml:space="preserve"> zu installieren und deren Versionsstände zu verwalten. Da diese Tätigkeiten aktuell manuell über separate Werkzeuge durchgeführt werden, würde eine Integration in die Shop-Toolbox den Entwicklungsprozess weiter vereinheitlichen und beschleunigen.</w:t>
       </w:r>
     </w:p>
     <w:p>
       <w:pPr>
         <w:pStyle w:val="MeinAnhang3"/>
       </w:pPr>
-      <w:bookmarkStart w:id="104" w:name="_Toc230096773"/>
-      <w:r>
-        <w:t>Verwaltung von Shopsystem Themes</w:t>
-      </w:r>
-      <w:bookmarkEnd w:id="104"/>
+      <w:bookmarkStart w:id="55" w:name="_Toc230268461"/>
+      <w:r>
+        <w:t xml:space="preserve">Verwaltung von Shopsystem </w:t>
+      </w:r>
+      <w:proofErr w:type="spellStart"/>
+      <w:r>
+        <w:t>Themes</w:t>
+      </w:r>
+      <w:bookmarkEnd w:id="55"/>
+      <w:proofErr w:type="spellEnd"/>
     </w:p>
     <w:p>
       <w:pPr>
         <w:pStyle w:val="MeinText2"/>
       </w:pPr>
       <w:r>
-        <w:t xml:space="preserve">Als weitere Erweiterungsmöglichkeit bietet sich die Integration einer Theme-Verwaltung an. Über diese könnten Entwickler verfügbare Themes durchsuchen, das aktive Theme des Shopsystems direkt wechseln und die zugehörigen symbolischen Links im Shop-Verzeichnis verwalten. In Kombination mit </w:t>
+        <w:t xml:space="preserve">Als weitere Erweiterungsmöglichkeit bietet sich die Integration einer </w:t>
+      </w:r>
+      <w:proofErr w:type="spellStart"/>
+      <w:r>
+        <w:t>Theme</w:t>
+      </w:r>
+      <w:proofErr w:type="spellEnd"/>
+      <w:r>
+        <w:t xml:space="preserve">-Verwaltung an. Über diese könnten Entwickler verfügbare </w:t>
+      </w:r>
+      <w:proofErr w:type="spellStart"/>
+      <w:r>
+        <w:t>Themes</w:t>
+      </w:r>
+      <w:proofErr w:type="spellEnd"/>
+      <w:r>
+        <w:t xml:space="preserve"> durchsuchen, das aktive </w:t>
+      </w:r>
+      <w:proofErr w:type="spellStart"/>
+      <w:r>
+        <w:t>Theme</w:t>
+      </w:r>
+      <w:proofErr w:type="spellEnd"/>
+      <w:r>
+        <w:t xml:space="preserve"> des Shopsystems direkt wechseln und die zugehörigen symbolischen Links im Shop-Verzeichnis verwalten. In Kombination mit </w:t>
       </w:r>
       <w:r>
         <w:lastRenderedPageBreak/>
-        <w:t>der bereits implementierten IIS-Steuerung könnte ein Theme-Wechsel automatisch einen Neustart des Shopsystems auslösen, um die Änderungen unmittelbar wirksam werden zu lassen.</w:t>
+        <w:t xml:space="preserve">der bereits implementierten IIS-Steuerung könnte ein </w:t>
+      </w:r>
+      <w:proofErr w:type="spellStart"/>
+      <w:r>
+        <w:t>Theme</w:t>
+      </w:r>
+      <w:proofErr w:type="spellEnd"/>
+      <w:r>
+        <w:t>-Wechsel automatisch einen Neustart des Shopsystems auslösen, um die Änderungen unmittelbar wirksam werden zu lassen.</w:t>
       </w:r>
     </w:p>
     <w:p>
@@ -11074,32 +11524,12 @@
       <w:r>
         <w:br w:type="page"/>
       </w:r>
-      <w:bookmarkStart w:id="105" w:name="_Toc230096774"/>
-      <w:commentRangeStart w:id="106"/>
-      <w:commentRangeStart w:id="107"/>
+      <w:bookmarkStart w:id="56" w:name="_Toc230268462"/>
       <w:r>
         <w:lastRenderedPageBreak/>
         <w:t>Glossar</w:t>
       </w:r>
-      <w:bookmarkEnd w:id="105"/>
-      <w:commentRangeEnd w:id="107"/>
-      <w:r>
-        <w:rPr>
-          <w:rStyle w:val="Kommentarzeichen"/>
-          <w:sz w:val="36"/>
-          <w:szCs w:val="40"/>
-        </w:rPr>
-        <w:commentReference w:id="107"/>
-      </w:r>
-      <w:commentRangeEnd w:id="106"/>
-      <w:r>
-        <w:rPr>
-          <w:rStyle w:val="Kommentarzeichen"/>
-          <w:sz w:val="36"/>
-          <w:szCs w:val="40"/>
-        </w:rPr>
-        <w:commentReference w:id="106"/>
-      </w:r>
+      <w:bookmarkEnd w:id="56"/>
     </w:p>
     <w:tbl>
       <w:tblPr>
@@ -11224,7 +11654,21 @@
               <w:rPr>
                 <w:b/>
               </w:rPr>
-              <w:t>CSS-Bundler / CSS-Cache</w:t>
+              <w:t>CSS-</w:t>
+            </w:r>
+            <w:proofErr w:type="spellStart"/>
+            <w:r>
+              <w:rPr>
+                <w:b/>
+              </w:rPr>
+              <w:t>Bundler</w:t>
+            </w:r>
+            <w:proofErr w:type="spellEnd"/>
+            <w:r>
+              <w:rPr>
+                <w:b/>
+              </w:rPr>
+              <w:t xml:space="preserve"> / CSS-Cache</w:t>
             </w:r>
           </w:p>
         </w:tc>
@@ -11238,7 +11682,15 @@
               <w:jc w:val="center"/>
             </w:pPr>
             <w:r>
-              <w:t>Der CSS-Bundler fasst mehrere Stylesheet-Dateien zu einer einzigen Datei zusammen, um die Ladezeiten zu optimieren. Der CSS-Cache speichert diese gebündelte Datei, damit sie nicht bei jedem Aufruf neu erzeugt werden muss.</w:t>
+              <w:t>Der CSS-</w:t>
+            </w:r>
+            <w:proofErr w:type="spellStart"/>
+            <w:r>
+              <w:t>Bundler</w:t>
+            </w:r>
+            <w:proofErr w:type="spellEnd"/>
+            <w:r>
+              <w:t xml:space="preserve"> fasst mehrere Stylesheet-Dateien zu einer einzigen Datei zusammen, um die Ladezeiten zu optimieren. Der CSS-Cache speichert diese gebündelte Datei, damit sie nicht bei jedem Aufruf neu erzeugt werden muss.</w:t>
             </w:r>
           </w:p>
         </w:tc>
@@ -11271,7 +11723,15 @@
               <w:jc w:val="center"/>
             </w:pPr>
             <w:r>
-              <w:t>Eine Technik in der Softwareentwicklung, die verhindert, dass eine Funktion bei jeder Tastatureingabe sofort ausgeführt wird. Stattdessen wird gewartet, bis der Nutzer eine kurze Pause macht (hier 250 ms), bevor die eigentliche Aktion ausgelöst wird.</w:t>
+              <w:t>Eine Technik in der Softwareentwicklung, die verhindert, dass eine Funktion bei jeder Tastatureingabe sofort ausgeführt wird. Stattdessen wird gewartet, bis der Nutzer eine kurze Pause macht (hier 250 </w:t>
+            </w:r>
+            <w:proofErr w:type="spellStart"/>
+            <w:r>
+              <w:t>ms</w:t>
+            </w:r>
+            <w:proofErr w:type="spellEnd"/>
+            <w:r>
+              <w:t>), bevor die eigentliche Aktion ausgelöst wird.</w:t>
             </w:r>
           </w:p>
         </w:tc>
@@ -11286,11 +11746,33 @@
               <w:pStyle w:val="4SELLERSTabellentext"/>
               <w:jc w:val="center"/>
             </w:pPr>
+            <w:proofErr w:type="spellStart"/>
             <w:r>
               <w:rPr>
                 <w:b/>
               </w:rPr>
-              <w:t>Dependency Injection (DI)</w:t>
+              <w:t>Dependency</w:t>
+            </w:r>
+            <w:proofErr w:type="spellEnd"/>
+            <w:r>
+              <w:rPr>
+                <w:b/>
+              </w:rPr>
+              <w:t xml:space="preserve"> </w:t>
+            </w:r>
+            <w:proofErr w:type="spellStart"/>
+            <w:r>
+              <w:rPr>
+                <w:b/>
+              </w:rPr>
+              <w:t>Injection</w:t>
+            </w:r>
+            <w:proofErr w:type="spellEnd"/>
+            <w:r>
+              <w:rPr>
+                <w:b/>
+              </w:rPr>
+              <w:t xml:space="preserve"> (DI)</w:t>
             </w:r>
           </w:p>
         </w:tc>
@@ -11352,11 +11834,33 @@
               <w:pStyle w:val="4SELLERSTabellentext"/>
               <w:jc w:val="center"/>
             </w:pPr>
+            <w:proofErr w:type="spellStart"/>
             <w:r>
               <w:rPr>
                 <w:b/>
               </w:rPr>
-              <w:t>EventLog-API / EventLogReader-API</w:t>
+              <w:t>EventLog</w:t>
+            </w:r>
+            <w:proofErr w:type="spellEnd"/>
+            <w:r>
+              <w:rPr>
+                <w:b/>
+              </w:rPr>
+              <w:t xml:space="preserve">-API / </w:t>
+            </w:r>
+            <w:proofErr w:type="spellStart"/>
+            <w:r>
+              <w:rPr>
+                <w:b/>
+              </w:rPr>
+              <w:t>EventLogReader</w:t>
+            </w:r>
+            <w:proofErr w:type="spellEnd"/>
+            <w:r>
+              <w:rPr>
+                <w:b/>
+              </w:rPr>
+              <w:t>-API</w:t>
             </w:r>
           </w:p>
         </w:tc>
@@ -11370,7 +11874,23 @@
               <w:jc w:val="center"/>
             </w:pPr>
             <w:r>
-              <w:t>Zwei .NET-Programmierschnittstellen zum Auslesen des Windows-Ereignisprotokolls. Die neuere EventLogReader-API unterstützt XPath-basierte Filterung direkt auf Systemebene und ist damit deutlich effizienter.</w:t>
+              <w:t xml:space="preserve">Zwei .NET-Programmierschnittstellen zum Auslesen des Windows-Ereignisprotokolls. Die neuere </w:t>
+            </w:r>
+            <w:proofErr w:type="spellStart"/>
+            <w:r>
+              <w:t>EventLogReader</w:t>
+            </w:r>
+            <w:proofErr w:type="spellEnd"/>
+            <w:r>
+              <w:t xml:space="preserve">-API unterstützt </w:t>
+            </w:r>
+            <w:proofErr w:type="spellStart"/>
+            <w:r>
+              <w:t>XPath</w:t>
+            </w:r>
+            <w:proofErr w:type="spellEnd"/>
+            <w:r>
+              <w:t>-basierte Filterung direkt auf Systemebene und ist damit deutlich effizienter.</w:t>
             </w:r>
           </w:p>
         </w:tc>
@@ -11385,11 +11905,33 @@
               <w:pStyle w:val="4SELLERSTabellentext"/>
               <w:jc w:val="center"/>
             </w:pPr>
+            <w:proofErr w:type="spellStart"/>
             <w:r>
               <w:rPr>
                 <w:b/>
               </w:rPr>
-              <w:t>Git / Git-Repository</w:t>
+              <w:t>Git</w:t>
+            </w:r>
+            <w:proofErr w:type="spellEnd"/>
+            <w:r>
+              <w:rPr>
+                <w:b/>
+              </w:rPr>
+              <w:t xml:space="preserve"> / </w:t>
+            </w:r>
+            <w:proofErr w:type="spellStart"/>
+            <w:r>
+              <w:rPr>
+                <w:b/>
+              </w:rPr>
+              <w:t>Git</w:t>
+            </w:r>
+            <w:proofErr w:type="spellEnd"/>
+            <w:r>
+              <w:rPr>
+                <w:b/>
+              </w:rPr>
+              <w:t>-Repository</w:t>
             </w:r>
           </w:p>
         </w:tc>
@@ -11402,8 +11944,13 @@
               <w:pStyle w:val="4SELLERSTabellentext"/>
               <w:jc w:val="center"/>
             </w:pPr>
-            <w:r>
-              <w:t>Git ist ein weit verbreitetes Versionsverwaltungssystem für Quellcode. Ein Repository ist der zentrale Speicherort, in dem alle Versionen und Änderungen des Codes nachvollziehbar gespeichert werden.</w:t>
+            <w:proofErr w:type="spellStart"/>
+            <w:r>
+              <w:t>Git</w:t>
+            </w:r>
+            <w:proofErr w:type="spellEnd"/>
+            <w:r>
+              <w:t xml:space="preserve"> ist ein weit verbreitetes Versionsverwaltungssystem für Quellcode. Ein Repository ist der zentrale Speicherort, in dem alle Versionen und Änderungen des Codes nachvollziehbar gespeichert werden.</w:t>
             </w:r>
           </w:p>
         </w:tc>
@@ -11469,7 +12016,15 @@
               <w:jc w:val="center"/>
             </w:pPr>
             <w:r>
-              <w:t>Eine Technik, bei der nur neue oder geänderte Daten nachgeladen werden, anstatt alle Daten neu abzurufen. Im Projekt werden nur Log-Einträge mit einer höheren Record-ID als beim letzten Abruf geladen.</w:t>
+              <w:t xml:space="preserve">Eine Technik, bei der nur neue oder geänderte Daten nachgeladen werden, anstatt alle Daten neu abzurufen. Im Projekt werden nur Log-Einträge mit einer höheren </w:t>
+            </w:r>
+            <w:proofErr w:type="spellStart"/>
+            <w:r>
+              <w:t>Record</w:t>
+            </w:r>
+            <w:proofErr w:type="spellEnd"/>
+            <w:r>
+              <w:t>-ID als beim letzten Abruf geladen.</w:t>
             </w:r>
           </w:p>
         </w:tc>
@@ -11484,11 +12039,19 @@
               <w:pStyle w:val="4SELLERSTabellentext"/>
               <w:jc w:val="center"/>
             </w:pPr>
+            <w:proofErr w:type="spellStart"/>
             <w:r>
               <w:rPr>
                 <w:b/>
               </w:rPr>
-              <w:t>JetBrains Rider</w:t>
+              <w:t>JetBrains</w:t>
+            </w:r>
+            <w:proofErr w:type="spellEnd"/>
+            <w:r>
+              <w:rPr>
+                <w:b/>
+              </w:rPr>
+              <w:t xml:space="preserve"> Rider</w:t>
             </w:r>
           </w:p>
         </w:tc>
@@ -11502,7 +12065,23 @@
               <w:jc w:val="center"/>
             </w:pPr>
             <w:r>
-              <w:t>Eine integrierte Entwicklungsumgebung (IDE) von JetBrains, die speziell für .NET- und C#-Projekte optimiert ist. Sie bietet Funktionen wie Code-Vervollständigung, Debugging und Refactoring.</w:t>
+              <w:t xml:space="preserve">Eine integrierte Entwicklungsumgebung (IDE) von </w:t>
+            </w:r>
+            <w:proofErr w:type="spellStart"/>
+            <w:r>
+              <w:t>JetBrains</w:t>
+            </w:r>
+            <w:proofErr w:type="spellEnd"/>
+            <w:r>
+              <w:t xml:space="preserve">, die speziell für .NET- und C#-Projekte optimiert ist. Sie bietet Funktionen wie Code-Vervollständigung, Debugging und </w:t>
+            </w:r>
+            <w:proofErr w:type="spellStart"/>
+            <w:r>
+              <w:t>Refactoring</w:t>
+            </w:r>
+            <w:proofErr w:type="spellEnd"/>
+            <w:r>
+              <w:t>.</w:t>
             </w:r>
           </w:p>
         </w:tc>
@@ -11584,12 +12163,14 @@
               <w:pStyle w:val="4SELLERSTabellentext"/>
               <w:jc w:val="center"/>
             </w:pPr>
+            <w:proofErr w:type="spellStart"/>
             <w:r>
               <w:rPr>
                 <w:b/>
               </w:rPr>
               <w:t>MudBlazor</w:t>
             </w:r>
+            <w:proofErr w:type="spellEnd"/>
           </w:p>
         </w:tc>
         <w:tc>
@@ -11602,7 +12183,15 @@
               <w:jc w:val="center"/>
             </w:pPr>
             <w:r>
-              <w:t>Eine Komponentenbibliothek für Blazor, die fertige UI-Elemente wie Tabellen und Schaltflächen nach dem Material-Design-Standard bereitstellt. Sie gewährleistet ein einheitliches Erscheinungsbild in der Shop-Toolbox.</w:t>
+              <w:t xml:space="preserve">Eine Komponentenbibliothek für Blazor, </w:t>
+            </w:r>
+            <w:proofErr w:type="gramStart"/>
+            <w:r>
+              <w:t>die fertige UI-Elemente</w:t>
+            </w:r>
+            <w:proofErr w:type="gramEnd"/>
+            <w:r>
+              <w:t xml:space="preserve"> wie Tabellen und Schaltflächen nach dem Material-Design-Standard bereitstellt. Sie gewährleistet ein einheitliches Erscheinungsbild in der Shop-Toolbox.</w:t>
             </w:r>
           </w:p>
         </w:tc>
@@ -11650,11 +12239,19 @@
               <w:pStyle w:val="4SELLERSTabellentext"/>
               <w:jc w:val="center"/>
             </w:pPr>
+            <w:proofErr w:type="spellStart"/>
             <w:r>
               <w:rPr>
                 <w:b/>
               </w:rPr>
-              <w:t>NuGet-Paket</w:t>
+              <w:t>NuGet</w:t>
+            </w:r>
+            <w:proofErr w:type="spellEnd"/>
+            <w:r>
+              <w:rPr>
+                <w:b/>
+              </w:rPr>
+              <w:t>-Paket</w:t>
             </w:r>
           </w:p>
         </w:tc>
@@ -11668,7 +12265,33 @@
               <w:jc w:val="center"/>
             </w:pPr>
             <w:r>
-              <w:t>Ein Paketformat für den .NET-Paketmanager NuGet, über den wiederverwendbare Bibliotheken in .NET-Projekte eingebunden werden können. Im Projekt wird z. B. das Microsoft.Web.Administration-Paket genutzt.</w:t>
+              <w:t xml:space="preserve">Ein Paketformat für den .NET-Paketmanager </w:t>
+            </w:r>
+            <w:proofErr w:type="spellStart"/>
+            <w:r>
+              <w:t>NuGet</w:t>
+            </w:r>
+            <w:proofErr w:type="spellEnd"/>
+            <w:r>
+              <w:t xml:space="preserve">, </w:t>
+            </w:r>
+            <w:proofErr w:type="gramStart"/>
+            <w:r>
+              <w:t>über den wiederverwendbare Bibliotheken</w:t>
+            </w:r>
+            <w:proofErr w:type="gramEnd"/>
+            <w:r>
+              <w:t xml:space="preserve"> in .NET-Projekte eingebunden werden können. Im Projekt wird z. B. das </w:t>
+            </w:r>
+            <w:proofErr w:type="spellStart"/>
+            <w:proofErr w:type="gramStart"/>
+            <w:r>
+              <w:t>Microsoft.Web.Administration</w:t>
+            </w:r>
+            <w:proofErr w:type="spellEnd"/>
+            <w:proofErr w:type="gramEnd"/>
+            <w:r>
+              <w:t>-Paket genutzt.</w:t>
             </w:r>
           </w:p>
         </w:tc>
@@ -11683,12 +12306,14 @@
               <w:pStyle w:val="4SELLERSTabellentext"/>
               <w:jc w:val="center"/>
             </w:pPr>
+            <w:proofErr w:type="spellStart"/>
             <w:r>
               <w:rPr>
                 <w:b/>
               </w:rPr>
               <w:t>Popover</w:t>
             </w:r>
+            <w:proofErr w:type="spellEnd"/>
           </w:p>
         </w:tc>
         <w:tc>
@@ -11716,11 +12341,19 @@
               <w:pStyle w:val="4SELLERSTabellentext"/>
               <w:jc w:val="center"/>
             </w:pPr>
+            <w:proofErr w:type="spellStart"/>
             <w:r>
               <w:rPr>
                 <w:b/>
               </w:rPr>
-              <w:t>Record-ID</w:t>
+              <w:t>Record</w:t>
+            </w:r>
+            <w:proofErr w:type="spellEnd"/>
+            <w:r>
+              <w:rPr>
+                <w:b/>
+              </w:rPr>
+              <w:t>-ID</w:t>
             </w:r>
           </w:p>
         </w:tc>
@@ -11734,7 +12367,15 @@
               <w:jc w:val="center"/>
             </w:pPr>
             <w:r>
-              <w:t>Eine eindeutige, fortlaufend vergebene Nummer für jeden Eintrag im Windows-Ereignisprotokoll. Sie ermöglicht das inkrementelle Nachladen, da neue Einträge stets eine höhere Record-ID als bereits geladene besitzen.</w:t>
+              <w:t xml:space="preserve">Eine eindeutige, fortlaufend vergebene Nummer für jeden Eintrag im Windows-Ereignisprotokoll. Sie ermöglicht das inkrementelle Nachladen, da neue Einträge stets eine höhere </w:t>
+            </w:r>
+            <w:proofErr w:type="spellStart"/>
+            <w:r>
+              <w:t>Record</w:t>
+            </w:r>
+            <w:proofErr w:type="spellEnd"/>
+            <w:r>
+              <w:t>-ID als bereits geladene besitzen.</w:t>
             </w:r>
           </w:p>
         </w:tc>
@@ -11749,11 +12390,19 @@
               <w:pStyle w:val="4SELLERSTabellentext"/>
               <w:jc w:val="center"/>
             </w:pPr>
+            <w:proofErr w:type="spellStart"/>
             <w:r>
               <w:rPr>
                 <w:b/>
               </w:rPr>
-              <w:t>Regex (Regulärer Ausdruck)</w:t>
+              <w:t>Regex</w:t>
+            </w:r>
+            <w:proofErr w:type="spellEnd"/>
+            <w:r>
+              <w:rPr>
+                <w:b/>
+              </w:rPr>
+              <w:t xml:space="preserve"> (Regulärer Ausdruck)</w:t>
             </w:r>
           </w:p>
         </w:tc>
@@ -11767,7 +12416,15 @@
               <w:jc w:val="center"/>
             </w:pPr>
             <w:r>
-              <w:t>Eine Zeichenkette, die ein Suchmuster beschreibt und zum Finden oder Verarbeiten von Textinhalten verwendet wird. Im Log-Service wird Regex genutzt, um den Rohtext von Log-Einträgen in strukturierte Felder zu zerlegen.</w:t>
+              <w:t xml:space="preserve">Eine Zeichenkette, die ein Suchmuster beschreibt und zum Finden oder Verarbeiten von Textinhalten verwendet wird. Im Log-Service wird </w:t>
+            </w:r>
+            <w:proofErr w:type="spellStart"/>
+            <w:r>
+              <w:t>Regex</w:t>
+            </w:r>
+            <w:proofErr w:type="spellEnd"/>
+            <w:r>
+              <w:t xml:space="preserve"> genutzt, um den Rohtext von Log-Einträgen in strukturierte Felder zu zerlegen.</w:t>
             </w:r>
           </w:p>
         </w:tc>
@@ -11800,7 +12457,15 @@
               <w:jc w:val="center"/>
             </w:pPr>
             <w:r>
-              <w:t>Ein Gestaltungsansatz, bei dem sich das Layout automatisch an unterschiedliche Bildschirmgrößen anpasst. Dies wird im Projekt mithilfe von Bootstrap und CSS-Flexbox umgesetzt.</w:t>
+              <w:t>Ein Gestaltungsansatz, bei dem sich das Layout automatisch an unterschiedliche Bildschirmgrößen anpasst. Dies wird im Projekt mithilfe von Bootstrap und CSS-</w:t>
+            </w:r>
+            <w:proofErr w:type="spellStart"/>
+            <w:r>
+              <w:t>Flexbox</w:t>
+            </w:r>
+            <w:proofErr w:type="spellEnd"/>
+            <w:r>
+              <w:t xml:space="preserve"> umgesetzt.</w:t>
             </w:r>
           </w:p>
         </w:tc>
@@ -11815,11 +12480,19 @@
               <w:pStyle w:val="4SELLERSTabellentext"/>
               <w:jc w:val="center"/>
             </w:pPr>
+            <w:proofErr w:type="spellStart"/>
             <w:r>
               <w:rPr>
                 <w:b/>
               </w:rPr>
-              <w:t>Scoped-Dienst</w:t>
+              <w:t>Scoped</w:t>
+            </w:r>
+            <w:proofErr w:type="spellEnd"/>
+            <w:r>
+              <w:rPr>
+                <w:b/>
+              </w:rPr>
+              <w:t>-Dienst</w:t>
             </w:r>
           </w:p>
         </w:tc>
@@ -11866,7 +12539,23 @@
               <w:jc w:val="center"/>
             </w:pPr>
             <w:r>
-              <w:t>Ein Entwurfsmuster, das sicherstellt, dass genau eine Instanz eines Datensatzes existiert. Im Projekt wird dies durch eine Datenbankconstraint erzwungen, die nur den Einstellungsdatensatz mit Id = 1 erlaubt.</w:t>
+              <w:t xml:space="preserve">Ein Entwurfsmuster, das sicherstellt, dass genau eine Instanz eines Datensatzes existiert. Im Projekt wird dies durch eine </w:t>
+            </w:r>
+            <w:proofErr w:type="spellStart"/>
+            <w:r>
+              <w:t>Datenbankconstraint</w:t>
+            </w:r>
+            <w:proofErr w:type="spellEnd"/>
+            <w:r>
+              <w:t xml:space="preserve"> erzwungen, die nur den Einstellungsdatensatz mit </w:t>
+            </w:r>
+            <w:proofErr w:type="spellStart"/>
+            <w:r>
+              <w:t>Id</w:t>
+            </w:r>
+            <w:proofErr w:type="spellEnd"/>
+            <w:r>
+              <w:t> = 1 erlaubt.</w:t>
             </w:r>
           </w:p>
         </w:tc>
@@ -11965,7 +12654,31 @@
               <w:jc w:val="center"/>
             </w:pPr>
             <w:r>
-              <w:t>Eine Programmierschnittstelle der VMware-Virtualisierungsplattform vSphere, über die virtuelle Maschinen per Code gesteuert werden können. Sie wird im Ausblick als mögliche Erweiterung für Staging-VM-Verwaltung erwähnt.</w:t>
+              <w:t>Eine Programmierschnittstelle der VMware-</w:t>
+            </w:r>
+            <w:proofErr w:type="spellStart"/>
+            <w:r>
+              <w:t>Virtualisierungsplattform</w:t>
+            </w:r>
+            <w:proofErr w:type="spellEnd"/>
+            <w:r>
+              <w:t xml:space="preserve"> vSphere, </w:t>
+            </w:r>
+            <w:proofErr w:type="gramStart"/>
+            <w:r>
+              <w:t>über die virtuelle Maschinen</w:t>
+            </w:r>
+            <w:proofErr w:type="gramEnd"/>
+            <w:r>
+              <w:t xml:space="preserve"> per Code gesteuert werden können. Sie wird im Ausblick als mögliche Erweiterung für </w:t>
+            </w:r>
+            <w:proofErr w:type="spellStart"/>
+            <w:r>
+              <w:t>Staging</w:t>
+            </w:r>
+            <w:proofErr w:type="spellEnd"/>
+            <w:r>
+              <w:t>-VM-Verwaltung erwähnt.</w:t>
             </w:r>
           </w:p>
         </w:tc>
@@ -12055,7 +12768,35 @@
               <w:rPr>
                 <w:b/>
               </w:rPr>
-              <w:t>WPF (Windows Presentation Foundation)</w:t>
+              <w:t xml:space="preserve">WPF (Windows </w:t>
+            </w:r>
+            <w:proofErr w:type="spellStart"/>
+            <w:r>
+              <w:rPr>
+                <w:b/>
+              </w:rPr>
+              <w:t>Presentation</w:t>
+            </w:r>
+            <w:proofErr w:type="spellEnd"/>
+            <w:r>
+              <w:rPr>
+                <w:b/>
+              </w:rPr>
+              <w:t xml:space="preserve"> </w:t>
+            </w:r>
+            <w:proofErr w:type="spellStart"/>
+            <w:r>
+              <w:rPr>
+                <w:b/>
+              </w:rPr>
+              <w:t>Foundation</w:t>
+            </w:r>
+            <w:proofErr w:type="spellEnd"/>
+            <w:r>
+              <w:rPr>
+                <w:b/>
+              </w:rPr>
+              <w:t>)</w:t>
             </w:r>
           </w:p>
         </w:tc>
@@ -12084,12 +12825,14 @@
               <w:pStyle w:val="4SELLERSTabellentext"/>
               <w:jc w:val="center"/>
             </w:pPr>
+            <w:proofErr w:type="spellStart"/>
             <w:r>
               <w:rPr>
                 <w:b/>
               </w:rPr>
               <w:t>XPath</w:t>
             </w:r>
+            <w:proofErr w:type="spellEnd"/>
           </w:p>
         </w:tc>
         <w:tc>
@@ -12102,7 +12845,23 @@
               <w:jc w:val="center"/>
             </w:pPr>
             <w:r>
-              <w:t>Eine Abfragesprache zur Navigation und Filterung in XML-Dokumenten. Die EventLogReader-API nutzt XPath, um Log-Einträge direkt auf Systemebene zu filtern, ohne alle Einträge laden zu müssen.</w:t>
+              <w:t xml:space="preserve">Eine Abfragesprache zur Navigation und Filterung in XML-Dokumenten. Die </w:t>
+            </w:r>
+            <w:proofErr w:type="spellStart"/>
+            <w:r>
+              <w:t>EventLogReader</w:t>
+            </w:r>
+            <w:proofErr w:type="spellEnd"/>
+            <w:r>
+              <w:t xml:space="preserve">-API nutzt </w:t>
+            </w:r>
+            <w:proofErr w:type="spellStart"/>
+            <w:r>
+              <w:t>XPath</w:t>
+            </w:r>
+            <w:proofErr w:type="spellEnd"/>
+            <w:r>
+              <w:t>, um Log-Einträge direkt auf Systemebene zu filtern, ohne alle Einträge laden zu müssen.</w:t>
             </w:r>
           </w:p>
         </w:tc>
@@ -12115,32 +12874,12 @@
       <w:r>
         <w:br w:type="page"/>
       </w:r>
-      <w:bookmarkStart w:id="108" w:name="_Toc230096775"/>
-      <w:commentRangeStart w:id="109"/>
-      <w:commentRangeStart w:id="110"/>
+      <w:bookmarkStart w:id="57" w:name="_Toc230268463"/>
       <w:r>
         <w:lastRenderedPageBreak/>
         <w:t>Quellen</w:t>
       </w:r>
-      <w:bookmarkEnd w:id="108"/>
-      <w:commentRangeEnd w:id="110"/>
-      <w:r>
-        <w:rPr>
-          <w:rStyle w:val="Kommentarzeichen"/>
-          <w:sz w:val="36"/>
-          <w:szCs w:val="40"/>
-        </w:rPr>
-        <w:commentReference w:id="110"/>
-      </w:r>
-      <w:commentRangeEnd w:id="109"/>
-      <w:r>
-        <w:rPr>
-          <w:rStyle w:val="Kommentarzeichen"/>
-          <w:sz w:val="36"/>
-          <w:szCs w:val="40"/>
-        </w:rPr>
-        <w:commentReference w:id="109"/>
-      </w:r>
+      <w:bookmarkEnd w:id="57"/>
     </w:p>
     <w:p>
       <w:pPr>
@@ -12161,7 +12900,15 @@
         <w:pStyle w:val="MeinText2"/>
       </w:pPr>
       <w:r>
-        <w:t>Microsoft: Blazor documentation – https://learn.microsoft.com/en-us/aspnet/core/blazor/</w:t>
+        <w:t xml:space="preserve">Microsoft: Blazor </w:t>
+      </w:r>
+      <w:proofErr w:type="spellStart"/>
+      <w:r>
+        <w:t>documentation</w:t>
+      </w:r>
+      <w:proofErr w:type="spellEnd"/>
+      <w:r>
+        <w:t xml:space="preserve"> – https://learn.microsoft.com/en-us/aspnet/core/blazor/</w:t>
       </w:r>
     </w:p>
     <w:p>
@@ -12169,7 +12916,15 @@
         <w:pStyle w:val="MeinText2"/>
       </w:pPr>
       <w:r>
-        <w:t>Microsoft: .NET documentation – https://learn.microsoft.com/en-us/dotnet/</w:t>
+        <w:t xml:space="preserve">Microsoft: .NET </w:t>
+      </w:r>
+      <w:proofErr w:type="spellStart"/>
+      <w:r>
+        <w:t>documentation</w:t>
+      </w:r>
+      <w:proofErr w:type="spellEnd"/>
+      <w:r>
+        <w:t xml:space="preserve"> – https://learn.microsoft.com/en-us/dotnet/</w:t>
       </w:r>
     </w:p>
     <w:p>
@@ -12185,7 +12940,15 @@
         <w:pStyle w:val="MeinText2"/>
       </w:pPr>
       <w:r>
-        <w:t>Microsoft: WebView2 documentation – https://learn.microsoft.com/en-us/microsoft-edge/webview2/</w:t>
+        <w:t xml:space="preserve">Microsoft: WebView2 </w:t>
+      </w:r>
+      <w:proofErr w:type="spellStart"/>
+      <w:r>
+        <w:t>documentation</w:t>
+      </w:r>
+      <w:proofErr w:type="spellEnd"/>
+      <w:r>
+        <w:t xml:space="preserve"> – https://learn.microsoft.com/en-us/microsoft-edge/webview2/</w:t>
       </w:r>
     </w:p>
     <w:p>
@@ -12223,7 +12986,15 @@
         <w:pStyle w:val="MeinText2"/>
       </w:pPr>
       <w:r>
-        <w:t>Microsoft: Windows Event Log (EventLogReader) – https://learn.microsoft.com/en-us/dotnet/api/system.diagnostics.eventing.reader.eventlogreader</w:t>
+        <w:t>Microsoft: Windows Event Log (</w:t>
+      </w:r>
+      <w:proofErr w:type="spellStart"/>
+      <w:r>
+        <w:t>EventLogReader</w:t>
+      </w:r>
+      <w:proofErr w:type="spellEnd"/>
+      <w:r>
+        <w:t>) – https://learn.microsoft.com/en-us/dotnet/api/system.diagnostics.eventing.reader.eventlogreader</w:t>
       </w:r>
     </w:p>
     <w:p>
@@ -12231,7 +13002,15 @@
         <w:pStyle w:val="MeinText2"/>
       </w:pPr>
       <w:r>
-        <w:t>Microsoft: EventLog Class – https://learn.microsoft.com/en-us/dotnet/api/system.diagnostics.eventlog</w:t>
+        <w:t xml:space="preserve">Microsoft: </w:t>
+      </w:r>
+      <w:proofErr w:type="spellStart"/>
+      <w:r>
+        <w:t>EventLog</w:t>
+      </w:r>
+      <w:proofErr w:type="spellEnd"/>
+      <w:r>
+        <w:t xml:space="preserve"> Class – https://learn.microsoft.com/en-us/dotnet/api/system.diagnostics.eventlog</w:t>
       </w:r>
     </w:p>
     <w:p>
@@ -12257,8 +13036,29 @@
       <w:pPr>
         <w:pStyle w:val="MeinText2"/>
       </w:pPr>
-      <w:r>
-        <w:t>MudBlazor: MudBlazor documentation – https://mudblazor.com/docs/overview</w:t>
+      <w:proofErr w:type="spellStart"/>
+      <w:r>
+        <w:t>MudBlazor</w:t>
+      </w:r>
+      <w:proofErr w:type="spellEnd"/>
+      <w:r>
+        <w:t xml:space="preserve">: </w:t>
+      </w:r>
+      <w:proofErr w:type="spellStart"/>
+      <w:r>
+        <w:t>MudBlazor</w:t>
+      </w:r>
+      <w:proofErr w:type="spellEnd"/>
+      <w:r>
+        <w:t xml:space="preserve"> </w:t>
+      </w:r>
+      <w:proofErr w:type="spellStart"/>
+      <w:r>
+        <w:t>documentation</w:t>
+      </w:r>
+      <w:proofErr w:type="spellEnd"/>
+      <w:r>
+        <w:t xml:space="preserve"> – https://mudblazor.com/docs/overview</w:t>
       </w:r>
     </w:p>
     <w:p>
@@ -12266,7 +13066,15 @@
         <w:pStyle w:val="MeinText2"/>
       </w:pPr>
       <w:r>
-        <w:t>SQLite: SQLite documentation – https://www.sqlite.org/docs.html</w:t>
+        <w:t xml:space="preserve">SQLite: SQLite </w:t>
+      </w:r>
+      <w:proofErr w:type="spellStart"/>
+      <w:r>
+        <w:t>documentation</w:t>
+      </w:r>
+      <w:proofErr w:type="spellEnd"/>
+      <w:r>
+        <w:t xml:space="preserve"> – https://www.sqlite.org/docs.html</w:t>
       </w:r>
     </w:p>
     <w:p>
@@ -12274,15 +13082,38 @@
         <w:pStyle w:val="MeinText2"/>
       </w:pPr>
       <w:r>
-        <w:t>Bootstrap: Bootstrap documentation – https://getbootstrap.com/docs/</w:t>
+        <w:t xml:space="preserve">Bootstrap: Bootstrap </w:t>
+      </w:r>
+      <w:proofErr w:type="spellStart"/>
+      <w:r>
+        <w:t>documentation</w:t>
+      </w:r>
+      <w:proofErr w:type="spellEnd"/>
+      <w:r>
+        <w:t xml:space="preserve"> – https://getbootstrap.com/docs/</w:t>
       </w:r>
     </w:p>
     <w:p>
       <w:pPr>
         <w:pStyle w:val="MeinText2"/>
       </w:pPr>
-      <w:r>
-        <w:t>NuGet: Microsoft.Web.Administration – https://www.nuget.org/packages/Microsoft.Web.Administration</w:t>
+      <w:proofErr w:type="spellStart"/>
+      <w:r>
+        <w:t>NuGet</w:t>
+      </w:r>
+      <w:proofErr w:type="spellEnd"/>
+      <w:r>
+        <w:t xml:space="preserve">: </w:t>
+      </w:r>
+      <w:proofErr w:type="spellStart"/>
+      <w:proofErr w:type="gramStart"/>
+      <w:r>
+        <w:t>Microsoft.Web.Administration</w:t>
+      </w:r>
+      <w:proofErr w:type="spellEnd"/>
+      <w:proofErr w:type="gramEnd"/>
+      <w:r>
+        <w:t xml:space="preserve"> – https://www.nuget.org/packages/Microsoft.Web.Administration</w:t>
       </w:r>
     </w:p>
     <w:p>
@@ -12301,57 +13132,37 @@
       <w:pPr>
         <w:pStyle w:val="MeinAnhang1"/>
       </w:pPr>
-      <w:bookmarkStart w:id="111" w:name="_Toc230096776"/>
-      <w:commentRangeStart w:id="112"/>
-      <w:commentRangeStart w:id="113"/>
+      <w:bookmarkStart w:id="58" w:name="_Toc230268464"/>
       <w:r>
         <w:lastRenderedPageBreak/>
         <w:t>Anhänge</w:t>
       </w:r>
-      <w:bookmarkEnd w:id="111"/>
-      <w:commentRangeEnd w:id="112"/>
-      <w:r>
-        <w:rPr>
-          <w:rStyle w:val="Kommentarzeichen"/>
-          <w:sz w:val="36"/>
-          <w:szCs w:val="40"/>
-        </w:rPr>
-        <w:commentReference w:id="112"/>
-      </w:r>
-      <w:commentRangeEnd w:id="113"/>
-      <w:r>
-        <w:rPr>
-          <w:rStyle w:val="Kommentarzeichen"/>
-          <w:sz w:val="36"/>
-          <w:szCs w:val="40"/>
-        </w:rPr>
-        <w:commentReference w:id="113"/>
-      </w:r>
+      <w:bookmarkEnd w:id="58"/>
     </w:p>
     <w:p>
       <w:pPr>
         <w:pStyle w:val="MeinAnhang2"/>
       </w:pPr>
-      <w:bookmarkStart w:id="114" w:name="_Toc230096777"/>
+      <w:bookmarkStart w:id="59" w:name="_Toc230268465"/>
       <w:r>
         <w:t>Aufwand und Nutzen</w:t>
       </w:r>
-      <w:bookmarkEnd w:id="114"/>
+      <w:bookmarkEnd w:id="59"/>
     </w:p>
     <w:p>
       <w:pPr>
         <w:pStyle w:val="MeinAnhang3"/>
       </w:pPr>
-      <w:bookmarkStart w:id="115" w:name="_Toc230096778"/>
-      <w:bookmarkStart w:id="116" w:name="Ref_9_1_1"/>
+      <w:bookmarkStart w:id="60" w:name="_Toc230268466"/>
+      <w:bookmarkStart w:id="61" w:name="Ref_9_1_1"/>
       <w:r>
         <w:t>Bearbeitungszeiten im Vorher-Nachher-Vergleich (in Sekunden)</w:t>
       </w:r>
-      <w:bookmarkStart w:id="117" w:name="Bearbeitungszeiten_im_Vergleich"/>
-      <w:bookmarkEnd w:id="115"/>
-    </w:p>
-    <w:bookmarkEnd w:id="116"/>
-    <w:bookmarkEnd w:id="117"/>
+      <w:bookmarkStart w:id="62" w:name="Bearbeitungszeiten_im_Vergleich"/>
+      <w:bookmarkEnd w:id="60"/>
+    </w:p>
+    <w:bookmarkEnd w:id="61"/>
+    <w:bookmarkEnd w:id="62"/>
     <w:p>
       <w:pPr>
         <w:pStyle w:val="MeinText2"/>
@@ -12379,16 +13190,16 @@
       <w:pPr>
         <w:pStyle w:val="MeinAnhang3"/>
       </w:pPr>
-      <w:bookmarkStart w:id="118" w:name="_Toc230096779"/>
-      <w:bookmarkStart w:id="119" w:name="Ref_9_1_2"/>
+      <w:bookmarkStart w:id="63" w:name="_Toc230268467"/>
+      <w:bookmarkStart w:id="64" w:name="Ref_9_1_2"/>
       <w:r>
         <w:t>Kostendeckung</w:t>
       </w:r>
-      <w:bookmarkStart w:id="120" w:name="Kostendeckung"/>
-      <w:bookmarkEnd w:id="118"/>
-    </w:p>
-    <w:bookmarkEnd w:id="119"/>
-    <w:bookmarkEnd w:id="120"/>
+      <w:bookmarkStart w:id="65" w:name="Kostendeckung"/>
+      <w:bookmarkEnd w:id="63"/>
+    </w:p>
+    <w:bookmarkEnd w:id="64"/>
+    <w:bookmarkEnd w:id="65"/>
     <w:p>
       <w:pPr>
         <w:pStyle w:val="MeinText2"/>
@@ -12424,49 +13235,29 @@
           <w:docGrid w:linePitch="360"/>
         </w:sectPr>
       </w:pPr>
-      <w:bookmarkStart w:id="121" w:name="Startseite"/>
-      <w:bookmarkStart w:id="122" w:name="Ref_9_2_1"/>
+      <w:bookmarkStart w:id="66" w:name="Startseite"/>
+      <w:bookmarkStart w:id="67" w:name="Ref_9_2_1"/>
     </w:p>
     <w:p>
       <w:pPr>
         <w:pStyle w:val="Meineberschrift1"/>
       </w:pPr>
-      <w:bookmarkStart w:id="123" w:name="_Toc230096780"/>
-      <w:commentRangeStart w:id="124"/>
+      <w:bookmarkStart w:id="68" w:name="_Toc230268468"/>
       <w:r>
         <w:lastRenderedPageBreak/>
         <w:t>Projektumsetzung</w:t>
       </w:r>
-      <w:bookmarkEnd w:id="123"/>
-      <w:commentRangeEnd w:id="124"/>
-      <w:r>
-        <w:rPr>
-          <w:rStyle w:val="Kommentarzeichen"/>
-          <w:sz w:val="36"/>
-          <w:szCs w:val="40"/>
-        </w:rPr>
-        <w:commentReference w:id="124"/>
-      </w:r>
+      <w:bookmarkEnd w:id="68"/>
     </w:p>
     <w:p>
       <w:pPr>
         <w:pStyle w:val="MeinAnhang3"/>
       </w:pPr>
-      <w:bookmarkStart w:id="125" w:name="_Toc230096781"/>
-      <w:commentRangeStart w:id="126"/>
+      <w:bookmarkStart w:id="69" w:name="_Toc230268469"/>
       <w:r>
         <w:t>Startseite</w:t>
       </w:r>
-      <w:bookmarkEnd w:id="125"/>
-      <w:commentRangeEnd w:id="126"/>
-      <w:r>
-        <w:rPr>
-          <w:rStyle w:val="Kommentarzeichen"/>
-          <w:sz w:val="28"/>
-          <w:szCs w:val="32"/>
-        </w:rPr>
-        <w:commentReference w:id="126"/>
-      </w:r>
+      <w:bookmarkEnd w:id="69"/>
     </w:p>
     <w:p>
       <w:pPr>
@@ -12530,14 +13321,12 @@
       <w:pPr>
         <w:pStyle w:val="MeinAnhang3"/>
       </w:pPr>
-      <w:bookmarkStart w:id="127" w:name="_Toc230096782"/>
-      <w:bookmarkStart w:id="128" w:name="Log_Suche"/>
-      <w:bookmarkStart w:id="129" w:name="_Ref_Anhang_922"/>
-      <w:bookmarkStart w:id="130" w:name="Ref_9_2_2"/>
-      <w:bookmarkEnd w:id="121"/>
-      <w:bookmarkEnd w:id="122"/>
-      <w:commentRangeStart w:id="131"/>
-      <w:commentRangeStart w:id="132"/>
+      <w:bookmarkStart w:id="70" w:name="_Toc230268470"/>
+      <w:bookmarkStart w:id="71" w:name="Log_Suche"/>
+      <w:bookmarkStart w:id="72" w:name="_Ref_Anhang_922"/>
+      <w:bookmarkStart w:id="73" w:name="Ref_9_2_2"/>
+      <w:bookmarkEnd w:id="66"/>
+      <w:bookmarkEnd w:id="67"/>
       <w:r>
         <w:lastRenderedPageBreak/>
         <w:t>Log</w:t>
@@ -12548,29 +13337,11 @@
       <w:r>
         <w:t>Suche</w:t>
       </w:r>
-      <w:bookmarkEnd w:id="127"/>
-      <w:commentRangeEnd w:id="132"/>
-      <w:r>
-        <w:rPr>
-          <w:rStyle w:val="Kommentarzeichen"/>
-          <w:sz w:val="28"/>
-          <w:szCs w:val="32"/>
-        </w:rPr>
-        <w:commentReference w:id="132"/>
-      </w:r>
-      <w:commentRangeEnd w:id="131"/>
-      <w:r>
-        <w:rPr>
-          <w:rStyle w:val="Kommentarzeichen"/>
-          <w:sz w:val="28"/>
-          <w:szCs w:val="32"/>
-        </w:rPr>
-        <w:commentReference w:id="131"/>
-      </w:r>
-    </w:p>
-    <w:bookmarkEnd w:id="128"/>
-    <w:bookmarkEnd w:id="129"/>
-    <w:bookmarkEnd w:id="130"/>
+      <w:bookmarkEnd w:id="70"/>
+    </w:p>
+    <w:bookmarkEnd w:id="71"/>
+    <w:bookmarkEnd w:id="72"/>
+    <w:bookmarkEnd w:id="73"/>
     <w:p>
       <w:pPr>
         <w:pStyle w:val="MeinText2"/>
@@ -12579,7 +13350,6 @@
           <w:sz w:val="2"/>
         </w:rPr>
       </w:pPr>
-      <w:commentRangeStart w:id="133"/>
       <w:r>
         <w:rPr>
           <w:noProof/>
@@ -12621,15 +13391,6 @@
           </wp:inline>
         </w:drawing>
       </w:r>
-      <w:commentRangeEnd w:id="133"/>
-      <w:r>
-        <w:rPr>
-          <w:rStyle w:val="Kommentarzeichen"/>
-          <w:sz w:val="2"/>
-          <w:szCs w:val="20"/>
-        </w:rPr>
-        <w:commentReference w:id="133"/>
-      </w:r>
     </w:p>
     <w:p>
       <w:pPr>
@@ -12644,20 +13405,20 @@
           <w:docGrid w:linePitch="360"/>
         </w:sectPr>
       </w:pPr>
-      <w:bookmarkStart w:id="134" w:name="Ref_9_2_3"/>
+      <w:bookmarkStart w:id="74" w:name="Ref_9_2_3"/>
     </w:p>
     <w:p>
       <w:pPr>
         <w:pStyle w:val="MeinAnhang3"/>
       </w:pPr>
-      <w:bookmarkStart w:id="135" w:name="_Toc230096783"/>
+      <w:bookmarkStart w:id="75" w:name="_Toc230268471"/>
       <w:r>
         <w:lastRenderedPageBreak/>
         <w:t>Erweiterter Neustart</w:t>
       </w:r>
-      <w:bookmarkEnd w:id="135"/>
-    </w:p>
-    <w:bookmarkEnd w:id="134"/>
+      <w:bookmarkEnd w:id="75"/>
+    </w:p>
+    <w:bookmarkEnd w:id="74"/>
     <w:p>
       <w:pPr>
         <w:pStyle w:val="4SELLERSTabellentext"/>
@@ -12707,11 +13468,16 @@
       <w:pPr>
         <w:pStyle w:val="MeinAnhang3"/>
       </w:pPr>
-      <w:bookmarkStart w:id="136" w:name="_Toc230096784"/>
-      <w:r>
-        <w:t>Log-Popover</w:t>
-      </w:r>
-      <w:bookmarkEnd w:id="136"/>
+      <w:bookmarkStart w:id="76" w:name="_Toc230268472"/>
+      <w:r>
+        <w:t>Log-</w:t>
+      </w:r>
+      <w:proofErr w:type="spellStart"/>
+      <w:r>
+        <w:t>Popover</w:t>
+      </w:r>
+      <w:bookmarkEnd w:id="76"/>
+      <w:proofErr w:type="spellEnd"/>
     </w:p>
     <w:p>
       <w:pPr>
@@ -12787,25 +13553,24 @@
       <w:pPr>
         <w:pStyle w:val="MeinAnhang3"/>
       </w:pPr>
-      <w:bookmarkStart w:id="137" w:name="_Toc230096785"/>
-      <w:bookmarkStart w:id="138" w:name="_Ref_Anhang_925"/>
-      <w:bookmarkStart w:id="139" w:name="Ref_9_2_5"/>
+      <w:bookmarkStart w:id="77" w:name="_Toc230268473"/>
+      <w:bookmarkStart w:id="78" w:name="_Ref_Anhang_925"/>
+      <w:bookmarkStart w:id="79" w:name="Ref_9_2_5"/>
       <w:r>
         <w:lastRenderedPageBreak/>
         <w:t>Datenbankstruktur</w:t>
       </w:r>
-      <w:bookmarkEnd w:id="137"/>
+      <w:bookmarkEnd w:id="77"/>
       <w:r>
         <w:t xml:space="preserve"> </w:t>
       </w:r>
     </w:p>
-    <w:bookmarkEnd w:id="138"/>
-    <w:bookmarkEnd w:id="139"/>
+    <w:bookmarkEnd w:id="78"/>
+    <w:bookmarkEnd w:id="79"/>
     <w:p>
       <w:pPr>
         <w:pStyle w:val="4SELLERSTabellentext"/>
       </w:pPr>
-      <w:commentRangeStart w:id="140"/>
       <w:r>
         <w:rPr>
           <w:noProof/>
@@ -12846,15 +13611,6 @@
           </wp:inline>
         </w:drawing>
       </w:r>
-      <w:commentRangeEnd w:id="140"/>
-      <w:r>
-        <w:rPr>
-          <w:rStyle w:val="Kommentarzeichen"/>
-          <w:sz w:val="21"/>
-          <w:szCs w:val="22"/>
-        </w:rPr>
-        <w:commentReference w:id="140"/>
-      </w:r>
     </w:p>
     <w:sectPr>
       <w:pgSz w:w="11906" w:h="16838"/>
@@ -12866,1693 +13622,6 @@
 </w:document>
 </file>
 
-<file path=word/comments.xml><?xml version="1.0" encoding="utf-8"?>
-<w:comments xmlns:wpc="http://schemas.microsoft.com/office/word/2010/wordprocessingCanvas" xmlns:cx="http://schemas.microsoft.com/office/drawing/2014/chartex" xmlns:cx1="http://schemas.microsoft.com/office/drawing/2015/9/8/chartex" xmlns:cx2="http://schemas.microsoft.com/office/drawing/2015/10/21/chartex" xmlns:cx3="http://schemas.microsoft.com/office/drawing/2016/5/9/chartex" xmlns:cx4="http://schemas.microsoft.com/office/drawing/2016/5/10/chartex" xmlns:cx5="http://schemas.microsoft.com/office/drawing/2016/5/11/chartex" xmlns:cx6="http://schemas.microsoft.com/office/drawing/2016/5/12/chartex" xmlns:cx7="http://schemas.microsoft.com/office/drawing/2016/5/13/chartex" xmlns:cx8="http://schemas.microsoft.com/office/drawing/2016/5/14/chartex" xmlns:mc="http://schemas.openxmlformats.org/markup-compatibility/2006" xmlns:aink="http://schemas.microsoft.com/office/drawing/2016/ink" xmlns:am3d="http://schemas.microsoft.com/office/drawing/2017/model3d" xmlns:o="urn:schemas-microsoft-com:office:office" xmlns:oel="http://schemas.microsoft.com/office/2019/extlst" xmlns:r="http://schemas.openxmlformats.org/officeDocument/2006/relationships" xmlns:m="http://schemas.openxmlformats.org/officeDocument/2006/math" xmlns:v="urn:schemas-microsoft-com:vml" xmlns:wp14="http://schemas.microsoft.com/office/word/2010/wordprocessingDrawing" xmlns:wp="http://schemas.openxmlformats.org/drawingml/2006/wordprocessingDrawing" xmlns:w10="urn:schemas-microsoft-com:office:word" xmlns:w="http://schemas.openxmlformats.org/wordprocessingml/2006/main" xmlns:w14="http://schemas.microsoft.com/office/word/2010/wordml" xmlns:w15="http://schemas.microsoft.com/office/word/2012/wordml" xmlns:w16cex="http://schemas.microsoft.com/office/word/2018/wordml/cex" xmlns:w16cid="http://schemas.microsoft.com/office/word/2016/wordml/cid" xmlns:w16="http://schemas.microsoft.com/office/word/2018/wordml" xmlns:w16du="http://schemas.microsoft.com/office/word/2023/wordml/word16du" xmlns:w16sdtdh="http://schemas.microsoft.com/office/word/2020/wordml/sdtdatahash" xmlns:w16sdtfl="http://schemas.microsoft.com/office/word/2024/wordml/sdtformatlock" xmlns:w16se="http://schemas.microsoft.com/office/word/2015/wordml/symex" xmlns:wpg="http://schemas.microsoft.com/office/word/2010/wordprocessingGroup" xmlns:wpi="http://schemas.microsoft.com/office/word/2010/wordprocessingInk" xmlns:wne="http://schemas.microsoft.com/office/word/2006/wordml" xmlns:wps="http://schemas.microsoft.com/office/word/2010/wordprocessingShape" mc:Ignorable="w14 w15 w16se w16cid w16 w16cex w16sdtdh w16sdtfl w16du wp14">
-  <w:comment w:id="1" w:author="Florian Pallmann | 4SELLERS" w:date="2026-05-08T21:33:00Z" w:initials="F4">
-    <w:p>
-      <w:r>
-        <w:annotationRef/>
-      </w:r>
-      <w:r>
-        <w:t>Also ich weiß nicht ob es nur bei mir so aussieht, aber des Deckblatt ist irgendwie verschoben</w:t>
-      </w:r>
-    </w:p>
-  </w:comment>
-  <w:comment w:id="0" w:author="Gerd Kaufmann | 4SELLERS" w:date="2026-05-11T17:19:00Z" w:initials="G4">
-    <w:p>
-      <w:pPr>
-        <w:pStyle w:val="Kommentartext"/>
-      </w:pPr>
-      <w:r>
-        <w:rPr>
-          <w:rStyle w:val="Kommentarzeichen"/>
-        </w:rPr>
-        <w:annotationRef/>
-      </w:r>
-      <w:r>
-        <w:t>Deckblatt ist auch bei mir verschoben. Es sollte grundsätzlich die aktuelle 4SELLERS-Vorlage und das 4SELLERS-Logo benutzt werden.</w:t>
-      </w:r>
-    </w:p>
-  </w:comment>
-  <w:comment w:id="7" w:author="Gerd Kaufmann | 4SELLERS" w:date="2026-05-11T16:44:00Z" w:initials="G4">
-    <w:p>
-      <w:r>
-        <w:annotationRef/>
-      </w:r>
-      <w:r>
-        <w:t>...sowie der Tochtergesellschaft CRM Solutions in Hamburg.</w:t>
-      </w:r>
-    </w:p>
-  </w:comment>
-  <w:comment w:id="9" w:author="Florian Pallmann | 4SELLERS" w:date="2026-05-08T21:46:00Z" w:initials="F4">
-    <w:p>
-      <w:r>
-        <w:annotationRef/>
-      </w:r>
-      <w:r>
-        <w:t>Du musst glaub noch irgendwo die Sache mit Servern rein bringen, dass jedes Kundensystem auf einem oder mehrere Servern läuft und die Toolbox ja nicht mal des verbinden benötigt, ich finde des geht noch so bisschen unter, für mich kommt es mehr so rüber, als wäre der Vorteil nur, dass du halt paar Knöpfe weniger drücken musst, aber es ist ja noch viel mehr, du musst nicht mehr raussuchen auf welchem Server das liegt, du musst dich nicht mehr verbinden usw</w:t>
-      </w:r>
-    </w:p>
-  </w:comment>
-  <w:comment w:id="10" w:author="Gerd Kaufmann | 4SELLERS" w:date="2026-05-11T16:46:00Z" w:initials="G4">
-    <w:p>
-      <w:pPr>
-        <w:pStyle w:val="Kommentartext"/>
-      </w:pPr>
-      <w:r>
-        <w:rPr>
-          <w:rStyle w:val="Kommentarzeichen"/>
-        </w:rPr>
-        <w:annotationRef/>
-      </w:r>
-      <w:r>
-        <w:t xml:space="preserve">SAGE 100 </w:t>
-      </w:r>
-    </w:p>
-    <w:p>
-      <w:pPr>
-        <w:pStyle w:val="Kommentartext"/>
-      </w:pPr>
-      <w:r>
-        <w:t>Office Line ist der alte Name.</w:t>
-      </w:r>
-    </w:p>
-  </w:comment>
-  <w:comment w:id="14" w:author="Florian Pallmann | 4SELLERS" w:date="2026-05-08T21:39:00Z" w:initials="F4">
-    <w:p>
-      <w:r>
-        <w:annotationRef/>
-      </w:r>
-      <w:r>
-        <w:t>. fehlt</w:t>
-      </w:r>
-    </w:p>
-  </w:comment>
-  <w:comment w:id="16" w:author="Florian Pallmann | 4SELLERS" w:date="2026-05-08T21:40:00Z" w:initials="F4">
-    <w:p>
-      <w:r>
-        <w:annotationRef/>
-      </w:r>
-      <w:r>
-        <w:t>In deinem Footer ist zwischen Biber und Seite kein Leerzeichen und Seite 2 von &lt;#&gt;, musst auch noch ersetzen</w:t>
-      </w:r>
-    </w:p>
-  </w:comment>
-  <w:comment w:id="18" w:author="Florian Pallmann | 4SELLERS" w:date="2026-05-08T21:43:00Z" w:initials="F4">
-    <w:p>
-      <w:r>
-        <w:annotationRef/>
-      </w:r>
-      <w:r>
-        <w:t>Also ich weiß nicht wie ihr es gelernst habt, aber bei uns heißt es, einmal die Abkürzung mit Erklärung oder dem ganzen Namen und dann mit einem von beiden weiter durchziehen und nicht immer beides nehmen</w:t>
-      </w:r>
-    </w:p>
-    <w:p/>
-  </w:comment>
-  <w:comment w:id="22" w:author="Florian Pallmann | 4SELLERS" w:date="2026-05-08T21:47:00Z" w:initials="F4">
-    <w:p>
-      <w:r>
-        <w:annotationRef/>
-      </w:r>
-      <w:r>
-        <w:t>.</w:t>
-      </w:r>
-    </w:p>
-  </w:comment>
-  <w:comment w:id="24" w:author="Gerd Kaufmann | 4SELLERS" w:date="2026-05-11T17:24:00Z" w:initials="G4">
-    <w:p>
-      <w:pPr>
-        <w:pStyle w:val="Kommentartext"/>
-      </w:pPr>
-      <w:r>
-        <w:rPr>
-          <w:rStyle w:val="Kommentarzeichen"/>
-        </w:rPr>
-        <w:annotationRef/>
-      </w:r>
-      <w:r>
-        <w:t xml:space="preserve">Hattest du in der Konzept- bzw. Umsetzungsphase keine anderen Entwickler oder Consultants, die in dem Projekt involviert waren? Sei es als Betreuer, oder bei Abstimmungsgesprächen. Wäre ungewöhnlich. </w:t>
-      </w:r>
-    </w:p>
-  </w:comment>
-  <w:comment w:id="25" w:author="Benjamin Biber | 4SELLERS" w:date="2026-05-13T09:02:00Z" w:initials="BB">
-    <w:p>
-      <w:pPr>
-        <w:pStyle w:val="Kommentartext"/>
-      </w:pPr>
-      <w:r>
-        <w:rPr>
-          <w:rStyle w:val="Kommentarzeichen"/>
-        </w:rPr>
-        <w:annotationRef/>
-      </w:r>
-      <w:r>
-        <w:t xml:space="preserve">Das Projekt hatte tatsächlich keine Beratung von anderen Mitarbeitern. </w:t>
-      </w:r>
-    </w:p>
-  </w:comment>
-  <w:comment w:id="26" w:author="Florian Pallmann | 4SELLERS" w:date="2026-05-08T21:48:00Z" w:initials="F4">
-    <w:p>
-      <w:r>
-        <w:annotationRef/>
-      </w:r>
-      <w:r>
-        <w:t xml:space="preserve">Wenn du was fiktiven Kosten erzählst musst du auch begründen warum </w:t>
-      </w:r>
-    </w:p>
-  </w:comment>
-  <w:comment w:id="27" w:author="Florian Pallmann | 4SELLERS" w:date="2026-05-08T21:49:00Z" w:initials="F4">
-    <w:p>
-      <w:r>
-        <w:annotationRef/>
-      </w:r>
-      <w:r>
-        <w:t>Fehlen die nicht in der Tabelle? Ich mein du zeigst da die Gesamt Kosten des Projektes</w:t>
-      </w:r>
-    </w:p>
-  </w:comment>
-  <w:comment w:id="30" w:author="Florian Pallmann | 4SELLERS" w:date="2026-05-08T21:52:00Z" w:initials="F4">
-    <w:p>
-      <w:r>
-        <w:annotationRef/>
-      </w:r>
-      <w:r>
-        <w:t>Der Block muss glaub nach dem nächsten kommen, weil für mich war direkt die Frage im Kopf, wann es sich denn dann rechnet und des erklärst du im nächsten Absatz dann ja mit deinen 75 Tagen</w:t>
-      </w:r>
-    </w:p>
-  </w:comment>
-  <w:comment w:id="33" w:author="Gerd Kaufmann | 4SELLERS" w:date="2026-05-12T10:12:00Z" w:initials="G4">
-    <w:p>
-      <w:pPr>
-        <w:pStyle w:val="Kommentartext"/>
-      </w:pPr>
-      <w:r>
-        <w:rPr>
-          <w:rStyle w:val="Kommentarzeichen"/>
-        </w:rPr>
-        <w:annotationRef/>
-      </w:r>
-      <w:r>
-        <w:t>Würde hier nicht von Programme, Lizenzen und Hardware sondern von Ressourcen schreiben. Zudem solltest du hier erwähnen, dass du verschiedene Nutzwertanalysen bei der Technologieauswahl angewandt hast.</w:t>
-      </w:r>
-    </w:p>
-  </w:comment>
-  <w:comment w:id="34" w:author="Gerd Kaufmann | 4SELLERS" w:date="2026-05-12T10:13:00Z" w:initials="G4">
-    <w:p>
-      <w:pPr>
-        <w:pStyle w:val="Kommentartext"/>
-      </w:pPr>
-      <w:r>
-        <w:rPr>
-          <w:rStyle w:val="Kommentarzeichen"/>
-        </w:rPr>
-        <w:annotationRef/>
-      </w:r>
-      <w:r>
-        <w:t xml:space="preserve">...um die Projektumsetzung </w:t>
-      </w:r>
-    </w:p>
-  </w:comment>
-  <w:comment w:id="37" w:author="Gerd Kaufmann | 4SELLERS" w:date="2026-05-12T10:55:00Z" w:initials="G4">
-    <w:p>
-      <w:pPr>
-        <w:pStyle w:val="Kommentartext"/>
-      </w:pPr>
-      <w:r>
-        <w:rPr>
-          <w:rStyle w:val="Kommentarzeichen"/>
-        </w:rPr>
-        <w:annotationRef/>
-      </w:r>
-      <w:r>
-        <w:t xml:space="preserve">Grundsätzlich musst du erklären, wie du bei deinen Nutzwertanalysen zu den Kriterien und den Gewichtungen gekommen bist. Zudem solltest du kurz erläutern, was die Einstufungen von 1 - 5 bedeuten, und wie du zu den Einstufungen je Kriterium kamst. </w:t>
-      </w:r>
-    </w:p>
-  </w:comment>
-  <w:comment w:id="39" w:author="Gerd Kaufmann | 4SELLERS" w:date="2026-05-18T15:58:00Z" w:initials="G4">
-    <w:p>
-      <w:pPr>
-        <w:pStyle w:val="Kommentartext"/>
-      </w:pPr>
-      <w:r>
-        <w:rPr>
-          <w:rStyle w:val="Kommentarzeichen"/>
-        </w:rPr>
-        <w:annotationRef/>
-      </w:r>
-      <w:r>
-        <w:t>Performance</w:t>
-      </w:r>
-    </w:p>
-  </w:comment>
-  <w:comment w:id="40" w:author="Gerd Kaufmann | 4SELLERS" w:date="2026-05-18T15:29:00Z" w:initials="G4">
-    <w:p>
-      <w:pPr>
-        <w:pStyle w:val="Kommentartext"/>
-      </w:pPr>
-      <w:r>
-        <w:rPr>
-          <w:rStyle w:val="Kommentarzeichen"/>
-        </w:rPr>
-        <w:annotationRef/>
-      </w:r>
-      <w:r>
-        <w:t>Performance</w:t>
-      </w:r>
-    </w:p>
-  </w:comment>
-  <w:comment w:id="41" w:author="Gerd Kaufmann | 4SELLERS" w:date="2026-05-18T15:31:00Z" w:initials="G4">
-    <w:p>
-      <w:pPr>
-        <w:pStyle w:val="Kommentartext"/>
-      </w:pPr>
-      <w:r>
-        <w:rPr>
-          <w:rStyle w:val="Kommentarzeichen"/>
-        </w:rPr>
-        <w:annotationRef/>
-      </w:r>
-      <w:r>
-        <w:t>Skalawert 2 und 4 wird nicht erklärt.</w:t>
-      </w:r>
-    </w:p>
-  </w:comment>
-  <w:comment w:id="42" w:author="Gerd Kaufmann | 4SELLERS" w:date="2026-05-18T15:33:00Z" w:initials="G4">
-    <w:p>
-      <w:pPr>
-        <w:pStyle w:val="Kommentartext"/>
-      </w:pPr>
-      <w:r>
-        <w:rPr>
-          <w:rStyle w:val="Kommentarzeichen"/>
-        </w:rPr>
-        <w:annotationRef/>
-      </w:r>
-      <w:r>
-        <w:t>Welches bestehende Projekt? Das Projekt deiner Facharbeit kannst du nicht angeben, denn das hast du ja erst nach der Technologieauswahl durchgeführt.</w:t>
-      </w:r>
-    </w:p>
-  </w:comment>
-  <w:comment w:id="43" w:author="Benjamin Biber | 4SELLERS" w:date="2026-05-19T08:07:00Z" w:initials="BB">
-    <w:p>
-      <w:pPr>
-        <w:pStyle w:val="Kommentartext"/>
-      </w:pPr>
-      <w:r>
-        <w:rPr>
-          <w:rStyle w:val="Kommentarzeichen"/>
-        </w:rPr>
-        <w:annotationRef/>
-      </w:r>
-      <w:r>
-        <w:t>Wir haben ja mein Projekt nicht als grundlegendes erstellen der Toolbox, sondern nur das hinzufügen der Features definiert, somit besteht in meinen Augen das Toolbox Projekt schon</w:t>
-      </w:r>
-    </w:p>
-  </w:comment>
-  <w:comment w:id="44" w:author="Gerd Kaufmann | 4SELLERS" w:date="2026-05-19T15:11:00Z" w:initials="G4">
-    <w:p>
-      <w:r>
-        <w:annotationRef/>
-      </w:r>
-      <w:r>
-        <w:t>Verstehe ich nicht. Da müssen wir mal telefonieren.</w:t>
-      </w:r>
-    </w:p>
-  </w:comment>
-  <w:comment w:id="46" w:author="Florian Pallmann | 4SELLERS" w:date="2026-05-08T21:58:00Z" w:initials="F4">
-    <w:p>
-      <w:r>
-        <w:annotationRef/>
-      </w:r>
-      <w:r>
-        <w:t>warum ist hier ein Zeilenumbruch?</w:t>
-      </w:r>
-    </w:p>
-  </w:comment>
-  <w:comment w:id="47" w:author="Florian Pallmann | 4SELLERS" w:date="2026-05-08T22:01:00Z" w:initials="F4">
-    <w:p>
-      <w:r>
-        <w:annotationRef/>
-      </w:r>
-      <w:r>
-        <w:t>Datenbankmigration</w:t>
-      </w:r>
-    </w:p>
-  </w:comment>
-  <w:comment w:id="55" w:author="Florian Pallmann | 4SELLERS" w:date="2026-05-08T22:05:00Z" w:initials="F4">
-    <w:p>
-      <w:r>
-        <w:annotationRef/>
-      </w:r>
-      <w:r>
-        <w:t>Hier sind die SubSub Überschriften jetzt auch blau, weiter oben nicht</w:t>
-      </w:r>
-    </w:p>
-  </w:comment>
-  <w:comment w:id="56" w:author="Florian Pallmann | 4SELLERS" w:date="2026-05-08T22:06:00Z" w:initials="F4">
-    <w:p>
-      <w:r>
-        <w:annotationRef/>
-      </w:r>
-      <w:r>
-        <w:t>das?</w:t>
-      </w:r>
-    </w:p>
-  </w:comment>
-  <w:comment w:id="58" w:author="Gerd Kaufmann | 4SELLERS" w:date="2026-05-12T11:35:00Z" w:initials="G4">
-    <w:p>
-      <w:pPr>
-        <w:pStyle w:val="Kommentartext"/>
-      </w:pPr>
-      <w:r>
-        <w:rPr>
-          <w:rStyle w:val="Kommentarzeichen"/>
-        </w:rPr>
-        <w:annotationRef/>
-      </w:r>
-      <w:r>
-        <w:t>Der API-Call kann fehlschlagen, oder?</w:t>
-      </w:r>
-    </w:p>
-  </w:comment>
-  <w:comment w:id="59" w:author="Benjamin Biber | 4SELLERS" w:date="2026-05-13T09:09:00Z" w:initials="BB">
-    <w:p>
-      <w:pPr>
-        <w:pStyle w:val="Kommentartext"/>
-      </w:pPr>
-      <w:r>
-        <w:rPr>
-          <w:rStyle w:val="Kommentarzeichen"/>
-        </w:rPr>
-        <w:annotationRef/>
-      </w:r>
-      <w:r>
-        <w:t>Ja, in seltenen Fällen kann es vorkommen, das der User nicht die notwendigen Berechtigungen für Systemdaten hat.</w:t>
-      </w:r>
-    </w:p>
-  </w:comment>
-  <w:comment w:id="60" w:author="Gerd Kaufmann | 4SELLERS" w:date="2026-05-18T15:35:00Z" w:initials="G4">
-    <w:p>
-      <w:pPr>
-        <w:pStyle w:val="Kommentartext"/>
-      </w:pPr>
-      <w:r>
-        <w:rPr>
-          <w:rStyle w:val="Kommentarzeichen"/>
-        </w:rPr>
-        <w:annotationRef/>
-      </w:r>
-      <w:r>
-        <w:t>Dann würde ich hier auch von einem API-Call schreiben. Eine API allein kann nicht fehlschlagen, sondern immer nur die einzelnen Aufrufe.</w:t>
-      </w:r>
-    </w:p>
-  </w:comment>
-  <w:comment w:id="61" w:author="Florian Pallmann | 4SELLERS" w:date="2026-05-08T22:07:00Z" w:initials="F4">
-    <w:p>
-      <w:r>
-        <w:annotationRef/>
-      </w:r>
-      <w:r>
-        <w:t>wenn</w:t>
-      </w:r>
-    </w:p>
-  </w:comment>
-  <w:comment w:id="62" w:author="Gerd Kaufmann | 4SELLERS" w:date="2026-05-12T11:37:00Z" w:initials="G4">
-    <w:p>
-      <w:pPr>
-        <w:pStyle w:val="Kommentartext"/>
-      </w:pPr>
-      <w:r>
-        <w:rPr>
-          <w:rStyle w:val="Kommentarzeichen"/>
-        </w:rPr>
-        <w:annotationRef/>
-      </w:r>
-      <w:r>
-        <w:t>...abweicht, greift der Service automatisch</w:t>
-      </w:r>
-    </w:p>
-  </w:comment>
-  <w:comment w:id="63" w:author="Gerd Kaufmann | 4SELLERS" w:date="2026-05-12T11:38:00Z" w:initials="G4">
-    <w:p>
-      <w:pPr>
-        <w:pStyle w:val="Kommentartext"/>
-      </w:pPr>
-      <w:r>
-        <w:rPr>
-          <w:rStyle w:val="Kommentarzeichen"/>
-        </w:rPr>
-        <w:annotationRef/>
-      </w:r>
-      <w:r>
-        <w:t>Du solltest in einem weiteren Satz noch erklären, was ungünstige Systembedingungen sein können.</w:t>
-      </w:r>
-    </w:p>
-  </w:comment>
-  <w:comment w:id="64" w:author="Benjamin Biber | 4SELLERS" w:date="2026-05-13T09:12:00Z" w:initials="BB">
-    <w:p>
-      <w:pPr>
-        <w:pStyle w:val="Kommentartext"/>
-      </w:pPr>
-      <w:r>
-        <w:rPr>
-          <w:rStyle w:val="Kommentarzeichen"/>
-        </w:rPr>
-        <w:annotationRef/>
-      </w:r>
-      <w:r>
-        <w:t xml:space="preserve">Ich habe die definition für ungünstige Bedingungen oben  bei der NWA eingebaut, da dort das erste mal erklärt wird, warum man beide System implementiert. </w:t>
-      </w:r>
-    </w:p>
-  </w:comment>
-  <w:comment w:id="65" w:author="Gerd Kaufmann | 4SELLERS" w:date="2026-05-18T16:00:00Z" w:initials="G4">
-    <w:p>
-      <w:pPr>
-        <w:pStyle w:val="Kommentartext"/>
-      </w:pPr>
-      <w:r>
-        <w:rPr>
-          <w:rStyle w:val="Kommentarzeichen"/>
-        </w:rPr>
-        <w:annotationRef/>
-      </w:r>
-      <w:r>
-        <w:t>Wo steht das jetzt genau?</w:t>
-      </w:r>
-    </w:p>
-  </w:comment>
-  <w:comment w:id="66" w:author="Benjamin Biber | 4SELLERS" w:date="2026-05-19T08:05:00Z" w:initials="BB">
-    <w:p>
-      <w:pPr>
-        <w:pStyle w:val="Kommentartext"/>
-      </w:pPr>
-      <w:r>
-        <w:rPr>
-          <w:rStyle w:val="Kommentarzeichen"/>
-        </w:rPr>
-        <w:annotationRef/>
-      </w:r>
-      <w:r>
-        <w:t>In Kapitel 3.1.3</w:t>
-      </w:r>
-    </w:p>
-  </w:comment>
-  <w:comment w:id="68" w:author="Gerd Kaufmann | 4SELLERS" w:date="2026-05-12T11:46:00Z" w:initials="G4">
-    <w:p>
-      <w:pPr>
-        <w:pStyle w:val="Kommentartext"/>
-      </w:pPr>
-      <w:r>
-        <w:rPr>
-          <w:rStyle w:val="Kommentarzeichen"/>
-        </w:rPr>
-        <w:annotationRef/>
-      </w:r>
-      <w:r>
-        <w:t>Wieso hast du hier nach dem Satz einen Strichpunkt und fängst den nächsten Satz dann klein an?</w:t>
-      </w:r>
-    </w:p>
-  </w:comment>
-  <w:comment w:id="70" w:author="Gerd Kaufmann | 4SELLERS" w:date="2026-05-12T11:50:00Z" w:initials="G4">
-    <w:p>
-      <w:pPr>
-        <w:pStyle w:val="Kommentartext"/>
-      </w:pPr>
-      <w:r>
-        <w:rPr>
-          <w:rStyle w:val="Kommentarzeichen"/>
-        </w:rPr>
-        <w:annotationRef/>
-      </w:r>
-      <w:r>
-        <w:t>Verständnisfrage: Die Shop-Toolbox-Anwendung läuft immer auf dem entsprechenden Webserver?</w:t>
-      </w:r>
-    </w:p>
-  </w:comment>
-  <w:comment w:id="71" w:author="Benjamin Biber | 4SELLERS" w:date="2026-05-13T09:13:00Z" w:initials="BB">
-    <w:p>
-      <w:pPr>
-        <w:pStyle w:val="Kommentartext"/>
-      </w:pPr>
-      <w:r>
-        <w:rPr>
-          <w:rStyle w:val="Kommentarzeichen"/>
-        </w:rPr>
-        <w:annotationRef/>
-      </w:r>
-      <w:r>
-        <w:t>Ja, da während der Entwicklung die Entwicklungs-Workstation der lokale Webserver ist</w:t>
-      </w:r>
-    </w:p>
-  </w:comment>
-  <w:comment w:id="73" w:author="Gerd Kaufmann | 4SELLERS" w:date="2026-05-12T11:48:00Z" w:initials="G4">
-    <w:p>
-      <w:pPr>
-        <w:pStyle w:val="Kommentartext"/>
-      </w:pPr>
-      <w:r>
-        <w:rPr>
-          <w:rStyle w:val="Kommentarzeichen"/>
-        </w:rPr>
-        <w:annotationRef/>
-      </w:r>
-      <w:r>
-        <w:t>ein "s" zuviel</w:t>
-      </w:r>
-    </w:p>
-  </w:comment>
-  <w:comment w:id="74" w:author="Gerd Kaufmann | 4SELLERS" w:date="2026-05-12T11:52:00Z" w:initials="G4">
-    <w:p>
-      <w:pPr>
-        <w:pStyle w:val="Kommentartext"/>
-      </w:pPr>
-      <w:r>
-        <w:rPr>
-          <w:rStyle w:val="Kommentarzeichen"/>
-        </w:rPr>
-        <w:annotationRef/>
-      </w:r>
-      <w:r>
-        <w:t>neuen IIS-Verbindung</w:t>
-      </w:r>
-    </w:p>
-  </w:comment>
-  <w:comment w:id="76" w:author="Gerd Kaufmann | 4SELLERS" w:date="2026-05-12T11:56:00Z" w:initials="G4">
-    <w:p>
-      <w:pPr>
-        <w:pStyle w:val="Kommentartext"/>
-      </w:pPr>
-      <w:r>
-        <w:rPr>
-          <w:rStyle w:val="Kommentarzeichen"/>
-        </w:rPr>
-        <w:annotationRef/>
-      </w:r>
-      <w:r>
-        <w:t>...es verbleiben keine veralteten Zustände aus einer gecachten Verbindung.</w:t>
-      </w:r>
-    </w:p>
-  </w:comment>
-  <w:comment w:id="77" w:author="Gerd Kaufmann | 4SELLERS" w:date="2026-05-18T16:03:00Z" w:initials="G4">
-    <w:p>
-      <w:pPr>
-        <w:pStyle w:val="Kommentartext"/>
-      </w:pPr>
-      <w:r>
-        <w:rPr>
-          <w:rStyle w:val="Kommentarzeichen"/>
-        </w:rPr>
-        <w:annotationRef/>
-      </w:r>
-      <w:r>
-        <w:t xml:space="preserve">Also entweder schreibst du: </w:t>
-      </w:r>
-    </w:p>
-    <w:p>
-      <w:pPr>
-        <w:pStyle w:val="Kommentartext"/>
-      </w:pPr>
-      <w:r>
-        <w:t>"...es verbleiben keine veralteten Zustände aus einer gecachten Verbindung."</w:t>
-      </w:r>
-    </w:p>
-    <w:p>
-      <w:pPr>
-        <w:pStyle w:val="Kommentartext"/>
-      </w:pPr>
-      <w:r>
-        <w:t>oder</w:t>
-      </w:r>
-    </w:p>
-    <w:p>
-      <w:pPr>
-        <w:pStyle w:val="Kommentartext"/>
-      </w:pPr>
-      <w:r>
-        <w:t>"...es verbleiben keine veralteten Zustände, die  aus einer gecachten Verbindung stammen."</w:t>
-      </w:r>
-    </w:p>
-  </w:comment>
-  <w:comment w:id="75" w:author="Gerd Kaufmann | 4SELLERS" w:date="2026-05-19T15:12:00Z" w:initials="G4">
-    <w:p>
-      <w:pPr>
-        <w:pStyle w:val="Kommentartext"/>
-      </w:pPr>
-      <w:r>
-        <w:rPr>
-          <w:rStyle w:val="Kommentarzeichen"/>
-        </w:rPr>
-        <w:annotationRef/>
-      </w:r>
-      <w:r>
-        <w:t xml:space="preserve">Also entweder schreibst du: </w:t>
-      </w:r>
-    </w:p>
-    <w:p>
-      <w:pPr>
-        <w:pStyle w:val="Kommentartext"/>
-      </w:pPr>
-      <w:r>
-        <w:t>"...es verbleiben keine veralteten Zustände aus einer gecachten Verbindung."</w:t>
-      </w:r>
-    </w:p>
-    <w:p>
-      <w:pPr>
-        <w:pStyle w:val="Kommentartext"/>
-      </w:pPr>
-      <w:r>
-        <w:t>oder</w:t>
-      </w:r>
-    </w:p>
-    <w:p>
-      <w:pPr>
-        <w:pStyle w:val="Kommentartext"/>
-      </w:pPr>
-      <w:r>
-        <w:t>"...es verbleiben keine veralteten Zustände, die  aus einer gecachten Verbindung stammen."</w:t>
-      </w:r>
-    </w:p>
-  </w:comment>
-  <w:comment w:id="80" w:author="Florian Pallmann | 4SELLERS" w:date="2026-05-08T22:17:00Z" w:initials="F4">
-    <w:p>
-      <w:r>
-        <w:annotationRef/>
-      </w:r>
-      <w:r>
-        <w:t>Webseite oder so, nicht einfach ins Englische abrutschen</w:t>
-      </w:r>
-    </w:p>
-  </w:comment>
-  <w:comment w:id="81" w:author="Gerd Kaufmann | 4SELLERS" w:date="2026-05-12T12:02:00Z" w:initials="G4">
-    <w:p>
-      <w:pPr>
-        <w:pStyle w:val="Kommentartext"/>
-      </w:pPr>
-      <w:r>
-        <w:rPr>
-          <w:rStyle w:val="Kommentarzeichen"/>
-        </w:rPr>
-        <w:annotationRef/>
-      </w:r>
-      <w:r>
-        <w:t>Was passiert alles beim Recyceln eines Application-Pools?</w:t>
-      </w:r>
-    </w:p>
-  </w:comment>
-  <w:comment w:id="82" w:author="Gerd Kaufmann | 4SELLERS" w:date="2026-05-18T16:06:00Z" w:initials="G4">
-    <w:p>
-      <w:pPr>
-        <w:pStyle w:val="Kommentartext"/>
-      </w:pPr>
-      <w:r>
-        <w:rPr>
-          <w:rStyle w:val="Kommentarzeichen"/>
-        </w:rPr>
-        <w:annotationRef/>
-      </w:r>
-      <w:r>
-        <w:t>Das Wort "kontrolliert" im Satz anders setzen, dann liest es sich flüssiger: Beim Recyceln beendet der IIS kontrolliert den aktuellen Worker-Prozess (w3wp.exe) des Application Pools...</w:t>
-      </w:r>
-    </w:p>
-  </w:comment>
-  <w:comment w:id="91" w:author="Gerd Kaufmann | 4SELLERS" w:date="2026-05-12T13:32:00Z" w:initials="G4">
-    <w:p>
-      <w:pPr>
-        <w:pStyle w:val="Kommentartext"/>
-      </w:pPr>
-      <w:r>
-        <w:rPr>
-          <w:rStyle w:val="Kommentarzeichen"/>
-        </w:rPr>
-        <w:annotationRef/>
-      </w:r>
-      <w:r>
-        <w:t>Designänderungen</w:t>
-      </w:r>
-    </w:p>
-  </w:comment>
-  <w:comment w:id="102" w:author="Florian Pallmann | 4SELLERS" w:date="2026-05-08T22:25:00Z" w:initials="F4">
-    <w:p>
-      <w:r>
-        <w:annotationRef/>
-      </w:r>
-      <w:r>
-        <w:t>wären oder?</w:t>
-      </w:r>
-    </w:p>
-  </w:comment>
-  <w:comment w:id="107" w:author="Gerd Kaufmann | 4SELLERS" w:date="2026-05-12T13:36:00Z" w:initials="G4">
-    <w:p>
-      <w:pPr>
-        <w:pStyle w:val="Kommentartext"/>
-      </w:pPr>
-      <w:r>
-        <w:rPr>
-          <w:rStyle w:val="Kommentarzeichen"/>
-        </w:rPr>
-        <w:annotationRef/>
-      </w:r>
-      <w:r>
-        <w:t>Kapitel auf nächste Seite</w:t>
-      </w:r>
-    </w:p>
-  </w:comment>
-  <w:comment w:id="106" w:author="Gerd Kaufmann | 4SELLERS" w:date="2026-05-19T15:14:00Z" w:initials="G4">
-    <w:p>
-      <w:pPr>
-        <w:pStyle w:val="Kommentartext"/>
-      </w:pPr>
-      <w:r>
-        <w:rPr>
-          <w:rStyle w:val="Kommentarzeichen"/>
-        </w:rPr>
-        <w:annotationRef/>
-      </w:r>
-      <w:r>
-        <w:t>Kapitelnummer fehlt</w:t>
-      </w:r>
-    </w:p>
-  </w:comment>
-  <w:comment w:id="110" w:author="Gerd Kaufmann | 4SELLERS" w:date="2026-05-12T13:50:00Z" w:initials="G4">
-    <w:p>
-      <w:pPr>
-        <w:pStyle w:val="Kommentartext"/>
-      </w:pPr>
-      <w:r>
-        <w:rPr>
-          <w:rStyle w:val="Kommentarzeichen"/>
-        </w:rPr>
-        <w:annotationRef/>
-      </w:r>
-      <w:r>
-        <w:t>Kapitel auf eine eigene Seite</w:t>
-      </w:r>
-    </w:p>
-  </w:comment>
-  <w:comment w:id="109" w:author="Gerd Kaufmann | 4SELLERS" w:date="2026-05-19T15:14:00Z" w:initials="G4">
-    <w:p>
-      <w:pPr>
-        <w:pStyle w:val="Kommentartext"/>
-      </w:pPr>
-      <w:r>
-        <w:rPr>
-          <w:rStyle w:val="Kommentarzeichen"/>
-        </w:rPr>
-        <w:annotationRef/>
-      </w:r>
-      <w:r>
-        <w:t>Kapitelnummer fehlt</w:t>
-      </w:r>
-    </w:p>
-  </w:comment>
-  <w:comment w:id="112" w:author="Gerd Kaufmann | 4SELLERS" w:date="2026-05-12T13:51:00Z" w:initials="G4">
-    <w:p>
-      <w:pPr>
-        <w:pStyle w:val="Kommentartext"/>
-      </w:pPr>
-      <w:r>
-        <w:rPr>
-          <w:rStyle w:val="Kommentarzeichen"/>
-        </w:rPr>
-        <w:annotationRef/>
-      </w:r>
-      <w:r>
-        <w:t>Kapitel auf nächster Seite neu beginnen.</w:t>
-      </w:r>
-    </w:p>
-  </w:comment>
-  <w:comment w:id="113" w:author="Gerd Kaufmann | 4SELLERS" w:date="2026-05-18T16:11:00Z" w:initials="G4">
-    <w:p>
-      <w:pPr>
-        <w:pStyle w:val="Kommentartext"/>
-      </w:pPr>
-      <w:r>
-        <w:rPr>
-          <w:rStyle w:val="Kommentarzeichen"/>
-        </w:rPr>
-        <w:annotationRef/>
-      </w:r>
-      <w:r>
-        <w:t>Kapitel muss eine eigene neue Nummer bekommen.</w:t>
-      </w:r>
-    </w:p>
-  </w:comment>
-  <w:comment w:id="124" w:author="Gerd Kaufmann | 4SELLERS" w:date="2026-05-19T15:18:00Z" w:initials="G4">
-    <w:p>
-      <w:pPr>
-        <w:pStyle w:val="Kommentartext"/>
-      </w:pPr>
-      <w:r>
-        <w:rPr>
-          <w:rStyle w:val="Kommentarzeichen"/>
-        </w:rPr>
-        <w:annotationRef/>
-      </w:r>
-      <w:r>
-        <w:t>Überschrift auf nächste Seite.</w:t>
-      </w:r>
-    </w:p>
-  </w:comment>
-  <w:comment w:id="126" w:author="Gerd Kaufmann | 4SELLERS" w:date="2026-05-18T16:12:00Z" w:initials="G4">
-    <w:p>
-      <w:pPr>
-        <w:pStyle w:val="Kommentartext"/>
-      </w:pPr>
-      <w:r>
-        <w:rPr>
-          <w:rStyle w:val="Kommentarzeichen"/>
-        </w:rPr>
-        <w:annotationRef/>
-      </w:r>
-      <w:r>
-        <w:t>Seite im Querformat einstellen</w:t>
-      </w:r>
-    </w:p>
-  </w:comment>
-  <w:comment w:id="132" w:author="Gerd Kaufmann | 4SELLERS" w:date="2026-05-18T16:13:00Z" w:initials="G4">
-    <w:p>
-      <w:pPr>
-        <w:pStyle w:val="Kommentartext"/>
-      </w:pPr>
-      <w:r>
-        <w:rPr>
-          <w:rStyle w:val="Kommentarzeichen"/>
-        </w:rPr>
-        <w:annotationRef/>
-      </w:r>
-      <w:r>
-        <w:t xml:space="preserve">Log-Suche </w:t>
-      </w:r>
-    </w:p>
-    <w:p>
-      <w:pPr>
-        <w:pStyle w:val="Kommentartext"/>
-      </w:pPr>
-    </w:p>
-    <w:p>
-      <w:pPr>
-        <w:pStyle w:val="Kommentartext"/>
-      </w:pPr>
-      <w:r>
-        <w:t>Seite im Querformat einstellen</w:t>
-      </w:r>
-    </w:p>
-  </w:comment>
-  <w:comment w:id="131" w:author="Gerd Kaufmann | 4SELLERS" w:date="2026-05-19T15:15:00Z" w:initials="G4">
-    <w:p>
-      <w:pPr>
-        <w:pStyle w:val="Kommentartext"/>
-      </w:pPr>
-      <w:r>
-        <w:rPr>
-          <w:rStyle w:val="Kommentarzeichen"/>
-        </w:rPr>
-        <w:annotationRef/>
-      </w:r>
-      <w:r>
-        <w:t>Log-Suche mit Bindestrich</w:t>
-      </w:r>
-    </w:p>
-  </w:comment>
-  <w:comment w:id="133" w:author="Gerd Kaufmann | 4SELLERS" w:date="2026-05-12T13:53:00Z" w:initials="G4">
-    <w:p>
-      <w:pPr>
-        <w:pStyle w:val="Kommentartext"/>
-      </w:pPr>
-      <w:r>
-        <w:rPr>
-          <w:rStyle w:val="Kommentarzeichen"/>
-        </w:rPr>
-        <w:annotationRef/>
-      </w:r>
-      <w:r>
-        <w:t>Siehe Kommentar davor...</w:t>
-      </w:r>
-    </w:p>
-  </w:comment>
-  <w:comment w:id="140" w:author="Gerd Kaufmann | 4SELLERS" w:date="2026-05-19T15:17:00Z" w:initials="G4">
-    <w:p>
-      <w:pPr>
-        <w:pStyle w:val="Kommentartext"/>
-      </w:pPr>
-      <w:r>
-        <w:rPr>
-          <w:rStyle w:val="Kommentarzeichen"/>
-        </w:rPr>
-        <w:annotationRef/>
-      </w:r>
-      <w:r>
-        <w:t>Falls möglich, Grafik noch etwas größer ziehen. Wegen Lesbarkeit.</w:t>
-      </w:r>
-    </w:p>
-  </w:comment>
-</w:comments>
-</file>
-
-<file path=word/commentsExtended.xml><?xml version="1.0" encoding="utf-8"?>
-<w15:commentsEx xmlns:wpc="http://schemas.microsoft.com/office/word/2010/wordprocessingCanvas" xmlns:cx="http://schemas.microsoft.com/office/drawing/2014/chartex" xmlns:cx1="http://schemas.microsoft.com/office/drawing/2015/9/8/chartex" xmlns:cx2="http://schemas.microsoft.com/office/drawing/2015/10/21/chartex" xmlns:cx3="http://schemas.microsoft.com/office/drawing/2016/5/9/chartex" xmlns:cx4="http://schemas.microsoft.com/office/drawing/2016/5/10/chartex" xmlns:cx5="http://schemas.microsoft.com/office/drawing/2016/5/11/chartex" xmlns:cx6="http://schemas.microsoft.com/office/drawing/2016/5/12/chartex" xmlns:cx7="http://schemas.microsoft.com/office/drawing/2016/5/13/chartex" xmlns:cx8="http://schemas.microsoft.com/office/drawing/2016/5/14/chartex" xmlns:mc="http://schemas.openxmlformats.org/markup-compatibility/2006" xmlns:aink="http://schemas.microsoft.com/office/drawing/2016/ink" xmlns:am3d="http://schemas.microsoft.com/office/drawing/2017/model3d" xmlns:o="urn:schemas-microsoft-com:office:office" xmlns:oel="http://schemas.microsoft.com/office/2019/extlst" xmlns:r="http://schemas.openxmlformats.org/officeDocument/2006/relationships" xmlns:m="http://schemas.openxmlformats.org/officeDocument/2006/math" xmlns:v="urn:schemas-microsoft-com:vml" xmlns:wp14="http://schemas.microsoft.com/office/word/2010/wordprocessingDrawing" xmlns:wp="http://schemas.openxmlformats.org/drawingml/2006/wordprocessingDrawing" xmlns:w10="urn:schemas-microsoft-com:office:word" xmlns:w="http://schemas.openxmlformats.org/wordprocessingml/2006/main" xmlns:w14="http://schemas.microsoft.com/office/word/2010/wordml" xmlns:w15="http://schemas.microsoft.com/office/word/2012/wordml" xmlns:w16cex="http://schemas.microsoft.com/office/word/2018/wordml/cex" xmlns:w16cid="http://schemas.microsoft.com/office/word/2016/wordml/cid" xmlns:w16="http://schemas.microsoft.com/office/word/2018/wordml" xmlns:w16du="http://schemas.microsoft.com/office/word/2023/wordml/word16du" xmlns:w16sdtdh="http://schemas.microsoft.com/office/word/2020/wordml/sdtdatahash" xmlns:w16sdtfl="http://schemas.microsoft.com/office/word/2024/wordml/sdtformatlock" xmlns:w16se="http://schemas.microsoft.com/office/word/2015/wordml/symex" xmlns:wpg="http://schemas.microsoft.com/office/word/2010/wordprocessingGroup" xmlns:wpi="http://schemas.microsoft.com/office/word/2010/wordprocessingInk" xmlns:wne="http://schemas.microsoft.com/office/word/2006/wordml" xmlns:wps="http://schemas.microsoft.com/office/word/2010/wordprocessingShape" mc:Ignorable="w14 w15 w16se w16cid w16 w16cex w16sdtdh w16sdtfl w16du wp14">
-  <w15:commentEx w15:paraId="20074ED3" w15:done="0"/>
-  <w15:commentEx w15:paraId="3199D185" w15:done="0"/>
-  <w15:commentEx w15:paraId="7CAEE3E0" w15:done="0"/>
-  <w15:commentEx w15:paraId="1AE93F17" w15:done="0"/>
-  <w15:commentEx w15:paraId="75B23442" w15:done="0"/>
-  <w15:commentEx w15:paraId="1DBABE2A" w15:done="0"/>
-  <w15:commentEx w15:paraId="0A31085B" w15:done="0"/>
-  <w15:commentEx w15:paraId="212B7E16" w15:done="0"/>
-  <w15:commentEx w15:paraId="20755C29" w15:done="0"/>
-  <w15:commentEx w15:paraId="1AF739FE" w15:done="0"/>
-  <w15:commentEx w15:paraId="2E37823E" w15:paraIdParent="1AF739FE" w15:done="0"/>
-  <w15:commentEx w15:paraId="47302E14" w15:done="0"/>
-  <w15:commentEx w15:paraId="55653E4E" w15:done="0"/>
-  <w15:commentEx w15:paraId="5DA4B259" w15:done="0"/>
-  <w15:commentEx w15:paraId="40D54E94" w15:done="0"/>
-  <w15:commentEx w15:paraId="47151281" w15:done="0"/>
-  <w15:commentEx w15:paraId="128755B3" w15:done="0"/>
-  <w15:commentEx w15:paraId="6069F413" w15:done="0"/>
-  <w15:commentEx w15:paraId="665B586D" w15:done="0"/>
-  <w15:commentEx w15:paraId="25980FFB" w15:done="0"/>
-  <w15:commentEx w15:paraId="7E16A4A3" w15:done="0"/>
-  <w15:commentEx w15:paraId="56288499" w15:paraIdParent="7E16A4A3" w15:done="0"/>
-  <w15:commentEx w15:paraId="32D5E722" w15:paraIdParent="7E16A4A3" w15:done="0"/>
-  <w15:commentEx w15:paraId="70400659" w15:done="0"/>
-  <w15:commentEx w15:paraId="716E36D5" w15:done="0"/>
-  <w15:commentEx w15:paraId="1AE91DAB" w15:done="0"/>
-  <w15:commentEx w15:paraId="1830A3F9" w15:done="0"/>
-  <w15:commentEx w15:paraId="07871C93" w15:done="0"/>
-  <w15:commentEx w15:paraId="0F2B140F" w15:paraIdParent="07871C93" w15:done="0"/>
-  <w15:commentEx w15:paraId="425C2F1F" w15:paraIdParent="07871C93" w15:done="0"/>
-  <w15:commentEx w15:paraId="12181F3E" w15:done="0"/>
-  <w15:commentEx w15:paraId="591A2E5F" w15:done="0"/>
-  <w15:commentEx w15:paraId="002D6551" w15:done="0"/>
-  <w15:commentEx w15:paraId="36A5ADDE" w15:paraIdParent="002D6551" w15:done="0"/>
-  <w15:commentEx w15:paraId="188D6CE0" w15:paraIdParent="002D6551" w15:done="0"/>
-  <w15:commentEx w15:paraId="16A0311F" w15:paraIdParent="002D6551" w15:done="0"/>
-  <w15:commentEx w15:paraId="53A58441" w15:done="0"/>
-  <w15:commentEx w15:paraId="206C7498" w15:done="0"/>
-  <w15:commentEx w15:paraId="6448CD20" w15:paraIdParent="206C7498" w15:done="0"/>
-  <w15:commentEx w15:paraId="2068E323" w15:done="0"/>
-  <w15:commentEx w15:paraId="6ADD481E" w15:done="0"/>
-  <w15:commentEx w15:paraId="62F938A8" w15:done="0"/>
-  <w15:commentEx w15:paraId="315917E5" w15:paraIdParent="62F938A8" w15:done="0"/>
-  <w15:commentEx w15:paraId="149CF44B" w15:done="0"/>
-  <w15:commentEx w15:paraId="653096D1" w15:done="0"/>
-  <w15:commentEx w15:paraId="392A8A4A" w15:done="0"/>
-  <w15:commentEx w15:paraId="67439537" w15:done="0"/>
-  <w15:commentEx w15:paraId="684371A1" w15:done="0"/>
-  <w15:commentEx w15:paraId="0D9D6A9E" w15:done="0"/>
-  <w15:commentEx w15:paraId="2E0587A5" w15:done="0"/>
-  <w15:commentEx w15:paraId="41D01458" w15:done="0"/>
-  <w15:commentEx w15:paraId="7BE72F23" w15:done="0"/>
-  <w15:commentEx w15:paraId="3EF64A15" w15:done="0"/>
-  <w15:commentEx w15:paraId="4CE12F81" w15:done="0"/>
-  <w15:commentEx w15:paraId="65D0A007" w15:paraIdParent="4CE12F81" w15:done="0"/>
-  <w15:commentEx w15:paraId="6761A0F8" w15:done="0"/>
-  <w15:commentEx w15:paraId="3A3C219B" w15:done="0"/>
-  <w15:commentEx w15:paraId="0EBB63EF" w15:done="0"/>
-  <w15:commentEx w15:paraId="4132995D" w15:done="0"/>
-  <w15:commentEx w15:paraId="2E2AE2BC" w15:done="0"/>
-  <w15:commentEx w15:paraId="0E943FAB" w15:done="0"/>
-</w15:commentsEx>
-</file>
-
-<file path=word/commentsExtensible.xml><?xml version="1.0" encoding="utf-8"?>
-<w16cex:commentsExtensible xmlns:wpc="http://schemas.microsoft.com/office/word/2010/wordprocessingCanvas" xmlns:cx="http://schemas.microsoft.com/office/drawing/2014/chartex" xmlns:cx1="http://schemas.microsoft.com/office/drawing/2015/9/8/chartex" xmlns:cx2="http://schemas.microsoft.com/office/drawing/2015/10/21/chartex" xmlns:cx3="http://schemas.microsoft.com/office/drawing/2016/5/9/chartex" xmlns:cx4="http://schemas.microsoft.com/office/drawing/2016/5/10/chartex" xmlns:cx5="http://schemas.microsoft.com/office/drawing/2016/5/11/chartex" xmlns:cx6="http://schemas.microsoft.com/office/drawing/2016/5/12/chartex" xmlns:cx7="http://schemas.microsoft.com/office/drawing/2016/5/13/chartex" xmlns:cx8="http://schemas.microsoft.com/office/drawing/2016/5/14/chartex" xmlns:cr="http://schemas.microsoft.com/office/comments/2020/reactions" xmlns:mc="http://schemas.openxmlformats.org/markup-compatibility/2006" xmlns:aink="http://schemas.microsoft.com/office/drawing/2016/ink" xmlns:am3d="http://schemas.microsoft.com/office/drawing/2017/model3d" xmlns:o="urn:schemas-microsoft-com:office:office" xmlns:oel="http://schemas.microsoft.com/office/2019/extlst" xmlns:r="http://schemas.openxmlformats.org/officeDocument/2006/relationships" xmlns:m="http://schemas.openxmlformats.org/officeDocument/2006/math" xmlns:v="urn:schemas-microsoft-com:vml" xmlns:wp14="http://schemas.microsoft.com/office/word/2010/wordprocessingDrawing" xmlns:wp="http://schemas.openxmlformats.org/drawingml/2006/wordprocessingDrawing" xmlns:w10="urn:schemas-microsoft-com:office:word" xmlns:w="http://schemas.openxmlformats.org/wordprocessingml/2006/main" xmlns:w14="http://schemas.microsoft.com/office/word/2010/wordml" xmlns:w15="http://schemas.microsoft.com/office/word/2012/wordml" xmlns:w16cex="http://schemas.microsoft.com/office/word/2018/wordml/cex" xmlns:w16cid="http://schemas.microsoft.com/office/word/2016/wordml/cid" xmlns:w16="http://schemas.microsoft.com/office/word/2018/wordml" xmlns:w16du="http://schemas.microsoft.com/office/word/2023/wordml/word16du" xmlns:w16sdtdh="http://schemas.microsoft.com/office/word/2020/wordml/sdtdatahash" xmlns:w16sdtfl="http://schemas.microsoft.com/office/word/2024/wordml/sdtformatlock" xmlns:w16se="http://schemas.microsoft.com/office/word/2015/wordml/symex" xmlns:wpg="http://schemas.microsoft.com/office/word/2010/wordprocessingGroup" xmlns:wpi="http://schemas.microsoft.com/office/word/2010/wordprocessingInk" xmlns:wne="http://schemas.microsoft.com/office/word/2006/wordml" xmlns:wps="http://schemas.microsoft.com/office/word/2010/wordprocessingShape" mc:Ignorable="w14 w15 w16se w16cid w16 w16cex w16sdtdh w16sdtfl cr w16du wp14">
-  <w16cex:commentExtensible w16cex:durableId="509F802E" w16cex:dateUtc="2026-05-08T19:33:00Z">
-    <w16cex:extLst>
-      <w16:ext w16:uri="{CE6994B0-6A32-4C9F-8C6B-6E91EDA988CE}">
-        <cr:reactions xmlns:cr="http://schemas.microsoft.com/office/comments/2020/reactions">
-          <cr:reaction reactionType="1">
-            <cr:reactionInfo dateUtc="2026-05-11T05:58:10Z">
-              <cr:user userId="S::benjamin.biber@4sellers.de::4d4c762a-3e67-4c2c-afb2-fb930cabe4ba" userProvider="AD" userName="Benjamin Biber | 4SELLERS"/>
-            </cr:reactionInfo>
-          </cr:reaction>
-        </cr:reactions>
-      </w16:ext>
-    </w16cex:extLst>
-  </w16cex:commentExtensible>
-  <w16cex:commentExtensible w16cex:durableId="1C45C75C" w16cex:dateUtc="2026-05-11T15:19:00Z">
-    <w16cex:extLst>
-      <w16:ext w16:uri="{CE6994B0-6A32-4C9F-8C6B-6E91EDA988CE}">
-        <cr:reactions xmlns:cr="http://schemas.microsoft.com/office/comments/2020/reactions">
-          <cr:reaction reactionType="1">
-            <cr:reactionInfo dateUtc="2026-05-19T13:21:00Z">
-              <cr:user userId="S::benjamin.biber@4sellers.de::4d4c762a-3e67-4c2c-afb2-fb930cabe4ba" userProvider="AD" userName="Benjamin Biber | 4SELLERS"/>
-            </cr:reactionInfo>
-          </cr:reaction>
-        </cr:reactions>
-      </w16:ext>
-    </w16cex:extLst>
-  </w16cex:commentExtensible>
-  <w16cex:commentExtensible w16cex:durableId="6591DCED" w16cex:dateUtc="2026-05-11T14:44:00Z">
-    <w16cex:extLst>
-      <w16:ext w16:uri="{CE6994B0-6A32-4C9F-8C6B-6E91EDA988CE}">
-        <cr:reactions xmlns:cr="http://schemas.microsoft.com/office/comments/2020/reactions">
-          <cr:reaction reactionType="1">
-            <cr:reactionInfo dateUtc="2026-05-13T07:00:57Z">
-              <cr:user userId="S::benjamin.biber@4sellers.de::4d4c762a-3e67-4c2c-afb2-fb930cabe4ba" userProvider="AD" userName="Benjamin Biber | 4SELLERS"/>
-            </cr:reactionInfo>
-          </cr:reaction>
-        </cr:reactions>
-      </w16:ext>
-    </w16cex:extLst>
-  </w16cex:commentExtensible>
-  <w16cex:commentExtensible w16cex:durableId="0A64023A" w16cex:dateUtc="2026-05-08T19:46:00Z">
-    <w16cex:extLst>
-      <w16:ext w16:uri="{CE6994B0-6A32-4C9F-8C6B-6E91EDA988CE}">
-        <cr:reactions xmlns:cr="http://schemas.microsoft.com/office/comments/2020/reactions">
-          <cr:reaction reactionType="1">
-            <cr:reactionInfo dateUtc="2026-05-11T05:59:22Z">
-              <cr:user userId="S::benjamin.biber@4sellers.de::4d4c762a-3e67-4c2c-afb2-fb930cabe4ba" userProvider="AD" userName="Benjamin Biber | 4SELLERS"/>
-            </cr:reactionInfo>
-            <cr:reactionInfo dateUtc="2026-05-11T14:46:58Z">
-              <cr:user userId="S::gerd.kaufmann@4sellers.de::9f806018-00b0-40fe-b783-aad1c8744380" userProvider="AD" userName="Gerd Kaufmann | 4SELLERS"/>
-            </cr:reactionInfo>
-          </cr:reaction>
-        </cr:reactions>
-      </w16:ext>
-    </w16cex:extLst>
-  </w16cex:commentExtensible>
-  <w16cex:commentExtensible w16cex:durableId="09560466" w16cex:dateUtc="2026-05-11T14:46:00Z">
-    <w16cex:extLst>
-      <w16:ext w16:uri="{CE6994B0-6A32-4C9F-8C6B-6E91EDA988CE}">
-        <cr:reactions xmlns:cr="http://schemas.microsoft.com/office/comments/2020/reactions">
-          <cr:reaction reactionType="1">
-            <cr:reactionInfo dateUtc="2026-05-13T07:01:07Z">
-              <cr:user userId="S::benjamin.biber@4sellers.de::4d4c762a-3e67-4c2c-afb2-fb930cabe4ba" userProvider="AD" userName="Benjamin Biber | 4SELLERS"/>
-            </cr:reactionInfo>
-          </cr:reaction>
-        </cr:reactions>
-      </w16:ext>
-    </w16cex:extLst>
-  </w16cex:commentExtensible>
-  <w16cex:commentExtensible w16cex:durableId="5B0959A4" w16cex:dateUtc="2026-05-08T19:39:00Z">
-    <w16cex:extLst>
-      <w16:ext w16:uri="{CE6994B0-6A32-4C9F-8C6B-6E91EDA988CE}">
-        <cr:reactions xmlns:cr="http://schemas.microsoft.com/office/comments/2020/reactions">
-          <cr:reaction reactionType="1">
-            <cr:reactionInfo dateUtc="2026-05-11T06:06:41Z">
-              <cr:user userId="S::benjamin.biber@4sellers.de::4d4c762a-3e67-4c2c-afb2-fb930cabe4ba" userProvider="AD" userName="Benjamin Biber | 4SELLERS"/>
-            </cr:reactionInfo>
-          </cr:reaction>
-        </cr:reactions>
-      </w16:ext>
-    </w16cex:extLst>
-  </w16cex:commentExtensible>
-  <w16cex:commentExtensible w16cex:durableId="610B61D3" w16cex:dateUtc="2026-05-08T19:40:00Z">
-    <w16cex:extLst>
-      <w16:ext w16:uri="{CE6994B0-6A32-4C9F-8C6B-6E91EDA988CE}">
-        <cr:reactions xmlns:cr="http://schemas.microsoft.com/office/comments/2020/reactions">
-          <cr:reaction reactionType="1">
-            <cr:reactionInfo dateUtc="2026-05-11T06:06:46Z">
-              <cr:user userId="S::benjamin.biber@4sellers.de::4d4c762a-3e67-4c2c-afb2-fb930cabe4ba" userProvider="AD" userName="Benjamin Biber | 4SELLERS"/>
-            </cr:reactionInfo>
-          </cr:reaction>
-        </cr:reactions>
-      </w16:ext>
-    </w16cex:extLst>
-  </w16cex:commentExtensible>
-  <w16cex:commentExtensible w16cex:durableId="1B4E68F2" w16cex:dateUtc="2026-05-08T19:43:00Z">
-    <w16cex:extLst>
-      <w16:ext w16:uri="{CE6994B0-6A32-4C9F-8C6B-6E91EDA988CE}">
-        <cr:reactions xmlns:cr="http://schemas.microsoft.com/office/comments/2020/reactions">
-          <cr:reaction reactionType="1">
-            <cr:reactionInfo dateUtc="2026-05-11T07:14:50Z">
-              <cr:user userId="S::benjamin.biber@4sellers.de::4d4c762a-3e67-4c2c-afb2-fb930cabe4ba" userProvider="AD" userName="Benjamin Biber | 4SELLERS"/>
-            </cr:reactionInfo>
-            <cr:reactionInfo dateUtc="2026-05-11T15:16:55Z">
-              <cr:user userId="S::gerd.kaufmann@4sellers.de::9f806018-00b0-40fe-b783-aad1c8744380" userProvider="AD" userName="Gerd Kaufmann | 4SELLERS"/>
-            </cr:reactionInfo>
-          </cr:reaction>
-        </cr:reactions>
-      </w16:ext>
-    </w16cex:extLst>
-  </w16cex:commentExtensible>
-  <w16cex:commentExtensible w16cex:durableId="6921561A" w16cex:dateUtc="2026-05-08T19:47:00Z">
-    <w16cex:extLst>
-      <w16:ext w16:uri="{CE6994B0-6A32-4C9F-8C6B-6E91EDA988CE}">
-        <cr:reactions xmlns:cr="http://schemas.microsoft.com/office/comments/2020/reactions">
-          <cr:reaction reactionType="1">
-            <cr:reactionInfo dateUtc="2026-05-11T06:49:01Z">
-              <cr:user userId="S::benjamin.biber@4sellers.de::4d4c762a-3e67-4c2c-afb2-fb930cabe4ba" userProvider="AD" userName="Benjamin Biber | 4SELLERS"/>
-            </cr:reactionInfo>
-          </cr:reaction>
-        </cr:reactions>
-      </w16:ext>
-    </w16cex:extLst>
-  </w16cex:commentExtensible>
-  <w16cex:commentExtensible w16cex:durableId="4C7777EF" w16cex:dateUtc="2026-05-11T15:24:00Z"/>
-  <w16cex:commentExtensible w16cex:durableId="550601DC" w16cex:dateUtc="2026-05-13T07:02:00Z"/>
-  <w16cex:commentExtensible w16cex:durableId="73C0F002" w16cex:dateUtc="2026-05-08T19:48:00Z">
-    <w16cex:extLst>
-      <w16:ext w16:uri="{CE6994B0-6A32-4C9F-8C6B-6E91EDA988CE}">
-        <cr:reactions xmlns:cr="http://schemas.microsoft.com/office/comments/2020/reactions">
-          <cr:reaction reactionType="1">
-            <cr:reactionInfo dateUtc="2026-05-11T06:48:54Z">
-              <cr:user userId="S::benjamin.biber@4sellers.de::4d4c762a-3e67-4c2c-afb2-fb930cabe4ba" userProvider="AD" userName="Benjamin Biber | 4SELLERS"/>
-            </cr:reactionInfo>
-          </cr:reaction>
-        </cr:reactions>
-      </w16:ext>
-    </w16cex:extLst>
-  </w16cex:commentExtensible>
-  <w16cex:commentExtensible w16cex:durableId="048FCAA3" w16cex:dateUtc="2026-05-08T19:49:00Z">
-    <w16cex:extLst>
-      <w16:ext w16:uri="{CE6994B0-6A32-4C9F-8C6B-6E91EDA988CE}">
-        <cr:reactions xmlns:cr="http://schemas.microsoft.com/office/comments/2020/reactions">
-          <cr:reaction reactionType="1">
-            <cr:reactionInfo dateUtc="2026-05-11T06:45:31Z">
-              <cr:user userId="S::benjamin.biber@4sellers.de::4d4c762a-3e67-4c2c-afb2-fb930cabe4ba" userProvider="AD" userName="Benjamin Biber | 4SELLERS"/>
-            </cr:reactionInfo>
-          </cr:reaction>
-        </cr:reactions>
-      </w16:ext>
-    </w16cex:extLst>
-  </w16cex:commentExtensible>
-  <w16cex:commentExtensible w16cex:durableId="3AF1E0C4" w16cex:dateUtc="2026-05-08T19:52:00Z">
-    <w16cex:extLst>
-      <w16:ext w16:uri="{CE6994B0-6A32-4C9F-8C6B-6E91EDA988CE}">
-        <cr:reactions xmlns:cr="http://schemas.microsoft.com/office/comments/2020/reactions">
-          <cr:reaction reactionType="1">
-            <cr:reactionInfo dateUtc="2026-05-11T07:01:06Z">
-              <cr:user userId="S::benjamin.biber@4sellers.de::4d4c762a-3e67-4c2c-afb2-fb930cabe4ba" userProvider="AD" userName="Benjamin Biber | 4SELLERS"/>
-            </cr:reactionInfo>
-          </cr:reaction>
-        </cr:reactions>
-      </w16:ext>
-    </w16cex:extLst>
-  </w16cex:commentExtensible>
-  <w16cex:commentExtensible w16cex:durableId="732EFB79" w16cex:dateUtc="2026-05-12T08:12:00Z">
-    <w16cex:extLst>
-      <w16:ext w16:uri="{CE6994B0-6A32-4C9F-8C6B-6E91EDA988CE}">
-        <cr:reactions xmlns:cr="http://schemas.microsoft.com/office/comments/2020/reactions">
-          <cr:reaction reactionType="1">
-            <cr:reactionInfo dateUtc="2026-05-13T07:04:22Z">
-              <cr:user userId="S::benjamin.biber@4sellers.de::4d4c762a-3e67-4c2c-afb2-fb930cabe4ba" userProvider="AD" userName="Benjamin Biber | 4SELLERS"/>
-            </cr:reactionInfo>
-          </cr:reaction>
-        </cr:reactions>
-      </w16:ext>
-    </w16cex:extLst>
-  </w16cex:commentExtensible>
-  <w16cex:commentExtensible w16cex:durableId="7B9594A2" w16cex:dateUtc="2026-05-12T08:13:00Z">
-    <w16cex:extLst>
-      <w16:ext w16:uri="{CE6994B0-6A32-4C9F-8C6B-6E91EDA988CE}">
-        <cr:reactions xmlns:cr="http://schemas.microsoft.com/office/comments/2020/reactions">
-          <cr:reaction reactionType="1">
-            <cr:reactionInfo dateUtc="2026-05-13T07:04:45Z">
-              <cr:user userId="S::benjamin.biber@4sellers.de::4d4c762a-3e67-4c2c-afb2-fb930cabe4ba" userProvider="AD" userName="Benjamin Biber | 4SELLERS"/>
-            </cr:reactionInfo>
-          </cr:reaction>
-        </cr:reactions>
-      </w16:ext>
-    </w16cex:extLst>
-  </w16cex:commentExtensible>
-  <w16cex:commentExtensible w16cex:durableId="1B5EE6EE" w16cex:dateUtc="2026-05-12T08:55:00Z">
-    <w16cex:extLst>
-      <w16:ext w16:uri="{CE6994B0-6A32-4C9F-8C6B-6E91EDA988CE}">
-        <cr:reactions xmlns:cr="http://schemas.microsoft.com/office/comments/2020/reactions">
-          <cr:reaction reactionType="1">
-            <cr:reactionInfo dateUtc="2026-05-13T07:08:12Z">
-              <cr:user userId="S::benjamin.biber@4sellers.de::4d4c762a-3e67-4c2c-afb2-fb930cabe4ba" userProvider="AD" userName="Benjamin Biber | 4SELLERS"/>
-            </cr:reactionInfo>
-          </cr:reaction>
-        </cr:reactions>
-      </w16:ext>
-    </w16cex:extLst>
-  </w16cex:commentExtensible>
-  <w16cex:commentExtensible w16cex:durableId="6FEAEC8E" w16cex:dateUtc="2026-05-18T13:58:00Z">
-    <w16cex:extLst>
-      <w16:ext w16:uri="{CE6994B0-6A32-4C9F-8C6B-6E91EDA988CE}">
-        <cr:reactions xmlns:cr="http://schemas.microsoft.com/office/comments/2020/reactions">
-          <cr:reaction reactionType="1">
-            <cr:reactionInfo dateUtc="2026-05-19T06:10:00Z">
-              <cr:user userId="S::benjamin.biber@4sellers.de::4d4c762a-3e67-4c2c-afb2-fb930cabe4ba" userProvider="AD" userName="Benjamin Biber | 4SELLERS"/>
-            </cr:reactionInfo>
-          </cr:reaction>
-        </cr:reactions>
-      </w16:ext>
-    </w16cex:extLst>
-  </w16cex:commentExtensible>
-  <w16cex:commentExtensible w16cex:durableId="4385FF84" w16cex:dateUtc="2026-05-18T13:29:00Z">
-    <w16cex:extLst>
-      <w16:ext w16:uri="{CE6994B0-6A32-4C9F-8C6B-6E91EDA988CE}">
-        <cr:reactions xmlns:cr="http://schemas.microsoft.com/office/comments/2020/reactions">
-          <cr:reaction reactionType="1">
-            <cr:reactionInfo dateUtc="2026-05-19T06:09:51Z">
-              <cr:user userId="S::benjamin.biber@4sellers.de::4d4c762a-3e67-4c2c-afb2-fb930cabe4ba" userProvider="AD" userName="Benjamin Biber | 4SELLERS"/>
-            </cr:reactionInfo>
-          </cr:reaction>
-        </cr:reactions>
-      </w16:ext>
-    </w16cex:extLst>
-  </w16cex:commentExtensible>
-  <w16cex:commentExtensible w16cex:durableId="33FF141D" w16cex:dateUtc="2026-05-18T13:31:00Z">
-    <w16cex:extLst>
-      <w16:ext w16:uri="{CE6994B0-6A32-4C9F-8C6B-6E91EDA988CE}">
-        <cr:reactions xmlns:cr="http://schemas.microsoft.com/office/comments/2020/reactions">
-          <cr:reaction reactionType="1">
-            <cr:reactionInfo dateUtc="2026-05-19T06:09:43Z">
-              <cr:user userId="S::benjamin.biber@4sellers.de::4d4c762a-3e67-4c2c-afb2-fb930cabe4ba" userProvider="AD" userName="Benjamin Biber | 4SELLERS"/>
-            </cr:reactionInfo>
-          </cr:reaction>
-        </cr:reactions>
-      </w16:ext>
-    </w16cex:extLst>
-  </w16cex:commentExtensible>
-  <w16cex:commentExtensible w16cex:durableId="197D6D00" w16cex:dateUtc="2026-05-18T13:33:00Z"/>
-  <w16cex:commentExtensible w16cex:durableId="0E4A57CA" w16cex:dateUtc="2026-05-19T06:07:00Z"/>
-  <w16cex:commentExtensible w16cex:durableId="719EE03F" w16cex:dateUtc="2026-05-19T13:11:00Z"/>
-  <w16cex:commentExtensible w16cex:durableId="1F80F813" w16cex:dateUtc="2026-05-08T19:58:00Z">
-    <w16cex:extLst>
-      <w16:ext w16:uri="{CE6994B0-6A32-4C9F-8C6B-6E91EDA988CE}">
-        <cr:reactions xmlns:cr="http://schemas.microsoft.com/office/comments/2020/reactions">
-          <cr:reaction reactionType="1">
-            <cr:reactionInfo dateUtc="2026-05-11T07:01:23Z">
-              <cr:user userId="S::benjamin.biber@4sellers.de::4d4c762a-3e67-4c2c-afb2-fb930cabe4ba" userProvider="AD" userName="Benjamin Biber | 4SELLERS"/>
-            </cr:reactionInfo>
-          </cr:reaction>
-        </cr:reactions>
-      </w16:ext>
-    </w16cex:extLst>
-  </w16cex:commentExtensible>
-  <w16cex:commentExtensible w16cex:durableId="1745C73D" w16cex:dateUtc="2026-05-08T20:01:00Z">
-    <w16cex:extLst>
-      <w16:ext w16:uri="{CE6994B0-6A32-4C9F-8C6B-6E91EDA988CE}">
-        <cr:reactions xmlns:cr="http://schemas.microsoft.com/office/comments/2020/reactions">
-          <cr:reaction reactionType="1">
-            <cr:reactionInfo dateUtc="2026-05-11T07:01:42Z">
-              <cr:user userId="S::benjamin.biber@4sellers.de::4d4c762a-3e67-4c2c-afb2-fb930cabe4ba" userProvider="AD" userName="Benjamin Biber | 4SELLERS"/>
-            </cr:reactionInfo>
-          </cr:reaction>
-        </cr:reactions>
-      </w16:ext>
-    </w16cex:extLst>
-  </w16cex:commentExtensible>
-  <w16cex:commentExtensible w16cex:durableId="43302A9B" w16cex:dateUtc="2026-05-08T20:05:00Z">
-    <w16cex:extLst>
-      <w16:ext w16:uri="{CE6994B0-6A32-4C9F-8C6B-6E91EDA988CE}">
-        <cr:reactions xmlns:cr="http://schemas.microsoft.com/office/comments/2020/reactions">
-          <cr:reaction reactionType="1">
-            <cr:reactionInfo dateUtc="2026-05-11T07:03:05Z">
-              <cr:user userId="S::benjamin.biber@4sellers.de::4d4c762a-3e67-4c2c-afb2-fb930cabe4ba" userProvider="AD" userName="Benjamin Biber | 4SELLERS"/>
-            </cr:reactionInfo>
-          </cr:reaction>
-        </cr:reactions>
-      </w16:ext>
-    </w16cex:extLst>
-  </w16cex:commentExtensible>
-  <w16cex:commentExtensible w16cex:durableId="3EBF6C1F" w16cex:dateUtc="2026-05-08T20:06:00Z">
-    <w16cex:extLst>
-      <w16:ext w16:uri="{CE6994B0-6A32-4C9F-8C6B-6E91EDA988CE}">
-        <cr:reactions xmlns:cr="http://schemas.microsoft.com/office/comments/2020/reactions">
-          <cr:reaction reactionType="1">
-            <cr:reactionInfo dateUtc="2026-05-11T07:03:14Z">
-              <cr:user userId="S::benjamin.biber@4sellers.de::4d4c762a-3e67-4c2c-afb2-fb930cabe4ba" userProvider="AD" userName="Benjamin Biber | 4SELLERS"/>
-            </cr:reactionInfo>
-          </cr:reaction>
-        </cr:reactions>
-      </w16:ext>
-    </w16cex:extLst>
-  </w16cex:commentExtensible>
-  <w16cex:commentExtensible w16cex:durableId="4497210C" w16cex:dateUtc="2026-05-12T09:35:00Z">
-    <w16cex:extLst>
-      <w16:ext w16:uri="{CE6994B0-6A32-4C9F-8C6B-6E91EDA988CE}">
-        <cr:reactions xmlns:cr="http://schemas.microsoft.com/office/comments/2020/reactions">
-          <cr:reaction reactionType="1">
-            <cr:reactionInfo dateUtc="2026-05-19T06:04:58Z">
-              <cr:user userId="S::benjamin.biber@4sellers.de::4d4c762a-3e67-4c2c-afb2-fb930cabe4ba" userProvider="AD" userName="Benjamin Biber | 4SELLERS"/>
-            </cr:reactionInfo>
-          </cr:reaction>
-        </cr:reactions>
-      </w16:ext>
-    </w16cex:extLst>
-  </w16cex:commentExtensible>
-  <w16cex:commentExtensible w16cex:durableId="3145D3DF" w16cex:dateUtc="2026-05-13T07:09:00Z"/>
-  <w16cex:commentExtensible w16cex:durableId="405FFE72" w16cex:dateUtc="2026-05-18T13:35:00Z"/>
-  <w16cex:commentExtensible w16cex:durableId="592158F7" w16cex:dateUtc="2026-05-08T20:07:00Z">
-    <w16cex:extLst>
-      <w16:ext w16:uri="{CE6994B0-6A32-4C9F-8C6B-6E91EDA988CE}">
-        <cr:reactions xmlns:cr="http://schemas.microsoft.com/office/comments/2020/reactions">
-          <cr:reaction reactionType="1">
-            <cr:reactionInfo dateUtc="2026-05-11T07:03:21Z">
-              <cr:user userId="S::benjamin.biber@4sellers.de::4d4c762a-3e67-4c2c-afb2-fb930cabe4ba" userProvider="AD" userName="Benjamin Biber | 4SELLERS"/>
-            </cr:reactionInfo>
-          </cr:reaction>
-        </cr:reactions>
-      </w16:ext>
-    </w16cex:extLst>
-  </w16cex:commentExtensible>
-  <w16cex:commentExtensible w16cex:durableId="186AA2CD" w16cex:dateUtc="2026-05-12T09:37:00Z">
-    <w16cex:extLst>
-      <w16:ext w16:uri="{CE6994B0-6A32-4C9F-8C6B-6E91EDA988CE}">
-        <cr:reactions xmlns:cr="http://schemas.microsoft.com/office/comments/2020/reactions">
-          <cr:reaction reactionType="1">
-            <cr:reactionInfo dateUtc="2026-05-13T07:09:59Z">
-              <cr:user userId="S::benjamin.biber@4sellers.de::4d4c762a-3e67-4c2c-afb2-fb930cabe4ba" userProvider="AD" userName="Benjamin Biber | 4SELLERS"/>
-            </cr:reactionInfo>
-          </cr:reaction>
-        </cr:reactions>
-      </w16:ext>
-    </w16cex:extLst>
-  </w16cex:commentExtensible>
-  <w16cex:commentExtensible w16cex:durableId="4D08A323" w16cex:dateUtc="2026-05-12T09:38:00Z"/>
-  <w16cex:commentExtensible w16cex:durableId="7A3F5669" w16cex:dateUtc="2026-05-13T07:12:00Z"/>
-  <w16cex:commentExtensible w16cex:durableId="15544067" w16cex:dateUtc="2026-05-18T14:00:00Z"/>
-  <w16cex:commentExtensible w16cex:durableId="1ADE9DCD" w16cex:dateUtc="2026-05-19T06:05:00Z"/>
-  <w16cex:commentExtensible w16cex:durableId="32C50BA2" w16cex:dateUtc="2026-05-12T09:46:00Z">
-    <w16cex:extLst>
-      <w16:ext w16:uri="{CE6994B0-6A32-4C9F-8C6B-6E91EDA988CE}">
-        <cr:reactions xmlns:cr="http://schemas.microsoft.com/office/comments/2020/reactions">
-          <cr:reaction reactionType="1">
-            <cr:reactionInfo dateUtc="2026-05-13T07:12:48Z">
-              <cr:user userId="S::benjamin.biber@4sellers.de::4d4c762a-3e67-4c2c-afb2-fb930cabe4ba" userProvider="AD" userName="Benjamin Biber | 4SELLERS"/>
-            </cr:reactionInfo>
-          </cr:reaction>
-        </cr:reactions>
-      </w16:ext>
-    </w16cex:extLst>
-  </w16cex:commentExtensible>
-  <w16cex:commentExtensible w16cex:durableId="56476F3A" w16cex:dateUtc="2026-05-12T09:50:00Z">
-    <w16cex:extLst>
-      <w16:ext w16:uri="{CE6994B0-6A32-4C9F-8C6B-6E91EDA988CE}">
-        <cr:reactions xmlns:cr="http://schemas.microsoft.com/office/comments/2020/reactions">
-          <cr:reaction reactionType="1">
-            <cr:reactionInfo dateUtc="2026-05-19T06:06:03Z">
-              <cr:user userId="S::benjamin.biber@4sellers.de::4d4c762a-3e67-4c2c-afb2-fb930cabe4ba" userProvider="AD" userName="Benjamin Biber | 4SELLERS"/>
-            </cr:reactionInfo>
-          </cr:reaction>
-        </cr:reactions>
-      </w16:ext>
-    </w16cex:extLst>
-  </w16cex:commentExtensible>
-  <w16cex:commentExtensible w16cex:durableId="44B18BCA" w16cex:dateUtc="2026-05-13T07:13:00Z"/>
-  <w16cex:commentExtensible w16cex:durableId="33866689" w16cex:dateUtc="2026-05-12T09:48:00Z">
-    <w16cex:extLst>
-      <w16:ext w16:uri="{CE6994B0-6A32-4C9F-8C6B-6E91EDA988CE}">
-        <cr:reactions xmlns:cr="http://schemas.microsoft.com/office/comments/2020/reactions">
-          <cr:reaction reactionType="1">
-            <cr:reactionInfo dateUtc="2026-05-13T07:13:54Z">
-              <cr:user userId="S::benjamin.biber@4sellers.de::4d4c762a-3e67-4c2c-afb2-fb930cabe4ba" userProvider="AD" userName="Benjamin Biber | 4SELLERS"/>
-            </cr:reactionInfo>
-          </cr:reaction>
-        </cr:reactions>
-      </w16:ext>
-    </w16cex:extLst>
-  </w16cex:commentExtensible>
-  <w16cex:commentExtensible w16cex:durableId="6875B5CA" w16cex:dateUtc="2026-05-12T09:52:00Z">
-    <w16cex:extLst>
-      <w16:ext w16:uri="{CE6994B0-6A32-4C9F-8C6B-6E91EDA988CE}">
-        <cr:reactions xmlns:cr="http://schemas.microsoft.com/office/comments/2020/reactions">
-          <cr:reaction reactionType="1">
-            <cr:reactionInfo dateUtc="2026-05-13T07:14:01Z">
-              <cr:user userId="S::benjamin.biber@4sellers.de::4d4c762a-3e67-4c2c-afb2-fb930cabe4ba" userProvider="AD" userName="Benjamin Biber | 4SELLERS"/>
-            </cr:reactionInfo>
-          </cr:reaction>
-        </cr:reactions>
-      </w16:ext>
-    </w16cex:extLst>
-  </w16cex:commentExtensible>
-  <w16cex:commentExtensible w16cex:durableId="571FA5C2" w16cex:dateUtc="2026-05-12T09:56:00Z">
-    <w16cex:extLst>
-      <w16:ext w16:uri="{CE6994B0-6A32-4C9F-8C6B-6E91EDA988CE}">
-        <cr:reactions xmlns:cr="http://schemas.microsoft.com/office/comments/2020/reactions">
-          <cr:reaction reactionType="1">
-            <cr:reactionInfo dateUtc="2026-05-13T07:14:18Z">
-              <cr:user userId="S::benjamin.biber@4sellers.de::4d4c762a-3e67-4c2c-afb2-fb930cabe4ba" userProvider="AD" userName="Benjamin Biber | 4SELLERS"/>
-            </cr:reactionInfo>
-          </cr:reaction>
-        </cr:reactions>
-      </w16:ext>
-    </w16cex:extLst>
-  </w16cex:commentExtensible>
-  <w16cex:commentExtensible w16cex:durableId="6A599C27" w16cex:dateUtc="2026-05-18T14:03:00Z"/>
-  <w16cex:commentExtensible w16cex:durableId="25AAD131" w16cex:dateUtc="2026-05-19T13:12:00Z"/>
-  <w16cex:commentExtensible w16cex:durableId="24406CF0" w16cex:dateUtc="2026-05-08T20:17:00Z">
-    <w16cex:extLst>
-      <w16:ext w16:uri="{CE6994B0-6A32-4C9F-8C6B-6E91EDA988CE}">
-        <cr:reactions xmlns:cr="http://schemas.microsoft.com/office/comments/2020/reactions">
-          <cr:reaction reactionType="1">
-            <cr:reactionInfo dateUtc="2026-05-11T07:04:02Z">
-              <cr:user userId="S::benjamin.biber@4sellers.de::4d4c762a-3e67-4c2c-afb2-fb930cabe4ba" userProvider="AD" userName="Benjamin Biber | 4SELLERS"/>
-            </cr:reactionInfo>
-          </cr:reaction>
-        </cr:reactions>
-      </w16:ext>
-    </w16cex:extLst>
-  </w16cex:commentExtensible>
-  <w16cex:commentExtensible w16cex:durableId="0D253362" w16cex:dateUtc="2026-05-12T10:02:00Z">
-    <w16cex:extLst>
-      <w16:ext w16:uri="{CE6994B0-6A32-4C9F-8C6B-6E91EDA988CE}">
-        <cr:reactions xmlns:cr="http://schemas.microsoft.com/office/comments/2020/reactions">
-          <cr:reaction reactionType="1">
-            <cr:reactionInfo dateUtc="2026-05-13T07:16:24Z">
-              <cr:user userId="S::benjamin.biber@4sellers.de::4d4c762a-3e67-4c2c-afb2-fb930cabe4ba" userProvider="AD" userName="Benjamin Biber | 4SELLERS"/>
-            </cr:reactionInfo>
-          </cr:reaction>
-        </cr:reactions>
-      </w16:ext>
-    </w16cex:extLst>
-  </w16cex:commentExtensible>
-  <w16cex:commentExtensible w16cex:durableId="64BB1875" w16cex:dateUtc="2026-05-18T14:06:00Z">
-    <w16cex:extLst>
-      <w16:ext w16:uri="{CE6994B0-6A32-4C9F-8C6B-6E91EDA988CE}">
-        <cr:reactions xmlns:cr="http://schemas.microsoft.com/office/comments/2020/reactions">
-          <cr:reaction reactionType="1">
-            <cr:reactionInfo dateUtc="2026-05-19T06:06:37Z">
-              <cr:user userId="S::benjamin.biber@4sellers.de::4d4c762a-3e67-4c2c-afb2-fb930cabe4ba" userProvider="AD" userName="Benjamin Biber | 4SELLERS"/>
-            </cr:reactionInfo>
-          </cr:reaction>
-        </cr:reactions>
-      </w16:ext>
-    </w16cex:extLst>
-  </w16cex:commentExtensible>
-  <w16cex:commentExtensible w16cex:durableId="1B1542B0" w16cex:dateUtc="2026-05-12T11:32:00Z">
-    <w16cex:extLst>
-      <w16:ext w16:uri="{CE6994B0-6A32-4C9F-8C6B-6E91EDA988CE}">
-        <cr:reactions xmlns:cr="http://schemas.microsoft.com/office/comments/2020/reactions">
-          <cr:reaction reactionType="1">
-            <cr:reactionInfo dateUtc="2026-05-19T06:00:42Z">
-              <cr:user userId="S::benjamin.biber@4sellers.de::4d4c762a-3e67-4c2c-afb2-fb930cabe4ba" userProvider="AD" userName="Benjamin Biber | 4SELLERS"/>
-            </cr:reactionInfo>
-          </cr:reaction>
-        </cr:reactions>
-      </w16:ext>
-    </w16cex:extLst>
-  </w16cex:commentExtensible>
-  <w16cex:commentExtensible w16cex:durableId="3A5C5E22" w16cex:dateUtc="2026-05-08T20:25:00Z">
-    <w16cex:extLst>
-      <w16:ext w16:uri="{CE6994B0-6A32-4C9F-8C6B-6E91EDA988CE}">
-        <cr:reactions xmlns:cr="http://schemas.microsoft.com/office/comments/2020/reactions">
-          <cr:reaction reactionType="1">
-            <cr:reactionInfo dateUtc="2026-05-11T07:07:53Z">
-              <cr:user userId="S::benjamin.biber@4sellers.de::4d4c762a-3e67-4c2c-afb2-fb930cabe4ba" userProvider="AD" userName="Benjamin Biber | 4SELLERS"/>
-            </cr:reactionInfo>
-          </cr:reaction>
-        </cr:reactions>
-      </w16:ext>
-    </w16cex:extLst>
-  </w16cex:commentExtensible>
-  <w16cex:commentExtensible w16cex:durableId="4BA9F270" w16cex:dateUtc="2026-05-12T11:36:00Z">
-    <w16cex:extLst>
-      <w16:ext w16:uri="{CE6994B0-6A32-4C9F-8C6B-6E91EDA988CE}">
-        <cr:reactions xmlns:cr="http://schemas.microsoft.com/office/comments/2020/reactions">
-          <cr:reaction reactionType="1">
-            <cr:reactionInfo dateUtc="2026-05-13T07:21:46Z">
-              <cr:user userId="S::benjamin.biber@4sellers.de::4d4c762a-3e67-4c2c-afb2-fb930cabe4ba" userProvider="AD" userName="Benjamin Biber | 4SELLERS"/>
-            </cr:reactionInfo>
-          </cr:reaction>
-        </cr:reactions>
-      </w16:ext>
-    </w16cex:extLst>
-  </w16cex:commentExtensible>
-  <w16cex:commentExtensible w16cex:durableId="0A14EC3C" w16cex:dateUtc="2026-05-19T13:14:00Z">
-    <w16cex:extLst>
-      <w16:ext w16:uri="{CE6994B0-6A32-4C9F-8C6B-6E91EDA988CE}">
-        <cr:reactions xmlns:cr="http://schemas.microsoft.com/office/comments/2020/reactions">
-          <cr:reaction reactionType="1">
-            <cr:reactionInfo dateUtc="2026-05-19T13:23:54Z">
-              <cr:user userId="S::benjamin.biber@4sellers.de::4d4c762a-3e67-4c2c-afb2-fb930cabe4ba" userProvider="AD" userName="Benjamin Biber | 4SELLERS"/>
-            </cr:reactionInfo>
-          </cr:reaction>
-        </cr:reactions>
-      </w16:ext>
-    </w16cex:extLst>
-  </w16cex:commentExtensible>
-  <w16cex:commentExtensible w16cex:durableId="1C7AB515" w16cex:dateUtc="2026-05-12T11:50:00Z">
-    <w16cex:extLst>
-      <w16:ext w16:uri="{CE6994B0-6A32-4C9F-8C6B-6E91EDA988CE}">
-        <cr:reactions xmlns:cr="http://schemas.microsoft.com/office/comments/2020/reactions">
-          <cr:reaction reactionType="1">
-            <cr:reactionInfo dateUtc="2026-05-13T07:21:41Z">
-              <cr:user userId="S::benjamin.biber@4sellers.de::4d4c762a-3e67-4c2c-afb2-fb930cabe4ba" userProvider="AD" userName="Benjamin Biber | 4SELLERS"/>
-            </cr:reactionInfo>
-          </cr:reaction>
-        </cr:reactions>
-      </w16:ext>
-    </w16cex:extLst>
-  </w16cex:commentExtensible>
-  <w16cex:commentExtensible w16cex:durableId="60107235" w16cex:dateUtc="2026-05-19T13:14:00Z">
-    <w16cex:extLst>
-      <w16:ext w16:uri="{CE6994B0-6A32-4C9F-8C6B-6E91EDA988CE}">
-        <cr:reactions xmlns:cr="http://schemas.microsoft.com/office/comments/2020/reactions">
-          <cr:reaction reactionType="1">
-            <cr:reactionInfo dateUtc="2026-05-19T13:23:44Z">
-              <cr:user userId="S::benjamin.biber@4sellers.de::4d4c762a-3e67-4c2c-afb2-fb930cabe4ba" userProvider="AD" userName="Benjamin Biber | 4SELLERS"/>
-            </cr:reactionInfo>
-          </cr:reaction>
-        </cr:reactions>
-      </w16:ext>
-    </w16cex:extLst>
-  </w16cex:commentExtensible>
-  <w16cex:commentExtensible w16cex:durableId="0CAF5356" w16cex:dateUtc="2026-05-12T11:51:00Z">
-    <w16cex:extLst>
-      <w16:ext w16:uri="{CE6994B0-6A32-4C9F-8C6B-6E91EDA988CE}">
-        <cr:reactions xmlns:cr="http://schemas.microsoft.com/office/comments/2020/reactions">
-          <cr:reaction reactionType="1">
-            <cr:reactionInfo dateUtc="2026-05-19T06:00:18Z">
-              <cr:user userId="S::benjamin.biber@4sellers.de::4d4c762a-3e67-4c2c-afb2-fb930cabe4ba" userProvider="AD" userName="Benjamin Biber | 4SELLERS"/>
-            </cr:reactionInfo>
-          </cr:reaction>
-        </cr:reactions>
-      </w16:ext>
-    </w16cex:extLst>
-  </w16cex:commentExtensible>
-  <w16cex:commentExtensible w16cex:durableId="209B64E2" w16cex:dateUtc="2026-05-18T14:11:00Z">
-    <w16cex:extLst>
-      <w16:ext w16:uri="{CE6994B0-6A32-4C9F-8C6B-6E91EDA988CE}">
-        <cr:reactions xmlns:cr="http://schemas.microsoft.com/office/comments/2020/reactions">
-          <cr:reaction reactionType="1">
-            <cr:reactionInfo dateUtc="2026-05-19T06:00:19Z">
-              <cr:user userId="S::benjamin.biber@4sellers.de::4d4c762a-3e67-4c2c-afb2-fb930cabe4ba" userProvider="AD" userName="Benjamin Biber | 4SELLERS"/>
-            </cr:reactionInfo>
-          </cr:reaction>
-        </cr:reactions>
-      </w16:ext>
-    </w16cex:extLst>
-  </w16cex:commentExtensible>
-  <w16cex:commentExtensible w16cex:durableId="33CD3EC1" w16cex:dateUtc="2026-05-19T13:18:00Z">
-    <w16cex:extLst>
-      <w16:ext w16:uri="{CE6994B0-6A32-4C9F-8C6B-6E91EDA988CE}">
-        <cr:reactions xmlns:cr="http://schemas.microsoft.com/office/comments/2020/reactions">
-          <cr:reaction reactionType="1">
-            <cr:reactionInfo dateUtc="2026-05-19T13:23:24Z">
-              <cr:user userId="S::benjamin.biber@4sellers.de::4d4c762a-3e67-4c2c-afb2-fb930cabe4ba" userProvider="AD" userName="Benjamin Biber | 4SELLERS"/>
-            </cr:reactionInfo>
-          </cr:reaction>
-        </cr:reactions>
-      </w16:ext>
-    </w16cex:extLst>
-  </w16cex:commentExtensible>
-  <w16cex:commentExtensible w16cex:durableId="4189B9F1" w16cex:dateUtc="2026-05-18T14:12:00Z">
-    <w16cex:extLst>
-      <w16:ext w16:uri="{CE6994B0-6A32-4C9F-8C6B-6E91EDA988CE}">
-        <cr:reactions xmlns:cr="http://schemas.microsoft.com/office/comments/2020/reactions">
-          <cr:reaction reactionType="1">
-            <cr:reactionInfo dateUtc="2026-05-19T13:23:25Z">
-              <cr:user userId="S::benjamin.biber@4sellers.de::4d4c762a-3e67-4c2c-afb2-fb930cabe4ba" userProvider="AD" userName="Benjamin Biber | 4SELLERS"/>
-            </cr:reactionInfo>
-          </cr:reaction>
-        </cr:reactions>
-      </w16:ext>
-    </w16cex:extLst>
-  </w16cex:commentExtensible>
-  <w16cex:commentExtensible w16cex:durableId="128F3FEF" w16cex:dateUtc="2026-05-18T14:13:00Z">
-    <w16cex:extLst>
-      <w16:ext w16:uri="{CE6994B0-6A32-4C9F-8C6B-6E91EDA988CE}">
-        <cr:reactions xmlns:cr="http://schemas.microsoft.com/office/comments/2020/reactions">
-          <cr:reaction reactionType="1">
-            <cr:reactionInfo dateUtc="2026-05-19T13:22:33Z">
-              <cr:user userId="S::benjamin.biber@4sellers.de::4d4c762a-3e67-4c2c-afb2-fb930cabe4ba" userProvider="AD" userName="Benjamin Biber | 4SELLERS"/>
-            </cr:reactionInfo>
-          </cr:reaction>
-        </cr:reactions>
-      </w16:ext>
-    </w16cex:extLst>
-  </w16cex:commentExtensible>
-  <w16cex:commentExtensible w16cex:durableId="1C966089" w16cex:dateUtc="2026-05-19T13:15:00Z">
-    <w16cex:extLst>
-      <w16:ext w16:uri="{CE6994B0-6A32-4C9F-8C6B-6E91EDA988CE}">
-        <cr:reactions xmlns:cr="http://schemas.microsoft.com/office/comments/2020/reactions">
-          <cr:reaction reactionType="1">
-            <cr:reactionInfo dateUtc="2026-05-19T13:22:23Z">
-              <cr:user userId="S::benjamin.biber@4sellers.de::4d4c762a-3e67-4c2c-afb2-fb930cabe4ba" userProvider="AD" userName="Benjamin Biber | 4SELLERS"/>
-            </cr:reactionInfo>
-          </cr:reaction>
-        </cr:reactions>
-      </w16:ext>
-    </w16cex:extLst>
-  </w16cex:commentExtensible>
-  <w16cex:commentExtensible w16cex:durableId="47000D10" w16cex:dateUtc="2026-05-12T11:53:00Z"/>
-  <w16cex:commentExtensible w16cex:durableId="6E3BAAA7" w16cex:dateUtc="2026-05-19T13:17:00Z"/>
-</w16cex:commentsExtensible>
-</file>
-
-<file path=word/commentsIds.xml><?xml version="1.0" encoding="utf-8"?>
-<w16cid:commentsIds xmlns:wpc="http://schemas.microsoft.com/office/word/2010/wordprocessingCanvas" xmlns:cx="http://schemas.microsoft.com/office/drawing/2014/chartex" xmlns:cx1="http://schemas.microsoft.com/office/drawing/2015/9/8/chartex" xmlns:cx2="http://schemas.microsoft.com/office/drawing/2015/10/21/chartex" xmlns:cx3="http://schemas.microsoft.com/office/drawing/2016/5/9/chartex" xmlns:cx4="http://schemas.microsoft.com/office/drawing/2016/5/10/chartex" xmlns:cx5="http://schemas.microsoft.com/office/drawing/2016/5/11/chartex" xmlns:cx6="http://schemas.microsoft.com/office/drawing/2016/5/12/chartex" xmlns:cx7="http://schemas.microsoft.com/office/drawing/2016/5/13/chartex" xmlns:cx8="http://schemas.microsoft.com/office/drawing/2016/5/14/chartex" xmlns:mc="http://schemas.openxmlformats.org/markup-compatibility/2006" xmlns:aink="http://schemas.microsoft.com/office/drawing/2016/ink" xmlns:am3d="http://schemas.microsoft.com/office/drawing/2017/model3d" xmlns:o="urn:schemas-microsoft-com:office:office" xmlns:oel="http://schemas.microsoft.com/office/2019/extlst" xmlns:r="http://schemas.openxmlformats.org/officeDocument/2006/relationships" xmlns:m="http://schemas.openxmlformats.org/officeDocument/2006/math" xmlns:v="urn:schemas-microsoft-com:vml" xmlns:wp14="http://schemas.microsoft.com/office/word/2010/wordprocessingDrawing" xmlns:wp="http://schemas.openxmlformats.org/drawingml/2006/wordprocessingDrawing" xmlns:w10="urn:schemas-microsoft-com:office:word" xmlns:w="http://schemas.openxmlformats.org/wordprocessingml/2006/main" xmlns:w14="http://schemas.microsoft.com/office/word/2010/wordml" xmlns:w15="http://schemas.microsoft.com/office/word/2012/wordml" xmlns:w16cex="http://schemas.microsoft.com/office/word/2018/wordml/cex" xmlns:w16cid="http://schemas.microsoft.com/office/word/2016/wordml/cid" xmlns:w16="http://schemas.microsoft.com/office/word/2018/wordml" xmlns:w16du="http://schemas.microsoft.com/office/word/2023/wordml/word16du" xmlns:w16sdtdh="http://schemas.microsoft.com/office/word/2020/wordml/sdtdatahash" xmlns:w16sdtfl="http://schemas.microsoft.com/office/word/2024/wordml/sdtformatlock" xmlns:w16se="http://schemas.microsoft.com/office/word/2015/wordml/symex" xmlns:wpg="http://schemas.microsoft.com/office/word/2010/wordprocessingGroup" xmlns:wpi="http://schemas.microsoft.com/office/word/2010/wordprocessingInk" xmlns:wne="http://schemas.microsoft.com/office/word/2006/wordml" xmlns:wps="http://schemas.microsoft.com/office/word/2010/wordprocessingShape" mc:Ignorable="w14 w15 w16se w16cid w16 w16cex w16sdtdh w16sdtfl w16du wp14">
-  <w16cid:commentId w16cid:paraId="20074ED3" w16cid:durableId="509F802E"/>
-  <w16cid:commentId w16cid:paraId="3199D185" w16cid:durableId="1C45C75C"/>
-  <w16cid:commentId w16cid:paraId="7CAEE3E0" w16cid:durableId="6591DCED"/>
-  <w16cid:commentId w16cid:paraId="1AE93F17" w16cid:durableId="0A64023A"/>
-  <w16cid:commentId w16cid:paraId="75B23442" w16cid:durableId="09560466"/>
-  <w16cid:commentId w16cid:paraId="1DBABE2A" w16cid:durableId="5B0959A4"/>
-  <w16cid:commentId w16cid:paraId="0A31085B" w16cid:durableId="610B61D3"/>
-  <w16cid:commentId w16cid:paraId="212B7E16" w16cid:durableId="1B4E68F2"/>
-  <w16cid:commentId w16cid:paraId="20755C29" w16cid:durableId="6921561A"/>
-  <w16cid:commentId w16cid:paraId="1AF739FE" w16cid:durableId="4C7777EF"/>
-  <w16cid:commentId w16cid:paraId="2E37823E" w16cid:durableId="550601DC"/>
-  <w16cid:commentId w16cid:paraId="47302E14" w16cid:durableId="73C0F002"/>
-  <w16cid:commentId w16cid:paraId="55653E4E" w16cid:durableId="048FCAA3"/>
-  <w16cid:commentId w16cid:paraId="5DA4B259" w16cid:durableId="3AF1E0C4"/>
-  <w16cid:commentId w16cid:paraId="40D54E94" w16cid:durableId="732EFB79"/>
-  <w16cid:commentId w16cid:paraId="47151281" w16cid:durableId="7B9594A2"/>
-  <w16cid:commentId w16cid:paraId="128755B3" w16cid:durableId="1B5EE6EE"/>
-  <w16cid:commentId w16cid:paraId="6069F413" w16cid:durableId="6FEAEC8E"/>
-  <w16cid:commentId w16cid:paraId="665B586D" w16cid:durableId="4385FF84"/>
-  <w16cid:commentId w16cid:paraId="25980FFB" w16cid:durableId="33FF141D"/>
-  <w16cid:commentId w16cid:paraId="7E16A4A3" w16cid:durableId="197D6D00"/>
-  <w16cid:commentId w16cid:paraId="56288499" w16cid:durableId="0E4A57CA"/>
-  <w16cid:commentId w16cid:paraId="32D5E722" w16cid:durableId="719EE03F"/>
-  <w16cid:commentId w16cid:paraId="70400659" w16cid:durableId="1F80F813"/>
-  <w16cid:commentId w16cid:paraId="716E36D5" w16cid:durableId="1745C73D"/>
-  <w16cid:commentId w16cid:paraId="1AE91DAB" w16cid:durableId="43302A9B"/>
-  <w16cid:commentId w16cid:paraId="1830A3F9" w16cid:durableId="3EBF6C1F"/>
-  <w16cid:commentId w16cid:paraId="07871C93" w16cid:durableId="4497210C"/>
-  <w16cid:commentId w16cid:paraId="0F2B140F" w16cid:durableId="3145D3DF"/>
-  <w16cid:commentId w16cid:paraId="425C2F1F" w16cid:durableId="405FFE72"/>
-  <w16cid:commentId w16cid:paraId="12181F3E" w16cid:durableId="592158F7"/>
-  <w16cid:commentId w16cid:paraId="591A2E5F" w16cid:durableId="186AA2CD"/>
-  <w16cid:commentId w16cid:paraId="002D6551" w16cid:durableId="4D08A323"/>
-  <w16cid:commentId w16cid:paraId="36A5ADDE" w16cid:durableId="7A3F5669"/>
-  <w16cid:commentId w16cid:paraId="188D6CE0" w16cid:durableId="15544067"/>
-  <w16cid:commentId w16cid:paraId="16A0311F" w16cid:durableId="1ADE9DCD"/>
-  <w16cid:commentId w16cid:paraId="53A58441" w16cid:durableId="32C50BA2"/>
-  <w16cid:commentId w16cid:paraId="206C7498" w16cid:durableId="56476F3A"/>
-  <w16cid:commentId w16cid:paraId="6448CD20" w16cid:durableId="44B18BCA"/>
-  <w16cid:commentId w16cid:paraId="2068E323" w16cid:durableId="33866689"/>
-  <w16cid:commentId w16cid:paraId="6ADD481E" w16cid:durableId="6875B5CA"/>
-  <w16cid:commentId w16cid:paraId="62F938A8" w16cid:durableId="571FA5C2"/>
-  <w16cid:commentId w16cid:paraId="315917E5" w16cid:durableId="6A599C27"/>
-  <w16cid:commentId w16cid:paraId="149CF44B" w16cid:durableId="25AAD131"/>
-  <w16cid:commentId w16cid:paraId="653096D1" w16cid:durableId="24406CF0"/>
-  <w16cid:commentId w16cid:paraId="392A8A4A" w16cid:durableId="0D253362"/>
-  <w16cid:commentId w16cid:paraId="67439537" w16cid:durableId="64BB1875"/>
-  <w16cid:commentId w16cid:paraId="684371A1" w16cid:durableId="1B1542B0"/>
-  <w16cid:commentId w16cid:paraId="0D9D6A9E" w16cid:durableId="3A5C5E22"/>
-  <w16cid:commentId w16cid:paraId="2E0587A5" w16cid:durableId="4BA9F270"/>
-  <w16cid:commentId w16cid:paraId="41D01458" w16cid:durableId="0A14EC3C"/>
-  <w16cid:commentId w16cid:paraId="7BE72F23" w16cid:durableId="1C7AB515"/>
-  <w16cid:commentId w16cid:paraId="3EF64A15" w16cid:durableId="60107235"/>
-  <w16cid:commentId w16cid:paraId="4CE12F81" w16cid:durableId="0CAF5356"/>
-  <w16cid:commentId w16cid:paraId="65D0A007" w16cid:durableId="209B64E2"/>
-  <w16cid:commentId w16cid:paraId="6761A0F8" w16cid:durableId="33CD3EC1"/>
-  <w16cid:commentId w16cid:paraId="3A3C219B" w16cid:durableId="4189B9F1"/>
-  <w16cid:commentId w16cid:paraId="0EBB63EF" w16cid:durableId="128F3FEF"/>
-  <w16cid:commentId w16cid:paraId="4132995D" w16cid:durableId="1C966089"/>
-  <w16cid:commentId w16cid:paraId="2E2AE2BC" w16cid:durableId="47000D10"/>
-  <w16cid:commentId w16cid:paraId="0E943FAB" w16cid:durableId="6E3BAAA7"/>
-</w16cid:commentsIds>
-</file>
-
 <file path=word/endnotes.xml><?xml version="1.0" encoding="utf-8"?>
 <w:endnotes xmlns:wpc="http://schemas.microsoft.com/office/word/2010/wordprocessingCanvas" xmlns:cx="http://schemas.microsoft.com/office/drawing/2014/chartex" xmlns:cx1="http://schemas.microsoft.com/office/drawing/2015/9/8/chartex" xmlns:cx2="http://schemas.microsoft.com/office/drawing/2015/10/21/chartex" xmlns:cx3="http://schemas.microsoft.com/office/drawing/2016/5/9/chartex" xmlns:cx4="http://schemas.microsoft.com/office/drawing/2016/5/10/chartex" xmlns:cx5="http://schemas.microsoft.com/office/drawing/2016/5/11/chartex" xmlns:cx6="http://schemas.microsoft.com/office/drawing/2016/5/12/chartex" xmlns:cx7="http://schemas.microsoft.com/office/drawing/2016/5/13/chartex" xmlns:cx8="http://schemas.microsoft.com/office/drawing/2016/5/14/chartex" xmlns:mc="http://schemas.openxmlformats.org/markup-compatibility/2006" xmlns:aink="http://schemas.microsoft.com/office/drawing/2016/ink" xmlns:am3d="http://schemas.microsoft.com/office/drawing/2017/model3d" xmlns:o="urn:schemas-microsoft-com:office:office" xmlns:oel="http://schemas.microsoft.com/office/2019/extlst" xmlns:r="http://schemas.openxmlformats.org/officeDocument/2006/relationships" xmlns:m="http://schemas.openxmlformats.org/officeDocument/2006/math" xmlns:v="urn:schemas-microsoft-com:vml" xmlns:wp14="http://schemas.microsoft.com/office/word/2010/wordprocessingDrawing" xmlns:wp="http://schemas.openxmlformats.org/drawingml/2006/wordprocessingDrawing" xmlns:w10="urn:schemas-microsoft-com:office:word" xmlns:w="http://schemas.openxmlformats.org/wordprocessingml/2006/main" xmlns:w14="http://schemas.microsoft.com/office/word/2010/wordml" xmlns:w15="http://schemas.microsoft.com/office/word/2012/wordml" xmlns:w16cex="http://schemas.microsoft.com/office/word/2018/wordml/cex" xmlns:w16cid="http://schemas.microsoft.com/office/word/2016/wordml/cid" xmlns:w16="http://schemas.microsoft.com/office/word/2018/wordml" xmlns:w16du="http://schemas.microsoft.com/office/word/2023/wordml/word16du" xmlns:w16sdtdh="http://schemas.microsoft.com/office/word/2020/wordml/sdtdatahash" xmlns:w16sdtfl="http://schemas.microsoft.com/office/word/2024/wordml/sdtformatlock" xmlns:w16se="http://schemas.microsoft.com/office/word/2015/wordml/symex" xmlns:wpg="http://schemas.microsoft.com/office/word/2010/wordprocessingGroup" xmlns:wpi="http://schemas.microsoft.com/office/word/2010/wordprocessingInk" xmlns:wne="http://schemas.microsoft.com/office/word/2006/wordml" xmlns:wps="http://schemas.microsoft.com/office/word/2010/wordprocessingShape" mc:Ignorable="w14 w15 w16se w16cid w16 w16cex w16sdtdh w16sdtfl w16du wp14">
   <w:endnote w:type="separator" w:id="-1">
@@ -14582,31 +13651,8 @@
 <w:ftr xmlns:wpc="http://schemas.microsoft.com/office/word/2010/wordprocessingCanvas" xmlns:cx="http://schemas.microsoft.com/office/drawing/2014/chartex" xmlns:cx1="http://schemas.microsoft.com/office/drawing/2015/9/8/chartex" xmlns:cx2="http://schemas.microsoft.com/office/drawing/2015/10/21/chartex" xmlns:cx3="http://schemas.microsoft.com/office/drawing/2016/5/9/chartex" xmlns:cx4="http://schemas.microsoft.com/office/drawing/2016/5/10/chartex" xmlns:cx5="http://schemas.microsoft.com/office/drawing/2016/5/11/chartex" xmlns:cx6="http://schemas.microsoft.com/office/drawing/2016/5/12/chartex" xmlns:cx7="http://schemas.microsoft.com/office/drawing/2016/5/13/chartex" xmlns:cx8="http://schemas.microsoft.com/office/drawing/2016/5/14/chartex" xmlns:mc="http://schemas.openxmlformats.org/markup-compatibility/2006" xmlns:aink="http://schemas.microsoft.com/office/drawing/2016/ink" xmlns:am3d="http://schemas.microsoft.com/office/drawing/2017/model3d" xmlns:o="urn:schemas-microsoft-com:office:office" xmlns:oel="http://schemas.microsoft.com/office/2019/extlst" xmlns:r="http://schemas.openxmlformats.org/officeDocument/2006/relationships" xmlns:m="http://schemas.openxmlformats.org/officeDocument/2006/math" xmlns:v="urn:schemas-microsoft-com:vml" xmlns:wp14="http://schemas.microsoft.com/office/word/2010/wordprocessingDrawing" xmlns:wp="http://schemas.openxmlformats.org/drawingml/2006/wordprocessingDrawing" xmlns:w10="urn:schemas-microsoft-com:office:word" xmlns:w="http://schemas.openxmlformats.org/wordprocessingml/2006/main" xmlns:w14="http://schemas.microsoft.com/office/word/2010/wordml" xmlns:w15="http://schemas.microsoft.com/office/word/2012/wordml" xmlns:w16cex="http://schemas.microsoft.com/office/word/2018/wordml/cex" xmlns:w16cid="http://schemas.microsoft.com/office/word/2016/wordml/cid" xmlns:w16="http://schemas.microsoft.com/office/word/2018/wordml" xmlns:w16du="http://schemas.microsoft.com/office/word/2023/wordml/word16du" xmlns:w16sdtdh="http://schemas.microsoft.com/office/word/2020/wordml/sdtdatahash" xmlns:w16sdtfl="http://schemas.microsoft.com/office/word/2024/wordml/sdtformatlock" xmlns:w16se="http://schemas.microsoft.com/office/word/2015/wordml/symex" xmlns:wpg="http://schemas.microsoft.com/office/word/2010/wordprocessingGroup" xmlns:wpi="http://schemas.microsoft.com/office/word/2010/wordprocessingInk" xmlns:wne="http://schemas.microsoft.com/office/word/2006/wordml" xmlns:wps="http://schemas.microsoft.com/office/word/2010/wordprocessingShape" mc:Ignorable="w14 w15 w16se w16cid w16 w16cex w16sdtdh w16sdtfl w16du wp14">
   <w:p>
     <w:pPr>
-      <w:pStyle w:val="4SProjektinfo"/>
-      <w:tabs>
-        <w:tab w:val="clear" w:pos="1985"/>
-        <w:tab w:val="right" w:pos="9072"/>
-      </w:tabs>
-      <w:ind w:left="0" w:firstLine="0"/>
-      <w:rPr>
-        <w:b/>
-        <w:bCs/>
-      </w:rPr>
+      <w:pStyle w:val="Fuzeile"/>
     </w:pPr>
-    <w:r>
-      <w:rPr>
-        <w:b/>
-        <w:bCs/>
-      </w:rPr>
-      <w:t>© Benjamin Biber</w:t>
-    </w:r>
-    <w:r>
-      <w:rPr>
-        <w:b/>
-        <w:bCs/>
-      </w:rPr>
-      <w:tab/>
-    </w:r>
   </w:p>
 </w:ftr>
 </file>
@@ -14645,6 +13691,49 @@
 </file>
 
 <file path=word/footer3.xml><?xml version="1.0" encoding="utf-8"?>
+<w:ftr xmlns:wpc="http://schemas.microsoft.com/office/word/2010/wordprocessingCanvas" xmlns:cx="http://schemas.microsoft.com/office/drawing/2014/chartex" xmlns:cx1="http://schemas.microsoft.com/office/drawing/2015/9/8/chartex" xmlns:cx2="http://schemas.microsoft.com/office/drawing/2015/10/21/chartex" xmlns:cx3="http://schemas.microsoft.com/office/drawing/2016/5/9/chartex" xmlns:cx4="http://schemas.microsoft.com/office/drawing/2016/5/10/chartex" xmlns:cx5="http://schemas.microsoft.com/office/drawing/2016/5/11/chartex" xmlns:cx6="http://schemas.microsoft.com/office/drawing/2016/5/12/chartex" xmlns:cx7="http://schemas.microsoft.com/office/drawing/2016/5/13/chartex" xmlns:cx8="http://schemas.microsoft.com/office/drawing/2016/5/14/chartex" xmlns:mc="http://schemas.openxmlformats.org/markup-compatibility/2006" xmlns:aink="http://schemas.microsoft.com/office/drawing/2016/ink" xmlns:am3d="http://schemas.microsoft.com/office/drawing/2017/model3d" xmlns:o="urn:schemas-microsoft-com:office:office" xmlns:oel="http://schemas.microsoft.com/office/2019/extlst" xmlns:r="http://schemas.openxmlformats.org/officeDocument/2006/relationships" xmlns:m="http://schemas.openxmlformats.org/officeDocument/2006/math" xmlns:v="urn:schemas-microsoft-com:vml" xmlns:wp14="http://schemas.microsoft.com/office/word/2010/wordprocessingDrawing" xmlns:wp="http://schemas.openxmlformats.org/drawingml/2006/wordprocessingDrawing" xmlns:w10="urn:schemas-microsoft-com:office:word" xmlns:w="http://schemas.openxmlformats.org/wordprocessingml/2006/main" xmlns:w14="http://schemas.microsoft.com/office/word/2010/wordml" xmlns:w15="http://schemas.microsoft.com/office/word/2012/wordml" xmlns:w16cex="http://schemas.microsoft.com/office/word/2018/wordml/cex" xmlns:w16cid="http://schemas.microsoft.com/office/word/2016/wordml/cid" xmlns:w16="http://schemas.microsoft.com/office/word/2018/wordml" xmlns:w16du="http://schemas.microsoft.com/office/word/2023/wordml/word16du" xmlns:w16sdtdh="http://schemas.microsoft.com/office/word/2020/wordml/sdtdatahash" xmlns:w16sdtfl="http://schemas.microsoft.com/office/word/2024/wordml/sdtformatlock" xmlns:w16se="http://schemas.microsoft.com/office/word/2015/wordml/symex" xmlns:wpg="http://schemas.microsoft.com/office/word/2010/wordprocessingGroup" xmlns:wpi="http://schemas.microsoft.com/office/word/2010/wordprocessingInk" xmlns:wne="http://schemas.microsoft.com/office/word/2006/wordml" xmlns:wps="http://schemas.microsoft.com/office/word/2010/wordprocessingShape" mc:Ignorable="w14 w15 w16se w16cid w16 w16cex w16sdtdh w16sdtfl w16du wp14">
+  <w:p>
+    <w:pPr>
+      <w:pStyle w:val="Fuzeile"/>
+    </w:pPr>
+  </w:p>
+</w:ftr>
+</file>
+
+<file path=word/footer4.xml><?xml version="1.0" encoding="utf-8"?>
+<w:ftr xmlns:wpc="http://schemas.microsoft.com/office/word/2010/wordprocessingCanvas" xmlns:cx="http://schemas.microsoft.com/office/drawing/2014/chartex" xmlns:cx1="http://schemas.microsoft.com/office/drawing/2015/9/8/chartex" xmlns:cx2="http://schemas.microsoft.com/office/drawing/2015/10/21/chartex" xmlns:cx3="http://schemas.microsoft.com/office/drawing/2016/5/9/chartex" xmlns:cx4="http://schemas.microsoft.com/office/drawing/2016/5/10/chartex" xmlns:cx5="http://schemas.microsoft.com/office/drawing/2016/5/11/chartex" xmlns:cx6="http://schemas.microsoft.com/office/drawing/2016/5/12/chartex" xmlns:cx7="http://schemas.microsoft.com/office/drawing/2016/5/13/chartex" xmlns:cx8="http://schemas.microsoft.com/office/drawing/2016/5/14/chartex" xmlns:mc="http://schemas.openxmlformats.org/markup-compatibility/2006" xmlns:aink="http://schemas.microsoft.com/office/drawing/2016/ink" xmlns:am3d="http://schemas.microsoft.com/office/drawing/2017/model3d" xmlns:o="urn:schemas-microsoft-com:office:office" xmlns:oel="http://schemas.microsoft.com/office/2019/extlst" xmlns:r="http://schemas.openxmlformats.org/officeDocument/2006/relationships" xmlns:m="http://schemas.openxmlformats.org/officeDocument/2006/math" xmlns:v="urn:schemas-microsoft-com:vml" xmlns:wp14="http://schemas.microsoft.com/office/word/2010/wordprocessingDrawing" xmlns:wp="http://schemas.openxmlformats.org/drawingml/2006/wordprocessingDrawing" xmlns:w10="urn:schemas-microsoft-com:office:word" xmlns:w="http://schemas.openxmlformats.org/wordprocessingml/2006/main" xmlns:w14="http://schemas.microsoft.com/office/word/2010/wordml" xmlns:w15="http://schemas.microsoft.com/office/word/2012/wordml" xmlns:w16cex="http://schemas.microsoft.com/office/word/2018/wordml/cex" xmlns:w16cid="http://schemas.microsoft.com/office/word/2016/wordml/cid" xmlns:w16="http://schemas.microsoft.com/office/word/2018/wordml" xmlns:w16du="http://schemas.microsoft.com/office/word/2023/wordml/word16du" xmlns:w16sdtdh="http://schemas.microsoft.com/office/word/2020/wordml/sdtdatahash" xmlns:w16sdtfl="http://schemas.microsoft.com/office/word/2024/wordml/sdtformatlock" xmlns:w16se="http://schemas.microsoft.com/office/word/2015/wordml/symex" xmlns:wpg="http://schemas.microsoft.com/office/word/2010/wordprocessingGroup" xmlns:wpi="http://schemas.microsoft.com/office/word/2010/wordprocessingInk" xmlns:wne="http://schemas.microsoft.com/office/word/2006/wordml" xmlns:wps="http://schemas.microsoft.com/office/word/2010/wordprocessingShape" mc:Ignorable="w14 w15 w16se w16cid w16 w16cex w16sdtdh w16sdtfl w16du wp14">
+  <w:p>
+    <w:pPr>
+      <w:pStyle w:val="4SProjektinfo"/>
+      <w:tabs>
+        <w:tab w:val="clear" w:pos="1985"/>
+        <w:tab w:val="right" w:pos="9072"/>
+      </w:tabs>
+      <w:ind w:left="0" w:firstLine="0"/>
+      <w:rPr>
+        <w:b/>
+        <w:bCs/>
+      </w:rPr>
+    </w:pPr>
+    <w:r>
+      <w:rPr>
+        <w:b/>
+        <w:bCs/>
+      </w:rPr>
+      <w:t>© Benjamin Biber</w:t>
+    </w:r>
+    <w:r>
+      <w:rPr>
+        <w:b/>
+        <w:bCs/>
+      </w:rPr>
+      <w:tab/>
+    </w:r>
+  </w:p>
+</w:ftr>
+</file>
+
+<file path=word/footer5.xml><?xml version="1.0" encoding="utf-8"?>
 <w:ftr xmlns:wpc="http://schemas.microsoft.com/office/word/2010/wordprocessingCanvas" xmlns:cx="http://schemas.microsoft.com/office/drawing/2014/chartex" xmlns:cx1="http://schemas.microsoft.com/office/drawing/2015/9/8/chartex" xmlns:cx2="http://schemas.microsoft.com/office/drawing/2015/10/21/chartex" xmlns:cx3="http://schemas.microsoft.com/office/drawing/2016/5/9/chartex" xmlns:cx4="http://schemas.microsoft.com/office/drawing/2016/5/10/chartex" xmlns:cx5="http://schemas.microsoft.com/office/drawing/2016/5/11/chartex" xmlns:cx6="http://schemas.microsoft.com/office/drawing/2016/5/12/chartex" xmlns:cx7="http://schemas.microsoft.com/office/drawing/2016/5/13/chartex" xmlns:cx8="http://schemas.microsoft.com/office/drawing/2016/5/14/chartex" xmlns:mc="http://schemas.openxmlformats.org/markup-compatibility/2006" xmlns:aink="http://schemas.microsoft.com/office/drawing/2016/ink" xmlns:am3d="http://schemas.microsoft.com/office/drawing/2017/model3d" xmlns:o="urn:schemas-microsoft-com:office:office" xmlns:oel="http://schemas.microsoft.com/office/2019/extlst" xmlns:r="http://schemas.openxmlformats.org/officeDocument/2006/relationships" xmlns:m="http://schemas.openxmlformats.org/officeDocument/2006/math" xmlns:v="urn:schemas-microsoft-com:vml" xmlns:wp14="http://schemas.microsoft.com/office/word/2010/wordprocessingDrawing" xmlns:wp="http://schemas.openxmlformats.org/drawingml/2006/wordprocessingDrawing" xmlns:w10="urn:schemas-microsoft-com:office:word" xmlns:w="http://schemas.openxmlformats.org/wordprocessingml/2006/main" xmlns:w14="http://schemas.microsoft.com/office/word/2010/wordml" xmlns:w15="http://schemas.microsoft.com/office/word/2012/wordml" xmlns:w16cex="http://schemas.microsoft.com/office/word/2018/wordml/cex" xmlns:w16cid="http://schemas.microsoft.com/office/word/2016/wordml/cid" xmlns:w16="http://schemas.microsoft.com/office/word/2018/wordml" xmlns:w16du="http://schemas.microsoft.com/office/word/2023/wordml/word16du" xmlns:w16sdtdh="http://schemas.microsoft.com/office/word/2020/wordml/sdtdatahash" xmlns:w16sdtfl="http://schemas.microsoft.com/office/word/2024/wordml/sdtformatlock" xmlns:w16se="http://schemas.microsoft.com/office/word/2015/wordml/symex" xmlns:wpg="http://schemas.microsoft.com/office/word/2010/wordprocessingGroup" xmlns:wpi="http://schemas.microsoft.com/office/word/2010/wordprocessingInk" xmlns:wne="http://schemas.microsoft.com/office/word/2006/wordml" xmlns:wps="http://schemas.microsoft.com/office/word/2010/wordprocessingShape" mc:Ignorable="w14 w15 w16se w16cid w16 w16cex w16sdtdh w16sdtfl w16du wp14">
   <w:p>
     <w:pPr>
@@ -14764,6 +13853,16 @@
     <w:pPr>
       <w:pStyle w:val="Kopfzeile"/>
     </w:pPr>
+  </w:p>
+</w:hdr>
+</file>
+
+<file path=word/header2.xml><?xml version="1.0" encoding="utf-8"?>
+<w:hdr xmlns:wpc="http://schemas.microsoft.com/office/word/2010/wordprocessingCanvas" xmlns:cx="http://schemas.microsoft.com/office/drawing/2014/chartex" xmlns:cx1="http://schemas.microsoft.com/office/drawing/2015/9/8/chartex" xmlns:cx2="http://schemas.microsoft.com/office/drawing/2015/10/21/chartex" xmlns:cx3="http://schemas.microsoft.com/office/drawing/2016/5/9/chartex" xmlns:cx4="http://schemas.microsoft.com/office/drawing/2016/5/10/chartex" xmlns:cx5="http://schemas.microsoft.com/office/drawing/2016/5/11/chartex" xmlns:cx6="http://schemas.microsoft.com/office/drawing/2016/5/12/chartex" xmlns:cx7="http://schemas.microsoft.com/office/drawing/2016/5/13/chartex" xmlns:cx8="http://schemas.microsoft.com/office/drawing/2016/5/14/chartex" xmlns:mc="http://schemas.openxmlformats.org/markup-compatibility/2006" xmlns:aink="http://schemas.microsoft.com/office/drawing/2016/ink" xmlns:am3d="http://schemas.microsoft.com/office/drawing/2017/model3d" xmlns:o="urn:schemas-microsoft-com:office:office" xmlns:oel="http://schemas.microsoft.com/office/2019/extlst" xmlns:r="http://schemas.openxmlformats.org/officeDocument/2006/relationships" xmlns:m="http://schemas.openxmlformats.org/officeDocument/2006/math" xmlns:v="urn:schemas-microsoft-com:vml" xmlns:wp14="http://schemas.microsoft.com/office/word/2010/wordprocessingDrawing" xmlns:wp="http://schemas.openxmlformats.org/drawingml/2006/wordprocessingDrawing" xmlns:w10="urn:schemas-microsoft-com:office:word" xmlns:w="http://schemas.openxmlformats.org/wordprocessingml/2006/main" xmlns:w14="http://schemas.microsoft.com/office/word/2010/wordml" xmlns:w15="http://schemas.microsoft.com/office/word/2012/wordml" xmlns:w16cex="http://schemas.microsoft.com/office/word/2018/wordml/cex" xmlns:w16cid="http://schemas.microsoft.com/office/word/2016/wordml/cid" xmlns:w16="http://schemas.microsoft.com/office/word/2018/wordml" xmlns:w16du="http://schemas.microsoft.com/office/word/2023/wordml/word16du" xmlns:w16sdtdh="http://schemas.microsoft.com/office/word/2020/wordml/sdtdatahash" xmlns:w16sdtfl="http://schemas.microsoft.com/office/word/2024/wordml/sdtformatlock" xmlns:w16se="http://schemas.microsoft.com/office/word/2015/wordml/symex" xmlns:wpg="http://schemas.microsoft.com/office/word/2010/wordprocessingGroup" xmlns:wpi="http://schemas.microsoft.com/office/word/2010/wordprocessingInk" xmlns:wne="http://schemas.microsoft.com/office/word/2006/wordml" xmlns:wps="http://schemas.microsoft.com/office/word/2010/wordprocessingShape" mc:Ignorable="w14 w15 w16se w16cid w16 w16cex w16sdtdh w16sdtfl w16du wp14">
+  <w:p>
+    <w:pPr>
+      <w:pStyle w:val="Kopfzeile"/>
+    </w:pPr>
     <w:r>
       <w:rPr>
         <w:noProof/>
@@ -14840,6 +13939,16 @@
 </w:hdr>
 </file>
 
+<file path=word/header3.xml><?xml version="1.0" encoding="utf-8"?>
+<w:hdr xmlns:wpc="http://schemas.microsoft.com/office/word/2010/wordprocessingCanvas" xmlns:cx="http://schemas.microsoft.com/office/drawing/2014/chartex" xmlns:cx1="http://schemas.microsoft.com/office/drawing/2015/9/8/chartex" xmlns:cx2="http://schemas.microsoft.com/office/drawing/2015/10/21/chartex" xmlns:cx3="http://schemas.microsoft.com/office/drawing/2016/5/9/chartex" xmlns:cx4="http://schemas.microsoft.com/office/drawing/2016/5/10/chartex" xmlns:cx5="http://schemas.microsoft.com/office/drawing/2016/5/11/chartex" xmlns:cx6="http://schemas.microsoft.com/office/drawing/2016/5/12/chartex" xmlns:cx7="http://schemas.microsoft.com/office/drawing/2016/5/13/chartex" xmlns:cx8="http://schemas.microsoft.com/office/drawing/2016/5/14/chartex" xmlns:mc="http://schemas.openxmlformats.org/markup-compatibility/2006" xmlns:aink="http://schemas.microsoft.com/office/drawing/2016/ink" xmlns:am3d="http://schemas.microsoft.com/office/drawing/2017/model3d" xmlns:o="urn:schemas-microsoft-com:office:office" xmlns:oel="http://schemas.microsoft.com/office/2019/extlst" xmlns:r="http://schemas.openxmlformats.org/officeDocument/2006/relationships" xmlns:m="http://schemas.openxmlformats.org/officeDocument/2006/math" xmlns:v="urn:schemas-microsoft-com:vml" xmlns:wp14="http://schemas.microsoft.com/office/word/2010/wordprocessingDrawing" xmlns:wp="http://schemas.openxmlformats.org/drawingml/2006/wordprocessingDrawing" xmlns:w10="urn:schemas-microsoft-com:office:word" xmlns:w="http://schemas.openxmlformats.org/wordprocessingml/2006/main" xmlns:w14="http://schemas.microsoft.com/office/word/2010/wordml" xmlns:w15="http://schemas.microsoft.com/office/word/2012/wordml" xmlns:w16cex="http://schemas.microsoft.com/office/word/2018/wordml/cex" xmlns:w16cid="http://schemas.microsoft.com/office/word/2016/wordml/cid" xmlns:w16="http://schemas.microsoft.com/office/word/2018/wordml" xmlns:w16du="http://schemas.microsoft.com/office/word/2023/wordml/word16du" xmlns:w16sdtdh="http://schemas.microsoft.com/office/word/2020/wordml/sdtdatahash" xmlns:w16sdtfl="http://schemas.microsoft.com/office/word/2024/wordml/sdtformatlock" xmlns:w16se="http://schemas.microsoft.com/office/word/2015/wordml/symex" xmlns:wpg="http://schemas.microsoft.com/office/word/2010/wordprocessingGroup" xmlns:wpi="http://schemas.microsoft.com/office/word/2010/wordprocessingInk" xmlns:wne="http://schemas.microsoft.com/office/word/2006/wordml" xmlns:wps="http://schemas.microsoft.com/office/word/2010/wordprocessingShape" mc:Ignorable="w14 w15 w16se w16cid w16 w16cex w16sdtdh w16sdtfl w16du wp14">
+  <w:p>
+    <w:pPr>
+      <w:pStyle w:val="Kopfzeile"/>
+    </w:pPr>
+  </w:p>
+</w:hdr>
+</file>
+
 <file path=word/numbering.xml><?xml version="1.0" encoding="utf-8"?>
 <w:numbering xmlns:wpc="http://schemas.microsoft.com/office/word/2010/wordprocessingCanvas" xmlns:cx="http://schemas.microsoft.com/office/drawing/2014/chartex" xmlns:cx1="http://schemas.microsoft.com/office/drawing/2015/9/8/chartex" xmlns:cx2="http://schemas.microsoft.com/office/drawing/2015/10/21/chartex" xmlns:cx3="http://schemas.microsoft.com/office/drawing/2016/5/9/chartex" xmlns:cx4="http://schemas.microsoft.com/office/drawing/2016/5/10/chartex" xmlns:cx5="http://schemas.microsoft.com/office/drawing/2016/5/11/chartex" xmlns:cx6="http://schemas.microsoft.com/office/drawing/2016/5/12/chartex" xmlns:cx7="http://schemas.microsoft.com/office/drawing/2016/5/13/chartex" xmlns:cx8="http://schemas.microsoft.com/office/drawing/2016/5/14/chartex" xmlns:mc="http://schemas.openxmlformats.org/markup-compatibility/2006" xmlns:aink="http://schemas.microsoft.com/office/drawing/2016/ink" xmlns:am3d="http://schemas.microsoft.com/office/drawing/2017/model3d" xmlns:o="urn:schemas-microsoft-com:office:office" xmlns:oel="http://schemas.microsoft.com/office/2019/extlst" xmlns:r="http://schemas.openxmlformats.org/officeDocument/2006/relationships" xmlns:m="http://schemas.openxmlformats.org/officeDocument/2006/math" xmlns:v="urn:schemas-microsoft-com:vml" xmlns:wp14="http://schemas.microsoft.com/office/word/2010/wordprocessingDrawing" xmlns:wp="http://schemas.openxmlformats.org/drawingml/2006/wordprocessingDrawing" xmlns:w10="urn:schemas-microsoft-com:office:word" xmlns:w="http://schemas.openxmlformats.org/wordprocessingml/2006/main" xmlns:w14="http://schemas.microsoft.com/office/word/2010/wordml" xmlns:w15="http://schemas.microsoft.com/office/word/2012/wordml" xmlns:w16cex="http://schemas.microsoft.com/office/word/2018/wordml/cex" xmlns:w16cid="http://schemas.microsoft.com/office/word/2016/wordml/cid" xmlns:w16="http://schemas.microsoft.com/office/word/2018/wordml" xmlns:w16du="http://schemas.microsoft.com/office/word/2023/wordml/word16du" xmlns:w16sdtdh="http://schemas.microsoft.com/office/word/2020/wordml/sdtdatahash" xmlns:w16sdtfl="http://schemas.microsoft.com/office/word/2024/wordml/sdtformatlock" xmlns:w16se="http://schemas.microsoft.com/office/word/2015/wordml/symex" xmlns:wpg="http://schemas.microsoft.com/office/word/2010/wordprocessingGroup" xmlns:wpi="http://schemas.microsoft.com/office/word/2010/wordprocessingInk" xmlns:wne="http://schemas.microsoft.com/office/word/2006/wordml" xmlns:wps="http://schemas.microsoft.com/office/word/2010/wordprocessingShape" mc:Ignorable="w14 w15 w16se w16cid w16 w16cex w16sdtdh w16sdtfl w16du wp14">
   <w:abstractNum w:abstractNumId="0" w15:restartNumberingAfterBreak="0">
@@ -15729,20 +14838,6 @@
     <w:abstractNumId w:val="0"/>
   </w:num>
 </w:numbering>
-</file>
-
-<file path=word/people.xml><?xml version="1.0" encoding="utf-8"?>
-<w15:people xmlns:wpc="http://schemas.microsoft.com/office/word/2010/wordprocessingCanvas" xmlns:cx="http://schemas.microsoft.com/office/drawing/2014/chartex" xmlns:cx1="http://schemas.microsoft.com/office/drawing/2015/9/8/chartex" xmlns:cx2="http://schemas.microsoft.com/office/drawing/2015/10/21/chartex" xmlns:cx3="http://schemas.microsoft.com/office/drawing/2016/5/9/chartex" xmlns:cx4="http://schemas.microsoft.com/office/drawing/2016/5/10/chartex" xmlns:cx5="http://schemas.microsoft.com/office/drawing/2016/5/11/chartex" xmlns:cx6="http://schemas.microsoft.com/office/drawing/2016/5/12/chartex" xmlns:cx7="http://schemas.microsoft.com/office/drawing/2016/5/13/chartex" xmlns:cx8="http://schemas.microsoft.com/office/drawing/2016/5/14/chartex" xmlns:mc="http://schemas.openxmlformats.org/markup-compatibility/2006" xmlns:aink="http://schemas.microsoft.com/office/drawing/2016/ink" xmlns:am3d="http://schemas.microsoft.com/office/drawing/2017/model3d" xmlns:o="urn:schemas-microsoft-com:office:office" xmlns:oel="http://schemas.microsoft.com/office/2019/extlst" xmlns:r="http://schemas.openxmlformats.org/officeDocument/2006/relationships" xmlns:m="http://schemas.openxmlformats.org/officeDocument/2006/math" xmlns:v="urn:schemas-microsoft-com:vml" xmlns:wp14="http://schemas.microsoft.com/office/word/2010/wordprocessingDrawing" xmlns:wp="http://schemas.openxmlformats.org/drawingml/2006/wordprocessingDrawing" xmlns:w10="urn:schemas-microsoft-com:office:word" xmlns:w="http://schemas.openxmlformats.org/wordprocessingml/2006/main" xmlns:w14="http://schemas.microsoft.com/office/word/2010/wordml" xmlns:w15="http://schemas.microsoft.com/office/word/2012/wordml" xmlns:w16cex="http://schemas.microsoft.com/office/word/2018/wordml/cex" xmlns:w16cid="http://schemas.microsoft.com/office/word/2016/wordml/cid" xmlns:w16="http://schemas.microsoft.com/office/word/2018/wordml" xmlns:w16du="http://schemas.microsoft.com/office/word/2023/wordml/word16du" xmlns:w16sdtdh="http://schemas.microsoft.com/office/word/2020/wordml/sdtdatahash" xmlns:w16sdtfl="http://schemas.microsoft.com/office/word/2024/wordml/sdtformatlock" xmlns:w16se="http://schemas.microsoft.com/office/word/2015/wordml/symex" xmlns:wpg="http://schemas.microsoft.com/office/word/2010/wordprocessingGroup" xmlns:wpi="http://schemas.microsoft.com/office/word/2010/wordprocessingInk" xmlns:wne="http://schemas.microsoft.com/office/word/2006/wordml" xmlns:wps="http://schemas.microsoft.com/office/word/2010/wordprocessingShape" mc:Ignorable="w14 w15 w16se w16cid w16 w16cex w16sdtdh w16sdtfl w16du wp14">
-  <w15:person w15:author="Florian Pallmann | 4SELLERS">
-    <w15:presenceInfo w15:providerId="AD" w15:userId="S::florian.pallmann@4sellers.de::66d19163-96c4-4a3e-a392-8f01cc971c6d"/>
-  </w15:person>
-  <w15:person w15:author="Gerd Kaufmann | 4SELLERS">
-    <w15:presenceInfo w15:providerId="AD" w15:userId="S::gerd.kaufmann@4sellers.de::9f806018-00b0-40fe-b783-aad1c8744380"/>
-  </w15:person>
-  <w15:person w15:author="Benjamin Biber | 4SELLERS">
-    <w15:presenceInfo w15:providerId="AD" w15:userId="S::benjamin.biber@4sellers.de::4d4c762a-3e67-4c2c-afb2-fb930cabe4ba"/>
-  </w15:person>
-</w15:people>
 </file>
 
 <file path=word/styles.xml><?xml version="1.0" encoding="utf-8"?>
@@ -19745,6 +18840,28 @@
 </a:theme>
 </file>
 
+<file path=word/webextensions/taskpanes.xml><?xml version="1.0" encoding="utf-8"?>
+<wetp:taskpanes xmlns:wetp="http://schemas.microsoft.com/office/webextensions/taskpanes/2010/11">
+  <wetp:taskpane dockstate="right" visibility="0" width="350" row="1">
+    <wetp:webextensionref xmlns:r="http://schemas.openxmlformats.org/officeDocument/2006/relationships" r:id="rId1"/>
+  </wetp:taskpane>
+</wetp:taskpanes>
+</file>
+
+<file path=word/webextensions/webextension1.xml><?xml version="1.0" encoding="utf-8"?>
+<we:webextension xmlns:we="http://schemas.microsoft.com/office/webextensions/webextension/2010/11" id="{B0698C5E-D38F-412A-8070-C132732EE1C1}">
+  <we:reference id="WA200010725" version="1.0.0.1" store="Omex" storeType="OMEX"/>
+  <we:alternateReferences>
+    <we:reference id="WA200010725" version="1.0.0.1" store="WA200010725" storeType="OMEX"/>
+  </we:alternateReferences>
+  <we:properties>
+    <we:property name="claude.fileId" value="&quot;9200e34a-dfe0-4906-913f-6e7ecce686bc&quot;"/>
+  </we:properties>
+  <we:bindings/>
+  <we:snapshot xmlns:r="http://schemas.openxmlformats.org/officeDocument/2006/relationships"/>
+</we:webextension>
+</file>
+
 <file path=customXml/item1.xml><?xml version="1.0" encoding="utf-8"?>
 <p:properties xmlns:p="http://schemas.microsoft.com/office/2006/metadata/properties" xmlns:xsi="http://www.w3.org/2001/XMLSchema-instance" xmlns:pc="http://schemas.microsoft.com/office/infopath/2007/PartnerControls">
   <documentManagement>
